--- a/module-3/Module3_Flowchart.docx
+++ b/module-3/Module3_Flowchart.docx
@@ -1,33 +1,147 @@
 
 <file path=word/document.xml><?xml version="1.0" encoding="utf-8"?>
-<w:document xmlns:wpc="http://schemas.microsoft.com/office/word/2010/wordprocessingCanvas" xmlns:mo="http://schemas.microsoft.com/office/mac/office/2008/main" xmlns:mc="http://schemas.openxmlformats.org/markup-compatibility/2006" xmlns:mv="urn:schemas-microsoft-com:mac:vml" xmlns:o="urn:schemas-microsoft-com:office:office" xmlns:r="http://schemas.openxmlformats.org/officeDocument/2006/relationships" xmlns:m="http://schemas.openxmlformats.org/officeDocument/2006/math" xmlns:v="urn:schemas-microsoft-com:vml" xmlns:wp14="http://schemas.microsoft.com/office/word/2010/wordprocessingDrawing" xmlns:wp="http://schemas.openxmlformats.org/drawingml/2006/wordprocessingDrawing" xmlns:w10="urn:schemas-microsoft-com:office:word" xmlns:w="http://schemas.openxmlformats.org/wordprocessingml/2006/main" xmlns:w14="http://schemas.microsoft.com/office/word/2010/wordml" xmlns:wpg="http://schemas.microsoft.com/office/word/2010/wordprocessingGroup" xmlns:wpi="http://schemas.microsoft.com/office/word/2010/wordprocessingInk" xmlns:wne="http://schemas.microsoft.com/office/word/2006/wordml" xmlns:wps="http://schemas.microsoft.com/office/word/2010/wordprocessingShape" mc:Ignorable="w14 wp14">
+<w:document xmlns:wpc="http://schemas.microsoft.com/office/word/2010/wordprocessingCanvas" xmlns:mo="http://schemas.microsoft.com/office/mac/office/2008/main" xmlns:mc="http://schemas.openxmlformats.org/markup-compatibility/2006" xmlns:mv="urn:schemas-microsoft-com:mac:vml" xmlns:o="urn:schemas-microsoft-com:office:office" xmlns:r="http://schemas.openxmlformats.org/officeDocument/2006/relationships" xmlns:m="http://schemas.openxmlformats.org/officeDocument/2006/math" xmlns:v="urn:schemas-microsoft-com:vml" xmlns:wp14="http://schemas.microsoft.com/office/word/2010/wordprocessingDrawing" xmlns:wp="http://schemas.openxmlformats.org/drawingml/2006/wordprocessingDrawing" xmlns:w10="urn:schemas-microsoft-com:office:word" xmlns:w="http://schemas.openxmlformats.org/wordprocessingml/2006/main" xmlns:w14="http://schemas.microsoft.com/office/word/2010/wordml" xmlns:wpg="http://schemas.microsoft.com/office/word/2010/wordprocessingGroup" xmlns:wpi="http://schemas.microsoft.com/office/word/2010/wordprocessingInk" xmlns:wne="http://schemas.microsoft.com/office/word/2006/wordml" xmlns:wps="http://schemas.microsoft.com/office/word/2010/wordprocessingShape" xmlns:a="http://schemas.openxmlformats.org/drawingml/2006/main" xmlns:pic="http://schemas.openxmlformats.org/drawingml/2006/picture" mc:Ignorable="w14 wp14">
   <w:body>
     <w:p>
       <w:pPr>
-        <w:pStyle w:val="Heading1"/>
+        <w:jc w:val="center"/>
+        <w:rPr>
+          <w:rStyle w:val="BookTitle"/>
+          <w:rFonts w:ascii="Times New Roman" w:hAnsi="Times New Roman" w:eastAsia="Times New Roman" w:cs="Times New Roman"/>
+          <w:b w:val="0"/>
+          <w:bCs w:val="0"/>
+          <w:sz w:val="56"/>
+          <w:szCs w:val="56"/>
+        </w:rPr>
+      </w:pPr>
+    </w:p>
+    <w:p>
+      <w:pPr>
+        <w:jc w:val="center"/>
+        <w:rPr>
+          <w:rStyle w:val="BookTitle"/>
+          <w:rFonts w:ascii="Times New Roman" w:hAnsi="Times New Roman" w:eastAsia="Times New Roman" w:cs="Times New Roman"/>
+          <w:b w:val="0"/>
+          <w:bCs w:val="0"/>
+          <w:sz w:val="56"/>
+          <w:szCs w:val="56"/>
+        </w:rPr>
+      </w:pPr>
+    </w:p>
+    <w:p>
+      <w:pPr>
+        <w:jc w:val="center"/>
+        <w:rPr>
+          <w:rStyle w:val="BookTitle"/>
+          <w:rFonts w:ascii="Times New Roman" w:hAnsi="Times New Roman" w:eastAsia="Times New Roman" w:cs="Times New Roman"/>
+          <w:b w:val="0"/>
+          <w:bCs w:val="0"/>
+          <w:sz w:val="56"/>
+          <w:szCs w:val="56"/>
+        </w:rPr>
+      </w:pPr>
+    </w:p>
+    <w:p>
+      <w:pPr>
+        <w:jc w:val="center"/>
+        <w:rPr>
+          <w:rStyle w:val="BookTitle"/>
+          <w:rFonts w:ascii="Times New Roman" w:hAnsi="Times New Roman" w:eastAsia="Times New Roman" w:cs="Times New Roman"/>
+          <w:b w:val="0"/>
+          <w:bCs w:val="0"/>
+          <w:sz w:val="56"/>
+          <w:szCs w:val="56"/>
+        </w:rPr>
+      </w:pPr>
+    </w:p>
+    <w:p>
+      <w:pPr>
+        <w:jc w:val="center"/>
+        <w:rPr>
+          <w:rStyle w:val="BookTitle"/>
+          <w:rFonts w:ascii="Times New Roman" w:hAnsi="Times New Roman" w:eastAsia="Times New Roman" w:cs="Times New Roman"/>
+          <w:b w:val="0"/>
+          <w:bCs w:val="0"/>
+          <w:sz w:val="56"/>
+          <w:szCs w:val="56"/>
+        </w:rPr>
+      </w:pPr>
+    </w:p>
+    <w:p xmlns:wp14="http://schemas.microsoft.com/office/word/2010/wordml" wp14:textId="235F7682">
+      <w:pPr>
+        <w:jc w:val="center"/>
+        <w:rPr>
+          <w:rStyle w:val="BookTitle"/>
+          <w:rFonts w:ascii="Times New Roman" w:hAnsi="Times New Roman" w:eastAsia="Times New Roman" w:cs="Times New Roman"/>
+          <w:b w:val="0"/>
+          <w:bCs w:val="0"/>
+          <w:sz w:val="72"/>
+          <w:szCs w:val="72"/>
+        </w:rPr>
       </w:pPr>
       <w:r>
-        <w:t>Luis Rodriguez - Module 3 Professional Flowchart</w:t>
+        <w:rPr>
+          <w:rStyle w:val="BookTitle"/>
+          <w:rFonts w:ascii="Times New Roman" w:hAnsi="Times New Roman" w:eastAsia="Times New Roman" w:cs="Times New Roman"/>
+          <w:b w:val="0"/>
+          <w:bCs w:val="0"/>
+          <w:sz w:val="56"/>
+          <w:szCs w:val="56"/>
+        </w:rPr>
+        <w:t>Module 3 Flowchart</w:t>
       </w:r>
     </w:p>
-    <w:p>
+    <w:p xmlns:wp14="http://schemas.microsoft.com/office/word/2010/wordml" wp14:textId="3922DC0A">
+      <w:pPr>
+        <w:jc w:val="center"/>
+        <w:rPr>
+          <w:rStyle w:val="BookTitle"/>
+          <w:rFonts w:ascii="Times New Roman" w:hAnsi="Times New Roman" w:eastAsia="Times New Roman" w:cs="Times New Roman"/>
+          <w:b w:val="0"/>
+          <w:bCs w:val="0"/>
+          <w:sz w:val="72"/>
+          <w:szCs w:val="72"/>
+        </w:rPr>
+      </w:pPr>
+      <w:r>
+        <w:rPr>
+          <w:rStyle w:val="BookTitle"/>
+          <w:rFonts w:ascii="Times New Roman" w:hAnsi="Times New Roman" w:eastAsia="Times New Roman" w:cs="Times New Roman"/>
+          <w:b w:val="0"/>
+          <w:bCs w:val="0"/>
+          <w:sz w:val="56"/>
+          <w:szCs w:val="56"/>
+        </w:rPr>
+        <w:t>Luis Rodriguez</w:t>
+      </w:r>
+    </w:p>
+    <w:p xmlns:wp14="http://schemas.microsoft.com/office/word/2010/wordml" wp14:textId="7CFD32C1">
+      <w:r>
+        <w:br w:type="page"/>
+      </w:r>
+    </w:p>
+    <w:p xmlns:wp14="http://schemas.microsoft.com/office/word/2010/wordml" wp14:textId="365507FD">
+      <w:pPr>
+        <w:pStyle w:val="Normal"/>
+      </w:pPr>
       <w:r>
         <w:drawing>
-          <wp:inline xmlns:a="http://schemas.openxmlformats.org/drawingml/2006/main" xmlns:pic="http://schemas.openxmlformats.org/drawingml/2006/picture">
+          <wp:inline xmlns:wp14="http://schemas.microsoft.com/office/word/2010/wordprocessingDrawing" wp14:editId="2B94E49D" wp14:anchorId="56B582E7">
             <wp:extent cx="5029200" cy="8208818"/>
+            <wp:effectExtent l="0" t="0" r="0" b="0"/>
             <wp:docPr id="1" name="Picture 1"/>
             <wp:cNvGraphicFramePr>
               <a:graphicFrameLocks noChangeAspect="1"/>
             </wp:cNvGraphicFramePr>
             <a:graphic>
-              <a:graphicData uri="http://schemas.openxmlformats.org/drawingml/2006/picture">
-                <pic:pic>
+              <a:graphicData xmlns:a="http://schemas.openxmlformats.org/drawingml/2006/main" uri="http://schemas.openxmlformats.org/drawingml/2006/picture">
+                <pic:pic xmlns:pic="http://schemas.openxmlformats.org/drawingml/2006/picture">
                   <pic:nvPicPr>
                     <pic:cNvPr id="0" name="Module3_Flowchart.png"/>
                     <pic:cNvPicPr/>
                   </pic:nvPicPr>
                   <pic:blipFill>
-                    <a:blip r:embed="rId9"/>
+                    <a:blip xmlns:r="http://schemas.openxmlformats.org/officeDocument/2006/relationships" r:embed="rId9"/>
                     <a:stretch>
                       <a:fillRect/>
                     </a:stretch>
@@ -47,7 +161,7 @@
       </w:r>
     </w:p>
     <w:sectPr>
-      <w:pgSz w:w="12240" w:h="15840"/>
+      <w:pgSz w:w="12240" w:h="15840" w:orient="portrait"/>
       <w:pgMar w:top="1440" w:right="1800" w:bottom="1440" w:left="1800" w:header="720" w:footer="720" w:gutter="0"/>
       <w:cols w:space="720"/>
       <w:docGrid w:linePitch="360"/>
@@ -144,7 +258,7 @@
         <w:ind w:left="1440" w:hanging="360"/>
       </w:pPr>
       <w:rPr>
-        <w:rFonts w:ascii="Symbol" w:hAnsi="Symbol" w:hint="default"/>
+        <w:rFonts w:hint="default" w:ascii="Symbol" w:hAnsi="Symbol"/>
       </w:rPr>
     </w:lvl>
   </w:abstractNum>
@@ -165,7 +279,7 @@
         <w:ind w:left="1080" w:hanging="360"/>
       </w:pPr>
       <w:rPr>
-        <w:rFonts w:ascii="Symbol" w:hAnsi="Symbol" w:hint="default"/>
+        <w:rFonts w:hint="default" w:ascii="Symbol" w:hAnsi="Symbol"/>
       </w:rPr>
     </w:lvl>
   </w:abstractNum>
@@ -186,7 +300,7 @@
         <w:ind w:left="720" w:hanging="360"/>
       </w:pPr>
       <w:rPr>
-        <w:rFonts w:ascii="Symbol" w:hAnsi="Symbol" w:hint="default"/>
+        <w:rFonts w:hint="default" w:ascii="Symbol" w:hAnsi="Symbol"/>
       </w:rPr>
     </w:lvl>
   </w:abstractNum>
@@ -225,7 +339,7 @@
         <w:ind w:left="360" w:hanging="360"/>
       </w:pPr>
       <w:rPr>
-        <w:rFonts w:ascii="Symbol" w:hAnsi="Symbol" w:hint="default"/>
+        <w:rFonts w:hint="default" w:ascii="Symbol" w:hAnsi="Symbol"/>
       </w:rPr>
     </w:lvl>
   </w:abstractNum>
@@ -260,11 +374,11 @@
 </file>
 
 <file path=word/styles.xml><?xml version="1.0" encoding="utf-8"?>
-<w:styles xmlns:mc="http://schemas.openxmlformats.org/markup-compatibility/2006" xmlns:r="http://schemas.openxmlformats.org/officeDocument/2006/relationships" xmlns:w="http://schemas.openxmlformats.org/wordprocessingml/2006/main" xmlns:w14="http://schemas.microsoft.com/office/word/2010/wordml" mc:Ignorable="w14">
+<w:styles xmlns:wp14="http://schemas.microsoft.com/office/word/2010/wordprocessingDrawing" xmlns:mc="http://schemas.openxmlformats.org/markup-compatibility/2006" xmlns:r="http://schemas.openxmlformats.org/officeDocument/2006/relationships" xmlns:w="http://schemas.openxmlformats.org/wordprocessingml/2006/main" xmlns:w14="http://schemas.microsoft.com/office/word/2010/wordml" mc:Ignorable="w14 wp14">
   <w:docDefaults>
     <w:rPrDefault>
       <w:rPr>
-        <w:rFonts w:asciiTheme="minorHAnsi" w:eastAsiaTheme="minorEastAsia" w:hAnsiTheme="minorHAnsi" w:cstheme="minorBidi"/>
+        <w:rFonts w:asciiTheme="minorHAnsi" w:hAnsiTheme="minorHAnsi" w:eastAsiaTheme="minorEastAsia" w:cstheme="minorBidi"/>
         <w:sz w:val="22"/>
         <w:szCs w:val="22"/>
         <w:lang w:val="en-US" w:eastAsia="en-US" w:bidi="ar-SA"/>
@@ -277,8 +391,8 @@
     </w:pPrDefault>
   </w:docDefaults>
   <w:latentStyles w:defLockedState="0" w:defUIPriority="99" w:defSemiHidden="1" w:defUnhideWhenUsed="1" w:defQFormat="0" w:count="276">
-    <w:lsdException w:name="Normal" w:semiHidden="0" w:uiPriority="0" w:unhideWhenUsed="0" w:qFormat="1"/>
-    <w:lsdException w:name="heading 1" w:semiHidden="0" w:uiPriority="9" w:unhideWhenUsed="0" w:qFormat="1"/>
+    <w:lsdException w:name="Normal" w:uiPriority="0" w:semiHidden="0" w:unhideWhenUsed="0" w:qFormat="1"/>
+    <w:lsdException w:name="heading 1" w:uiPriority="9" w:semiHidden="0" w:unhideWhenUsed="0" w:qFormat="1"/>
     <w:lsdException w:name="heading 2" w:uiPriority="9" w:qFormat="1"/>
     <w:lsdException w:name="heading 3" w:uiPriority="9" w:qFormat="1"/>
     <w:lsdException w:name="heading 4" w:uiPriority="9" w:qFormat="1"/>
@@ -297,125 +411,125 @@
     <w:lsdException w:name="toc 8" w:uiPriority="39"/>
     <w:lsdException w:name="toc 9" w:uiPriority="39"/>
     <w:lsdException w:name="caption" w:uiPriority="35" w:qFormat="1"/>
-    <w:lsdException w:name="Title" w:semiHidden="0" w:uiPriority="10" w:unhideWhenUsed="0" w:qFormat="1"/>
+    <w:lsdException w:name="Title" w:uiPriority="10" w:semiHidden="0" w:unhideWhenUsed="0" w:qFormat="1"/>
     <w:lsdException w:name="Default Paragraph Font" w:uiPriority="1"/>
-    <w:lsdException w:name="Subtitle" w:semiHidden="0" w:uiPriority="11" w:unhideWhenUsed="0" w:qFormat="1"/>
-    <w:lsdException w:name="Strong" w:semiHidden="0" w:uiPriority="22" w:unhideWhenUsed="0" w:qFormat="1"/>
-    <w:lsdException w:name="Emphasis" w:semiHidden="0" w:uiPriority="20" w:unhideWhenUsed="0" w:qFormat="1"/>
-    <w:lsdException w:name="Table Grid" w:semiHidden="0" w:uiPriority="59" w:unhideWhenUsed="0"/>
+    <w:lsdException w:name="Subtitle" w:uiPriority="11" w:semiHidden="0" w:unhideWhenUsed="0" w:qFormat="1"/>
+    <w:lsdException w:name="Strong" w:uiPriority="22" w:semiHidden="0" w:unhideWhenUsed="0" w:qFormat="1"/>
+    <w:lsdException w:name="Emphasis" w:uiPriority="20" w:semiHidden="0" w:unhideWhenUsed="0" w:qFormat="1"/>
+    <w:lsdException w:name="Table Grid" w:uiPriority="59" w:semiHidden="0" w:unhideWhenUsed="0"/>
     <w:lsdException w:name="Placeholder Text" w:unhideWhenUsed="0"/>
-    <w:lsdException w:name="No Spacing" w:semiHidden="0" w:uiPriority="1" w:unhideWhenUsed="0" w:qFormat="1"/>
-    <w:lsdException w:name="Light Shading" w:semiHidden="0" w:uiPriority="60" w:unhideWhenUsed="0"/>
-    <w:lsdException w:name="Light List" w:semiHidden="0" w:uiPriority="61" w:unhideWhenUsed="0"/>
-    <w:lsdException w:name="Light Grid" w:semiHidden="0" w:uiPriority="62" w:unhideWhenUsed="0"/>
-    <w:lsdException w:name="Medium Shading 1" w:semiHidden="0" w:uiPriority="63" w:unhideWhenUsed="0"/>
-    <w:lsdException w:name="Medium Shading 2" w:semiHidden="0" w:uiPriority="64" w:unhideWhenUsed="0"/>
-    <w:lsdException w:name="Medium List 1" w:semiHidden="0" w:uiPriority="65" w:unhideWhenUsed="0"/>
-    <w:lsdException w:name="Medium List 2" w:semiHidden="0" w:uiPriority="66" w:unhideWhenUsed="0"/>
-    <w:lsdException w:name="Medium Grid 1" w:semiHidden="0" w:uiPriority="67" w:unhideWhenUsed="0"/>
-    <w:lsdException w:name="Medium Grid 2" w:semiHidden="0" w:uiPriority="68" w:unhideWhenUsed="0"/>
-    <w:lsdException w:name="Medium Grid 3" w:semiHidden="0" w:uiPriority="69" w:unhideWhenUsed="0"/>
-    <w:lsdException w:name="Dark List" w:semiHidden="0" w:uiPriority="70" w:unhideWhenUsed="0"/>
-    <w:lsdException w:name="Colorful Shading" w:semiHidden="0" w:uiPriority="71" w:unhideWhenUsed="0"/>
-    <w:lsdException w:name="Colorful List" w:semiHidden="0" w:uiPriority="72" w:unhideWhenUsed="0"/>
-    <w:lsdException w:name="Colorful Grid" w:semiHidden="0" w:uiPriority="73" w:unhideWhenUsed="0"/>
-    <w:lsdException w:name="Light Shading Accent 1" w:semiHidden="0" w:uiPriority="60" w:unhideWhenUsed="0"/>
-    <w:lsdException w:name="Light List Accent 1" w:semiHidden="0" w:uiPriority="61" w:unhideWhenUsed="0"/>
-    <w:lsdException w:name="Light Grid Accent 1" w:semiHidden="0" w:uiPriority="62" w:unhideWhenUsed="0"/>
-    <w:lsdException w:name="Medium Shading 1 Accent 1" w:semiHidden="0" w:uiPriority="63" w:unhideWhenUsed="0"/>
-    <w:lsdException w:name="Medium Shading 2 Accent 1" w:semiHidden="0" w:uiPriority="64" w:unhideWhenUsed="0"/>
-    <w:lsdException w:name="Medium List 1 Accent 1" w:semiHidden="0" w:uiPriority="65" w:unhideWhenUsed="0"/>
+    <w:lsdException w:name="No Spacing" w:uiPriority="1" w:semiHidden="0" w:unhideWhenUsed="0" w:qFormat="1"/>
+    <w:lsdException w:name="Light Shading" w:uiPriority="60" w:semiHidden="0" w:unhideWhenUsed="0"/>
+    <w:lsdException w:name="Light List" w:uiPriority="61" w:semiHidden="0" w:unhideWhenUsed="0"/>
+    <w:lsdException w:name="Light Grid" w:uiPriority="62" w:semiHidden="0" w:unhideWhenUsed="0"/>
+    <w:lsdException w:name="Medium Shading 1" w:uiPriority="63" w:semiHidden="0" w:unhideWhenUsed="0"/>
+    <w:lsdException w:name="Medium Shading 2" w:uiPriority="64" w:semiHidden="0" w:unhideWhenUsed="0"/>
+    <w:lsdException w:name="Medium List 1" w:uiPriority="65" w:semiHidden="0" w:unhideWhenUsed="0"/>
+    <w:lsdException w:name="Medium List 2" w:uiPriority="66" w:semiHidden="0" w:unhideWhenUsed="0"/>
+    <w:lsdException w:name="Medium Grid 1" w:uiPriority="67" w:semiHidden="0" w:unhideWhenUsed="0"/>
+    <w:lsdException w:name="Medium Grid 2" w:uiPriority="68" w:semiHidden="0" w:unhideWhenUsed="0"/>
+    <w:lsdException w:name="Medium Grid 3" w:uiPriority="69" w:semiHidden="0" w:unhideWhenUsed="0"/>
+    <w:lsdException w:name="Dark List" w:uiPriority="70" w:semiHidden="0" w:unhideWhenUsed="0"/>
+    <w:lsdException w:name="Colorful Shading" w:uiPriority="71" w:semiHidden="0" w:unhideWhenUsed="0"/>
+    <w:lsdException w:name="Colorful List" w:uiPriority="72" w:semiHidden="0" w:unhideWhenUsed="0"/>
+    <w:lsdException w:name="Colorful Grid" w:uiPriority="73" w:semiHidden="0" w:unhideWhenUsed="0"/>
+    <w:lsdException w:name="Light Shading Accent 1" w:uiPriority="60" w:semiHidden="0" w:unhideWhenUsed="0"/>
+    <w:lsdException w:name="Light List Accent 1" w:uiPriority="61" w:semiHidden="0" w:unhideWhenUsed="0"/>
+    <w:lsdException w:name="Light Grid Accent 1" w:uiPriority="62" w:semiHidden="0" w:unhideWhenUsed="0"/>
+    <w:lsdException w:name="Medium Shading 1 Accent 1" w:uiPriority="63" w:semiHidden="0" w:unhideWhenUsed="0"/>
+    <w:lsdException w:name="Medium Shading 2 Accent 1" w:uiPriority="64" w:semiHidden="0" w:unhideWhenUsed="0"/>
+    <w:lsdException w:name="Medium List 1 Accent 1" w:uiPriority="65" w:semiHidden="0" w:unhideWhenUsed="0"/>
     <w:lsdException w:name="Revision" w:unhideWhenUsed="0"/>
-    <w:lsdException w:name="List Paragraph" w:semiHidden="0" w:uiPriority="34" w:unhideWhenUsed="0" w:qFormat="1"/>
-    <w:lsdException w:name="Quote" w:semiHidden="0" w:uiPriority="29" w:unhideWhenUsed="0" w:qFormat="1"/>
-    <w:lsdException w:name="Intense Quote" w:semiHidden="0" w:uiPriority="30" w:unhideWhenUsed="0" w:qFormat="1"/>
-    <w:lsdException w:name="Medium List 2 Accent 1" w:semiHidden="0" w:uiPriority="66" w:unhideWhenUsed="0"/>
-    <w:lsdException w:name="Medium Grid 1 Accent 1" w:semiHidden="0" w:uiPriority="67" w:unhideWhenUsed="0"/>
-    <w:lsdException w:name="Medium Grid 2 Accent 1" w:semiHidden="0" w:uiPriority="68" w:unhideWhenUsed="0"/>
-    <w:lsdException w:name="Medium Grid 3 Accent 1" w:semiHidden="0" w:uiPriority="69" w:unhideWhenUsed="0"/>
-    <w:lsdException w:name="Dark List Accent 1" w:semiHidden="0" w:uiPriority="70" w:unhideWhenUsed="0"/>
-    <w:lsdException w:name="Colorful Shading Accent 1" w:semiHidden="0" w:uiPriority="71" w:unhideWhenUsed="0"/>
-    <w:lsdException w:name="Colorful List Accent 1" w:semiHidden="0" w:uiPriority="72" w:unhideWhenUsed="0"/>
-    <w:lsdException w:name="Colorful Grid Accent 1" w:semiHidden="0" w:uiPriority="73" w:unhideWhenUsed="0"/>
-    <w:lsdException w:name="Light Shading Accent 2" w:semiHidden="0" w:uiPriority="60" w:unhideWhenUsed="0"/>
-    <w:lsdException w:name="Light List Accent 2" w:semiHidden="0" w:uiPriority="61" w:unhideWhenUsed="0"/>
-    <w:lsdException w:name="Light Grid Accent 2" w:semiHidden="0" w:uiPriority="62" w:unhideWhenUsed="0"/>
-    <w:lsdException w:name="Medium Shading 1 Accent 2" w:semiHidden="0" w:uiPriority="63" w:unhideWhenUsed="0"/>
-    <w:lsdException w:name="Medium Shading 2 Accent 2" w:semiHidden="0" w:uiPriority="64" w:unhideWhenUsed="0"/>
-    <w:lsdException w:name="Medium List 1 Accent 2" w:semiHidden="0" w:uiPriority="65" w:unhideWhenUsed="0"/>
-    <w:lsdException w:name="Medium List 2 Accent 2" w:semiHidden="0" w:uiPriority="66" w:unhideWhenUsed="0"/>
-    <w:lsdException w:name="Medium Grid 1 Accent 2" w:semiHidden="0" w:uiPriority="67" w:unhideWhenUsed="0"/>
-    <w:lsdException w:name="Medium Grid 2 Accent 2" w:semiHidden="0" w:uiPriority="68" w:unhideWhenUsed="0"/>
-    <w:lsdException w:name="Medium Grid 3 Accent 2" w:semiHidden="0" w:uiPriority="69" w:unhideWhenUsed="0"/>
-    <w:lsdException w:name="Dark List Accent 2" w:semiHidden="0" w:uiPriority="70" w:unhideWhenUsed="0"/>
-    <w:lsdException w:name="Colorful Shading Accent 2" w:semiHidden="0" w:uiPriority="71" w:unhideWhenUsed="0"/>
-    <w:lsdException w:name="Colorful List Accent 2" w:semiHidden="0" w:uiPriority="72" w:unhideWhenUsed="0"/>
-    <w:lsdException w:name="Colorful Grid Accent 2" w:semiHidden="0" w:uiPriority="73" w:unhideWhenUsed="0"/>
-    <w:lsdException w:name="Light Shading Accent 3" w:semiHidden="0" w:uiPriority="60" w:unhideWhenUsed="0"/>
-    <w:lsdException w:name="Light List Accent 3" w:semiHidden="0" w:uiPriority="61" w:unhideWhenUsed="0"/>
-    <w:lsdException w:name="Light Grid Accent 3" w:semiHidden="0" w:uiPriority="62" w:unhideWhenUsed="0"/>
-    <w:lsdException w:name="Medium Shading 1 Accent 3" w:semiHidden="0" w:uiPriority="63" w:unhideWhenUsed="0"/>
-    <w:lsdException w:name="Medium Shading 2 Accent 3" w:semiHidden="0" w:uiPriority="64" w:unhideWhenUsed="0"/>
-    <w:lsdException w:name="Medium List 1 Accent 3" w:semiHidden="0" w:uiPriority="65" w:unhideWhenUsed="0"/>
-    <w:lsdException w:name="Medium List 2 Accent 3" w:semiHidden="0" w:uiPriority="66" w:unhideWhenUsed="0"/>
-    <w:lsdException w:name="Medium Grid 1 Accent 3" w:semiHidden="0" w:uiPriority="67" w:unhideWhenUsed="0"/>
-    <w:lsdException w:name="Medium Grid 2 Accent 3" w:semiHidden="0" w:uiPriority="68" w:unhideWhenUsed="0"/>
-    <w:lsdException w:name="Medium Grid 3 Accent 3" w:semiHidden="0" w:uiPriority="69" w:unhideWhenUsed="0"/>
-    <w:lsdException w:name="Dark List Accent 3" w:semiHidden="0" w:uiPriority="70" w:unhideWhenUsed="0"/>
-    <w:lsdException w:name="Colorful Shading Accent 3" w:semiHidden="0" w:uiPriority="71" w:unhideWhenUsed="0"/>
-    <w:lsdException w:name="Colorful List Accent 3" w:semiHidden="0" w:uiPriority="72" w:unhideWhenUsed="0"/>
-    <w:lsdException w:name="Colorful Grid Accent 3" w:semiHidden="0" w:uiPriority="73" w:unhideWhenUsed="0"/>
-    <w:lsdException w:name="Light Shading Accent 4" w:semiHidden="0" w:uiPriority="60" w:unhideWhenUsed="0"/>
-    <w:lsdException w:name="Light List Accent 4" w:semiHidden="0" w:uiPriority="61" w:unhideWhenUsed="0"/>
-    <w:lsdException w:name="Light Grid Accent 4" w:semiHidden="0" w:uiPriority="62" w:unhideWhenUsed="0"/>
-    <w:lsdException w:name="Medium Shading 1 Accent 4" w:semiHidden="0" w:uiPriority="63" w:unhideWhenUsed="0"/>
-    <w:lsdException w:name="Medium Shading 2 Accent 4" w:semiHidden="0" w:uiPriority="64" w:unhideWhenUsed="0"/>
-    <w:lsdException w:name="Medium List 1 Accent 4" w:semiHidden="0" w:uiPriority="65" w:unhideWhenUsed="0"/>
-    <w:lsdException w:name="Medium List 2 Accent 4" w:semiHidden="0" w:uiPriority="66" w:unhideWhenUsed="0"/>
-    <w:lsdException w:name="Medium Grid 1 Accent 4" w:semiHidden="0" w:uiPriority="67" w:unhideWhenUsed="0"/>
-    <w:lsdException w:name="Medium Grid 2 Accent 4" w:semiHidden="0" w:uiPriority="68" w:unhideWhenUsed="0"/>
-    <w:lsdException w:name="Medium Grid 3 Accent 4" w:semiHidden="0" w:uiPriority="69" w:unhideWhenUsed="0"/>
-    <w:lsdException w:name="Dark List Accent 4" w:semiHidden="0" w:uiPriority="70" w:unhideWhenUsed="0"/>
-    <w:lsdException w:name="Colorful Shading Accent 4" w:semiHidden="0" w:uiPriority="71" w:unhideWhenUsed="0"/>
-    <w:lsdException w:name="Colorful List Accent 4" w:semiHidden="0" w:uiPriority="72" w:unhideWhenUsed="0"/>
-    <w:lsdException w:name="Colorful Grid Accent 4" w:semiHidden="0" w:uiPriority="73" w:unhideWhenUsed="0"/>
-    <w:lsdException w:name="Light Shading Accent 5" w:semiHidden="0" w:uiPriority="60" w:unhideWhenUsed="0"/>
-    <w:lsdException w:name="Light List Accent 5" w:semiHidden="0" w:uiPriority="61" w:unhideWhenUsed="0"/>
-    <w:lsdException w:name="Light Grid Accent 5" w:semiHidden="0" w:uiPriority="62" w:unhideWhenUsed="0"/>
-    <w:lsdException w:name="Medium Shading 1 Accent 5" w:semiHidden="0" w:uiPriority="63" w:unhideWhenUsed="0"/>
-    <w:lsdException w:name="Medium Shading 2 Accent 5" w:semiHidden="0" w:uiPriority="64" w:unhideWhenUsed="0"/>
-    <w:lsdException w:name="Medium List 1 Accent 5" w:semiHidden="0" w:uiPriority="65" w:unhideWhenUsed="0"/>
-    <w:lsdException w:name="Medium List 2 Accent 5" w:semiHidden="0" w:uiPriority="66" w:unhideWhenUsed="0"/>
-    <w:lsdException w:name="Medium Grid 1 Accent 5" w:semiHidden="0" w:uiPriority="67" w:unhideWhenUsed="0"/>
-    <w:lsdException w:name="Medium Grid 2 Accent 5" w:semiHidden="0" w:uiPriority="68" w:unhideWhenUsed="0"/>
-    <w:lsdException w:name="Medium Grid 3 Accent 5" w:semiHidden="0" w:uiPriority="69" w:unhideWhenUsed="0"/>
-    <w:lsdException w:name="Dark List Accent 5" w:semiHidden="0" w:uiPriority="70" w:unhideWhenUsed="0"/>
-    <w:lsdException w:name="Colorful Shading Accent 5" w:semiHidden="0" w:uiPriority="71" w:unhideWhenUsed="0"/>
-    <w:lsdException w:name="Colorful List Accent 5" w:semiHidden="0" w:uiPriority="72" w:unhideWhenUsed="0"/>
-    <w:lsdException w:name="Colorful Grid Accent 5" w:semiHidden="0" w:uiPriority="73" w:unhideWhenUsed="0"/>
-    <w:lsdException w:name="Light Shading Accent 6" w:semiHidden="0" w:uiPriority="60" w:unhideWhenUsed="0"/>
-    <w:lsdException w:name="Light List Accent 6" w:semiHidden="0" w:uiPriority="61" w:unhideWhenUsed="0"/>
-    <w:lsdException w:name="Light Grid Accent 6" w:semiHidden="0" w:uiPriority="62" w:unhideWhenUsed="0"/>
-    <w:lsdException w:name="Medium Shading 1 Accent 6" w:semiHidden="0" w:uiPriority="63" w:unhideWhenUsed="0"/>
-    <w:lsdException w:name="Medium Shading 2 Accent 6" w:semiHidden="0" w:uiPriority="64" w:unhideWhenUsed="0"/>
-    <w:lsdException w:name="Medium List 1 Accent 6" w:semiHidden="0" w:uiPriority="65" w:unhideWhenUsed="0"/>
-    <w:lsdException w:name="Medium List 2 Accent 6" w:semiHidden="0" w:uiPriority="66" w:unhideWhenUsed="0"/>
-    <w:lsdException w:name="Medium Grid 1 Accent 6" w:semiHidden="0" w:uiPriority="67" w:unhideWhenUsed="0"/>
-    <w:lsdException w:name="Medium Grid 2 Accent 6" w:semiHidden="0" w:uiPriority="68" w:unhideWhenUsed="0"/>
-    <w:lsdException w:name="Medium Grid 3 Accent 6" w:semiHidden="0" w:uiPriority="69" w:unhideWhenUsed="0"/>
-    <w:lsdException w:name="Dark List Accent 6" w:semiHidden="0" w:uiPriority="70" w:unhideWhenUsed="0"/>
-    <w:lsdException w:name="Colorful Shading Accent 6" w:semiHidden="0" w:uiPriority="71" w:unhideWhenUsed="0"/>
-    <w:lsdException w:name="Colorful List Accent 6" w:semiHidden="0" w:uiPriority="72" w:unhideWhenUsed="0"/>
-    <w:lsdException w:name="Colorful Grid Accent 6" w:semiHidden="0" w:uiPriority="73" w:unhideWhenUsed="0"/>
-    <w:lsdException w:name="Subtle Emphasis" w:semiHidden="0" w:uiPriority="19" w:unhideWhenUsed="0" w:qFormat="1"/>
-    <w:lsdException w:name="Intense Emphasis" w:semiHidden="0" w:uiPriority="21" w:unhideWhenUsed="0" w:qFormat="1"/>
-    <w:lsdException w:name="Subtle Reference" w:semiHidden="0" w:uiPriority="31" w:unhideWhenUsed="0" w:qFormat="1"/>
-    <w:lsdException w:name="Intense Reference" w:semiHidden="0" w:uiPriority="32" w:unhideWhenUsed="0" w:qFormat="1"/>
-    <w:lsdException w:name="Book Title" w:semiHidden="0" w:uiPriority="33" w:unhideWhenUsed="0" w:qFormat="1"/>
+    <w:lsdException w:name="List Paragraph" w:uiPriority="34" w:semiHidden="0" w:unhideWhenUsed="0" w:qFormat="1"/>
+    <w:lsdException w:name="Quote" w:uiPriority="29" w:semiHidden="0" w:unhideWhenUsed="0" w:qFormat="1"/>
+    <w:lsdException w:name="Intense Quote" w:uiPriority="30" w:semiHidden="0" w:unhideWhenUsed="0" w:qFormat="1"/>
+    <w:lsdException w:name="Medium List 2 Accent 1" w:uiPriority="66" w:semiHidden="0" w:unhideWhenUsed="0"/>
+    <w:lsdException w:name="Medium Grid 1 Accent 1" w:uiPriority="67" w:semiHidden="0" w:unhideWhenUsed="0"/>
+    <w:lsdException w:name="Medium Grid 2 Accent 1" w:uiPriority="68" w:semiHidden="0" w:unhideWhenUsed="0"/>
+    <w:lsdException w:name="Medium Grid 3 Accent 1" w:uiPriority="69" w:semiHidden="0" w:unhideWhenUsed="0"/>
+    <w:lsdException w:name="Dark List Accent 1" w:uiPriority="70" w:semiHidden="0" w:unhideWhenUsed="0"/>
+    <w:lsdException w:name="Colorful Shading Accent 1" w:uiPriority="71" w:semiHidden="0" w:unhideWhenUsed="0"/>
+    <w:lsdException w:name="Colorful List Accent 1" w:uiPriority="72" w:semiHidden="0" w:unhideWhenUsed="0"/>
+    <w:lsdException w:name="Colorful Grid Accent 1" w:uiPriority="73" w:semiHidden="0" w:unhideWhenUsed="0"/>
+    <w:lsdException w:name="Light Shading Accent 2" w:uiPriority="60" w:semiHidden="0" w:unhideWhenUsed="0"/>
+    <w:lsdException w:name="Light List Accent 2" w:uiPriority="61" w:semiHidden="0" w:unhideWhenUsed="0"/>
+    <w:lsdException w:name="Light Grid Accent 2" w:uiPriority="62" w:semiHidden="0" w:unhideWhenUsed="0"/>
+    <w:lsdException w:name="Medium Shading 1 Accent 2" w:uiPriority="63" w:semiHidden="0" w:unhideWhenUsed="0"/>
+    <w:lsdException w:name="Medium Shading 2 Accent 2" w:uiPriority="64" w:semiHidden="0" w:unhideWhenUsed="0"/>
+    <w:lsdException w:name="Medium List 1 Accent 2" w:uiPriority="65" w:semiHidden="0" w:unhideWhenUsed="0"/>
+    <w:lsdException w:name="Medium List 2 Accent 2" w:uiPriority="66" w:semiHidden="0" w:unhideWhenUsed="0"/>
+    <w:lsdException w:name="Medium Grid 1 Accent 2" w:uiPriority="67" w:semiHidden="0" w:unhideWhenUsed="0"/>
+    <w:lsdException w:name="Medium Grid 2 Accent 2" w:uiPriority="68" w:semiHidden="0" w:unhideWhenUsed="0"/>
+    <w:lsdException w:name="Medium Grid 3 Accent 2" w:uiPriority="69" w:semiHidden="0" w:unhideWhenUsed="0"/>
+    <w:lsdException w:name="Dark List Accent 2" w:uiPriority="70" w:semiHidden="0" w:unhideWhenUsed="0"/>
+    <w:lsdException w:name="Colorful Shading Accent 2" w:uiPriority="71" w:semiHidden="0" w:unhideWhenUsed="0"/>
+    <w:lsdException w:name="Colorful List Accent 2" w:uiPriority="72" w:semiHidden="0" w:unhideWhenUsed="0"/>
+    <w:lsdException w:name="Colorful Grid Accent 2" w:uiPriority="73" w:semiHidden="0" w:unhideWhenUsed="0"/>
+    <w:lsdException w:name="Light Shading Accent 3" w:uiPriority="60" w:semiHidden="0" w:unhideWhenUsed="0"/>
+    <w:lsdException w:name="Light List Accent 3" w:uiPriority="61" w:semiHidden="0" w:unhideWhenUsed="0"/>
+    <w:lsdException w:name="Light Grid Accent 3" w:uiPriority="62" w:semiHidden="0" w:unhideWhenUsed="0"/>
+    <w:lsdException w:name="Medium Shading 1 Accent 3" w:uiPriority="63" w:semiHidden="0" w:unhideWhenUsed="0"/>
+    <w:lsdException w:name="Medium Shading 2 Accent 3" w:uiPriority="64" w:semiHidden="0" w:unhideWhenUsed="0"/>
+    <w:lsdException w:name="Medium List 1 Accent 3" w:uiPriority="65" w:semiHidden="0" w:unhideWhenUsed="0"/>
+    <w:lsdException w:name="Medium List 2 Accent 3" w:uiPriority="66" w:semiHidden="0" w:unhideWhenUsed="0"/>
+    <w:lsdException w:name="Medium Grid 1 Accent 3" w:uiPriority="67" w:semiHidden="0" w:unhideWhenUsed="0"/>
+    <w:lsdException w:name="Medium Grid 2 Accent 3" w:uiPriority="68" w:semiHidden="0" w:unhideWhenUsed="0"/>
+    <w:lsdException w:name="Medium Grid 3 Accent 3" w:uiPriority="69" w:semiHidden="0" w:unhideWhenUsed="0"/>
+    <w:lsdException w:name="Dark List Accent 3" w:uiPriority="70" w:semiHidden="0" w:unhideWhenUsed="0"/>
+    <w:lsdException w:name="Colorful Shading Accent 3" w:uiPriority="71" w:semiHidden="0" w:unhideWhenUsed="0"/>
+    <w:lsdException w:name="Colorful List Accent 3" w:uiPriority="72" w:semiHidden="0" w:unhideWhenUsed="0"/>
+    <w:lsdException w:name="Colorful Grid Accent 3" w:uiPriority="73" w:semiHidden="0" w:unhideWhenUsed="0"/>
+    <w:lsdException w:name="Light Shading Accent 4" w:uiPriority="60" w:semiHidden="0" w:unhideWhenUsed="0"/>
+    <w:lsdException w:name="Light List Accent 4" w:uiPriority="61" w:semiHidden="0" w:unhideWhenUsed="0"/>
+    <w:lsdException w:name="Light Grid Accent 4" w:uiPriority="62" w:semiHidden="0" w:unhideWhenUsed="0"/>
+    <w:lsdException w:name="Medium Shading 1 Accent 4" w:uiPriority="63" w:semiHidden="0" w:unhideWhenUsed="0"/>
+    <w:lsdException w:name="Medium Shading 2 Accent 4" w:uiPriority="64" w:semiHidden="0" w:unhideWhenUsed="0"/>
+    <w:lsdException w:name="Medium List 1 Accent 4" w:uiPriority="65" w:semiHidden="0" w:unhideWhenUsed="0"/>
+    <w:lsdException w:name="Medium List 2 Accent 4" w:uiPriority="66" w:semiHidden="0" w:unhideWhenUsed="0"/>
+    <w:lsdException w:name="Medium Grid 1 Accent 4" w:uiPriority="67" w:semiHidden="0" w:unhideWhenUsed="0"/>
+    <w:lsdException w:name="Medium Grid 2 Accent 4" w:uiPriority="68" w:semiHidden="0" w:unhideWhenUsed="0"/>
+    <w:lsdException w:name="Medium Grid 3 Accent 4" w:uiPriority="69" w:semiHidden="0" w:unhideWhenUsed="0"/>
+    <w:lsdException w:name="Dark List Accent 4" w:uiPriority="70" w:semiHidden="0" w:unhideWhenUsed="0"/>
+    <w:lsdException w:name="Colorful Shading Accent 4" w:uiPriority="71" w:semiHidden="0" w:unhideWhenUsed="0"/>
+    <w:lsdException w:name="Colorful List Accent 4" w:uiPriority="72" w:semiHidden="0" w:unhideWhenUsed="0"/>
+    <w:lsdException w:name="Colorful Grid Accent 4" w:uiPriority="73" w:semiHidden="0" w:unhideWhenUsed="0"/>
+    <w:lsdException w:name="Light Shading Accent 5" w:uiPriority="60" w:semiHidden="0" w:unhideWhenUsed="0"/>
+    <w:lsdException w:name="Light List Accent 5" w:uiPriority="61" w:semiHidden="0" w:unhideWhenUsed="0"/>
+    <w:lsdException w:name="Light Grid Accent 5" w:uiPriority="62" w:semiHidden="0" w:unhideWhenUsed="0"/>
+    <w:lsdException w:name="Medium Shading 1 Accent 5" w:uiPriority="63" w:semiHidden="0" w:unhideWhenUsed="0"/>
+    <w:lsdException w:name="Medium Shading 2 Accent 5" w:uiPriority="64" w:semiHidden="0" w:unhideWhenUsed="0"/>
+    <w:lsdException w:name="Medium List 1 Accent 5" w:uiPriority="65" w:semiHidden="0" w:unhideWhenUsed="0"/>
+    <w:lsdException w:name="Medium List 2 Accent 5" w:uiPriority="66" w:semiHidden="0" w:unhideWhenUsed="0"/>
+    <w:lsdException w:name="Medium Grid 1 Accent 5" w:uiPriority="67" w:semiHidden="0" w:unhideWhenUsed="0"/>
+    <w:lsdException w:name="Medium Grid 2 Accent 5" w:uiPriority="68" w:semiHidden="0" w:unhideWhenUsed="0"/>
+    <w:lsdException w:name="Medium Grid 3 Accent 5" w:uiPriority="69" w:semiHidden="0" w:unhideWhenUsed="0"/>
+    <w:lsdException w:name="Dark List Accent 5" w:uiPriority="70" w:semiHidden="0" w:unhideWhenUsed="0"/>
+    <w:lsdException w:name="Colorful Shading Accent 5" w:uiPriority="71" w:semiHidden="0" w:unhideWhenUsed="0"/>
+    <w:lsdException w:name="Colorful List Accent 5" w:uiPriority="72" w:semiHidden="0" w:unhideWhenUsed="0"/>
+    <w:lsdException w:name="Colorful Grid Accent 5" w:uiPriority="73" w:semiHidden="0" w:unhideWhenUsed="0"/>
+    <w:lsdException w:name="Light Shading Accent 6" w:uiPriority="60" w:semiHidden="0" w:unhideWhenUsed="0"/>
+    <w:lsdException w:name="Light List Accent 6" w:uiPriority="61" w:semiHidden="0" w:unhideWhenUsed="0"/>
+    <w:lsdException w:name="Light Grid Accent 6" w:uiPriority="62" w:semiHidden="0" w:unhideWhenUsed="0"/>
+    <w:lsdException w:name="Medium Shading 1 Accent 6" w:uiPriority="63" w:semiHidden="0" w:unhideWhenUsed="0"/>
+    <w:lsdException w:name="Medium Shading 2 Accent 6" w:uiPriority="64" w:semiHidden="0" w:unhideWhenUsed="0"/>
+    <w:lsdException w:name="Medium List 1 Accent 6" w:uiPriority="65" w:semiHidden="0" w:unhideWhenUsed="0"/>
+    <w:lsdException w:name="Medium List 2 Accent 6" w:uiPriority="66" w:semiHidden="0" w:unhideWhenUsed="0"/>
+    <w:lsdException w:name="Medium Grid 1 Accent 6" w:uiPriority="67" w:semiHidden="0" w:unhideWhenUsed="0"/>
+    <w:lsdException w:name="Medium Grid 2 Accent 6" w:uiPriority="68" w:semiHidden="0" w:unhideWhenUsed="0"/>
+    <w:lsdException w:name="Medium Grid 3 Accent 6" w:uiPriority="69" w:semiHidden="0" w:unhideWhenUsed="0"/>
+    <w:lsdException w:name="Dark List Accent 6" w:uiPriority="70" w:semiHidden="0" w:unhideWhenUsed="0"/>
+    <w:lsdException w:name="Colorful Shading Accent 6" w:uiPriority="71" w:semiHidden="0" w:unhideWhenUsed="0"/>
+    <w:lsdException w:name="Colorful List Accent 6" w:uiPriority="72" w:semiHidden="0" w:unhideWhenUsed="0"/>
+    <w:lsdException w:name="Colorful Grid Accent 6" w:uiPriority="73" w:semiHidden="0" w:unhideWhenUsed="0"/>
+    <w:lsdException w:name="Subtle Emphasis" w:uiPriority="19" w:semiHidden="0" w:unhideWhenUsed="0" w:qFormat="1"/>
+    <w:lsdException w:name="Intense Emphasis" w:uiPriority="21" w:semiHidden="0" w:unhideWhenUsed="0" w:qFormat="1"/>
+    <w:lsdException w:name="Subtle Reference" w:uiPriority="31" w:semiHidden="0" w:unhideWhenUsed="0" w:qFormat="1"/>
+    <w:lsdException w:name="Intense Reference" w:uiPriority="32" w:semiHidden="0" w:unhideWhenUsed="0" w:qFormat="1"/>
+    <w:lsdException w:name="Book Title" w:uiPriority="33" w:semiHidden="0" w:unhideWhenUsed="0" w:qFormat="1"/>
     <w:lsdException w:name="Bibliography" w:uiPriority="37"/>
     <w:lsdException w:name="TOC Heading" w:uiPriority="39" w:qFormat="1"/>
   </w:latentStyles>
-  <w:style w:type="paragraph" w:default="1" w:styleId="Normal">
+  <w:style w:type="paragraph" w:styleId="Normal" w:default="1">
     <w:name w:val="Normal"/>
     <w:qFormat/>
     <w:rsid w:val="00FC693F"/>
@@ -435,7 +549,7 @@
       <w:spacing w:after="0" w:line="240" w:lineRule="auto"/>
     </w:pPr>
   </w:style>
-  <w:style w:type="character" w:customStyle="1" w:styleId="HeaderChar">
+  <w:style w:type="character" w:styleId="HeaderChar" w:customStyle="1">
     <w:name w:val="Header Char"/>
     <w:basedOn w:val="DefaultParagraphFont"/>
     <w:link w:val="Header"/>
@@ -457,7 +571,7 @@
       <w:spacing w:after="0" w:line="240" w:lineRule="auto"/>
     </w:pPr>
   </w:style>
-  <w:style w:type="character" w:customStyle="1" w:styleId="FooterChar">
+  <w:style w:type="character" w:styleId="FooterChar" w:customStyle="1">
     <w:name w:val="Footer Char"/>
     <w:basedOn w:val="DefaultParagraphFont"/>
     <w:link w:val="Footer"/>
@@ -479,7 +593,7 @@
       <w:outlineLvl w:val="0"/>
     </w:pPr>
     <w:rPr>
-      <w:rFonts w:asciiTheme="majorHAnsi" w:eastAsiaTheme="majorEastAsia" w:hAnsiTheme="majorHAnsi" w:cstheme="majorBidi"/>
+      <w:rFonts w:asciiTheme="majorHAnsi" w:hAnsiTheme="majorHAnsi" w:eastAsiaTheme="majorEastAsia" w:cstheme="majorBidi"/>
       <w:b/>
       <w:bCs/>
       <w:color w:val="365F91" w:themeColor="accent1" w:themeShade="BF"/>
@@ -503,7 +617,7 @@
       <w:outlineLvl w:val="1"/>
     </w:pPr>
     <w:rPr>
-      <w:rFonts w:asciiTheme="majorHAnsi" w:eastAsiaTheme="majorEastAsia" w:hAnsiTheme="majorHAnsi" w:cstheme="majorBidi"/>
+      <w:rFonts w:asciiTheme="majorHAnsi" w:hAnsiTheme="majorHAnsi" w:eastAsiaTheme="majorEastAsia" w:cstheme="majorBidi"/>
       <w:b/>
       <w:bCs/>
       <w:color w:val="4F81BD" w:themeColor="accent1"/>
@@ -527,7 +641,7 @@
       <w:outlineLvl w:val="2"/>
     </w:pPr>
     <w:rPr>
-      <w:rFonts w:asciiTheme="majorHAnsi" w:eastAsiaTheme="majorEastAsia" w:hAnsiTheme="majorHAnsi" w:cstheme="majorBidi"/>
+      <w:rFonts w:asciiTheme="majorHAnsi" w:hAnsiTheme="majorHAnsi" w:eastAsiaTheme="majorEastAsia" w:cstheme="majorBidi"/>
       <w:b/>
       <w:bCs/>
       <w:color w:val="4F81BD" w:themeColor="accent1"/>
@@ -550,7 +664,7 @@
       <w:outlineLvl w:val="3"/>
     </w:pPr>
     <w:rPr>
-      <w:rFonts w:asciiTheme="majorHAnsi" w:eastAsiaTheme="majorEastAsia" w:hAnsiTheme="majorHAnsi" w:cstheme="majorBidi"/>
+      <w:rFonts w:asciiTheme="majorHAnsi" w:hAnsiTheme="majorHAnsi" w:eastAsiaTheme="majorEastAsia" w:cstheme="majorBidi"/>
       <w:b/>
       <w:bCs/>
       <w:i/>
@@ -575,7 +689,7 @@
       <w:outlineLvl w:val="4"/>
     </w:pPr>
     <w:rPr>
-      <w:rFonts w:asciiTheme="majorHAnsi" w:eastAsiaTheme="majorEastAsia" w:hAnsiTheme="majorHAnsi" w:cstheme="majorBidi"/>
+      <w:rFonts w:asciiTheme="majorHAnsi" w:hAnsiTheme="majorHAnsi" w:eastAsiaTheme="majorEastAsia" w:cstheme="majorBidi"/>
       <w:color w:val="243F60" w:themeColor="accent1" w:themeShade="7F"/>
     </w:rPr>
   </w:style>
@@ -596,7 +710,7 @@
       <w:outlineLvl w:val="5"/>
     </w:pPr>
     <w:rPr>
-      <w:rFonts w:asciiTheme="majorHAnsi" w:eastAsiaTheme="majorEastAsia" w:hAnsiTheme="majorHAnsi" w:cstheme="majorBidi"/>
+      <w:rFonts w:asciiTheme="majorHAnsi" w:hAnsiTheme="majorHAnsi" w:eastAsiaTheme="majorEastAsia" w:cstheme="majorBidi"/>
       <w:i/>
       <w:iCs/>
       <w:color w:val="243F60" w:themeColor="accent1" w:themeShade="7F"/>
@@ -619,7 +733,7 @@
       <w:outlineLvl w:val="6"/>
     </w:pPr>
     <w:rPr>
-      <w:rFonts w:asciiTheme="majorHAnsi" w:eastAsiaTheme="majorEastAsia" w:hAnsiTheme="majorHAnsi" w:cstheme="majorBidi"/>
+      <w:rFonts w:asciiTheme="majorHAnsi" w:hAnsiTheme="majorHAnsi" w:eastAsiaTheme="majorEastAsia" w:cstheme="majorBidi"/>
       <w:i/>
       <w:iCs/>
       <w:color w:val="404040" w:themeColor="text1" w:themeTint="BF"/>
@@ -642,7 +756,7 @@
       <w:outlineLvl w:val="7"/>
     </w:pPr>
     <w:rPr>
-      <w:rFonts w:asciiTheme="majorHAnsi" w:eastAsiaTheme="majorEastAsia" w:hAnsiTheme="majorHAnsi" w:cstheme="majorBidi"/>
+      <w:rFonts w:asciiTheme="majorHAnsi" w:hAnsiTheme="majorHAnsi" w:eastAsiaTheme="majorEastAsia" w:cstheme="majorBidi"/>
       <w:color w:val="4F81BD" w:themeColor="accent1"/>
       <w:sz w:val="20"/>
       <w:szCs w:val="20"/>
@@ -665,7 +779,7 @@
       <w:outlineLvl w:val="8"/>
     </w:pPr>
     <w:rPr>
-      <w:rFonts w:asciiTheme="majorHAnsi" w:eastAsiaTheme="majorEastAsia" w:hAnsiTheme="majorHAnsi" w:cstheme="majorBidi"/>
+      <w:rFonts w:asciiTheme="majorHAnsi" w:hAnsiTheme="majorHAnsi" w:eastAsiaTheme="majorEastAsia" w:cstheme="majorBidi"/>
       <w:i/>
       <w:iCs/>
       <w:color w:val="404040" w:themeColor="text1" w:themeTint="BF"/>
@@ -673,13 +787,13 @@
       <w:szCs w:val="20"/>
     </w:rPr>
   </w:style>
-  <w:style w:type="character" w:default="1" w:styleId="DefaultParagraphFont">
+  <w:style w:type="character" w:styleId="DefaultParagraphFont" w:default="1">
     <w:name w:val="Default Paragraph Font"/>
     <w:uiPriority w:val="1"/>
     <w:semiHidden/>
     <w:unhideWhenUsed/>
   </w:style>
-  <w:style w:type="table" w:default="1" w:styleId="TableNormal">
+  <w:style w:type="table" w:styleId="TableNormal" w:default="1">
     <w:name w:val="Normal Table"/>
     <w:uiPriority w:val="99"/>
     <w:semiHidden/>
@@ -694,7 +808,7 @@
       </w:tblCellMar>
     </w:tblPr>
   </w:style>
-  <w:style w:type="numbering" w:default="1" w:styleId="NoList">
+  <w:style w:type="numbering" w:styleId="NoList" w:default="1">
     <w:name w:val="No List"/>
     <w:uiPriority w:val="99"/>
     <w:semiHidden/>
@@ -709,14 +823,14 @@
       <w:spacing w:after="0" w:line="240" w:lineRule="auto"/>
     </w:pPr>
   </w:style>
-  <w:style w:type="character" w:customStyle="1" w:styleId="Heading1Char">
+  <w:style w:type="character" w:styleId="Heading1Char" w:customStyle="1">
     <w:name w:val="Heading 1 Char"/>
     <w:basedOn w:val="DefaultParagraphFont"/>
     <w:link w:val="Heading1"/>
     <w:uiPriority w:val="9"/>
     <w:rsid w:val="00FC693F"/>
     <w:rPr>
-      <w:rFonts w:asciiTheme="majorHAnsi" w:eastAsiaTheme="majorEastAsia" w:hAnsiTheme="majorHAnsi" w:cstheme="majorBidi"/>
+      <w:rFonts w:asciiTheme="majorHAnsi" w:hAnsiTheme="majorHAnsi" w:eastAsiaTheme="majorEastAsia" w:cstheme="majorBidi"/>
       <w:b/>
       <w:bCs/>
       <w:color w:val="365F91" w:themeColor="accent1" w:themeShade="BF"/>
@@ -724,14 +838,14 @@
       <w:szCs w:val="28"/>
     </w:rPr>
   </w:style>
-  <w:style w:type="character" w:customStyle="1" w:styleId="Heading2Char">
+  <w:style w:type="character" w:styleId="Heading2Char" w:customStyle="1">
     <w:name w:val="Heading 2 Char"/>
     <w:basedOn w:val="DefaultParagraphFont"/>
     <w:link w:val="Heading2"/>
     <w:uiPriority w:val="9"/>
     <w:rsid w:val="00FC693F"/>
     <w:rPr>
-      <w:rFonts w:asciiTheme="majorHAnsi" w:eastAsiaTheme="majorEastAsia" w:hAnsiTheme="majorHAnsi" w:cstheme="majorBidi"/>
+      <w:rFonts w:asciiTheme="majorHAnsi" w:hAnsiTheme="majorHAnsi" w:eastAsiaTheme="majorEastAsia" w:cstheme="majorBidi"/>
       <w:b/>
       <w:bCs/>
       <w:color w:val="4F81BD" w:themeColor="accent1"/>
@@ -739,14 +853,14 @@
       <w:szCs w:val="26"/>
     </w:rPr>
   </w:style>
-  <w:style w:type="character" w:customStyle="1" w:styleId="Heading3Char">
+  <w:style w:type="character" w:styleId="Heading3Char" w:customStyle="1">
     <w:name w:val="Heading 3 Char"/>
     <w:basedOn w:val="DefaultParagraphFont"/>
     <w:link w:val="Heading3"/>
     <w:uiPriority w:val="9"/>
     <w:rsid w:val="00FC693F"/>
     <w:rPr>
-      <w:rFonts w:asciiTheme="majorHAnsi" w:eastAsiaTheme="majorEastAsia" w:hAnsiTheme="majorHAnsi" w:cstheme="majorBidi"/>
+      <w:rFonts w:asciiTheme="majorHAnsi" w:hAnsiTheme="majorHAnsi" w:eastAsiaTheme="majorEastAsia" w:cstheme="majorBidi"/>
       <w:b/>
       <w:bCs/>
       <w:color w:val="4F81BD" w:themeColor="accent1"/>
@@ -762,13 +876,13 @@
     <w:rsid w:val="00FC693F"/>
     <w:pPr>
       <w:pBdr>
-        <w:bottom w:val="single" w:sz="8" w:space="4" w:color="4F81BD" w:themeColor="accent1"/>
+        <w:bottom w:val="single" w:color="4F81BD" w:themeColor="accent1" w:sz="8" w:space="4"/>
       </w:pBdr>
       <w:spacing w:after="300" w:line="240" w:lineRule="auto"/>
       <w:contextualSpacing/>
     </w:pPr>
     <w:rPr>
-      <w:rFonts w:asciiTheme="majorHAnsi" w:eastAsiaTheme="majorEastAsia" w:hAnsiTheme="majorHAnsi" w:cstheme="majorBidi"/>
+      <w:rFonts w:asciiTheme="majorHAnsi" w:hAnsiTheme="majorHAnsi" w:eastAsiaTheme="majorEastAsia" w:cstheme="majorBidi"/>
       <w:color w:val="17365D" w:themeColor="text2" w:themeShade="BF"/>
       <w:spacing w:val="5"/>
       <w:kern w:val="28"/>
@@ -776,14 +890,14 @@
       <w:szCs w:val="52"/>
     </w:rPr>
   </w:style>
-  <w:style w:type="character" w:customStyle="1" w:styleId="TitleChar">
+  <w:style w:type="character" w:styleId="TitleChar" w:customStyle="1">
     <w:name w:val="Title Char"/>
     <w:basedOn w:val="DefaultParagraphFont"/>
     <w:link w:val="Title"/>
     <w:uiPriority w:val="10"/>
     <w:rsid w:val="00FC693F"/>
     <w:rPr>
-      <w:rFonts w:asciiTheme="majorHAnsi" w:eastAsiaTheme="majorEastAsia" w:hAnsiTheme="majorHAnsi" w:cstheme="majorBidi"/>
+      <w:rFonts w:asciiTheme="majorHAnsi" w:hAnsiTheme="majorHAnsi" w:eastAsiaTheme="majorEastAsia" w:cstheme="majorBidi"/>
       <w:color w:val="17365D" w:themeColor="text2" w:themeShade="BF"/>
       <w:spacing w:val="5"/>
       <w:kern w:val="28"/>
@@ -805,7 +919,7 @@
       </w:numPr>
     </w:pPr>
     <w:rPr>
-      <w:rFonts w:asciiTheme="majorHAnsi" w:eastAsiaTheme="majorEastAsia" w:hAnsiTheme="majorHAnsi" w:cstheme="majorBidi"/>
+      <w:rFonts w:asciiTheme="majorHAnsi" w:hAnsiTheme="majorHAnsi" w:eastAsiaTheme="majorEastAsia" w:cstheme="majorBidi"/>
       <w:i/>
       <w:iCs/>
       <w:color w:val="4F81BD" w:themeColor="accent1"/>
@@ -814,14 +928,14 @@
       <w:szCs w:val="24"/>
     </w:rPr>
   </w:style>
-  <w:style w:type="character" w:customStyle="1" w:styleId="SubtitleChar">
+  <w:style w:type="character" w:styleId="SubtitleChar" w:customStyle="1">
     <w:name w:val="Subtitle Char"/>
     <w:basedOn w:val="DefaultParagraphFont"/>
     <w:link w:val="Subtitle"/>
     <w:uiPriority w:val="11"/>
     <w:rsid w:val="00FC693F"/>
     <w:rPr>
-      <w:rFonts w:asciiTheme="majorHAnsi" w:eastAsiaTheme="majorEastAsia" w:hAnsiTheme="majorHAnsi" w:cstheme="majorBidi"/>
+      <w:rFonts w:asciiTheme="majorHAnsi" w:hAnsiTheme="majorHAnsi" w:eastAsiaTheme="majorEastAsia" w:cstheme="majorBidi"/>
       <w:i/>
       <w:iCs/>
       <w:color w:val="4F81BD" w:themeColor="accent1"/>
@@ -852,7 +966,7 @@
       <w:spacing w:after="120"/>
     </w:pPr>
   </w:style>
-  <w:style w:type="character" w:customStyle="1" w:styleId="BodyTextChar">
+  <w:style w:type="character" w:styleId="BodyTextChar" w:customStyle="1">
     <w:name w:val="Body Text Char"/>
     <w:basedOn w:val="DefaultParagraphFont"/>
     <w:link w:val="BodyText"/>
@@ -870,7 +984,7 @@
       <w:spacing w:after="120" w:line="480" w:lineRule="auto"/>
     </w:pPr>
   </w:style>
-  <w:style w:type="character" w:customStyle="1" w:styleId="BodyText2Char">
+  <w:style w:type="character" w:styleId="BodyText2Char" w:customStyle="1">
     <w:name w:val="Body Text 2 Char"/>
     <w:basedOn w:val="DefaultParagraphFont"/>
     <w:link w:val="BodyText2"/>
@@ -892,7 +1006,7 @@
       <w:szCs w:val="16"/>
     </w:rPr>
   </w:style>
-  <w:style w:type="character" w:customStyle="1" w:styleId="BodyText3Char">
+  <w:style w:type="character" w:styleId="BodyText3Char" w:customStyle="1">
     <w:name w:val="Body Text 3 Char"/>
     <w:basedOn w:val="DefaultParagraphFont"/>
     <w:link w:val="BodyText3"/>
@@ -1073,7 +1187,7 @@
       <w:szCs w:val="20"/>
     </w:rPr>
   </w:style>
-  <w:style w:type="character" w:customStyle="1" w:styleId="MacroTextChar">
+  <w:style w:type="character" w:styleId="MacroTextChar" w:customStyle="1">
     <w:name w:val="Macro Text Char"/>
     <w:basedOn w:val="DefaultParagraphFont"/>
     <w:link w:val="MacroText"/>
@@ -1099,7 +1213,7 @@
       <w:color w:val="000000" w:themeColor="text1"/>
     </w:rPr>
   </w:style>
-  <w:style w:type="character" w:customStyle="1" w:styleId="QuoteChar">
+  <w:style w:type="character" w:styleId="QuoteChar" w:customStyle="1">
     <w:name w:val="Quote Char"/>
     <w:basedOn w:val="DefaultParagraphFont"/>
     <w:link w:val="Quote"/>
@@ -1111,7 +1225,7 @@
       <w:color w:val="000000" w:themeColor="text1"/>
     </w:rPr>
   </w:style>
-  <w:style w:type="character" w:customStyle="1" w:styleId="Heading4Char">
+  <w:style w:type="character" w:styleId="Heading4Char" w:customStyle="1">
     <w:name w:val="Heading 4 Char"/>
     <w:basedOn w:val="DefaultParagraphFont"/>
     <w:link w:val="Heading4"/>
@@ -1119,7 +1233,7 @@
     <w:semiHidden/>
     <w:rsid w:val="00FC693F"/>
     <w:rPr>
-      <w:rFonts w:asciiTheme="majorHAnsi" w:eastAsiaTheme="majorEastAsia" w:hAnsiTheme="majorHAnsi" w:cstheme="majorBidi"/>
+      <w:rFonts w:asciiTheme="majorHAnsi" w:hAnsiTheme="majorHAnsi" w:eastAsiaTheme="majorEastAsia" w:cstheme="majorBidi"/>
       <w:b/>
       <w:bCs/>
       <w:i/>
@@ -1127,7 +1241,7 @@
       <w:color w:val="4F81BD" w:themeColor="accent1"/>
     </w:rPr>
   </w:style>
-  <w:style w:type="character" w:customStyle="1" w:styleId="Heading5Char">
+  <w:style w:type="character" w:styleId="Heading5Char" w:customStyle="1">
     <w:name w:val="Heading 5 Char"/>
     <w:basedOn w:val="DefaultParagraphFont"/>
     <w:link w:val="Heading5"/>
@@ -1135,11 +1249,11 @@
     <w:semiHidden/>
     <w:rsid w:val="00FC693F"/>
     <w:rPr>
-      <w:rFonts w:asciiTheme="majorHAnsi" w:eastAsiaTheme="majorEastAsia" w:hAnsiTheme="majorHAnsi" w:cstheme="majorBidi"/>
+      <w:rFonts w:asciiTheme="majorHAnsi" w:hAnsiTheme="majorHAnsi" w:eastAsiaTheme="majorEastAsia" w:cstheme="majorBidi"/>
       <w:color w:val="243F60" w:themeColor="accent1" w:themeShade="7F"/>
     </w:rPr>
   </w:style>
-  <w:style w:type="character" w:customStyle="1" w:styleId="Heading6Char">
+  <w:style w:type="character" w:styleId="Heading6Char" w:customStyle="1">
     <w:name w:val="Heading 6 Char"/>
     <w:basedOn w:val="DefaultParagraphFont"/>
     <w:link w:val="Heading6"/>
@@ -1147,13 +1261,13 @@
     <w:semiHidden/>
     <w:rsid w:val="00FC693F"/>
     <w:rPr>
-      <w:rFonts w:asciiTheme="majorHAnsi" w:eastAsiaTheme="majorEastAsia" w:hAnsiTheme="majorHAnsi" w:cstheme="majorBidi"/>
+      <w:rFonts w:asciiTheme="majorHAnsi" w:hAnsiTheme="majorHAnsi" w:eastAsiaTheme="majorEastAsia" w:cstheme="majorBidi"/>
       <w:i/>
       <w:iCs/>
       <w:color w:val="243F60" w:themeColor="accent1" w:themeShade="7F"/>
     </w:rPr>
   </w:style>
-  <w:style w:type="character" w:customStyle="1" w:styleId="Heading7Char">
+  <w:style w:type="character" w:styleId="Heading7Char" w:customStyle="1">
     <w:name w:val="Heading 7 Char"/>
     <w:basedOn w:val="DefaultParagraphFont"/>
     <w:link w:val="Heading7"/>
@@ -1161,13 +1275,13 @@
     <w:semiHidden/>
     <w:rsid w:val="00FC693F"/>
     <w:rPr>
-      <w:rFonts w:asciiTheme="majorHAnsi" w:eastAsiaTheme="majorEastAsia" w:hAnsiTheme="majorHAnsi" w:cstheme="majorBidi"/>
+      <w:rFonts w:asciiTheme="majorHAnsi" w:hAnsiTheme="majorHAnsi" w:eastAsiaTheme="majorEastAsia" w:cstheme="majorBidi"/>
       <w:i/>
       <w:iCs/>
       <w:color w:val="404040" w:themeColor="text1" w:themeTint="BF"/>
     </w:rPr>
   </w:style>
-  <w:style w:type="character" w:customStyle="1" w:styleId="Heading8Char">
+  <w:style w:type="character" w:styleId="Heading8Char" w:customStyle="1">
     <w:name w:val="Heading 8 Char"/>
     <w:basedOn w:val="DefaultParagraphFont"/>
     <w:link w:val="Heading8"/>
@@ -1175,13 +1289,13 @@
     <w:semiHidden/>
     <w:rsid w:val="00FC693F"/>
     <w:rPr>
-      <w:rFonts w:asciiTheme="majorHAnsi" w:eastAsiaTheme="majorEastAsia" w:hAnsiTheme="majorHAnsi" w:cstheme="majorBidi"/>
+      <w:rFonts w:asciiTheme="majorHAnsi" w:hAnsiTheme="majorHAnsi" w:eastAsiaTheme="majorEastAsia" w:cstheme="majorBidi"/>
       <w:color w:val="4F81BD" w:themeColor="accent1"/>
       <w:sz w:val="20"/>
       <w:szCs w:val="20"/>
     </w:rPr>
   </w:style>
-  <w:style w:type="character" w:customStyle="1" w:styleId="Heading9Char">
+  <w:style w:type="character" w:styleId="Heading9Char" w:customStyle="1">
     <w:name w:val="Heading 9 Char"/>
     <w:basedOn w:val="DefaultParagraphFont"/>
     <w:link w:val="Heading9"/>
@@ -1189,7 +1303,7 @@
     <w:semiHidden/>
     <w:rsid w:val="00FC693F"/>
     <w:rPr>
-      <w:rFonts w:asciiTheme="majorHAnsi" w:eastAsiaTheme="majorEastAsia" w:hAnsiTheme="majorHAnsi" w:cstheme="majorBidi"/>
+      <w:rFonts w:asciiTheme="majorHAnsi" w:hAnsiTheme="majorHAnsi" w:eastAsiaTheme="majorEastAsia" w:cstheme="majorBidi"/>
       <w:i/>
       <w:iCs/>
       <w:color w:val="404040" w:themeColor="text1" w:themeTint="BF"/>
@@ -1249,7 +1363,7 @@
     <w:rsid w:val="00FC693F"/>
     <w:pPr>
       <w:pBdr>
-        <w:bottom w:val="single" w:sz="4" w:space="4" w:color="4F81BD" w:themeColor="accent1"/>
+        <w:bottom w:val="single" w:color="4F81BD" w:themeColor="accent1" w:sz="4" w:space="4"/>
       </w:pBdr>
       <w:spacing w:before="200" w:after="280"/>
       <w:ind w:left="936" w:right="936"/>
@@ -1262,7 +1376,7 @@
       <w:color w:val="4F81BD" w:themeColor="accent1"/>
     </w:rPr>
   </w:style>
-  <w:style w:type="character" w:customStyle="1" w:styleId="IntenseQuoteChar">
+  <w:style w:type="character" w:styleId="IntenseQuoteChar" w:customStyle="1">
     <w:name w:val="Intense Quote Char"/>
     <w:basedOn w:val="DefaultParagraphFont"/>
     <w:link w:val="IntenseQuote"/>
@@ -1366,12 +1480,12 @@
     <w:tblPr>
       <w:tblInd w:w="0" w:type="dxa"/>
       <w:tblBorders>
-        <w:top w:val="single" w:sz="4" w:space="0" w:color="auto"/>
-        <w:left w:val="single" w:sz="4" w:space="0" w:color="auto"/>
-        <w:bottom w:val="single" w:sz="4" w:space="0" w:color="auto"/>
-        <w:right w:val="single" w:sz="4" w:space="0" w:color="auto"/>
-        <w:insideH w:val="single" w:sz="4" w:space="0" w:color="auto"/>
-        <w:insideV w:val="single" w:sz="4" w:space="0" w:color="auto"/>
+        <w:top w:val="single" w:color="auto" w:sz="4" w:space="0"/>
+        <w:left w:val="single" w:color="auto" w:sz="4" w:space="0"/>
+        <w:bottom w:val="single" w:color="auto" w:sz="4" w:space="0"/>
+        <w:right w:val="single" w:color="auto" w:sz="4" w:space="0"/>
+        <w:insideH w:val="single" w:color="auto" w:sz="4" w:space="0"/>
+        <w:insideV w:val="single" w:color="auto" w:sz="4" w:space="0"/>
       </w:tblBorders>
       <w:tblCellMar>
         <w:top w:w="0" w:type="dxa"/>
@@ -1397,8 +1511,8 @@
       <w:tblStyleColBandSize w:val="1"/>
       <w:tblInd w:w="0" w:type="dxa"/>
       <w:tblBorders>
-        <w:top w:val="single" w:sz="8" w:space="0" w:color="000000" w:themeColor="text1"/>
-        <w:bottom w:val="single" w:sz="8" w:space="0" w:color="000000" w:themeColor="text1"/>
+        <w:top w:val="single" w:color="000000" w:themeColor="text1" w:sz="8" w:space="0"/>
+        <w:bottom w:val="single" w:color="000000" w:themeColor="text1" w:sz="8" w:space="0"/>
       </w:tblBorders>
       <w:tblCellMar>
         <w:top w:w="0" w:type="dxa"/>
@@ -1418,9 +1532,9 @@
       <w:tblPr/>
       <w:tcPr>
         <w:tcBorders>
-          <w:top w:val="single" w:sz="8" w:space="0" w:color="000000" w:themeColor="text1"/>
-          <w:left w:val="nil"/>
-          <w:bottom w:val="single" w:sz="8" w:space="0" w:color="000000" w:themeColor="text1"/>
+          <w:top w:val="single" w:color="000000" w:themeColor="text1" w:sz="8" w:space="0"/>
+          <w:left w:val="nil"/>
+          <w:bottom w:val="single" w:color="000000" w:themeColor="text1" w:sz="8" w:space="0"/>
           <w:right w:val="nil"/>
           <w:insideH w:val="nil"/>
           <w:insideV w:val="nil"/>
@@ -1438,9 +1552,9 @@
       <w:tblPr/>
       <w:tcPr>
         <w:tcBorders>
-          <w:top w:val="single" w:sz="8" w:space="0" w:color="000000" w:themeColor="text1"/>
-          <w:left w:val="nil"/>
-          <w:bottom w:val="single" w:sz="8" w:space="0" w:color="000000" w:themeColor="text1"/>
+          <w:top w:val="single" w:color="000000" w:themeColor="text1" w:sz="8" w:space="0"/>
+          <w:left w:val="nil"/>
+          <w:bottom w:val="single" w:color="000000" w:themeColor="text1" w:sz="8" w:space="0"/>
           <w:right w:val="nil"/>
           <w:insideH w:val="nil"/>
           <w:insideV w:val="nil"/>
@@ -1500,8 +1614,8 @@
       <w:tblStyleColBandSize w:val="1"/>
       <w:tblInd w:w="0" w:type="dxa"/>
       <w:tblBorders>
-        <w:top w:val="single" w:sz="8" w:space="0" w:color="4F81BD" w:themeColor="accent1"/>
-        <w:bottom w:val="single" w:sz="8" w:space="0" w:color="4F81BD" w:themeColor="accent1"/>
+        <w:top w:val="single" w:color="4F81BD" w:themeColor="accent1" w:sz="8" w:space="0"/>
+        <w:bottom w:val="single" w:color="4F81BD" w:themeColor="accent1" w:sz="8" w:space="0"/>
       </w:tblBorders>
       <w:tblCellMar>
         <w:top w:w="0" w:type="dxa"/>
@@ -1521,9 +1635,9 @@
       <w:tblPr/>
       <w:tcPr>
         <w:tcBorders>
-          <w:top w:val="single" w:sz="8" w:space="0" w:color="4F81BD" w:themeColor="accent1"/>
-          <w:left w:val="nil"/>
-          <w:bottom w:val="single" w:sz="8" w:space="0" w:color="4F81BD" w:themeColor="accent1"/>
+          <w:top w:val="single" w:color="4F81BD" w:themeColor="accent1" w:sz="8" w:space="0"/>
+          <w:left w:val="nil"/>
+          <w:bottom w:val="single" w:color="4F81BD" w:themeColor="accent1" w:sz="8" w:space="0"/>
           <w:right w:val="nil"/>
           <w:insideH w:val="nil"/>
           <w:insideV w:val="nil"/>
@@ -1541,9 +1655,9 @@
       <w:tblPr/>
       <w:tcPr>
         <w:tcBorders>
-          <w:top w:val="single" w:sz="8" w:space="0" w:color="4F81BD" w:themeColor="accent1"/>
-          <w:left w:val="nil"/>
-          <w:bottom w:val="single" w:sz="8" w:space="0" w:color="4F81BD" w:themeColor="accent1"/>
+          <w:top w:val="single" w:color="4F81BD" w:themeColor="accent1" w:sz="8" w:space="0"/>
+          <w:left w:val="nil"/>
+          <w:bottom w:val="single" w:color="4F81BD" w:themeColor="accent1" w:sz="8" w:space="0"/>
           <w:right w:val="nil"/>
           <w:insideH w:val="nil"/>
           <w:insideV w:val="nil"/>
@@ -1603,8 +1717,8 @@
       <w:tblStyleColBandSize w:val="1"/>
       <w:tblInd w:w="0" w:type="dxa"/>
       <w:tblBorders>
-        <w:top w:val="single" w:sz="8" w:space="0" w:color="C0504D" w:themeColor="accent2"/>
-        <w:bottom w:val="single" w:sz="8" w:space="0" w:color="C0504D" w:themeColor="accent2"/>
+        <w:top w:val="single" w:color="C0504D" w:themeColor="accent2" w:sz="8" w:space="0"/>
+        <w:bottom w:val="single" w:color="C0504D" w:themeColor="accent2" w:sz="8" w:space="0"/>
       </w:tblBorders>
       <w:tblCellMar>
         <w:top w:w="0" w:type="dxa"/>
@@ -1624,9 +1738,9 @@
       <w:tblPr/>
       <w:tcPr>
         <w:tcBorders>
-          <w:top w:val="single" w:sz="8" w:space="0" w:color="C0504D" w:themeColor="accent2"/>
-          <w:left w:val="nil"/>
-          <w:bottom w:val="single" w:sz="8" w:space="0" w:color="C0504D" w:themeColor="accent2"/>
+          <w:top w:val="single" w:color="C0504D" w:themeColor="accent2" w:sz="8" w:space="0"/>
+          <w:left w:val="nil"/>
+          <w:bottom w:val="single" w:color="C0504D" w:themeColor="accent2" w:sz="8" w:space="0"/>
           <w:right w:val="nil"/>
           <w:insideH w:val="nil"/>
           <w:insideV w:val="nil"/>
@@ -1644,9 +1758,9 @@
       <w:tblPr/>
       <w:tcPr>
         <w:tcBorders>
-          <w:top w:val="single" w:sz="8" w:space="0" w:color="C0504D" w:themeColor="accent2"/>
-          <w:left w:val="nil"/>
-          <w:bottom w:val="single" w:sz="8" w:space="0" w:color="C0504D" w:themeColor="accent2"/>
+          <w:top w:val="single" w:color="C0504D" w:themeColor="accent2" w:sz="8" w:space="0"/>
+          <w:left w:val="nil"/>
+          <w:bottom w:val="single" w:color="C0504D" w:themeColor="accent2" w:sz="8" w:space="0"/>
           <w:right w:val="nil"/>
           <w:insideH w:val="nil"/>
           <w:insideV w:val="nil"/>
@@ -1706,8 +1820,8 @@
       <w:tblStyleColBandSize w:val="1"/>
       <w:tblInd w:w="0" w:type="dxa"/>
       <w:tblBorders>
-        <w:top w:val="single" w:sz="8" w:space="0" w:color="9BBB59" w:themeColor="accent3"/>
-        <w:bottom w:val="single" w:sz="8" w:space="0" w:color="9BBB59" w:themeColor="accent3"/>
+        <w:top w:val="single" w:color="9BBB59" w:themeColor="accent3" w:sz="8" w:space="0"/>
+        <w:bottom w:val="single" w:color="9BBB59" w:themeColor="accent3" w:sz="8" w:space="0"/>
       </w:tblBorders>
       <w:tblCellMar>
         <w:top w:w="0" w:type="dxa"/>
@@ -1727,9 +1841,9 @@
       <w:tblPr/>
       <w:tcPr>
         <w:tcBorders>
-          <w:top w:val="single" w:sz="8" w:space="0" w:color="9BBB59" w:themeColor="accent3"/>
-          <w:left w:val="nil"/>
-          <w:bottom w:val="single" w:sz="8" w:space="0" w:color="9BBB59" w:themeColor="accent3"/>
+          <w:top w:val="single" w:color="9BBB59" w:themeColor="accent3" w:sz="8" w:space="0"/>
+          <w:left w:val="nil"/>
+          <w:bottom w:val="single" w:color="9BBB59" w:themeColor="accent3" w:sz="8" w:space="0"/>
           <w:right w:val="nil"/>
           <w:insideH w:val="nil"/>
           <w:insideV w:val="nil"/>
@@ -1747,9 +1861,9 @@
       <w:tblPr/>
       <w:tcPr>
         <w:tcBorders>
-          <w:top w:val="single" w:sz="8" w:space="0" w:color="9BBB59" w:themeColor="accent3"/>
-          <w:left w:val="nil"/>
-          <w:bottom w:val="single" w:sz="8" w:space="0" w:color="9BBB59" w:themeColor="accent3"/>
+          <w:top w:val="single" w:color="9BBB59" w:themeColor="accent3" w:sz="8" w:space="0"/>
+          <w:left w:val="nil"/>
+          <w:bottom w:val="single" w:color="9BBB59" w:themeColor="accent3" w:sz="8" w:space="0"/>
           <w:right w:val="nil"/>
           <w:insideH w:val="nil"/>
           <w:insideV w:val="nil"/>
@@ -1809,8 +1923,8 @@
       <w:tblStyleColBandSize w:val="1"/>
       <w:tblInd w:w="0" w:type="dxa"/>
       <w:tblBorders>
-        <w:top w:val="single" w:sz="8" w:space="0" w:color="8064A2" w:themeColor="accent4"/>
-        <w:bottom w:val="single" w:sz="8" w:space="0" w:color="8064A2" w:themeColor="accent4"/>
+        <w:top w:val="single" w:color="8064A2" w:themeColor="accent4" w:sz="8" w:space="0"/>
+        <w:bottom w:val="single" w:color="8064A2" w:themeColor="accent4" w:sz="8" w:space="0"/>
       </w:tblBorders>
       <w:tblCellMar>
         <w:top w:w="0" w:type="dxa"/>
@@ -1830,9 +1944,9 @@
       <w:tblPr/>
       <w:tcPr>
         <w:tcBorders>
-          <w:top w:val="single" w:sz="8" w:space="0" w:color="8064A2" w:themeColor="accent4"/>
-          <w:left w:val="nil"/>
-          <w:bottom w:val="single" w:sz="8" w:space="0" w:color="8064A2" w:themeColor="accent4"/>
+          <w:top w:val="single" w:color="8064A2" w:themeColor="accent4" w:sz="8" w:space="0"/>
+          <w:left w:val="nil"/>
+          <w:bottom w:val="single" w:color="8064A2" w:themeColor="accent4" w:sz="8" w:space="0"/>
           <w:right w:val="nil"/>
           <w:insideH w:val="nil"/>
           <w:insideV w:val="nil"/>
@@ -1850,9 +1964,9 @@
       <w:tblPr/>
       <w:tcPr>
         <w:tcBorders>
-          <w:top w:val="single" w:sz="8" w:space="0" w:color="8064A2" w:themeColor="accent4"/>
-          <w:left w:val="nil"/>
-          <w:bottom w:val="single" w:sz="8" w:space="0" w:color="8064A2" w:themeColor="accent4"/>
+          <w:top w:val="single" w:color="8064A2" w:themeColor="accent4" w:sz="8" w:space="0"/>
+          <w:left w:val="nil"/>
+          <w:bottom w:val="single" w:color="8064A2" w:themeColor="accent4" w:sz="8" w:space="0"/>
           <w:right w:val="nil"/>
           <w:insideH w:val="nil"/>
           <w:insideV w:val="nil"/>
@@ -1912,8 +2026,8 @@
       <w:tblStyleColBandSize w:val="1"/>
       <w:tblInd w:w="0" w:type="dxa"/>
       <w:tblBorders>
-        <w:top w:val="single" w:sz="8" w:space="0" w:color="4BACC6" w:themeColor="accent5"/>
-        <w:bottom w:val="single" w:sz="8" w:space="0" w:color="4BACC6" w:themeColor="accent5"/>
+        <w:top w:val="single" w:color="4BACC6" w:themeColor="accent5" w:sz="8" w:space="0"/>
+        <w:bottom w:val="single" w:color="4BACC6" w:themeColor="accent5" w:sz="8" w:space="0"/>
       </w:tblBorders>
       <w:tblCellMar>
         <w:top w:w="0" w:type="dxa"/>
@@ -1933,9 +2047,9 @@
       <w:tblPr/>
       <w:tcPr>
         <w:tcBorders>
-          <w:top w:val="single" w:sz="8" w:space="0" w:color="4BACC6" w:themeColor="accent5"/>
-          <w:left w:val="nil"/>
-          <w:bottom w:val="single" w:sz="8" w:space="0" w:color="4BACC6" w:themeColor="accent5"/>
+          <w:top w:val="single" w:color="4BACC6" w:themeColor="accent5" w:sz="8" w:space="0"/>
+          <w:left w:val="nil"/>
+          <w:bottom w:val="single" w:color="4BACC6" w:themeColor="accent5" w:sz="8" w:space="0"/>
           <w:right w:val="nil"/>
           <w:insideH w:val="nil"/>
           <w:insideV w:val="nil"/>
@@ -1953,9 +2067,9 @@
       <w:tblPr/>
       <w:tcPr>
         <w:tcBorders>
-          <w:top w:val="single" w:sz="8" w:space="0" w:color="4BACC6" w:themeColor="accent5"/>
-          <w:left w:val="nil"/>
-          <w:bottom w:val="single" w:sz="8" w:space="0" w:color="4BACC6" w:themeColor="accent5"/>
+          <w:top w:val="single" w:color="4BACC6" w:themeColor="accent5" w:sz="8" w:space="0"/>
+          <w:left w:val="nil"/>
+          <w:bottom w:val="single" w:color="4BACC6" w:themeColor="accent5" w:sz="8" w:space="0"/>
           <w:right w:val="nil"/>
           <w:insideH w:val="nil"/>
           <w:insideV w:val="nil"/>
@@ -2015,8 +2129,8 @@
       <w:tblStyleColBandSize w:val="1"/>
       <w:tblInd w:w="0" w:type="dxa"/>
       <w:tblBorders>
-        <w:top w:val="single" w:sz="8" w:space="0" w:color="F79646" w:themeColor="accent6"/>
-        <w:bottom w:val="single" w:sz="8" w:space="0" w:color="F79646" w:themeColor="accent6"/>
+        <w:top w:val="single" w:color="F79646" w:themeColor="accent6" w:sz="8" w:space="0"/>
+        <w:bottom w:val="single" w:color="F79646" w:themeColor="accent6" w:sz="8" w:space="0"/>
       </w:tblBorders>
       <w:tblCellMar>
         <w:top w:w="0" w:type="dxa"/>
@@ -2036,9 +2150,9 @@
       <w:tblPr/>
       <w:tcPr>
         <w:tcBorders>
-          <w:top w:val="single" w:sz="8" w:space="0" w:color="F79646" w:themeColor="accent6"/>
-          <w:left w:val="nil"/>
-          <w:bottom w:val="single" w:sz="8" w:space="0" w:color="F79646" w:themeColor="accent6"/>
+          <w:top w:val="single" w:color="F79646" w:themeColor="accent6" w:sz="8" w:space="0"/>
+          <w:left w:val="nil"/>
+          <w:bottom w:val="single" w:color="F79646" w:themeColor="accent6" w:sz="8" w:space="0"/>
           <w:right w:val="nil"/>
           <w:insideH w:val="nil"/>
           <w:insideV w:val="nil"/>
@@ -2056,9 +2170,9 @@
       <w:tblPr/>
       <w:tcPr>
         <w:tcBorders>
-          <w:top w:val="single" w:sz="8" w:space="0" w:color="F79646" w:themeColor="accent6"/>
-          <w:left w:val="nil"/>
-          <w:bottom w:val="single" w:sz="8" w:space="0" w:color="F79646" w:themeColor="accent6"/>
+          <w:top w:val="single" w:color="F79646" w:themeColor="accent6" w:sz="8" w:space="0"/>
+          <w:left w:val="nil"/>
+          <w:bottom w:val="single" w:color="F79646" w:themeColor="accent6" w:sz="8" w:space="0"/>
           <w:right w:val="nil"/>
           <w:insideH w:val="nil"/>
           <w:insideV w:val="nil"/>
@@ -2115,10 +2229,10 @@
       <w:tblStyleColBandSize w:val="1"/>
       <w:tblInd w:w="0" w:type="dxa"/>
       <w:tblBorders>
-        <w:top w:val="single" w:sz="8" w:space="0" w:color="000000" w:themeColor="text1"/>
-        <w:left w:val="single" w:sz="8" w:space="0" w:color="000000" w:themeColor="text1"/>
-        <w:bottom w:val="single" w:sz="8" w:space="0" w:color="000000" w:themeColor="text1"/>
-        <w:right w:val="single" w:sz="8" w:space="0" w:color="000000" w:themeColor="text1"/>
+        <w:top w:val="single" w:color="000000" w:themeColor="text1" w:sz="8" w:space="0"/>
+        <w:left w:val="single" w:color="000000" w:themeColor="text1" w:sz="8" w:space="0"/>
+        <w:bottom w:val="single" w:color="000000" w:themeColor="text1" w:sz="8" w:space="0"/>
+        <w:right w:val="single" w:color="000000" w:themeColor="text1" w:sz="8" w:space="0"/>
       </w:tblBorders>
       <w:tblCellMar>
         <w:top w:w="0" w:type="dxa"/>
@@ -2152,10 +2266,10 @@
       <w:tblPr/>
       <w:tcPr>
         <w:tcBorders>
-          <w:top w:val="double" w:sz="6" w:space="0" w:color="000000" w:themeColor="text1"/>
-          <w:left w:val="single" w:sz="8" w:space="0" w:color="000000" w:themeColor="text1"/>
-          <w:bottom w:val="single" w:sz="8" w:space="0" w:color="000000" w:themeColor="text1"/>
-          <w:right w:val="single" w:sz="8" w:space="0" w:color="000000" w:themeColor="text1"/>
+          <w:top w:val="double" w:color="000000" w:themeColor="text1" w:sz="6" w:space="0"/>
+          <w:left w:val="single" w:color="000000" w:themeColor="text1" w:sz="8" w:space="0"/>
+          <w:bottom w:val="single" w:color="000000" w:themeColor="text1" w:sz="8" w:space="0"/>
+          <w:right w:val="single" w:color="000000" w:themeColor="text1" w:sz="8" w:space="0"/>
         </w:tcBorders>
       </w:tcPr>
     </w:tblStylePr>
@@ -2175,10 +2289,10 @@
       <w:tblPr/>
       <w:tcPr>
         <w:tcBorders>
-          <w:top w:val="single" w:sz="8" w:space="0" w:color="000000" w:themeColor="text1"/>
-          <w:left w:val="single" w:sz="8" w:space="0" w:color="000000" w:themeColor="text1"/>
-          <w:bottom w:val="single" w:sz="8" w:space="0" w:color="000000" w:themeColor="text1"/>
-          <w:right w:val="single" w:sz="8" w:space="0" w:color="000000" w:themeColor="text1"/>
+          <w:top w:val="single" w:color="000000" w:themeColor="text1" w:sz="8" w:space="0"/>
+          <w:left w:val="single" w:color="000000" w:themeColor="text1" w:sz="8" w:space="0"/>
+          <w:bottom w:val="single" w:color="000000" w:themeColor="text1" w:sz="8" w:space="0"/>
+          <w:right w:val="single" w:color="000000" w:themeColor="text1" w:sz="8" w:space="0"/>
         </w:tcBorders>
       </w:tcPr>
     </w:tblStylePr>
@@ -2186,10 +2300,10 @@
       <w:tblPr/>
       <w:tcPr>
         <w:tcBorders>
-          <w:top w:val="single" w:sz="8" w:space="0" w:color="000000" w:themeColor="text1"/>
-          <w:left w:val="single" w:sz="8" w:space="0" w:color="000000" w:themeColor="text1"/>
-          <w:bottom w:val="single" w:sz="8" w:space="0" w:color="000000" w:themeColor="text1"/>
-          <w:right w:val="single" w:sz="8" w:space="0" w:color="000000" w:themeColor="text1"/>
+          <w:top w:val="single" w:color="000000" w:themeColor="text1" w:sz="8" w:space="0"/>
+          <w:left w:val="single" w:color="000000" w:themeColor="text1" w:sz="8" w:space="0"/>
+          <w:bottom w:val="single" w:color="000000" w:themeColor="text1" w:sz="8" w:space="0"/>
+          <w:right w:val="single" w:color="000000" w:themeColor="text1" w:sz="8" w:space="0"/>
         </w:tcBorders>
       </w:tcPr>
     </w:tblStylePr>
@@ -2207,10 +2321,10 @@
       <w:tblStyleColBandSize w:val="1"/>
       <w:tblInd w:w="0" w:type="dxa"/>
       <w:tblBorders>
-        <w:top w:val="single" w:sz="8" w:space="0" w:color="4F81BD" w:themeColor="accent1"/>
-        <w:left w:val="single" w:sz="8" w:space="0" w:color="4F81BD" w:themeColor="accent1"/>
-        <w:bottom w:val="single" w:sz="8" w:space="0" w:color="4F81BD" w:themeColor="accent1"/>
-        <w:right w:val="single" w:sz="8" w:space="0" w:color="4F81BD" w:themeColor="accent1"/>
+        <w:top w:val="single" w:color="4F81BD" w:themeColor="accent1" w:sz="8" w:space="0"/>
+        <w:left w:val="single" w:color="4F81BD" w:themeColor="accent1" w:sz="8" w:space="0"/>
+        <w:bottom w:val="single" w:color="4F81BD" w:themeColor="accent1" w:sz="8" w:space="0"/>
+        <w:right w:val="single" w:color="4F81BD" w:themeColor="accent1" w:sz="8" w:space="0"/>
       </w:tblBorders>
       <w:tblCellMar>
         <w:top w:w="0" w:type="dxa"/>
@@ -2244,10 +2358,10 @@
       <w:tblPr/>
       <w:tcPr>
         <w:tcBorders>
-          <w:top w:val="double" w:sz="6" w:space="0" w:color="4F81BD" w:themeColor="accent1"/>
-          <w:left w:val="single" w:sz="8" w:space="0" w:color="4F81BD" w:themeColor="accent1"/>
-          <w:bottom w:val="single" w:sz="8" w:space="0" w:color="4F81BD" w:themeColor="accent1"/>
-          <w:right w:val="single" w:sz="8" w:space="0" w:color="4F81BD" w:themeColor="accent1"/>
+          <w:top w:val="double" w:color="4F81BD" w:themeColor="accent1" w:sz="6" w:space="0"/>
+          <w:left w:val="single" w:color="4F81BD" w:themeColor="accent1" w:sz="8" w:space="0"/>
+          <w:bottom w:val="single" w:color="4F81BD" w:themeColor="accent1" w:sz="8" w:space="0"/>
+          <w:right w:val="single" w:color="4F81BD" w:themeColor="accent1" w:sz="8" w:space="0"/>
         </w:tcBorders>
       </w:tcPr>
     </w:tblStylePr>
@@ -2267,10 +2381,10 @@
       <w:tblPr/>
       <w:tcPr>
         <w:tcBorders>
-          <w:top w:val="single" w:sz="8" w:space="0" w:color="4F81BD" w:themeColor="accent1"/>
-          <w:left w:val="single" w:sz="8" w:space="0" w:color="4F81BD" w:themeColor="accent1"/>
-          <w:bottom w:val="single" w:sz="8" w:space="0" w:color="4F81BD" w:themeColor="accent1"/>
-          <w:right w:val="single" w:sz="8" w:space="0" w:color="4F81BD" w:themeColor="accent1"/>
+          <w:top w:val="single" w:color="4F81BD" w:themeColor="accent1" w:sz="8" w:space="0"/>
+          <w:left w:val="single" w:color="4F81BD" w:themeColor="accent1" w:sz="8" w:space="0"/>
+          <w:bottom w:val="single" w:color="4F81BD" w:themeColor="accent1" w:sz="8" w:space="0"/>
+          <w:right w:val="single" w:color="4F81BD" w:themeColor="accent1" w:sz="8" w:space="0"/>
         </w:tcBorders>
       </w:tcPr>
     </w:tblStylePr>
@@ -2278,10 +2392,10 @@
       <w:tblPr/>
       <w:tcPr>
         <w:tcBorders>
-          <w:top w:val="single" w:sz="8" w:space="0" w:color="4F81BD" w:themeColor="accent1"/>
-          <w:left w:val="single" w:sz="8" w:space="0" w:color="4F81BD" w:themeColor="accent1"/>
-          <w:bottom w:val="single" w:sz="8" w:space="0" w:color="4F81BD" w:themeColor="accent1"/>
-          <w:right w:val="single" w:sz="8" w:space="0" w:color="4F81BD" w:themeColor="accent1"/>
+          <w:top w:val="single" w:color="4F81BD" w:themeColor="accent1" w:sz="8" w:space="0"/>
+          <w:left w:val="single" w:color="4F81BD" w:themeColor="accent1" w:sz="8" w:space="0"/>
+          <w:bottom w:val="single" w:color="4F81BD" w:themeColor="accent1" w:sz="8" w:space="0"/>
+          <w:right w:val="single" w:color="4F81BD" w:themeColor="accent1" w:sz="8" w:space="0"/>
         </w:tcBorders>
       </w:tcPr>
     </w:tblStylePr>
@@ -2299,10 +2413,10 @@
       <w:tblStyleColBandSize w:val="1"/>
       <w:tblInd w:w="0" w:type="dxa"/>
       <w:tblBorders>
-        <w:top w:val="single" w:sz="8" w:space="0" w:color="C0504D" w:themeColor="accent2"/>
-        <w:left w:val="single" w:sz="8" w:space="0" w:color="C0504D" w:themeColor="accent2"/>
-        <w:bottom w:val="single" w:sz="8" w:space="0" w:color="C0504D" w:themeColor="accent2"/>
-        <w:right w:val="single" w:sz="8" w:space="0" w:color="C0504D" w:themeColor="accent2"/>
+        <w:top w:val="single" w:color="C0504D" w:themeColor="accent2" w:sz="8" w:space="0"/>
+        <w:left w:val="single" w:color="C0504D" w:themeColor="accent2" w:sz="8" w:space="0"/>
+        <w:bottom w:val="single" w:color="C0504D" w:themeColor="accent2" w:sz="8" w:space="0"/>
+        <w:right w:val="single" w:color="C0504D" w:themeColor="accent2" w:sz="8" w:space="0"/>
       </w:tblBorders>
       <w:tblCellMar>
         <w:top w:w="0" w:type="dxa"/>
@@ -2336,10 +2450,10 @@
       <w:tblPr/>
       <w:tcPr>
         <w:tcBorders>
-          <w:top w:val="double" w:sz="6" w:space="0" w:color="C0504D" w:themeColor="accent2"/>
-          <w:left w:val="single" w:sz="8" w:space="0" w:color="C0504D" w:themeColor="accent2"/>
-          <w:bottom w:val="single" w:sz="8" w:space="0" w:color="C0504D" w:themeColor="accent2"/>
-          <w:right w:val="single" w:sz="8" w:space="0" w:color="C0504D" w:themeColor="accent2"/>
+          <w:top w:val="double" w:color="C0504D" w:themeColor="accent2" w:sz="6" w:space="0"/>
+          <w:left w:val="single" w:color="C0504D" w:themeColor="accent2" w:sz="8" w:space="0"/>
+          <w:bottom w:val="single" w:color="C0504D" w:themeColor="accent2" w:sz="8" w:space="0"/>
+          <w:right w:val="single" w:color="C0504D" w:themeColor="accent2" w:sz="8" w:space="0"/>
         </w:tcBorders>
       </w:tcPr>
     </w:tblStylePr>
@@ -2359,10 +2473,10 @@
       <w:tblPr/>
       <w:tcPr>
         <w:tcBorders>
-          <w:top w:val="single" w:sz="8" w:space="0" w:color="C0504D" w:themeColor="accent2"/>
-          <w:left w:val="single" w:sz="8" w:space="0" w:color="C0504D" w:themeColor="accent2"/>
-          <w:bottom w:val="single" w:sz="8" w:space="0" w:color="C0504D" w:themeColor="accent2"/>
-          <w:right w:val="single" w:sz="8" w:space="0" w:color="C0504D" w:themeColor="accent2"/>
+          <w:top w:val="single" w:color="C0504D" w:themeColor="accent2" w:sz="8" w:space="0"/>
+          <w:left w:val="single" w:color="C0504D" w:themeColor="accent2" w:sz="8" w:space="0"/>
+          <w:bottom w:val="single" w:color="C0504D" w:themeColor="accent2" w:sz="8" w:space="0"/>
+          <w:right w:val="single" w:color="C0504D" w:themeColor="accent2" w:sz="8" w:space="0"/>
         </w:tcBorders>
       </w:tcPr>
     </w:tblStylePr>
@@ -2370,10 +2484,10 @@
       <w:tblPr/>
       <w:tcPr>
         <w:tcBorders>
-          <w:top w:val="single" w:sz="8" w:space="0" w:color="C0504D" w:themeColor="accent2"/>
-          <w:left w:val="single" w:sz="8" w:space="0" w:color="C0504D" w:themeColor="accent2"/>
-          <w:bottom w:val="single" w:sz="8" w:space="0" w:color="C0504D" w:themeColor="accent2"/>
-          <w:right w:val="single" w:sz="8" w:space="0" w:color="C0504D" w:themeColor="accent2"/>
+          <w:top w:val="single" w:color="C0504D" w:themeColor="accent2" w:sz="8" w:space="0"/>
+          <w:left w:val="single" w:color="C0504D" w:themeColor="accent2" w:sz="8" w:space="0"/>
+          <w:bottom w:val="single" w:color="C0504D" w:themeColor="accent2" w:sz="8" w:space="0"/>
+          <w:right w:val="single" w:color="C0504D" w:themeColor="accent2" w:sz="8" w:space="0"/>
         </w:tcBorders>
       </w:tcPr>
     </w:tblStylePr>
@@ -2391,10 +2505,10 @@
       <w:tblStyleColBandSize w:val="1"/>
       <w:tblInd w:w="0" w:type="dxa"/>
       <w:tblBorders>
-        <w:top w:val="single" w:sz="8" w:space="0" w:color="9BBB59" w:themeColor="accent3"/>
-        <w:left w:val="single" w:sz="8" w:space="0" w:color="9BBB59" w:themeColor="accent3"/>
-        <w:bottom w:val="single" w:sz="8" w:space="0" w:color="9BBB59" w:themeColor="accent3"/>
-        <w:right w:val="single" w:sz="8" w:space="0" w:color="9BBB59" w:themeColor="accent3"/>
+        <w:top w:val="single" w:color="9BBB59" w:themeColor="accent3" w:sz="8" w:space="0"/>
+        <w:left w:val="single" w:color="9BBB59" w:themeColor="accent3" w:sz="8" w:space="0"/>
+        <w:bottom w:val="single" w:color="9BBB59" w:themeColor="accent3" w:sz="8" w:space="0"/>
+        <w:right w:val="single" w:color="9BBB59" w:themeColor="accent3" w:sz="8" w:space="0"/>
       </w:tblBorders>
       <w:tblCellMar>
         <w:top w:w="0" w:type="dxa"/>
@@ -2428,10 +2542,10 @@
       <w:tblPr/>
       <w:tcPr>
         <w:tcBorders>
-          <w:top w:val="double" w:sz="6" w:space="0" w:color="9BBB59" w:themeColor="accent3"/>
-          <w:left w:val="single" w:sz="8" w:space="0" w:color="9BBB59" w:themeColor="accent3"/>
-          <w:bottom w:val="single" w:sz="8" w:space="0" w:color="9BBB59" w:themeColor="accent3"/>
-          <w:right w:val="single" w:sz="8" w:space="0" w:color="9BBB59" w:themeColor="accent3"/>
+          <w:top w:val="double" w:color="9BBB59" w:themeColor="accent3" w:sz="6" w:space="0"/>
+          <w:left w:val="single" w:color="9BBB59" w:themeColor="accent3" w:sz="8" w:space="0"/>
+          <w:bottom w:val="single" w:color="9BBB59" w:themeColor="accent3" w:sz="8" w:space="0"/>
+          <w:right w:val="single" w:color="9BBB59" w:themeColor="accent3" w:sz="8" w:space="0"/>
         </w:tcBorders>
       </w:tcPr>
     </w:tblStylePr>
@@ -2451,10 +2565,10 @@
       <w:tblPr/>
       <w:tcPr>
         <w:tcBorders>
-          <w:top w:val="single" w:sz="8" w:space="0" w:color="9BBB59" w:themeColor="accent3"/>
-          <w:left w:val="single" w:sz="8" w:space="0" w:color="9BBB59" w:themeColor="accent3"/>
-          <w:bottom w:val="single" w:sz="8" w:space="0" w:color="9BBB59" w:themeColor="accent3"/>
-          <w:right w:val="single" w:sz="8" w:space="0" w:color="9BBB59" w:themeColor="accent3"/>
+          <w:top w:val="single" w:color="9BBB59" w:themeColor="accent3" w:sz="8" w:space="0"/>
+          <w:left w:val="single" w:color="9BBB59" w:themeColor="accent3" w:sz="8" w:space="0"/>
+          <w:bottom w:val="single" w:color="9BBB59" w:themeColor="accent3" w:sz="8" w:space="0"/>
+          <w:right w:val="single" w:color="9BBB59" w:themeColor="accent3" w:sz="8" w:space="0"/>
         </w:tcBorders>
       </w:tcPr>
     </w:tblStylePr>
@@ -2462,10 +2576,10 @@
       <w:tblPr/>
       <w:tcPr>
         <w:tcBorders>
-          <w:top w:val="single" w:sz="8" w:space="0" w:color="9BBB59" w:themeColor="accent3"/>
-          <w:left w:val="single" w:sz="8" w:space="0" w:color="9BBB59" w:themeColor="accent3"/>
-          <w:bottom w:val="single" w:sz="8" w:space="0" w:color="9BBB59" w:themeColor="accent3"/>
-          <w:right w:val="single" w:sz="8" w:space="0" w:color="9BBB59" w:themeColor="accent3"/>
+          <w:top w:val="single" w:color="9BBB59" w:themeColor="accent3" w:sz="8" w:space="0"/>
+          <w:left w:val="single" w:color="9BBB59" w:themeColor="accent3" w:sz="8" w:space="0"/>
+          <w:bottom w:val="single" w:color="9BBB59" w:themeColor="accent3" w:sz="8" w:space="0"/>
+          <w:right w:val="single" w:color="9BBB59" w:themeColor="accent3" w:sz="8" w:space="0"/>
         </w:tcBorders>
       </w:tcPr>
     </w:tblStylePr>
@@ -2483,10 +2597,10 @@
       <w:tblStyleColBandSize w:val="1"/>
       <w:tblInd w:w="0" w:type="dxa"/>
       <w:tblBorders>
-        <w:top w:val="single" w:sz="8" w:space="0" w:color="8064A2" w:themeColor="accent4"/>
-        <w:left w:val="single" w:sz="8" w:space="0" w:color="8064A2" w:themeColor="accent4"/>
-        <w:bottom w:val="single" w:sz="8" w:space="0" w:color="8064A2" w:themeColor="accent4"/>
-        <w:right w:val="single" w:sz="8" w:space="0" w:color="8064A2" w:themeColor="accent4"/>
+        <w:top w:val="single" w:color="8064A2" w:themeColor="accent4" w:sz="8" w:space="0"/>
+        <w:left w:val="single" w:color="8064A2" w:themeColor="accent4" w:sz="8" w:space="0"/>
+        <w:bottom w:val="single" w:color="8064A2" w:themeColor="accent4" w:sz="8" w:space="0"/>
+        <w:right w:val="single" w:color="8064A2" w:themeColor="accent4" w:sz="8" w:space="0"/>
       </w:tblBorders>
       <w:tblCellMar>
         <w:top w:w="0" w:type="dxa"/>
@@ -2520,10 +2634,10 @@
       <w:tblPr/>
       <w:tcPr>
         <w:tcBorders>
-          <w:top w:val="double" w:sz="6" w:space="0" w:color="8064A2" w:themeColor="accent4"/>
-          <w:left w:val="single" w:sz="8" w:space="0" w:color="8064A2" w:themeColor="accent4"/>
-          <w:bottom w:val="single" w:sz="8" w:space="0" w:color="8064A2" w:themeColor="accent4"/>
-          <w:right w:val="single" w:sz="8" w:space="0" w:color="8064A2" w:themeColor="accent4"/>
+          <w:top w:val="double" w:color="8064A2" w:themeColor="accent4" w:sz="6" w:space="0"/>
+          <w:left w:val="single" w:color="8064A2" w:themeColor="accent4" w:sz="8" w:space="0"/>
+          <w:bottom w:val="single" w:color="8064A2" w:themeColor="accent4" w:sz="8" w:space="0"/>
+          <w:right w:val="single" w:color="8064A2" w:themeColor="accent4" w:sz="8" w:space="0"/>
         </w:tcBorders>
       </w:tcPr>
     </w:tblStylePr>
@@ -2543,10 +2657,10 @@
       <w:tblPr/>
       <w:tcPr>
         <w:tcBorders>
-          <w:top w:val="single" w:sz="8" w:space="0" w:color="8064A2" w:themeColor="accent4"/>
-          <w:left w:val="single" w:sz="8" w:space="0" w:color="8064A2" w:themeColor="accent4"/>
-          <w:bottom w:val="single" w:sz="8" w:space="0" w:color="8064A2" w:themeColor="accent4"/>
-          <w:right w:val="single" w:sz="8" w:space="0" w:color="8064A2" w:themeColor="accent4"/>
+          <w:top w:val="single" w:color="8064A2" w:themeColor="accent4" w:sz="8" w:space="0"/>
+          <w:left w:val="single" w:color="8064A2" w:themeColor="accent4" w:sz="8" w:space="0"/>
+          <w:bottom w:val="single" w:color="8064A2" w:themeColor="accent4" w:sz="8" w:space="0"/>
+          <w:right w:val="single" w:color="8064A2" w:themeColor="accent4" w:sz="8" w:space="0"/>
         </w:tcBorders>
       </w:tcPr>
     </w:tblStylePr>
@@ -2554,10 +2668,10 @@
       <w:tblPr/>
       <w:tcPr>
         <w:tcBorders>
-          <w:top w:val="single" w:sz="8" w:space="0" w:color="8064A2" w:themeColor="accent4"/>
-          <w:left w:val="single" w:sz="8" w:space="0" w:color="8064A2" w:themeColor="accent4"/>
-          <w:bottom w:val="single" w:sz="8" w:space="0" w:color="8064A2" w:themeColor="accent4"/>
-          <w:right w:val="single" w:sz="8" w:space="0" w:color="8064A2" w:themeColor="accent4"/>
+          <w:top w:val="single" w:color="8064A2" w:themeColor="accent4" w:sz="8" w:space="0"/>
+          <w:left w:val="single" w:color="8064A2" w:themeColor="accent4" w:sz="8" w:space="0"/>
+          <w:bottom w:val="single" w:color="8064A2" w:themeColor="accent4" w:sz="8" w:space="0"/>
+          <w:right w:val="single" w:color="8064A2" w:themeColor="accent4" w:sz="8" w:space="0"/>
         </w:tcBorders>
       </w:tcPr>
     </w:tblStylePr>
@@ -2575,10 +2689,10 @@
       <w:tblStyleColBandSize w:val="1"/>
       <w:tblInd w:w="0" w:type="dxa"/>
       <w:tblBorders>
-        <w:top w:val="single" w:sz="8" w:space="0" w:color="4BACC6" w:themeColor="accent5"/>
-        <w:left w:val="single" w:sz="8" w:space="0" w:color="4BACC6" w:themeColor="accent5"/>
-        <w:bottom w:val="single" w:sz="8" w:space="0" w:color="4BACC6" w:themeColor="accent5"/>
-        <w:right w:val="single" w:sz="8" w:space="0" w:color="4BACC6" w:themeColor="accent5"/>
+        <w:top w:val="single" w:color="4BACC6" w:themeColor="accent5" w:sz="8" w:space="0"/>
+        <w:left w:val="single" w:color="4BACC6" w:themeColor="accent5" w:sz="8" w:space="0"/>
+        <w:bottom w:val="single" w:color="4BACC6" w:themeColor="accent5" w:sz="8" w:space="0"/>
+        <w:right w:val="single" w:color="4BACC6" w:themeColor="accent5" w:sz="8" w:space="0"/>
       </w:tblBorders>
       <w:tblCellMar>
         <w:top w:w="0" w:type="dxa"/>
@@ -2612,10 +2726,10 @@
       <w:tblPr/>
       <w:tcPr>
         <w:tcBorders>
-          <w:top w:val="double" w:sz="6" w:space="0" w:color="4BACC6" w:themeColor="accent5"/>
-          <w:left w:val="single" w:sz="8" w:space="0" w:color="4BACC6" w:themeColor="accent5"/>
-          <w:bottom w:val="single" w:sz="8" w:space="0" w:color="4BACC6" w:themeColor="accent5"/>
-          <w:right w:val="single" w:sz="8" w:space="0" w:color="4BACC6" w:themeColor="accent5"/>
+          <w:top w:val="double" w:color="4BACC6" w:themeColor="accent5" w:sz="6" w:space="0"/>
+          <w:left w:val="single" w:color="4BACC6" w:themeColor="accent5" w:sz="8" w:space="0"/>
+          <w:bottom w:val="single" w:color="4BACC6" w:themeColor="accent5" w:sz="8" w:space="0"/>
+          <w:right w:val="single" w:color="4BACC6" w:themeColor="accent5" w:sz="8" w:space="0"/>
         </w:tcBorders>
       </w:tcPr>
     </w:tblStylePr>
@@ -2635,10 +2749,10 @@
       <w:tblPr/>
       <w:tcPr>
         <w:tcBorders>
-          <w:top w:val="single" w:sz="8" w:space="0" w:color="4BACC6" w:themeColor="accent5"/>
-          <w:left w:val="single" w:sz="8" w:space="0" w:color="4BACC6" w:themeColor="accent5"/>
-          <w:bottom w:val="single" w:sz="8" w:space="0" w:color="4BACC6" w:themeColor="accent5"/>
-          <w:right w:val="single" w:sz="8" w:space="0" w:color="4BACC6" w:themeColor="accent5"/>
+          <w:top w:val="single" w:color="4BACC6" w:themeColor="accent5" w:sz="8" w:space="0"/>
+          <w:left w:val="single" w:color="4BACC6" w:themeColor="accent5" w:sz="8" w:space="0"/>
+          <w:bottom w:val="single" w:color="4BACC6" w:themeColor="accent5" w:sz="8" w:space="0"/>
+          <w:right w:val="single" w:color="4BACC6" w:themeColor="accent5" w:sz="8" w:space="0"/>
         </w:tcBorders>
       </w:tcPr>
     </w:tblStylePr>
@@ -2646,10 +2760,10 @@
       <w:tblPr/>
       <w:tcPr>
         <w:tcBorders>
-          <w:top w:val="single" w:sz="8" w:space="0" w:color="4BACC6" w:themeColor="accent5"/>
-          <w:left w:val="single" w:sz="8" w:space="0" w:color="4BACC6" w:themeColor="accent5"/>
-          <w:bottom w:val="single" w:sz="8" w:space="0" w:color="4BACC6" w:themeColor="accent5"/>
-          <w:right w:val="single" w:sz="8" w:space="0" w:color="4BACC6" w:themeColor="accent5"/>
+          <w:top w:val="single" w:color="4BACC6" w:themeColor="accent5" w:sz="8" w:space="0"/>
+          <w:left w:val="single" w:color="4BACC6" w:themeColor="accent5" w:sz="8" w:space="0"/>
+          <w:bottom w:val="single" w:color="4BACC6" w:themeColor="accent5" w:sz="8" w:space="0"/>
+          <w:right w:val="single" w:color="4BACC6" w:themeColor="accent5" w:sz="8" w:space="0"/>
         </w:tcBorders>
       </w:tcPr>
     </w:tblStylePr>
@@ -2667,10 +2781,10 @@
       <w:tblStyleColBandSize w:val="1"/>
       <w:tblInd w:w="0" w:type="dxa"/>
       <w:tblBorders>
-        <w:top w:val="single" w:sz="8" w:space="0" w:color="F79646" w:themeColor="accent6"/>
-        <w:left w:val="single" w:sz="8" w:space="0" w:color="F79646" w:themeColor="accent6"/>
-        <w:bottom w:val="single" w:sz="8" w:space="0" w:color="F79646" w:themeColor="accent6"/>
-        <w:right w:val="single" w:sz="8" w:space="0" w:color="F79646" w:themeColor="accent6"/>
+        <w:top w:val="single" w:color="F79646" w:themeColor="accent6" w:sz="8" w:space="0"/>
+        <w:left w:val="single" w:color="F79646" w:themeColor="accent6" w:sz="8" w:space="0"/>
+        <w:bottom w:val="single" w:color="F79646" w:themeColor="accent6" w:sz="8" w:space="0"/>
+        <w:right w:val="single" w:color="F79646" w:themeColor="accent6" w:sz="8" w:space="0"/>
       </w:tblBorders>
       <w:tblCellMar>
         <w:top w:w="0" w:type="dxa"/>
@@ -2704,10 +2818,10 @@
       <w:tblPr/>
       <w:tcPr>
         <w:tcBorders>
-          <w:top w:val="double" w:sz="6" w:space="0" w:color="F79646" w:themeColor="accent6"/>
-          <w:left w:val="single" w:sz="8" w:space="0" w:color="F79646" w:themeColor="accent6"/>
-          <w:bottom w:val="single" w:sz="8" w:space="0" w:color="F79646" w:themeColor="accent6"/>
-          <w:right w:val="single" w:sz="8" w:space="0" w:color="F79646" w:themeColor="accent6"/>
+          <w:top w:val="double" w:color="F79646" w:themeColor="accent6" w:sz="6" w:space="0"/>
+          <w:left w:val="single" w:color="F79646" w:themeColor="accent6" w:sz="8" w:space="0"/>
+          <w:bottom w:val="single" w:color="F79646" w:themeColor="accent6" w:sz="8" w:space="0"/>
+          <w:right w:val="single" w:color="F79646" w:themeColor="accent6" w:sz="8" w:space="0"/>
         </w:tcBorders>
       </w:tcPr>
     </w:tblStylePr>
@@ -2727,10 +2841,10 @@
       <w:tblPr/>
       <w:tcPr>
         <w:tcBorders>
-          <w:top w:val="single" w:sz="8" w:space="0" w:color="F79646" w:themeColor="accent6"/>
-          <w:left w:val="single" w:sz="8" w:space="0" w:color="F79646" w:themeColor="accent6"/>
-          <w:bottom w:val="single" w:sz="8" w:space="0" w:color="F79646" w:themeColor="accent6"/>
-          <w:right w:val="single" w:sz="8" w:space="0" w:color="F79646" w:themeColor="accent6"/>
+          <w:top w:val="single" w:color="F79646" w:themeColor="accent6" w:sz="8" w:space="0"/>
+          <w:left w:val="single" w:color="F79646" w:themeColor="accent6" w:sz="8" w:space="0"/>
+          <w:bottom w:val="single" w:color="F79646" w:themeColor="accent6" w:sz="8" w:space="0"/>
+          <w:right w:val="single" w:color="F79646" w:themeColor="accent6" w:sz="8" w:space="0"/>
         </w:tcBorders>
       </w:tcPr>
     </w:tblStylePr>
@@ -2738,10 +2852,10 @@
       <w:tblPr/>
       <w:tcPr>
         <w:tcBorders>
-          <w:top w:val="single" w:sz="8" w:space="0" w:color="F79646" w:themeColor="accent6"/>
-          <w:left w:val="single" w:sz="8" w:space="0" w:color="F79646" w:themeColor="accent6"/>
-          <w:bottom w:val="single" w:sz="8" w:space="0" w:color="F79646" w:themeColor="accent6"/>
-          <w:right w:val="single" w:sz="8" w:space="0" w:color="F79646" w:themeColor="accent6"/>
+          <w:top w:val="single" w:color="F79646" w:themeColor="accent6" w:sz="8" w:space="0"/>
+          <w:left w:val="single" w:color="F79646" w:themeColor="accent6" w:sz="8" w:space="0"/>
+          <w:bottom w:val="single" w:color="F79646" w:themeColor="accent6" w:sz="8" w:space="0"/>
+          <w:right w:val="single" w:color="F79646" w:themeColor="accent6" w:sz="8" w:space="0"/>
         </w:tcBorders>
       </w:tcPr>
     </w:tblStylePr>
@@ -2759,12 +2873,12 @@
       <w:tblStyleColBandSize w:val="1"/>
       <w:tblInd w:w="0" w:type="dxa"/>
       <w:tblBorders>
-        <w:top w:val="single" w:sz="8" w:space="0" w:color="000000" w:themeColor="text1"/>
-        <w:left w:val="single" w:sz="8" w:space="0" w:color="000000" w:themeColor="text1"/>
-        <w:bottom w:val="single" w:sz="8" w:space="0" w:color="000000" w:themeColor="text1"/>
-        <w:right w:val="single" w:sz="8" w:space="0" w:color="000000" w:themeColor="text1"/>
-        <w:insideH w:val="single" w:sz="8" w:space="0" w:color="000000" w:themeColor="text1"/>
-        <w:insideV w:val="single" w:sz="8" w:space="0" w:color="000000" w:themeColor="text1"/>
+        <w:top w:val="single" w:color="000000" w:themeColor="text1" w:sz="8" w:space="0"/>
+        <w:left w:val="single" w:color="000000" w:themeColor="text1" w:sz="8" w:space="0"/>
+        <w:bottom w:val="single" w:color="000000" w:themeColor="text1" w:sz="8" w:space="0"/>
+        <w:right w:val="single" w:color="000000" w:themeColor="text1" w:sz="8" w:space="0"/>
+        <w:insideH w:val="single" w:color="000000" w:themeColor="text1" w:sz="8" w:space="0"/>
+        <w:insideV w:val="single" w:color="000000" w:themeColor="text1" w:sz="8" w:space="0"/>
       </w:tblBorders>
       <w:tblCellMar>
         <w:top w:w="0" w:type="dxa"/>
@@ -2778,19 +2892,19 @@
         <w:spacing w:before="0" w:after="0" w:line="240" w:lineRule="auto"/>
       </w:pPr>
       <w:rPr>
-        <w:rFonts w:asciiTheme="majorHAnsi" w:eastAsiaTheme="majorEastAsia" w:hAnsiTheme="majorHAnsi" w:cstheme="majorBidi"/>
-        <w:b/>
-        <w:bCs/>
-      </w:rPr>
-      <w:tblPr/>
-      <w:tcPr>
-        <w:tcBorders>
-          <w:top w:val="single" w:sz="8" w:space="0" w:color="000000" w:themeColor="text1"/>
-          <w:left w:val="single" w:sz="8" w:space="0" w:color="000000" w:themeColor="text1"/>
-          <w:bottom w:val="single" w:sz="18" w:space="0" w:color="000000" w:themeColor="text1"/>
-          <w:right w:val="single" w:sz="8" w:space="0" w:color="000000" w:themeColor="text1"/>
-          <w:insideH w:val="nil"/>
-          <w:insideV w:val="single" w:sz="8" w:space="0" w:color="000000" w:themeColor="text1"/>
+        <w:rFonts w:asciiTheme="majorHAnsi" w:hAnsiTheme="majorHAnsi" w:eastAsiaTheme="majorEastAsia" w:cstheme="majorBidi"/>
+        <w:b/>
+        <w:bCs/>
+      </w:rPr>
+      <w:tblPr/>
+      <w:tcPr>
+        <w:tcBorders>
+          <w:top w:val="single" w:color="000000" w:themeColor="text1" w:sz="8" w:space="0"/>
+          <w:left w:val="single" w:color="000000" w:themeColor="text1" w:sz="8" w:space="0"/>
+          <w:bottom w:val="single" w:color="000000" w:themeColor="text1" w:sz="18" w:space="0"/>
+          <w:right w:val="single" w:color="000000" w:themeColor="text1" w:sz="8" w:space="0"/>
+          <w:insideH w:val="nil"/>
+          <w:insideV w:val="single" w:color="000000" w:themeColor="text1" w:sz="8" w:space="0"/>
         </w:tcBorders>
       </w:tcPr>
     </w:tblStylePr>
@@ -2799,42 +2913,42 @@
         <w:spacing w:before="0" w:after="0" w:line="240" w:lineRule="auto"/>
       </w:pPr>
       <w:rPr>
-        <w:rFonts w:asciiTheme="majorHAnsi" w:eastAsiaTheme="majorEastAsia" w:hAnsiTheme="majorHAnsi" w:cstheme="majorBidi"/>
-        <w:b/>
-        <w:bCs/>
-      </w:rPr>
-      <w:tblPr/>
-      <w:tcPr>
-        <w:tcBorders>
-          <w:top w:val="double" w:sz="6" w:space="0" w:color="000000" w:themeColor="text1"/>
-          <w:left w:val="single" w:sz="8" w:space="0" w:color="000000" w:themeColor="text1"/>
-          <w:bottom w:val="single" w:sz="8" w:space="0" w:color="000000" w:themeColor="text1"/>
-          <w:right w:val="single" w:sz="8" w:space="0" w:color="000000" w:themeColor="text1"/>
-          <w:insideH w:val="nil"/>
-          <w:insideV w:val="single" w:sz="8" w:space="0" w:color="000000" w:themeColor="text1"/>
+        <w:rFonts w:asciiTheme="majorHAnsi" w:hAnsiTheme="majorHAnsi" w:eastAsiaTheme="majorEastAsia" w:cstheme="majorBidi"/>
+        <w:b/>
+        <w:bCs/>
+      </w:rPr>
+      <w:tblPr/>
+      <w:tcPr>
+        <w:tcBorders>
+          <w:top w:val="double" w:color="000000" w:themeColor="text1" w:sz="6" w:space="0"/>
+          <w:left w:val="single" w:color="000000" w:themeColor="text1" w:sz="8" w:space="0"/>
+          <w:bottom w:val="single" w:color="000000" w:themeColor="text1" w:sz="8" w:space="0"/>
+          <w:right w:val="single" w:color="000000" w:themeColor="text1" w:sz="8" w:space="0"/>
+          <w:insideH w:val="nil"/>
+          <w:insideV w:val="single" w:color="000000" w:themeColor="text1" w:sz="8" w:space="0"/>
         </w:tcBorders>
       </w:tcPr>
     </w:tblStylePr>
     <w:tblStylePr w:type="firstCol">
       <w:rPr>
-        <w:rFonts w:asciiTheme="majorHAnsi" w:eastAsiaTheme="majorEastAsia" w:hAnsiTheme="majorHAnsi" w:cstheme="majorBidi"/>
+        <w:rFonts w:asciiTheme="majorHAnsi" w:hAnsiTheme="majorHAnsi" w:eastAsiaTheme="majorEastAsia" w:cstheme="majorBidi"/>
         <w:b/>
         <w:bCs/>
       </w:rPr>
     </w:tblStylePr>
     <w:tblStylePr w:type="lastCol">
       <w:rPr>
-        <w:rFonts w:asciiTheme="majorHAnsi" w:eastAsiaTheme="majorEastAsia" w:hAnsiTheme="majorHAnsi" w:cstheme="majorBidi"/>
-        <w:b/>
-        <w:bCs/>
-      </w:rPr>
-      <w:tblPr/>
-      <w:tcPr>
-        <w:tcBorders>
-          <w:top w:val="single" w:sz="8" w:space="0" w:color="000000" w:themeColor="text1"/>
-          <w:left w:val="single" w:sz="8" w:space="0" w:color="000000" w:themeColor="text1"/>
-          <w:bottom w:val="single" w:sz="8" w:space="0" w:color="000000" w:themeColor="text1"/>
-          <w:right w:val="single" w:sz="8" w:space="0" w:color="000000" w:themeColor="text1"/>
+        <w:rFonts w:asciiTheme="majorHAnsi" w:hAnsiTheme="majorHAnsi" w:eastAsiaTheme="majorEastAsia" w:cstheme="majorBidi"/>
+        <w:b/>
+        <w:bCs/>
+      </w:rPr>
+      <w:tblPr/>
+      <w:tcPr>
+        <w:tcBorders>
+          <w:top w:val="single" w:color="000000" w:themeColor="text1" w:sz="8" w:space="0"/>
+          <w:left w:val="single" w:color="000000" w:themeColor="text1" w:sz="8" w:space="0"/>
+          <w:bottom w:val="single" w:color="000000" w:themeColor="text1" w:sz="8" w:space="0"/>
+          <w:right w:val="single" w:color="000000" w:themeColor="text1" w:sz="8" w:space="0"/>
         </w:tcBorders>
       </w:tcPr>
     </w:tblStylePr>
@@ -2842,10 +2956,10 @@
       <w:tblPr/>
       <w:tcPr>
         <w:tcBorders>
-          <w:top w:val="single" w:sz="8" w:space="0" w:color="000000" w:themeColor="text1"/>
-          <w:left w:val="single" w:sz="8" w:space="0" w:color="000000" w:themeColor="text1"/>
-          <w:bottom w:val="single" w:sz="8" w:space="0" w:color="000000" w:themeColor="text1"/>
-          <w:right w:val="single" w:sz="8" w:space="0" w:color="000000" w:themeColor="text1"/>
+          <w:top w:val="single" w:color="000000" w:themeColor="text1" w:sz="8" w:space="0"/>
+          <w:left w:val="single" w:color="000000" w:themeColor="text1" w:sz="8" w:space="0"/>
+          <w:bottom w:val="single" w:color="000000" w:themeColor="text1" w:sz="8" w:space="0"/>
+          <w:right w:val="single" w:color="000000" w:themeColor="text1" w:sz="8" w:space="0"/>
         </w:tcBorders>
         <w:shd w:val="clear" w:color="auto" w:fill="C0C0C0" w:themeFill="text1" w:themeFillTint="3F"/>
       </w:tcPr>
@@ -2854,11 +2968,11 @@
       <w:tblPr/>
       <w:tcPr>
         <w:tcBorders>
-          <w:top w:val="single" w:sz="8" w:space="0" w:color="000000" w:themeColor="text1"/>
-          <w:left w:val="single" w:sz="8" w:space="0" w:color="000000" w:themeColor="text1"/>
-          <w:bottom w:val="single" w:sz="8" w:space="0" w:color="000000" w:themeColor="text1"/>
-          <w:right w:val="single" w:sz="8" w:space="0" w:color="000000" w:themeColor="text1"/>
-          <w:insideV w:val="single" w:sz="8" w:space="0" w:color="000000" w:themeColor="text1"/>
+          <w:top w:val="single" w:color="000000" w:themeColor="text1" w:sz="8" w:space="0"/>
+          <w:left w:val="single" w:color="000000" w:themeColor="text1" w:sz="8" w:space="0"/>
+          <w:bottom w:val="single" w:color="000000" w:themeColor="text1" w:sz="8" w:space="0"/>
+          <w:right w:val="single" w:color="000000" w:themeColor="text1" w:sz="8" w:space="0"/>
+          <w:insideV w:val="single" w:color="000000" w:themeColor="text1" w:sz="8" w:space="0"/>
         </w:tcBorders>
         <w:shd w:val="clear" w:color="auto" w:fill="C0C0C0" w:themeFill="text1" w:themeFillTint="3F"/>
       </w:tcPr>
@@ -2867,11 +2981,11 @@
       <w:tblPr/>
       <w:tcPr>
         <w:tcBorders>
-          <w:top w:val="single" w:sz="8" w:space="0" w:color="000000" w:themeColor="text1"/>
-          <w:left w:val="single" w:sz="8" w:space="0" w:color="000000" w:themeColor="text1"/>
-          <w:bottom w:val="single" w:sz="8" w:space="0" w:color="000000" w:themeColor="text1"/>
-          <w:right w:val="single" w:sz="8" w:space="0" w:color="000000" w:themeColor="text1"/>
-          <w:insideV w:val="single" w:sz="8" w:space="0" w:color="000000" w:themeColor="text1"/>
+          <w:top w:val="single" w:color="000000" w:themeColor="text1" w:sz="8" w:space="0"/>
+          <w:left w:val="single" w:color="000000" w:themeColor="text1" w:sz="8" w:space="0"/>
+          <w:bottom w:val="single" w:color="000000" w:themeColor="text1" w:sz="8" w:space="0"/>
+          <w:right w:val="single" w:color="000000" w:themeColor="text1" w:sz="8" w:space="0"/>
+          <w:insideV w:val="single" w:color="000000" w:themeColor="text1" w:sz="8" w:space="0"/>
         </w:tcBorders>
       </w:tcPr>
     </w:tblStylePr>
@@ -2889,12 +3003,12 @@
       <w:tblStyleColBandSize w:val="1"/>
       <w:tblInd w:w="0" w:type="dxa"/>
       <w:tblBorders>
-        <w:top w:val="single" w:sz="8" w:space="0" w:color="4F81BD" w:themeColor="accent1"/>
-        <w:left w:val="single" w:sz="8" w:space="0" w:color="4F81BD" w:themeColor="accent1"/>
-        <w:bottom w:val="single" w:sz="8" w:space="0" w:color="4F81BD" w:themeColor="accent1"/>
-        <w:right w:val="single" w:sz="8" w:space="0" w:color="4F81BD" w:themeColor="accent1"/>
-        <w:insideH w:val="single" w:sz="8" w:space="0" w:color="4F81BD" w:themeColor="accent1"/>
-        <w:insideV w:val="single" w:sz="8" w:space="0" w:color="4F81BD" w:themeColor="accent1"/>
+        <w:top w:val="single" w:color="4F81BD" w:themeColor="accent1" w:sz="8" w:space="0"/>
+        <w:left w:val="single" w:color="4F81BD" w:themeColor="accent1" w:sz="8" w:space="0"/>
+        <w:bottom w:val="single" w:color="4F81BD" w:themeColor="accent1" w:sz="8" w:space="0"/>
+        <w:right w:val="single" w:color="4F81BD" w:themeColor="accent1" w:sz="8" w:space="0"/>
+        <w:insideH w:val="single" w:color="4F81BD" w:themeColor="accent1" w:sz="8" w:space="0"/>
+        <w:insideV w:val="single" w:color="4F81BD" w:themeColor="accent1" w:sz="8" w:space="0"/>
       </w:tblBorders>
       <w:tblCellMar>
         <w:top w:w="0" w:type="dxa"/>
@@ -2908,19 +3022,19 @@
         <w:spacing w:before="0" w:after="0" w:line="240" w:lineRule="auto"/>
       </w:pPr>
       <w:rPr>
-        <w:rFonts w:asciiTheme="majorHAnsi" w:eastAsiaTheme="majorEastAsia" w:hAnsiTheme="majorHAnsi" w:cstheme="majorBidi"/>
-        <w:b/>
-        <w:bCs/>
-      </w:rPr>
-      <w:tblPr/>
-      <w:tcPr>
-        <w:tcBorders>
-          <w:top w:val="single" w:sz="8" w:space="0" w:color="4F81BD" w:themeColor="accent1"/>
-          <w:left w:val="single" w:sz="8" w:space="0" w:color="4F81BD" w:themeColor="accent1"/>
-          <w:bottom w:val="single" w:sz="18" w:space="0" w:color="4F81BD" w:themeColor="accent1"/>
-          <w:right w:val="single" w:sz="8" w:space="0" w:color="4F81BD" w:themeColor="accent1"/>
-          <w:insideH w:val="nil"/>
-          <w:insideV w:val="single" w:sz="8" w:space="0" w:color="4F81BD" w:themeColor="accent1"/>
+        <w:rFonts w:asciiTheme="majorHAnsi" w:hAnsiTheme="majorHAnsi" w:eastAsiaTheme="majorEastAsia" w:cstheme="majorBidi"/>
+        <w:b/>
+        <w:bCs/>
+      </w:rPr>
+      <w:tblPr/>
+      <w:tcPr>
+        <w:tcBorders>
+          <w:top w:val="single" w:color="4F81BD" w:themeColor="accent1" w:sz="8" w:space="0"/>
+          <w:left w:val="single" w:color="4F81BD" w:themeColor="accent1" w:sz="8" w:space="0"/>
+          <w:bottom w:val="single" w:color="4F81BD" w:themeColor="accent1" w:sz="18" w:space="0"/>
+          <w:right w:val="single" w:color="4F81BD" w:themeColor="accent1" w:sz="8" w:space="0"/>
+          <w:insideH w:val="nil"/>
+          <w:insideV w:val="single" w:color="4F81BD" w:themeColor="accent1" w:sz="8" w:space="0"/>
         </w:tcBorders>
       </w:tcPr>
     </w:tblStylePr>
@@ -2929,42 +3043,42 @@
         <w:spacing w:before="0" w:after="0" w:line="240" w:lineRule="auto"/>
       </w:pPr>
       <w:rPr>
-        <w:rFonts w:asciiTheme="majorHAnsi" w:eastAsiaTheme="majorEastAsia" w:hAnsiTheme="majorHAnsi" w:cstheme="majorBidi"/>
-        <w:b/>
-        <w:bCs/>
-      </w:rPr>
-      <w:tblPr/>
-      <w:tcPr>
-        <w:tcBorders>
-          <w:top w:val="double" w:sz="6" w:space="0" w:color="4F81BD" w:themeColor="accent1"/>
-          <w:left w:val="single" w:sz="8" w:space="0" w:color="4F81BD" w:themeColor="accent1"/>
-          <w:bottom w:val="single" w:sz="8" w:space="0" w:color="4F81BD" w:themeColor="accent1"/>
-          <w:right w:val="single" w:sz="8" w:space="0" w:color="4F81BD" w:themeColor="accent1"/>
-          <w:insideH w:val="nil"/>
-          <w:insideV w:val="single" w:sz="8" w:space="0" w:color="4F81BD" w:themeColor="accent1"/>
+        <w:rFonts w:asciiTheme="majorHAnsi" w:hAnsiTheme="majorHAnsi" w:eastAsiaTheme="majorEastAsia" w:cstheme="majorBidi"/>
+        <w:b/>
+        <w:bCs/>
+      </w:rPr>
+      <w:tblPr/>
+      <w:tcPr>
+        <w:tcBorders>
+          <w:top w:val="double" w:color="4F81BD" w:themeColor="accent1" w:sz="6" w:space="0"/>
+          <w:left w:val="single" w:color="4F81BD" w:themeColor="accent1" w:sz="8" w:space="0"/>
+          <w:bottom w:val="single" w:color="4F81BD" w:themeColor="accent1" w:sz="8" w:space="0"/>
+          <w:right w:val="single" w:color="4F81BD" w:themeColor="accent1" w:sz="8" w:space="0"/>
+          <w:insideH w:val="nil"/>
+          <w:insideV w:val="single" w:color="4F81BD" w:themeColor="accent1" w:sz="8" w:space="0"/>
         </w:tcBorders>
       </w:tcPr>
     </w:tblStylePr>
     <w:tblStylePr w:type="firstCol">
       <w:rPr>
-        <w:rFonts w:asciiTheme="majorHAnsi" w:eastAsiaTheme="majorEastAsia" w:hAnsiTheme="majorHAnsi" w:cstheme="majorBidi"/>
+        <w:rFonts w:asciiTheme="majorHAnsi" w:hAnsiTheme="majorHAnsi" w:eastAsiaTheme="majorEastAsia" w:cstheme="majorBidi"/>
         <w:b/>
         <w:bCs/>
       </w:rPr>
     </w:tblStylePr>
     <w:tblStylePr w:type="lastCol">
       <w:rPr>
-        <w:rFonts w:asciiTheme="majorHAnsi" w:eastAsiaTheme="majorEastAsia" w:hAnsiTheme="majorHAnsi" w:cstheme="majorBidi"/>
-        <w:b/>
-        <w:bCs/>
-      </w:rPr>
-      <w:tblPr/>
-      <w:tcPr>
-        <w:tcBorders>
-          <w:top w:val="single" w:sz="8" w:space="0" w:color="4F81BD" w:themeColor="accent1"/>
-          <w:left w:val="single" w:sz="8" w:space="0" w:color="4F81BD" w:themeColor="accent1"/>
-          <w:bottom w:val="single" w:sz="8" w:space="0" w:color="4F81BD" w:themeColor="accent1"/>
-          <w:right w:val="single" w:sz="8" w:space="0" w:color="4F81BD" w:themeColor="accent1"/>
+        <w:rFonts w:asciiTheme="majorHAnsi" w:hAnsiTheme="majorHAnsi" w:eastAsiaTheme="majorEastAsia" w:cstheme="majorBidi"/>
+        <w:b/>
+        <w:bCs/>
+      </w:rPr>
+      <w:tblPr/>
+      <w:tcPr>
+        <w:tcBorders>
+          <w:top w:val="single" w:color="4F81BD" w:themeColor="accent1" w:sz="8" w:space="0"/>
+          <w:left w:val="single" w:color="4F81BD" w:themeColor="accent1" w:sz="8" w:space="0"/>
+          <w:bottom w:val="single" w:color="4F81BD" w:themeColor="accent1" w:sz="8" w:space="0"/>
+          <w:right w:val="single" w:color="4F81BD" w:themeColor="accent1" w:sz="8" w:space="0"/>
         </w:tcBorders>
       </w:tcPr>
     </w:tblStylePr>
@@ -2972,10 +3086,10 @@
       <w:tblPr/>
       <w:tcPr>
         <w:tcBorders>
-          <w:top w:val="single" w:sz="8" w:space="0" w:color="4F81BD" w:themeColor="accent1"/>
-          <w:left w:val="single" w:sz="8" w:space="0" w:color="4F81BD" w:themeColor="accent1"/>
-          <w:bottom w:val="single" w:sz="8" w:space="0" w:color="4F81BD" w:themeColor="accent1"/>
-          <w:right w:val="single" w:sz="8" w:space="0" w:color="4F81BD" w:themeColor="accent1"/>
+          <w:top w:val="single" w:color="4F81BD" w:themeColor="accent1" w:sz="8" w:space="0"/>
+          <w:left w:val="single" w:color="4F81BD" w:themeColor="accent1" w:sz="8" w:space="0"/>
+          <w:bottom w:val="single" w:color="4F81BD" w:themeColor="accent1" w:sz="8" w:space="0"/>
+          <w:right w:val="single" w:color="4F81BD" w:themeColor="accent1" w:sz="8" w:space="0"/>
         </w:tcBorders>
         <w:shd w:val="clear" w:color="auto" w:fill="D3DFEE" w:themeFill="accent1" w:themeFillTint="3F"/>
       </w:tcPr>
@@ -2984,11 +3098,11 @@
       <w:tblPr/>
       <w:tcPr>
         <w:tcBorders>
-          <w:top w:val="single" w:sz="8" w:space="0" w:color="4F81BD" w:themeColor="accent1"/>
-          <w:left w:val="single" w:sz="8" w:space="0" w:color="4F81BD" w:themeColor="accent1"/>
-          <w:bottom w:val="single" w:sz="8" w:space="0" w:color="4F81BD" w:themeColor="accent1"/>
-          <w:right w:val="single" w:sz="8" w:space="0" w:color="4F81BD" w:themeColor="accent1"/>
-          <w:insideV w:val="single" w:sz="8" w:space="0" w:color="4F81BD" w:themeColor="accent1"/>
+          <w:top w:val="single" w:color="4F81BD" w:themeColor="accent1" w:sz="8" w:space="0"/>
+          <w:left w:val="single" w:color="4F81BD" w:themeColor="accent1" w:sz="8" w:space="0"/>
+          <w:bottom w:val="single" w:color="4F81BD" w:themeColor="accent1" w:sz="8" w:space="0"/>
+          <w:right w:val="single" w:color="4F81BD" w:themeColor="accent1" w:sz="8" w:space="0"/>
+          <w:insideV w:val="single" w:color="4F81BD" w:themeColor="accent1" w:sz="8" w:space="0"/>
         </w:tcBorders>
         <w:shd w:val="clear" w:color="auto" w:fill="D3DFEE" w:themeFill="accent1" w:themeFillTint="3F"/>
       </w:tcPr>
@@ -2997,11 +3111,11 @@
       <w:tblPr/>
       <w:tcPr>
         <w:tcBorders>
-          <w:top w:val="single" w:sz="8" w:space="0" w:color="4F81BD" w:themeColor="accent1"/>
-          <w:left w:val="single" w:sz="8" w:space="0" w:color="4F81BD" w:themeColor="accent1"/>
-          <w:bottom w:val="single" w:sz="8" w:space="0" w:color="4F81BD" w:themeColor="accent1"/>
-          <w:right w:val="single" w:sz="8" w:space="0" w:color="4F81BD" w:themeColor="accent1"/>
-          <w:insideV w:val="single" w:sz="8" w:space="0" w:color="4F81BD" w:themeColor="accent1"/>
+          <w:top w:val="single" w:color="4F81BD" w:themeColor="accent1" w:sz="8" w:space="0"/>
+          <w:left w:val="single" w:color="4F81BD" w:themeColor="accent1" w:sz="8" w:space="0"/>
+          <w:bottom w:val="single" w:color="4F81BD" w:themeColor="accent1" w:sz="8" w:space="0"/>
+          <w:right w:val="single" w:color="4F81BD" w:themeColor="accent1" w:sz="8" w:space="0"/>
+          <w:insideV w:val="single" w:color="4F81BD" w:themeColor="accent1" w:sz="8" w:space="0"/>
         </w:tcBorders>
       </w:tcPr>
     </w:tblStylePr>
@@ -3019,12 +3133,12 @@
       <w:tblStyleColBandSize w:val="1"/>
       <w:tblInd w:w="0" w:type="dxa"/>
       <w:tblBorders>
-        <w:top w:val="single" w:sz="8" w:space="0" w:color="C0504D" w:themeColor="accent2"/>
-        <w:left w:val="single" w:sz="8" w:space="0" w:color="C0504D" w:themeColor="accent2"/>
-        <w:bottom w:val="single" w:sz="8" w:space="0" w:color="C0504D" w:themeColor="accent2"/>
-        <w:right w:val="single" w:sz="8" w:space="0" w:color="C0504D" w:themeColor="accent2"/>
-        <w:insideH w:val="single" w:sz="8" w:space="0" w:color="C0504D" w:themeColor="accent2"/>
-        <w:insideV w:val="single" w:sz="8" w:space="0" w:color="C0504D" w:themeColor="accent2"/>
+        <w:top w:val="single" w:color="C0504D" w:themeColor="accent2" w:sz="8" w:space="0"/>
+        <w:left w:val="single" w:color="C0504D" w:themeColor="accent2" w:sz="8" w:space="0"/>
+        <w:bottom w:val="single" w:color="C0504D" w:themeColor="accent2" w:sz="8" w:space="0"/>
+        <w:right w:val="single" w:color="C0504D" w:themeColor="accent2" w:sz="8" w:space="0"/>
+        <w:insideH w:val="single" w:color="C0504D" w:themeColor="accent2" w:sz="8" w:space="0"/>
+        <w:insideV w:val="single" w:color="C0504D" w:themeColor="accent2" w:sz="8" w:space="0"/>
       </w:tblBorders>
       <w:tblCellMar>
         <w:top w:w="0" w:type="dxa"/>
@@ -3038,19 +3152,19 @@
         <w:spacing w:before="0" w:after="0" w:line="240" w:lineRule="auto"/>
       </w:pPr>
       <w:rPr>
-        <w:rFonts w:asciiTheme="majorHAnsi" w:eastAsiaTheme="majorEastAsia" w:hAnsiTheme="majorHAnsi" w:cstheme="majorBidi"/>
-        <w:b/>
-        <w:bCs/>
-      </w:rPr>
-      <w:tblPr/>
-      <w:tcPr>
-        <w:tcBorders>
-          <w:top w:val="single" w:sz="8" w:space="0" w:color="C0504D" w:themeColor="accent2"/>
-          <w:left w:val="single" w:sz="8" w:space="0" w:color="C0504D" w:themeColor="accent2"/>
-          <w:bottom w:val="single" w:sz="18" w:space="0" w:color="C0504D" w:themeColor="accent2"/>
-          <w:right w:val="single" w:sz="8" w:space="0" w:color="C0504D" w:themeColor="accent2"/>
-          <w:insideH w:val="nil"/>
-          <w:insideV w:val="single" w:sz="8" w:space="0" w:color="C0504D" w:themeColor="accent2"/>
+        <w:rFonts w:asciiTheme="majorHAnsi" w:hAnsiTheme="majorHAnsi" w:eastAsiaTheme="majorEastAsia" w:cstheme="majorBidi"/>
+        <w:b/>
+        <w:bCs/>
+      </w:rPr>
+      <w:tblPr/>
+      <w:tcPr>
+        <w:tcBorders>
+          <w:top w:val="single" w:color="C0504D" w:themeColor="accent2" w:sz="8" w:space="0"/>
+          <w:left w:val="single" w:color="C0504D" w:themeColor="accent2" w:sz="8" w:space="0"/>
+          <w:bottom w:val="single" w:color="C0504D" w:themeColor="accent2" w:sz="18" w:space="0"/>
+          <w:right w:val="single" w:color="C0504D" w:themeColor="accent2" w:sz="8" w:space="0"/>
+          <w:insideH w:val="nil"/>
+          <w:insideV w:val="single" w:color="C0504D" w:themeColor="accent2" w:sz="8" w:space="0"/>
         </w:tcBorders>
       </w:tcPr>
     </w:tblStylePr>
@@ -3059,42 +3173,42 @@
         <w:spacing w:before="0" w:after="0" w:line="240" w:lineRule="auto"/>
       </w:pPr>
       <w:rPr>
-        <w:rFonts w:asciiTheme="majorHAnsi" w:eastAsiaTheme="majorEastAsia" w:hAnsiTheme="majorHAnsi" w:cstheme="majorBidi"/>
-        <w:b/>
-        <w:bCs/>
-      </w:rPr>
-      <w:tblPr/>
-      <w:tcPr>
-        <w:tcBorders>
-          <w:top w:val="double" w:sz="6" w:space="0" w:color="C0504D" w:themeColor="accent2"/>
-          <w:left w:val="single" w:sz="8" w:space="0" w:color="C0504D" w:themeColor="accent2"/>
-          <w:bottom w:val="single" w:sz="8" w:space="0" w:color="C0504D" w:themeColor="accent2"/>
-          <w:right w:val="single" w:sz="8" w:space="0" w:color="C0504D" w:themeColor="accent2"/>
-          <w:insideH w:val="nil"/>
-          <w:insideV w:val="single" w:sz="8" w:space="0" w:color="C0504D" w:themeColor="accent2"/>
+        <w:rFonts w:asciiTheme="majorHAnsi" w:hAnsiTheme="majorHAnsi" w:eastAsiaTheme="majorEastAsia" w:cstheme="majorBidi"/>
+        <w:b/>
+        <w:bCs/>
+      </w:rPr>
+      <w:tblPr/>
+      <w:tcPr>
+        <w:tcBorders>
+          <w:top w:val="double" w:color="C0504D" w:themeColor="accent2" w:sz="6" w:space="0"/>
+          <w:left w:val="single" w:color="C0504D" w:themeColor="accent2" w:sz="8" w:space="0"/>
+          <w:bottom w:val="single" w:color="C0504D" w:themeColor="accent2" w:sz="8" w:space="0"/>
+          <w:right w:val="single" w:color="C0504D" w:themeColor="accent2" w:sz="8" w:space="0"/>
+          <w:insideH w:val="nil"/>
+          <w:insideV w:val="single" w:color="C0504D" w:themeColor="accent2" w:sz="8" w:space="0"/>
         </w:tcBorders>
       </w:tcPr>
     </w:tblStylePr>
     <w:tblStylePr w:type="firstCol">
       <w:rPr>
-        <w:rFonts w:asciiTheme="majorHAnsi" w:eastAsiaTheme="majorEastAsia" w:hAnsiTheme="majorHAnsi" w:cstheme="majorBidi"/>
+        <w:rFonts w:asciiTheme="majorHAnsi" w:hAnsiTheme="majorHAnsi" w:eastAsiaTheme="majorEastAsia" w:cstheme="majorBidi"/>
         <w:b/>
         <w:bCs/>
       </w:rPr>
     </w:tblStylePr>
     <w:tblStylePr w:type="lastCol">
       <w:rPr>
-        <w:rFonts w:asciiTheme="majorHAnsi" w:eastAsiaTheme="majorEastAsia" w:hAnsiTheme="majorHAnsi" w:cstheme="majorBidi"/>
-        <w:b/>
-        <w:bCs/>
-      </w:rPr>
-      <w:tblPr/>
-      <w:tcPr>
-        <w:tcBorders>
-          <w:top w:val="single" w:sz="8" w:space="0" w:color="C0504D" w:themeColor="accent2"/>
-          <w:left w:val="single" w:sz="8" w:space="0" w:color="C0504D" w:themeColor="accent2"/>
-          <w:bottom w:val="single" w:sz="8" w:space="0" w:color="C0504D" w:themeColor="accent2"/>
-          <w:right w:val="single" w:sz="8" w:space="0" w:color="C0504D" w:themeColor="accent2"/>
+        <w:rFonts w:asciiTheme="majorHAnsi" w:hAnsiTheme="majorHAnsi" w:eastAsiaTheme="majorEastAsia" w:cstheme="majorBidi"/>
+        <w:b/>
+        <w:bCs/>
+      </w:rPr>
+      <w:tblPr/>
+      <w:tcPr>
+        <w:tcBorders>
+          <w:top w:val="single" w:color="C0504D" w:themeColor="accent2" w:sz="8" w:space="0"/>
+          <w:left w:val="single" w:color="C0504D" w:themeColor="accent2" w:sz="8" w:space="0"/>
+          <w:bottom w:val="single" w:color="C0504D" w:themeColor="accent2" w:sz="8" w:space="0"/>
+          <w:right w:val="single" w:color="C0504D" w:themeColor="accent2" w:sz="8" w:space="0"/>
         </w:tcBorders>
       </w:tcPr>
     </w:tblStylePr>
@@ -3102,10 +3216,10 @@
       <w:tblPr/>
       <w:tcPr>
         <w:tcBorders>
-          <w:top w:val="single" w:sz="8" w:space="0" w:color="C0504D" w:themeColor="accent2"/>
-          <w:left w:val="single" w:sz="8" w:space="0" w:color="C0504D" w:themeColor="accent2"/>
-          <w:bottom w:val="single" w:sz="8" w:space="0" w:color="C0504D" w:themeColor="accent2"/>
-          <w:right w:val="single" w:sz="8" w:space="0" w:color="C0504D" w:themeColor="accent2"/>
+          <w:top w:val="single" w:color="C0504D" w:themeColor="accent2" w:sz="8" w:space="0"/>
+          <w:left w:val="single" w:color="C0504D" w:themeColor="accent2" w:sz="8" w:space="0"/>
+          <w:bottom w:val="single" w:color="C0504D" w:themeColor="accent2" w:sz="8" w:space="0"/>
+          <w:right w:val="single" w:color="C0504D" w:themeColor="accent2" w:sz="8" w:space="0"/>
         </w:tcBorders>
         <w:shd w:val="clear" w:color="auto" w:fill="EFD3D2" w:themeFill="accent2" w:themeFillTint="3F"/>
       </w:tcPr>
@@ -3114,11 +3228,11 @@
       <w:tblPr/>
       <w:tcPr>
         <w:tcBorders>
-          <w:top w:val="single" w:sz="8" w:space="0" w:color="C0504D" w:themeColor="accent2"/>
-          <w:left w:val="single" w:sz="8" w:space="0" w:color="C0504D" w:themeColor="accent2"/>
-          <w:bottom w:val="single" w:sz="8" w:space="0" w:color="C0504D" w:themeColor="accent2"/>
-          <w:right w:val="single" w:sz="8" w:space="0" w:color="C0504D" w:themeColor="accent2"/>
-          <w:insideV w:val="single" w:sz="8" w:space="0" w:color="C0504D" w:themeColor="accent2"/>
+          <w:top w:val="single" w:color="C0504D" w:themeColor="accent2" w:sz="8" w:space="0"/>
+          <w:left w:val="single" w:color="C0504D" w:themeColor="accent2" w:sz="8" w:space="0"/>
+          <w:bottom w:val="single" w:color="C0504D" w:themeColor="accent2" w:sz="8" w:space="0"/>
+          <w:right w:val="single" w:color="C0504D" w:themeColor="accent2" w:sz="8" w:space="0"/>
+          <w:insideV w:val="single" w:color="C0504D" w:themeColor="accent2" w:sz="8" w:space="0"/>
         </w:tcBorders>
         <w:shd w:val="clear" w:color="auto" w:fill="EFD3D2" w:themeFill="accent2" w:themeFillTint="3F"/>
       </w:tcPr>
@@ -3127,11 +3241,11 @@
       <w:tblPr/>
       <w:tcPr>
         <w:tcBorders>
-          <w:top w:val="single" w:sz="8" w:space="0" w:color="C0504D" w:themeColor="accent2"/>
-          <w:left w:val="single" w:sz="8" w:space="0" w:color="C0504D" w:themeColor="accent2"/>
-          <w:bottom w:val="single" w:sz="8" w:space="0" w:color="C0504D" w:themeColor="accent2"/>
-          <w:right w:val="single" w:sz="8" w:space="0" w:color="C0504D" w:themeColor="accent2"/>
-          <w:insideV w:val="single" w:sz="8" w:space="0" w:color="C0504D" w:themeColor="accent2"/>
+          <w:top w:val="single" w:color="C0504D" w:themeColor="accent2" w:sz="8" w:space="0"/>
+          <w:left w:val="single" w:color="C0504D" w:themeColor="accent2" w:sz="8" w:space="0"/>
+          <w:bottom w:val="single" w:color="C0504D" w:themeColor="accent2" w:sz="8" w:space="0"/>
+          <w:right w:val="single" w:color="C0504D" w:themeColor="accent2" w:sz="8" w:space="0"/>
+          <w:insideV w:val="single" w:color="C0504D" w:themeColor="accent2" w:sz="8" w:space="0"/>
         </w:tcBorders>
       </w:tcPr>
     </w:tblStylePr>
@@ -3149,12 +3263,12 @@
       <w:tblStyleColBandSize w:val="1"/>
       <w:tblInd w:w="0" w:type="dxa"/>
       <w:tblBorders>
-        <w:top w:val="single" w:sz="8" w:space="0" w:color="9BBB59" w:themeColor="accent3"/>
-        <w:left w:val="single" w:sz="8" w:space="0" w:color="9BBB59" w:themeColor="accent3"/>
-        <w:bottom w:val="single" w:sz="8" w:space="0" w:color="9BBB59" w:themeColor="accent3"/>
-        <w:right w:val="single" w:sz="8" w:space="0" w:color="9BBB59" w:themeColor="accent3"/>
-        <w:insideH w:val="single" w:sz="8" w:space="0" w:color="9BBB59" w:themeColor="accent3"/>
-        <w:insideV w:val="single" w:sz="8" w:space="0" w:color="9BBB59" w:themeColor="accent3"/>
+        <w:top w:val="single" w:color="9BBB59" w:themeColor="accent3" w:sz="8" w:space="0"/>
+        <w:left w:val="single" w:color="9BBB59" w:themeColor="accent3" w:sz="8" w:space="0"/>
+        <w:bottom w:val="single" w:color="9BBB59" w:themeColor="accent3" w:sz="8" w:space="0"/>
+        <w:right w:val="single" w:color="9BBB59" w:themeColor="accent3" w:sz="8" w:space="0"/>
+        <w:insideH w:val="single" w:color="9BBB59" w:themeColor="accent3" w:sz="8" w:space="0"/>
+        <w:insideV w:val="single" w:color="9BBB59" w:themeColor="accent3" w:sz="8" w:space="0"/>
       </w:tblBorders>
       <w:tblCellMar>
         <w:top w:w="0" w:type="dxa"/>
@@ -3168,19 +3282,19 @@
         <w:spacing w:before="0" w:after="0" w:line="240" w:lineRule="auto"/>
       </w:pPr>
       <w:rPr>
-        <w:rFonts w:asciiTheme="majorHAnsi" w:eastAsiaTheme="majorEastAsia" w:hAnsiTheme="majorHAnsi" w:cstheme="majorBidi"/>
-        <w:b/>
-        <w:bCs/>
-      </w:rPr>
-      <w:tblPr/>
-      <w:tcPr>
-        <w:tcBorders>
-          <w:top w:val="single" w:sz="8" w:space="0" w:color="9BBB59" w:themeColor="accent3"/>
-          <w:left w:val="single" w:sz="8" w:space="0" w:color="9BBB59" w:themeColor="accent3"/>
-          <w:bottom w:val="single" w:sz="18" w:space="0" w:color="9BBB59" w:themeColor="accent3"/>
-          <w:right w:val="single" w:sz="8" w:space="0" w:color="9BBB59" w:themeColor="accent3"/>
-          <w:insideH w:val="nil"/>
-          <w:insideV w:val="single" w:sz="8" w:space="0" w:color="9BBB59" w:themeColor="accent3"/>
+        <w:rFonts w:asciiTheme="majorHAnsi" w:hAnsiTheme="majorHAnsi" w:eastAsiaTheme="majorEastAsia" w:cstheme="majorBidi"/>
+        <w:b/>
+        <w:bCs/>
+      </w:rPr>
+      <w:tblPr/>
+      <w:tcPr>
+        <w:tcBorders>
+          <w:top w:val="single" w:color="9BBB59" w:themeColor="accent3" w:sz="8" w:space="0"/>
+          <w:left w:val="single" w:color="9BBB59" w:themeColor="accent3" w:sz="8" w:space="0"/>
+          <w:bottom w:val="single" w:color="9BBB59" w:themeColor="accent3" w:sz="18" w:space="0"/>
+          <w:right w:val="single" w:color="9BBB59" w:themeColor="accent3" w:sz="8" w:space="0"/>
+          <w:insideH w:val="nil"/>
+          <w:insideV w:val="single" w:color="9BBB59" w:themeColor="accent3" w:sz="8" w:space="0"/>
         </w:tcBorders>
       </w:tcPr>
     </w:tblStylePr>
@@ -3189,42 +3303,42 @@
         <w:spacing w:before="0" w:after="0" w:line="240" w:lineRule="auto"/>
       </w:pPr>
       <w:rPr>
-        <w:rFonts w:asciiTheme="majorHAnsi" w:eastAsiaTheme="majorEastAsia" w:hAnsiTheme="majorHAnsi" w:cstheme="majorBidi"/>
-        <w:b/>
-        <w:bCs/>
-      </w:rPr>
-      <w:tblPr/>
-      <w:tcPr>
-        <w:tcBorders>
-          <w:top w:val="double" w:sz="6" w:space="0" w:color="9BBB59" w:themeColor="accent3"/>
-          <w:left w:val="single" w:sz="8" w:space="0" w:color="9BBB59" w:themeColor="accent3"/>
-          <w:bottom w:val="single" w:sz="8" w:space="0" w:color="9BBB59" w:themeColor="accent3"/>
-          <w:right w:val="single" w:sz="8" w:space="0" w:color="9BBB59" w:themeColor="accent3"/>
-          <w:insideH w:val="nil"/>
-          <w:insideV w:val="single" w:sz="8" w:space="0" w:color="9BBB59" w:themeColor="accent3"/>
+        <w:rFonts w:asciiTheme="majorHAnsi" w:hAnsiTheme="majorHAnsi" w:eastAsiaTheme="majorEastAsia" w:cstheme="majorBidi"/>
+        <w:b/>
+        <w:bCs/>
+      </w:rPr>
+      <w:tblPr/>
+      <w:tcPr>
+        <w:tcBorders>
+          <w:top w:val="double" w:color="9BBB59" w:themeColor="accent3" w:sz="6" w:space="0"/>
+          <w:left w:val="single" w:color="9BBB59" w:themeColor="accent3" w:sz="8" w:space="0"/>
+          <w:bottom w:val="single" w:color="9BBB59" w:themeColor="accent3" w:sz="8" w:space="0"/>
+          <w:right w:val="single" w:color="9BBB59" w:themeColor="accent3" w:sz="8" w:space="0"/>
+          <w:insideH w:val="nil"/>
+          <w:insideV w:val="single" w:color="9BBB59" w:themeColor="accent3" w:sz="8" w:space="0"/>
         </w:tcBorders>
       </w:tcPr>
     </w:tblStylePr>
     <w:tblStylePr w:type="firstCol">
       <w:rPr>
-        <w:rFonts w:asciiTheme="majorHAnsi" w:eastAsiaTheme="majorEastAsia" w:hAnsiTheme="majorHAnsi" w:cstheme="majorBidi"/>
+        <w:rFonts w:asciiTheme="majorHAnsi" w:hAnsiTheme="majorHAnsi" w:eastAsiaTheme="majorEastAsia" w:cstheme="majorBidi"/>
         <w:b/>
         <w:bCs/>
       </w:rPr>
     </w:tblStylePr>
     <w:tblStylePr w:type="lastCol">
       <w:rPr>
-        <w:rFonts w:asciiTheme="majorHAnsi" w:eastAsiaTheme="majorEastAsia" w:hAnsiTheme="majorHAnsi" w:cstheme="majorBidi"/>
-        <w:b/>
-        <w:bCs/>
-      </w:rPr>
-      <w:tblPr/>
-      <w:tcPr>
-        <w:tcBorders>
-          <w:top w:val="single" w:sz="8" w:space="0" w:color="9BBB59" w:themeColor="accent3"/>
-          <w:left w:val="single" w:sz="8" w:space="0" w:color="9BBB59" w:themeColor="accent3"/>
-          <w:bottom w:val="single" w:sz="8" w:space="0" w:color="9BBB59" w:themeColor="accent3"/>
-          <w:right w:val="single" w:sz="8" w:space="0" w:color="9BBB59" w:themeColor="accent3"/>
+        <w:rFonts w:asciiTheme="majorHAnsi" w:hAnsiTheme="majorHAnsi" w:eastAsiaTheme="majorEastAsia" w:cstheme="majorBidi"/>
+        <w:b/>
+        <w:bCs/>
+      </w:rPr>
+      <w:tblPr/>
+      <w:tcPr>
+        <w:tcBorders>
+          <w:top w:val="single" w:color="9BBB59" w:themeColor="accent3" w:sz="8" w:space="0"/>
+          <w:left w:val="single" w:color="9BBB59" w:themeColor="accent3" w:sz="8" w:space="0"/>
+          <w:bottom w:val="single" w:color="9BBB59" w:themeColor="accent3" w:sz="8" w:space="0"/>
+          <w:right w:val="single" w:color="9BBB59" w:themeColor="accent3" w:sz="8" w:space="0"/>
         </w:tcBorders>
       </w:tcPr>
     </w:tblStylePr>
@@ -3232,10 +3346,10 @@
       <w:tblPr/>
       <w:tcPr>
         <w:tcBorders>
-          <w:top w:val="single" w:sz="8" w:space="0" w:color="9BBB59" w:themeColor="accent3"/>
-          <w:left w:val="single" w:sz="8" w:space="0" w:color="9BBB59" w:themeColor="accent3"/>
-          <w:bottom w:val="single" w:sz="8" w:space="0" w:color="9BBB59" w:themeColor="accent3"/>
-          <w:right w:val="single" w:sz="8" w:space="0" w:color="9BBB59" w:themeColor="accent3"/>
+          <w:top w:val="single" w:color="9BBB59" w:themeColor="accent3" w:sz="8" w:space="0"/>
+          <w:left w:val="single" w:color="9BBB59" w:themeColor="accent3" w:sz="8" w:space="0"/>
+          <w:bottom w:val="single" w:color="9BBB59" w:themeColor="accent3" w:sz="8" w:space="0"/>
+          <w:right w:val="single" w:color="9BBB59" w:themeColor="accent3" w:sz="8" w:space="0"/>
         </w:tcBorders>
         <w:shd w:val="clear" w:color="auto" w:fill="E6EED5" w:themeFill="accent3" w:themeFillTint="3F"/>
       </w:tcPr>
@@ -3244,11 +3358,11 @@
       <w:tblPr/>
       <w:tcPr>
         <w:tcBorders>
-          <w:top w:val="single" w:sz="8" w:space="0" w:color="9BBB59" w:themeColor="accent3"/>
-          <w:left w:val="single" w:sz="8" w:space="0" w:color="9BBB59" w:themeColor="accent3"/>
-          <w:bottom w:val="single" w:sz="8" w:space="0" w:color="9BBB59" w:themeColor="accent3"/>
-          <w:right w:val="single" w:sz="8" w:space="0" w:color="9BBB59" w:themeColor="accent3"/>
-          <w:insideV w:val="single" w:sz="8" w:space="0" w:color="9BBB59" w:themeColor="accent3"/>
+          <w:top w:val="single" w:color="9BBB59" w:themeColor="accent3" w:sz="8" w:space="0"/>
+          <w:left w:val="single" w:color="9BBB59" w:themeColor="accent3" w:sz="8" w:space="0"/>
+          <w:bottom w:val="single" w:color="9BBB59" w:themeColor="accent3" w:sz="8" w:space="0"/>
+          <w:right w:val="single" w:color="9BBB59" w:themeColor="accent3" w:sz="8" w:space="0"/>
+          <w:insideV w:val="single" w:color="9BBB59" w:themeColor="accent3" w:sz="8" w:space="0"/>
         </w:tcBorders>
         <w:shd w:val="clear" w:color="auto" w:fill="E6EED5" w:themeFill="accent3" w:themeFillTint="3F"/>
       </w:tcPr>
@@ -3257,11 +3371,11 @@
       <w:tblPr/>
       <w:tcPr>
         <w:tcBorders>
-          <w:top w:val="single" w:sz="8" w:space="0" w:color="9BBB59" w:themeColor="accent3"/>
-          <w:left w:val="single" w:sz="8" w:space="0" w:color="9BBB59" w:themeColor="accent3"/>
-          <w:bottom w:val="single" w:sz="8" w:space="0" w:color="9BBB59" w:themeColor="accent3"/>
-          <w:right w:val="single" w:sz="8" w:space="0" w:color="9BBB59" w:themeColor="accent3"/>
-          <w:insideV w:val="single" w:sz="8" w:space="0" w:color="9BBB59" w:themeColor="accent3"/>
+          <w:top w:val="single" w:color="9BBB59" w:themeColor="accent3" w:sz="8" w:space="0"/>
+          <w:left w:val="single" w:color="9BBB59" w:themeColor="accent3" w:sz="8" w:space="0"/>
+          <w:bottom w:val="single" w:color="9BBB59" w:themeColor="accent3" w:sz="8" w:space="0"/>
+          <w:right w:val="single" w:color="9BBB59" w:themeColor="accent3" w:sz="8" w:space="0"/>
+          <w:insideV w:val="single" w:color="9BBB59" w:themeColor="accent3" w:sz="8" w:space="0"/>
         </w:tcBorders>
       </w:tcPr>
     </w:tblStylePr>
@@ -3279,12 +3393,12 @@
       <w:tblStyleColBandSize w:val="1"/>
       <w:tblInd w:w="0" w:type="dxa"/>
       <w:tblBorders>
-        <w:top w:val="single" w:sz="8" w:space="0" w:color="8064A2" w:themeColor="accent4"/>
-        <w:left w:val="single" w:sz="8" w:space="0" w:color="8064A2" w:themeColor="accent4"/>
-        <w:bottom w:val="single" w:sz="8" w:space="0" w:color="8064A2" w:themeColor="accent4"/>
-        <w:right w:val="single" w:sz="8" w:space="0" w:color="8064A2" w:themeColor="accent4"/>
-        <w:insideH w:val="single" w:sz="8" w:space="0" w:color="8064A2" w:themeColor="accent4"/>
-        <w:insideV w:val="single" w:sz="8" w:space="0" w:color="8064A2" w:themeColor="accent4"/>
+        <w:top w:val="single" w:color="8064A2" w:themeColor="accent4" w:sz="8" w:space="0"/>
+        <w:left w:val="single" w:color="8064A2" w:themeColor="accent4" w:sz="8" w:space="0"/>
+        <w:bottom w:val="single" w:color="8064A2" w:themeColor="accent4" w:sz="8" w:space="0"/>
+        <w:right w:val="single" w:color="8064A2" w:themeColor="accent4" w:sz="8" w:space="0"/>
+        <w:insideH w:val="single" w:color="8064A2" w:themeColor="accent4" w:sz="8" w:space="0"/>
+        <w:insideV w:val="single" w:color="8064A2" w:themeColor="accent4" w:sz="8" w:space="0"/>
       </w:tblBorders>
       <w:tblCellMar>
         <w:top w:w="0" w:type="dxa"/>
@@ -3298,19 +3412,19 @@
         <w:spacing w:before="0" w:after="0" w:line="240" w:lineRule="auto"/>
       </w:pPr>
       <w:rPr>
-        <w:rFonts w:asciiTheme="majorHAnsi" w:eastAsiaTheme="majorEastAsia" w:hAnsiTheme="majorHAnsi" w:cstheme="majorBidi"/>
-        <w:b/>
-        <w:bCs/>
-      </w:rPr>
-      <w:tblPr/>
-      <w:tcPr>
-        <w:tcBorders>
-          <w:top w:val="single" w:sz="8" w:space="0" w:color="8064A2" w:themeColor="accent4"/>
-          <w:left w:val="single" w:sz="8" w:space="0" w:color="8064A2" w:themeColor="accent4"/>
-          <w:bottom w:val="single" w:sz="18" w:space="0" w:color="8064A2" w:themeColor="accent4"/>
-          <w:right w:val="single" w:sz="8" w:space="0" w:color="8064A2" w:themeColor="accent4"/>
-          <w:insideH w:val="nil"/>
-          <w:insideV w:val="single" w:sz="8" w:space="0" w:color="8064A2" w:themeColor="accent4"/>
+        <w:rFonts w:asciiTheme="majorHAnsi" w:hAnsiTheme="majorHAnsi" w:eastAsiaTheme="majorEastAsia" w:cstheme="majorBidi"/>
+        <w:b/>
+        <w:bCs/>
+      </w:rPr>
+      <w:tblPr/>
+      <w:tcPr>
+        <w:tcBorders>
+          <w:top w:val="single" w:color="8064A2" w:themeColor="accent4" w:sz="8" w:space="0"/>
+          <w:left w:val="single" w:color="8064A2" w:themeColor="accent4" w:sz="8" w:space="0"/>
+          <w:bottom w:val="single" w:color="8064A2" w:themeColor="accent4" w:sz="18" w:space="0"/>
+          <w:right w:val="single" w:color="8064A2" w:themeColor="accent4" w:sz="8" w:space="0"/>
+          <w:insideH w:val="nil"/>
+          <w:insideV w:val="single" w:color="8064A2" w:themeColor="accent4" w:sz="8" w:space="0"/>
         </w:tcBorders>
       </w:tcPr>
     </w:tblStylePr>
@@ -3319,42 +3433,42 @@
         <w:spacing w:before="0" w:after="0" w:line="240" w:lineRule="auto"/>
       </w:pPr>
       <w:rPr>
-        <w:rFonts w:asciiTheme="majorHAnsi" w:eastAsiaTheme="majorEastAsia" w:hAnsiTheme="majorHAnsi" w:cstheme="majorBidi"/>
-        <w:b/>
-        <w:bCs/>
-      </w:rPr>
-      <w:tblPr/>
-      <w:tcPr>
-        <w:tcBorders>
-          <w:top w:val="double" w:sz="6" w:space="0" w:color="8064A2" w:themeColor="accent4"/>
-          <w:left w:val="single" w:sz="8" w:space="0" w:color="8064A2" w:themeColor="accent4"/>
-          <w:bottom w:val="single" w:sz="8" w:space="0" w:color="8064A2" w:themeColor="accent4"/>
-          <w:right w:val="single" w:sz="8" w:space="0" w:color="8064A2" w:themeColor="accent4"/>
-          <w:insideH w:val="nil"/>
-          <w:insideV w:val="single" w:sz="8" w:space="0" w:color="8064A2" w:themeColor="accent4"/>
+        <w:rFonts w:asciiTheme="majorHAnsi" w:hAnsiTheme="majorHAnsi" w:eastAsiaTheme="majorEastAsia" w:cstheme="majorBidi"/>
+        <w:b/>
+        <w:bCs/>
+      </w:rPr>
+      <w:tblPr/>
+      <w:tcPr>
+        <w:tcBorders>
+          <w:top w:val="double" w:color="8064A2" w:themeColor="accent4" w:sz="6" w:space="0"/>
+          <w:left w:val="single" w:color="8064A2" w:themeColor="accent4" w:sz="8" w:space="0"/>
+          <w:bottom w:val="single" w:color="8064A2" w:themeColor="accent4" w:sz="8" w:space="0"/>
+          <w:right w:val="single" w:color="8064A2" w:themeColor="accent4" w:sz="8" w:space="0"/>
+          <w:insideH w:val="nil"/>
+          <w:insideV w:val="single" w:color="8064A2" w:themeColor="accent4" w:sz="8" w:space="0"/>
         </w:tcBorders>
       </w:tcPr>
     </w:tblStylePr>
     <w:tblStylePr w:type="firstCol">
       <w:rPr>
-        <w:rFonts w:asciiTheme="majorHAnsi" w:eastAsiaTheme="majorEastAsia" w:hAnsiTheme="majorHAnsi" w:cstheme="majorBidi"/>
+        <w:rFonts w:asciiTheme="majorHAnsi" w:hAnsiTheme="majorHAnsi" w:eastAsiaTheme="majorEastAsia" w:cstheme="majorBidi"/>
         <w:b/>
         <w:bCs/>
       </w:rPr>
     </w:tblStylePr>
     <w:tblStylePr w:type="lastCol">
       <w:rPr>
-        <w:rFonts w:asciiTheme="majorHAnsi" w:eastAsiaTheme="majorEastAsia" w:hAnsiTheme="majorHAnsi" w:cstheme="majorBidi"/>
-        <w:b/>
-        <w:bCs/>
-      </w:rPr>
-      <w:tblPr/>
-      <w:tcPr>
-        <w:tcBorders>
-          <w:top w:val="single" w:sz="8" w:space="0" w:color="8064A2" w:themeColor="accent4"/>
-          <w:left w:val="single" w:sz="8" w:space="0" w:color="8064A2" w:themeColor="accent4"/>
-          <w:bottom w:val="single" w:sz="8" w:space="0" w:color="8064A2" w:themeColor="accent4"/>
-          <w:right w:val="single" w:sz="8" w:space="0" w:color="8064A2" w:themeColor="accent4"/>
+        <w:rFonts w:asciiTheme="majorHAnsi" w:hAnsiTheme="majorHAnsi" w:eastAsiaTheme="majorEastAsia" w:cstheme="majorBidi"/>
+        <w:b/>
+        <w:bCs/>
+      </w:rPr>
+      <w:tblPr/>
+      <w:tcPr>
+        <w:tcBorders>
+          <w:top w:val="single" w:color="8064A2" w:themeColor="accent4" w:sz="8" w:space="0"/>
+          <w:left w:val="single" w:color="8064A2" w:themeColor="accent4" w:sz="8" w:space="0"/>
+          <w:bottom w:val="single" w:color="8064A2" w:themeColor="accent4" w:sz="8" w:space="0"/>
+          <w:right w:val="single" w:color="8064A2" w:themeColor="accent4" w:sz="8" w:space="0"/>
         </w:tcBorders>
       </w:tcPr>
     </w:tblStylePr>
@@ -3362,10 +3476,10 @@
       <w:tblPr/>
       <w:tcPr>
         <w:tcBorders>
-          <w:top w:val="single" w:sz="8" w:space="0" w:color="8064A2" w:themeColor="accent4"/>
-          <w:left w:val="single" w:sz="8" w:space="0" w:color="8064A2" w:themeColor="accent4"/>
-          <w:bottom w:val="single" w:sz="8" w:space="0" w:color="8064A2" w:themeColor="accent4"/>
-          <w:right w:val="single" w:sz="8" w:space="0" w:color="8064A2" w:themeColor="accent4"/>
+          <w:top w:val="single" w:color="8064A2" w:themeColor="accent4" w:sz="8" w:space="0"/>
+          <w:left w:val="single" w:color="8064A2" w:themeColor="accent4" w:sz="8" w:space="0"/>
+          <w:bottom w:val="single" w:color="8064A2" w:themeColor="accent4" w:sz="8" w:space="0"/>
+          <w:right w:val="single" w:color="8064A2" w:themeColor="accent4" w:sz="8" w:space="0"/>
         </w:tcBorders>
         <w:shd w:val="clear" w:color="auto" w:fill="DFD8E8" w:themeFill="accent4" w:themeFillTint="3F"/>
       </w:tcPr>
@@ -3374,11 +3488,11 @@
       <w:tblPr/>
       <w:tcPr>
         <w:tcBorders>
-          <w:top w:val="single" w:sz="8" w:space="0" w:color="8064A2" w:themeColor="accent4"/>
-          <w:left w:val="single" w:sz="8" w:space="0" w:color="8064A2" w:themeColor="accent4"/>
-          <w:bottom w:val="single" w:sz="8" w:space="0" w:color="8064A2" w:themeColor="accent4"/>
-          <w:right w:val="single" w:sz="8" w:space="0" w:color="8064A2" w:themeColor="accent4"/>
-          <w:insideV w:val="single" w:sz="8" w:space="0" w:color="8064A2" w:themeColor="accent4"/>
+          <w:top w:val="single" w:color="8064A2" w:themeColor="accent4" w:sz="8" w:space="0"/>
+          <w:left w:val="single" w:color="8064A2" w:themeColor="accent4" w:sz="8" w:space="0"/>
+          <w:bottom w:val="single" w:color="8064A2" w:themeColor="accent4" w:sz="8" w:space="0"/>
+          <w:right w:val="single" w:color="8064A2" w:themeColor="accent4" w:sz="8" w:space="0"/>
+          <w:insideV w:val="single" w:color="8064A2" w:themeColor="accent4" w:sz="8" w:space="0"/>
         </w:tcBorders>
         <w:shd w:val="clear" w:color="auto" w:fill="DFD8E8" w:themeFill="accent4" w:themeFillTint="3F"/>
       </w:tcPr>
@@ -3387,11 +3501,11 @@
       <w:tblPr/>
       <w:tcPr>
         <w:tcBorders>
-          <w:top w:val="single" w:sz="8" w:space="0" w:color="8064A2" w:themeColor="accent4"/>
-          <w:left w:val="single" w:sz="8" w:space="0" w:color="8064A2" w:themeColor="accent4"/>
-          <w:bottom w:val="single" w:sz="8" w:space="0" w:color="8064A2" w:themeColor="accent4"/>
-          <w:right w:val="single" w:sz="8" w:space="0" w:color="8064A2" w:themeColor="accent4"/>
-          <w:insideV w:val="single" w:sz="8" w:space="0" w:color="8064A2" w:themeColor="accent4"/>
+          <w:top w:val="single" w:color="8064A2" w:themeColor="accent4" w:sz="8" w:space="0"/>
+          <w:left w:val="single" w:color="8064A2" w:themeColor="accent4" w:sz="8" w:space="0"/>
+          <w:bottom w:val="single" w:color="8064A2" w:themeColor="accent4" w:sz="8" w:space="0"/>
+          <w:right w:val="single" w:color="8064A2" w:themeColor="accent4" w:sz="8" w:space="0"/>
+          <w:insideV w:val="single" w:color="8064A2" w:themeColor="accent4" w:sz="8" w:space="0"/>
         </w:tcBorders>
       </w:tcPr>
     </w:tblStylePr>
@@ -3409,12 +3523,12 @@
       <w:tblStyleColBandSize w:val="1"/>
       <w:tblInd w:w="0" w:type="dxa"/>
       <w:tblBorders>
-        <w:top w:val="single" w:sz="8" w:space="0" w:color="4BACC6" w:themeColor="accent5"/>
-        <w:left w:val="single" w:sz="8" w:space="0" w:color="4BACC6" w:themeColor="accent5"/>
-        <w:bottom w:val="single" w:sz="8" w:space="0" w:color="4BACC6" w:themeColor="accent5"/>
-        <w:right w:val="single" w:sz="8" w:space="0" w:color="4BACC6" w:themeColor="accent5"/>
-        <w:insideH w:val="single" w:sz="8" w:space="0" w:color="4BACC6" w:themeColor="accent5"/>
-        <w:insideV w:val="single" w:sz="8" w:space="0" w:color="4BACC6" w:themeColor="accent5"/>
+        <w:top w:val="single" w:color="4BACC6" w:themeColor="accent5" w:sz="8" w:space="0"/>
+        <w:left w:val="single" w:color="4BACC6" w:themeColor="accent5" w:sz="8" w:space="0"/>
+        <w:bottom w:val="single" w:color="4BACC6" w:themeColor="accent5" w:sz="8" w:space="0"/>
+        <w:right w:val="single" w:color="4BACC6" w:themeColor="accent5" w:sz="8" w:space="0"/>
+        <w:insideH w:val="single" w:color="4BACC6" w:themeColor="accent5" w:sz="8" w:space="0"/>
+        <w:insideV w:val="single" w:color="4BACC6" w:themeColor="accent5" w:sz="8" w:space="0"/>
       </w:tblBorders>
       <w:tblCellMar>
         <w:top w:w="0" w:type="dxa"/>
@@ -3428,19 +3542,19 @@
         <w:spacing w:before="0" w:after="0" w:line="240" w:lineRule="auto"/>
       </w:pPr>
       <w:rPr>
-        <w:rFonts w:asciiTheme="majorHAnsi" w:eastAsiaTheme="majorEastAsia" w:hAnsiTheme="majorHAnsi" w:cstheme="majorBidi"/>
-        <w:b/>
-        <w:bCs/>
-      </w:rPr>
-      <w:tblPr/>
-      <w:tcPr>
-        <w:tcBorders>
-          <w:top w:val="single" w:sz="8" w:space="0" w:color="4BACC6" w:themeColor="accent5"/>
-          <w:left w:val="single" w:sz="8" w:space="0" w:color="4BACC6" w:themeColor="accent5"/>
-          <w:bottom w:val="single" w:sz="18" w:space="0" w:color="4BACC6" w:themeColor="accent5"/>
-          <w:right w:val="single" w:sz="8" w:space="0" w:color="4BACC6" w:themeColor="accent5"/>
-          <w:insideH w:val="nil"/>
-          <w:insideV w:val="single" w:sz="8" w:space="0" w:color="4BACC6" w:themeColor="accent5"/>
+        <w:rFonts w:asciiTheme="majorHAnsi" w:hAnsiTheme="majorHAnsi" w:eastAsiaTheme="majorEastAsia" w:cstheme="majorBidi"/>
+        <w:b/>
+        <w:bCs/>
+      </w:rPr>
+      <w:tblPr/>
+      <w:tcPr>
+        <w:tcBorders>
+          <w:top w:val="single" w:color="4BACC6" w:themeColor="accent5" w:sz="8" w:space="0"/>
+          <w:left w:val="single" w:color="4BACC6" w:themeColor="accent5" w:sz="8" w:space="0"/>
+          <w:bottom w:val="single" w:color="4BACC6" w:themeColor="accent5" w:sz="18" w:space="0"/>
+          <w:right w:val="single" w:color="4BACC6" w:themeColor="accent5" w:sz="8" w:space="0"/>
+          <w:insideH w:val="nil"/>
+          <w:insideV w:val="single" w:color="4BACC6" w:themeColor="accent5" w:sz="8" w:space="0"/>
         </w:tcBorders>
       </w:tcPr>
     </w:tblStylePr>
@@ -3449,42 +3563,42 @@
         <w:spacing w:before="0" w:after="0" w:line="240" w:lineRule="auto"/>
       </w:pPr>
       <w:rPr>
-        <w:rFonts w:asciiTheme="majorHAnsi" w:eastAsiaTheme="majorEastAsia" w:hAnsiTheme="majorHAnsi" w:cstheme="majorBidi"/>
-        <w:b/>
-        <w:bCs/>
-      </w:rPr>
-      <w:tblPr/>
-      <w:tcPr>
-        <w:tcBorders>
-          <w:top w:val="double" w:sz="6" w:space="0" w:color="4BACC6" w:themeColor="accent5"/>
-          <w:left w:val="single" w:sz="8" w:space="0" w:color="4BACC6" w:themeColor="accent5"/>
-          <w:bottom w:val="single" w:sz="8" w:space="0" w:color="4BACC6" w:themeColor="accent5"/>
-          <w:right w:val="single" w:sz="8" w:space="0" w:color="4BACC6" w:themeColor="accent5"/>
-          <w:insideH w:val="nil"/>
-          <w:insideV w:val="single" w:sz="8" w:space="0" w:color="4BACC6" w:themeColor="accent5"/>
+        <w:rFonts w:asciiTheme="majorHAnsi" w:hAnsiTheme="majorHAnsi" w:eastAsiaTheme="majorEastAsia" w:cstheme="majorBidi"/>
+        <w:b/>
+        <w:bCs/>
+      </w:rPr>
+      <w:tblPr/>
+      <w:tcPr>
+        <w:tcBorders>
+          <w:top w:val="double" w:color="4BACC6" w:themeColor="accent5" w:sz="6" w:space="0"/>
+          <w:left w:val="single" w:color="4BACC6" w:themeColor="accent5" w:sz="8" w:space="0"/>
+          <w:bottom w:val="single" w:color="4BACC6" w:themeColor="accent5" w:sz="8" w:space="0"/>
+          <w:right w:val="single" w:color="4BACC6" w:themeColor="accent5" w:sz="8" w:space="0"/>
+          <w:insideH w:val="nil"/>
+          <w:insideV w:val="single" w:color="4BACC6" w:themeColor="accent5" w:sz="8" w:space="0"/>
         </w:tcBorders>
       </w:tcPr>
     </w:tblStylePr>
     <w:tblStylePr w:type="firstCol">
       <w:rPr>
-        <w:rFonts w:asciiTheme="majorHAnsi" w:eastAsiaTheme="majorEastAsia" w:hAnsiTheme="majorHAnsi" w:cstheme="majorBidi"/>
+        <w:rFonts w:asciiTheme="majorHAnsi" w:hAnsiTheme="majorHAnsi" w:eastAsiaTheme="majorEastAsia" w:cstheme="majorBidi"/>
         <w:b/>
         <w:bCs/>
       </w:rPr>
     </w:tblStylePr>
     <w:tblStylePr w:type="lastCol">
       <w:rPr>
-        <w:rFonts w:asciiTheme="majorHAnsi" w:eastAsiaTheme="majorEastAsia" w:hAnsiTheme="majorHAnsi" w:cstheme="majorBidi"/>
-        <w:b/>
-        <w:bCs/>
-      </w:rPr>
-      <w:tblPr/>
-      <w:tcPr>
-        <w:tcBorders>
-          <w:top w:val="single" w:sz="8" w:space="0" w:color="4BACC6" w:themeColor="accent5"/>
-          <w:left w:val="single" w:sz="8" w:space="0" w:color="4BACC6" w:themeColor="accent5"/>
-          <w:bottom w:val="single" w:sz="8" w:space="0" w:color="4BACC6" w:themeColor="accent5"/>
-          <w:right w:val="single" w:sz="8" w:space="0" w:color="4BACC6" w:themeColor="accent5"/>
+        <w:rFonts w:asciiTheme="majorHAnsi" w:hAnsiTheme="majorHAnsi" w:eastAsiaTheme="majorEastAsia" w:cstheme="majorBidi"/>
+        <w:b/>
+        <w:bCs/>
+      </w:rPr>
+      <w:tblPr/>
+      <w:tcPr>
+        <w:tcBorders>
+          <w:top w:val="single" w:color="4BACC6" w:themeColor="accent5" w:sz="8" w:space="0"/>
+          <w:left w:val="single" w:color="4BACC6" w:themeColor="accent5" w:sz="8" w:space="0"/>
+          <w:bottom w:val="single" w:color="4BACC6" w:themeColor="accent5" w:sz="8" w:space="0"/>
+          <w:right w:val="single" w:color="4BACC6" w:themeColor="accent5" w:sz="8" w:space="0"/>
         </w:tcBorders>
       </w:tcPr>
     </w:tblStylePr>
@@ -3492,10 +3606,10 @@
       <w:tblPr/>
       <w:tcPr>
         <w:tcBorders>
-          <w:top w:val="single" w:sz="8" w:space="0" w:color="4BACC6" w:themeColor="accent5"/>
-          <w:left w:val="single" w:sz="8" w:space="0" w:color="4BACC6" w:themeColor="accent5"/>
-          <w:bottom w:val="single" w:sz="8" w:space="0" w:color="4BACC6" w:themeColor="accent5"/>
-          <w:right w:val="single" w:sz="8" w:space="0" w:color="4BACC6" w:themeColor="accent5"/>
+          <w:top w:val="single" w:color="4BACC6" w:themeColor="accent5" w:sz="8" w:space="0"/>
+          <w:left w:val="single" w:color="4BACC6" w:themeColor="accent5" w:sz="8" w:space="0"/>
+          <w:bottom w:val="single" w:color="4BACC6" w:themeColor="accent5" w:sz="8" w:space="0"/>
+          <w:right w:val="single" w:color="4BACC6" w:themeColor="accent5" w:sz="8" w:space="0"/>
         </w:tcBorders>
         <w:shd w:val="clear" w:color="auto" w:fill="D2EAF1" w:themeFill="accent5" w:themeFillTint="3F"/>
       </w:tcPr>
@@ -3504,11 +3618,11 @@
       <w:tblPr/>
       <w:tcPr>
         <w:tcBorders>
-          <w:top w:val="single" w:sz="8" w:space="0" w:color="4BACC6" w:themeColor="accent5"/>
-          <w:left w:val="single" w:sz="8" w:space="0" w:color="4BACC6" w:themeColor="accent5"/>
-          <w:bottom w:val="single" w:sz="8" w:space="0" w:color="4BACC6" w:themeColor="accent5"/>
-          <w:right w:val="single" w:sz="8" w:space="0" w:color="4BACC6" w:themeColor="accent5"/>
-          <w:insideV w:val="single" w:sz="8" w:space="0" w:color="4BACC6" w:themeColor="accent5"/>
+          <w:top w:val="single" w:color="4BACC6" w:themeColor="accent5" w:sz="8" w:space="0"/>
+          <w:left w:val="single" w:color="4BACC6" w:themeColor="accent5" w:sz="8" w:space="0"/>
+          <w:bottom w:val="single" w:color="4BACC6" w:themeColor="accent5" w:sz="8" w:space="0"/>
+          <w:right w:val="single" w:color="4BACC6" w:themeColor="accent5" w:sz="8" w:space="0"/>
+          <w:insideV w:val="single" w:color="4BACC6" w:themeColor="accent5" w:sz="8" w:space="0"/>
         </w:tcBorders>
         <w:shd w:val="clear" w:color="auto" w:fill="D2EAF1" w:themeFill="accent5" w:themeFillTint="3F"/>
       </w:tcPr>
@@ -3517,11 +3631,11 @@
       <w:tblPr/>
       <w:tcPr>
         <w:tcBorders>
-          <w:top w:val="single" w:sz="8" w:space="0" w:color="4BACC6" w:themeColor="accent5"/>
-          <w:left w:val="single" w:sz="8" w:space="0" w:color="4BACC6" w:themeColor="accent5"/>
-          <w:bottom w:val="single" w:sz="8" w:space="0" w:color="4BACC6" w:themeColor="accent5"/>
-          <w:right w:val="single" w:sz="8" w:space="0" w:color="4BACC6" w:themeColor="accent5"/>
-          <w:insideV w:val="single" w:sz="8" w:space="0" w:color="4BACC6" w:themeColor="accent5"/>
+          <w:top w:val="single" w:color="4BACC6" w:themeColor="accent5" w:sz="8" w:space="0"/>
+          <w:left w:val="single" w:color="4BACC6" w:themeColor="accent5" w:sz="8" w:space="0"/>
+          <w:bottom w:val="single" w:color="4BACC6" w:themeColor="accent5" w:sz="8" w:space="0"/>
+          <w:right w:val="single" w:color="4BACC6" w:themeColor="accent5" w:sz="8" w:space="0"/>
+          <w:insideV w:val="single" w:color="4BACC6" w:themeColor="accent5" w:sz="8" w:space="0"/>
         </w:tcBorders>
       </w:tcPr>
     </w:tblStylePr>
@@ -3539,12 +3653,12 @@
       <w:tblStyleColBandSize w:val="1"/>
       <w:tblInd w:w="0" w:type="dxa"/>
       <w:tblBorders>
-        <w:top w:val="single" w:sz="8" w:space="0" w:color="F79646" w:themeColor="accent6"/>
-        <w:left w:val="single" w:sz="8" w:space="0" w:color="F79646" w:themeColor="accent6"/>
-        <w:bottom w:val="single" w:sz="8" w:space="0" w:color="F79646" w:themeColor="accent6"/>
-        <w:right w:val="single" w:sz="8" w:space="0" w:color="F79646" w:themeColor="accent6"/>
-        <w:insideH w:val="single" w:sz="8" w:space="0" w:color="F79646" w:themeColor="accent6"/>
-        <w:insideV w:val="single" w:sz="8" w:space="0" w:color="F79646" w:themeColor="accent6"/>
+        <w:top w:val="single" w:color="F79646" w:themeColor="accent6" w:sz="8" w:space="0"/>
+        <w:left w:val="single" w:color="F79646" w:themeColor="accent6" w:sz="8" w:space="0"/>
+        <w:bottom w:val="single" w:color="F79646" w:themeColor="accent6" w:sz="8" w:space="0"/>
+        <w:right w:val="single" w:color="F79646" w:themeColor="accent6" w:sz="8" w:space="0"/>
+        <w:insideH w:val="single" w:color="F79646" w:themeColor="accent6" w:sz="8" w:space="0"/>
+        <w:insideV w:val="single" w:color="F79646" w:themeColor="accent6" w:sz="8" w:space="0"/>
       </w:tblBorders>
       <w:tblCellMar>
         <w:top w:w="0" w:type="dxa"/>
@@ -3558,19 +3672,19 @@
         <w:spacing w:before="0" w:after="0" w:line="240" w:lineRule="auto"/>
       </w:pPr>
       <w:rPr>
-        <w:rFonts w:asciiTheme="majorHAnsi" w:eastAsiaTheme="majorEastAsia" w:hAnsiTheme="majorHAnsi" w:cstheme="majorBidi"/>
-        <w:b/>
-        <w:bCs/>
-      </w:rPr>
-      <w:tblPr/>
-      <w:tcPr>
-        <w:tcBorders>
-          <w:top w:val="single" w:sz="8" w:space="0" w:color="F79646" w:themeColor="accent6"/>
-          <w:left w:val="single" w:sz="8" w:space="0" w:color="F79646" w:themeColor="accent6"/>
-          <w:bottom w:val="single" w:sz="18" w:space="0" w:color="F79646" w:themeColor="accent6"/>
-          <w:right w:val="single" w:sz="8" w:space="0" w:color="F79646" w:themeColor="accent6"/>
-          <w:insideH w:val="nil"/>
-          <w:insideV w:val="single" w:sz="8" w:space="0" w:color="F79646" w:themeColor="accent6"/>
+        <w:rFonts w:asciiTheme="majorHAnsi" w:hAnsiTheme="majorHAnsi" w:eastAsiaTheme="majorEastAsia" w:cstheme="majorBidi"/>
+        <w:b/>
+        <w:bCs/>
+      </w:rPr>
+      <w:tblPr/>
+      <w:tcPr>
+        <w:tcBorders>
+          <w:top w:val="single" w:color="F79646" w:themeColor="accent6" w:sz="8" w:space="0"/>
+          <w:left w:val="single" w:color="F79646" w:themeColor="accent6" w:sz="8" w:space="0"/>
+          <w:bottom w:val="single" w:color="F79646" w:themeColor="accent6" w:sz="18" w:space="0"/>
+          <w:right w:val="single" w:color="F79646" w:themeColor="accent6" w:sz="8" w:space="0"/>
+          <w:insideH w:val="nil"/>
+          <w:insideV w:val="single" w:color="F79646" w:themeColor="accent6" w:sz="8" w:space="0"/>
         </w:tcBorders>
       </w:tcPr>
     </w:tblStylePr>
@@ -3579,42 +3693,42 @@
         <w:spacing w:before="0" w:after="0" w:line="240" w:lineRule="auto"/>
       </w:pPr>
       <w:rPr>
-        <w:rFonts w:asciiTheme="majorHAnsi" w:eastAsiaTheme="majorEastAsia" w:hAnsiTheme="majorHAnsi" w:cstheme="majorBidi"/>
-        <w:b/>
-        <w:bCs/>
-      </w:rPr>
-      <w:tblPr/>
-      <w:tcPr>
-        <w:tcBorders>
-          <w:top w:val="double" w:sz="6" w:space="0" w:color="F79646" w:themeColor="accent6"/>
-          <w:left w:val="single" w:sz="8" w:space="0" w:color="F79646" w:themeColor="accent6"/>
-          <w:bottom w:val="single" w:sz="8" w:space="0" w:color="F79646" w:themeColor="accent6"/>
-          <w:right w:val="single" w:sz="8" w:space="0" w:color="F79646" w:themeColor="accent6"/>
-          <w:insideH w:val="nil"/>
-          <w:insideV w:val="single" w:sz="8" w:space="0" w:color="F79646" w:themeColor="accent6"/>
+        <w:rFonts w:asciiTheme="majorHAnsi" w:hAnsiTheme="majorHAnsi" w:eastAsiaTheme="majorEastAsia" w:cstheme="majorBidi"/>
+        <w:b/>
+        <w:bCs/>
+      </w:rPr>
+      <w:tblPr/>
+      <w:tcPr>
+        <w:tcBorders>
+          <w:top w:val="double" w:color="F79646" w:themeColor="accent6" w:sz="6" w:space="0"/>
+          <w:left w:val="single" w:color="F79646" w:themeColor="accent6" w:sz="8" w:space="0"/>
+          <w:bottom w:val="single" w:color="F79646" w:themeColor="accent6" w:sz="8" w:space="0"/>
+          <w:right w:val="single" w:color="F79646" w:themeColor="accent6" w:sz="8" w:space="0"/>
+          <w:insideH w:val="nil"/>
+          <w:insideV w:val="single" w:color="F79646" w:themeColor="accent6" w:sz="8" w:space="0"/>
         </w:tcBorders>
       </w:tcPr>
     </w:tblStylePr>
     <w:tblStylePr w:type="firstCol">
       <w:rPr>
-        <w:rFonts w:asciiTheme="majorHAnsi" w:eastAsiaTheme="majorEastAsia" w:hAnsiTheme="majorHAnsi" w:cstheme="majorBidi"/>
+        <w:rFonts w:asciiTheme="majorHAnsi" w:hAnsiTheme="majorHAnsi" w:eastAsiaTheme="majorEastAsia" w:cstheme="majorBidi"/>
         <w:b/>
         <w:bCs/>
       </w:rPr>
     </w:tblStylePr>
     <w:tblStylePr w:type="lastCol">
       <w:rPr>
-        <w:rFonts w:asciiTheme="majorHAnsi" w:eastAsiaTheme="majorEastAsia" w:hAnsiTheme="majorHAnsi" w:cstheme="majorBidi"/>
-        <w:b/>
-        <w:bCs/>
-      </w:rPr>
-      <w:tblPr/>
-      <w:tcPr>
-        <w:tcBorders>
-          <w:top w:val="single" w:sz="8" w:space="0" w:color="F79646" w:themeColor="accent6"/>
-          <w:left w:val="single" w:sz="8" w:space="0" w:color="F79646" w:themeColor="accent6"/>
-          <w:bottom w:val="single" w:sz="8" w:space="0" w:color="F79646" w:themeColor="accent6"/>
-          <w:right w:val="single" w:sz="8" w:space="0" w:color="F79646" w:themeColor="accent6"/>
+        <w:rFonts w:asciiTheme="majorHAnsi" w:hAnsiTheme="majorHAnsi" w:eastAsiaTheme="majorEastAsia" w:cstheme="majorBidi"/>
+        <w:b/>
+        <w:bCs/>
+      </w:rPr>
+      <w:tblPr/>
+      <w:tcPr>
+        <w:tcBorders>
+          <w:top w:val="single" w:color="F79646" w:themeColor="accent6" w:sz="8" w:space="0"/>
+          <w:left w:val="single" w:color="F79646" w:themeColor="accent6" w:sz="8" w:space="0"/>
+          <w:bottom w:val="single" w:color="F79646" w:themeColor="accent6" w:sz="8" w:space="0"/>
+          <w:right w:val="single" w:color="F79646" w:themeColor="accent6" w:sz="8" w:space="0"/>
         </w:tcBorders>
       </w:tcPr>
     </w:tblStylePr>
@@ -3622,10 +3736,10 @@
       <w:tblPr/>
       <w:tcPr>
         <w:tcBorders>
-          <w:top w:val="single" w:sz="8" w:space="0" w:color="F79646" w:themeColor="accent6"/>
-          <w:left w:val="single" w:sz="8" w:space="0" w:color="F79646" w:themeColor="accent6"/>
-          <w:bottom w:val="single" w:sz="8" w:space="0" w:color="F79646" w:themeColor="accent6"/>
-          <w:right w:val="single" w:sz="8" w:space="0" w:color="F79646" w:themeColor="accent6"/>
+          <w:top w:val="single" w:color="F79646" w:themeColor="accent6" w:sz="8" w:space="0"/>
+          <w:left w:val="single" w:color="F79646" w:themeColor="accent6" w:sz="8" w:space="0"/>
+          <w:bottom w:val="single" w:color="F79646" w:themeColor="accent6" w:sz="8" w:space="0"/>
+          <w:right w:val="single" w:color="F79646" w:themeColor="accent6" w:sz="8" w:space="0"/>
         </w:tcBorders>
         <w:shd w:val="clear" w:color="auto" w:fill="FDE4D0" w:themeFill="accent6" w:themeFillTint="3F"/>
       </w:tcPr>
@@ -3634,11 +3748,11 @@
       <w:tblPr/>
       <w:tcPr>
         <w:tcBorders>
-          <w:top w:val="single" w:sz="8" w:space="0" w:color="F79646" w:themeColor="accent6"/>
-          <w:left w:val="single" w:sz="8" w:space="0" w:color="F79646" w:themeColor="accent6"/>
-          <w:bottom w:val="single" w:sz="8" w:space="0" w:color="F79646" w:themeColor="accent6"/>
-          <w:right w:val="single" w:sz="8" w:space="0" w:color="F79646" w:themeColor="accent6"/>
-          <w:insideV w:val="single" w:sz="8" w:space="0" w:color="F79646" w:themeColor="accent6"/>
+          <w:top w:val="single" w:color="F79646" w:themeColor="accent6" w:sz="8" w:space="0"/>
+          <w:left w:val="single" w:color="F79646" w:themeColor="accent6" w:sz="8" w:space="0"/>
+          <w:bottom w:val="single" w:color="F79646" w:themeColor="accent6" w:sz="8" w:space="0"/>
+          <w:right w:val="single" w:color="F79646" w:themeColor="accent6" w:sz="8" w:space="0"/>
+          <w:insideV w:val="single" w:color="F79646" w:themeColor="accent6" w:sz="8" w:space="0"/>
         </w:tcBorders>
         <w:shd w:val="clear" w:color="auto" w:fill="FDE4D0" w:themeFill="accent6" w:themeFillTint="3F"/>
       </w:tcPr>
@@ -3647,11 +3761,11 @@
       <w:tblPr/>
       <w:tcPr>
         <w:tcBorders>
-          <w:top w:val="single" w:sz="8" w:space="0" w:color="F79646" w:themeColor="accent6"/>
-          <w:left w:val="single" w:sz="8" w:space="0" w:color="F79646" w:themeColor="accent6"/>
-          <w:bottom w:val="single" w:sz="8" w:space="0" w:color="F79646" w:themeColor="accent6"/>
-          <w:right w:val="single" w:sz="8" w:space="0" w:color="F79646" w:themeColor="accent6"/>
-          <w:insideV w:val="single" w:sz="8" w:space="0" w:color="F79646" w:themeColor="accent6"/>
+          <w:top w:val="single" w:color="F79646" w:themeColor="accent6" w:sz="8" w:space="0"/>
+          <w:left w:val="single" w:color="F79646" w:themeColor="accent6" w:sz="8" w:space="0"/>
+          <w:bottom w:val="single" w:color="F79646" w:themeColor="accent6" w:sz="8" w:space="0"/>
+          <w:right w:val="single" w:color="F79646" w:themeColor="accent6" w:sz="8" w:space="0"/>
+          <w:insideV w:val="single" w:color="F79646" w:themeColor="accent6" w:sz="8" w:space="0"/>
         </w:tcBorders>
       </w:tcPr>
     </w:tblStylePr>
@@ -3669,11 +3783,11 @@
       <w:tblStyleColBandSize w:val="1"/>
       <w:tblInd w:w="0" w:type="dxa"/>
       <w:tblBorders>
-        <w:top w:val="single" w:sz="8" w:space="0" w:color="404040" w:themeColor="text1" w:themeTint="BF"/>
-        <w:left w:val="single" w:sz="8" w:space="0" w:color="404040" w:themeColor="text1" w:themeTint="BF"/>
-        <w:bottom w:val="single" w:sz="8" w:space="0" w:color="404040" w:themeColor="text1" w:themeTint="BF"/>
-        <w:right w:val="single" w:sz="8" w:space="0" w:color="404040" w:themeColor="text1" w:themeTint="BF"/>
-        <w:insideH w:val="single" w:sz="8" w:space="0" w:color="404040" w:themeColor="text1" w:themeTint="BF"/>
+        <w:top w:val="single" w:color="404040" w:themeColor="text1" w:themeTint="BF" w:sz="8" w:space="0"/>
+        <w:left w:val="single" w:color="404040" w:themeColor="text1" w:themeTint="BF" w:sz="8" w:space="0"/>
+        <w:bottom w:val="single" w:color="404040" w:themeColor="text1" w:themeTint="BF" w:sz="8" w:space="0"/>
+        <w:right w:val="single" w:color="404040" w:themeColor="text1" w:themeTint="BF" w:sz="8" w:space="0"/>
+        <w:insideH w:val="single" w:color="404040" w:themeColor="text1" w:themeTint="BF" w:sz="8" w:space="0"/>
       </w:tblBorders>
       <w:tblCellMar>
         <w:top w:w="0" w:type="dxa"/>
@@ -3694,10 +3808,10 @@
       <w:tblPr/>
       <w:tcPr>
         <w:tcBorders>
-          <w:top w:val="single" w:sz="8" w:space="0" w:color="404040" w:themeColor="text1" w:themeTint="BF"/>
-          <w:left w:val="single" w:sz="8" w:space="0" w:color="404040" w:themeColor="text1" w:themeTint="BF"/>
-          <w:bottom w:val="single" w:sz="8" w:space="0" w:color="404040" w:themeColor="text1" w:themeTint="BF"/>
-          <w:right w:val="single" w:sz="8" w:space="0" w:color="404040" w:themeColor="text1" w:themeTint="BF"/>
+          <w:top w:val="single" w:color="404040" w:themeColor="text1" w:themeTint="BF" w:sz="8" w:space="0"/>
+          <w:left w:val="single" w:color="404040" w:themeColor="text1" w:themeTint="BF" w:sz="8" w:space="0"/>
+          <w:bottom w:val="single" w:color="404040" w:themeColor="text1" w:themeTint="BF" w:sz="8" w:space="0"/>
+          <w:right w:val="single" w:color="404040" w:themeColor="text1" w:themeTint="BF" w:sz="8" w:space="0"/>
           <w:insideH w:val="nil"/>
           <w:insideV w:val="nil"/>
         </w:tcBorders>
@@ -3715,10 +3829,10 @@
       <w:tblPr/>
       <w:tcPr>
         <w:tcBorders>
-          <w:top w:val="double" w:sz="6" w:space="0" w:color="404040" w:themeColor="text1" w:themeTint="BF"/>
-          <w:left w:val="single" w:sz="8" w:space="0" w:color="404040" w:themeColor="text1" w:themeTint="BF"/>
-          <w:bottom w:val="single" w:sz="8" w:space="0" w:color="404040" w:themeColor="text1" w:themeTint="BF"/>
-          <w:right w:val="single" w:sz="8" w:space="0" w:color="404040" w:themeColor="text1" w:themeTint="BF"/>
+          <w:top w:val="double" w:color="404040" w:themeColor="text1" w:themeTint="BF" w:sz="6" w:space="0"/>
+          <w:left w:val="single" w:color="404040" w:themeColor="text1" w:themeTint="BF" w:sz="8" w:space="0"/>
+          <w:bottom w:val="single" w:color="404040" w:themeColor="text1" w:themeTint="BF" w:sz="8" w:space="0"/>
+          <w:right w:val="single" w:color="404040" w:themeColor="text1" w:themeTint="BF" w:sz="8" w:space="0"/>
           <w:insideH w:val="nil"/>
           <w:insideV w:val="nil"/>
         </w:tcBorders>
@@ -3775,11 +3889,11 @@
       <w:tblStyleColBandSize w:val="1"/>
       <w:tblInd w:w="0" w:type="dxa"/>
       <w:tblBorders>
-        <w:top w:val="single" w:sz="8" w:space="0" w:color="7BA0CD" w:themeColor="accent1" w:themeTint="BF"/>
-        <w:left w:val="single" w:sz="8" w:space="0" w:color="7BA0CD" w:themeColor="accent1" w:themeTint="BF"/>
-        <w:bottom w:val="single" w:sz="8" w:space="0" w:color="7BA0CD" w:themeColor="accent1" w:themeTint="BF"/>
-        <w:right w:val="single" w:sz="8" w:space="0" w:color="7BA0CD" w:themeColor="accent1" w:themeTint="BF"/>
-        <w:insideH w:val="single" w:sz="8" w:space="0" w:color="7BA0CD" w:themeColor="accent1" w:themeTint="BF"/>
+        <w:top w:val="single" w:color="7BA0CD" w:themeColor="accent1" w:themeTint="BF" w:sz="8" w:space="0"/>
+        <w:left w:val="single" w:color="7BA0CD" w:themeColor="accent1" w:themeTint="BF" w:sz="8" w:space="0"/>
+        <w:bottom w:val="single" w:color="7BA0CD" w:themeColor="accent1" w:themeTint="BF" w:sz="8" w:space="0"/>
+        <w:right w:val="single" w:color="7BA0CD" w:themeColor="accent1" w:themeTint="BF" w:sz="8" w:space="0"/>
+        <w:insideH w:val="single" w:color="7BA0CD" w:themeColor="accent1" w:themeTint="BF" w:sz="8" w:space="0"/>
       </w:tblBorders>
       <w:tblCellMar>
         <w:top w:w="0" w:type="dxa"/>
@@ -3800,10 +3914,10 @@
       <w:tblPr/>
       <w:tcPr>
         <w:tcBorders>
-          <w:top w:val="single" w:sz="8" w:space="0" w:color="7BA0CD" w:themeColor="accent1" w:themeTint="BF"/>
-          <w:left w:val="single" w:sz="8" w:space="0" w:color="7BA0CD" w:themeColor="accent1" w:themeTint="BF"/>
-          <w:bottom w:val="single" w:sz="8" w:space="0" w:color="7BA0CD" w:themeColor="accent1" w:themeTint="BF"/>
-          <w:right w:val="single" w:sz="8" w:space="0" w:color="7BA0CD" w:themeColor="accent1" w:themeTint="BF"/>
+          <w:top w:val="single" w:color="7BA0CD" w:themeColor="accent1" w:themeTint="BF" w:sz="8" w:space="0"/>
+          <w:left w:val="single" w:color="7BA0CD" w:themeColor="accent1" w:themeTint="BF" w:sz="8" w:space="0"/>
+          <w:bottom w:val="single" w:color="7BA0CD" w:themeColor="accent1" w:themeTint="BF" w:sz="8" w:space="0"/>
+          <w:right w:val="single" w:color="7BA0CD" w:themeColor="accent1" w:themeTint="BF" w:sz="8" w:space="0"/>
           <w:insideH w:val="nil"/>
           <w:insideV w:val="nil"/>
         </w:tcBorders>
@@ -3821,10 +3935,10 @@
       <w:tblPr/>
       <w:tcPr>
         <w:tcBorders>
-          <w:top w:val="double" w:sz="6" w:space="0" w:color="7BA0CD" w:themeColor="accent1" w:themeTint="BF"/>
-          <w:left w:val="single" w:sz="8" w:space="0" w:color="7BA0CD" w:themeColor="accent1" w:themeTint="BF"/>
-          <w:bottom w:val="single" w:sz="8" w:space="0" w:color="7BA0CD" w:themeColor="accent1" w:themeTint="BF"/>
-          <w:right w:val="single" w:sz="8" w:space="0" w:color="7BA0CD" w:themeColor="accent1" w:themeTint="BF"/>
+          <w:top w:val="double" w:color="7BA0CD" w:themeColor="accent1" w:themeTint="BF" w:sz="6" w:space="0"/>
+          <w:left w:val="single" w:color="7BA0CD" w:themeColor="accent1" w:themeTint="BF" w:sz="8" w:space="0"/>
+          <w:bottom w:val="single" w:color="7BA0CD" w:themeColor="accent1" w:themeTint="BF" w:sz="8" w:space="0"/>
+          <w:right w:val="single" w:color="7BA0CD" w:themeColor="accent1" w:themeTint="BF" w:sz="8" w:space="0"/>
           <w:insideH w:val="nil"/>
           <w:insideV w:val="nil"/>
         </w:tcBorders>
@@ -3881,11 +3995,11 @@
       <w:tblStyleColBandSize w:val="1"/>
       <w:tblInd w:w="0" w:type="dxa"/>
       <w:tblBorders>
-        <w:top w:val="single" w:sz="8" w:space="0" w:color="CF7B79" w:themeColor="accent2" w:themeTint="BF"/>
-        <w:left w:val="single" w:sz="8" w:space="0" w:color="CF7B79" w:themeColor="accent2" w:themeTint="BF"/>
-        <w:bottom w:val="single" w:sz="8" w:space="0" w:color="CF7B79" w:themeColor="accent2" w:themeTint="BF"/>
-        <w:right w:val="single" w:sz="8" w:space="0" w:color="CF7B79" w:themeColor="accent2" w:themeTint="BF"/>
-        <w:insideH w:val="single" w:sz="8" w:space="0" w:color="CF7B79" w:themeColor="accent2" w:themeTint="BF"/>
+        <w:top w:val="single" w:color="CF7B79" w:themeColor="accent2" w:themeTint="BF" w:sz="8" w:space="0"/>
+        <w:left w:val="single" w:color="CF7B79" w:themeColor="accent2" w:themeTint="BF" w:sz="8" w:space="0"/>
+        <w:bottom w:val="single" w:color="CF7B79" w:themeColor="accent2" w:themeTint="BF" w:sz="8" w:space="0"/>
+        <w:right w:val="single" w:color="CF7B79" w:themeColor="accent2" w:themeTint="BF" w:sz="8" w:space="0"/>
+        <w:insideH w:val="single" w:color="CF7B79" w:themeColor="accent2" w:themeTint="BF" w:sz="8" w:space="0"/>
       </w:tblBorders>
       <w:tblCellMar>
         <w:top w:w="0" w:type="dxa"/>
@@ -3906,10 +4020,10 @@
       <w:tblPr/>
       <w:tcPr>
         <w:tcBorders>
-          <w:top w:val="single" w:sz="8" w:space="0" w:color="CF7B79" w:themeColor="accent2" w:themeTint="BF"/>
-          <w:left w:val="single" w:sz="8" w:space="0" w:color="CF7B79" w:themeColor="accent2" w:themeTint="BF"/>
-          <w:bottom w:val="single" w:sz="8" w:space="0" w:color="CF7B79" w:themeColor="accent2" w:themeTint="BF"/>
-          <w:right w:val="single" w:sz="8" w:space="0" w:color="CF7B79" w:themeColor="accent2" w:themeTint="BF"/>
+          <w:top w:val="single" w:color="CF7B79" w:themeColor="accent2" w:themeTint="BF" w:sz="8" w:space="0"/>
+          <w:left w:val="single" w:color="CF7B79" w:themeColor="accent2" w:themeTint="BF" w:sz="8" w:space="0"/>
+          <w:bottom w:val="single" w:color="CF7B79" w:themeColor="accent2" w:themeTint="BF" w:sz="8" w:space="0"/>
+          <w:right w:val="single" w:color="CF7B79" w:themeColor="accent2" w:themeTint="BF" w:sz="8" w:space="0"/>
           <w:insideH w:val="nil"/>
           <w:insideV w:val="nil"/>
         </w:tcBorders>
@@ -3927,10 +4041,10 @@
       <w:tblPr/>
       <w:tcPr>
         <w:tcBorders>
-          <w:top w:val="double" w:sz="6" w:space="0" w:color="CF7B79" w:themeColor="accent2" w:themeTint="BF"/>
-          <w:left w:val="single" w:sz="8" w:space="0" w:color="CF7B79" w:themeColor="accent2" w:themeTint="BF"/>
-          <w:bottom w:val="single" w:sz="8" w:space="0" w:color="CF7B79" w:themeColor="accent2" w:themeTint="BF"/>
-          <w:right w:val="single" w:sz="8" w:space="0" w:color="CF7B79" w:themeColor="accent2" w:themeTint="BF"/>
+          <w:top w:val="double" w:color="CF7B79" w:themeColor="accent2" w:themeTint="BF" w:sz="6" w:space="0"/>
+          <w:left w:val="single" w:color="CF7B79" w:themeColor="accent2" w:themeTint="BF" w:sz="8" w:space="0"/>
+          <w:bottom w:val="single" w:color="CF7B79" w:themeColor="accent2" w:themeTint="BF" w:sz="8" w:space="0"/>
+          <w:right w:val="single" w:color="CF7B79" w:themeColor="accent2" w:themeTint="BF" w:sz="8" w:space="0"/>
           <w:insideH w:val="nil"/>
           <w:insideV w:val="nil"/>
         </w:tcBorders>
@@ -3987,11 +4101,11 @@
       <w:tblStyleColBandSize w:val="1"/>
       <w:tblInd w:w="0" w:type="dxa"/>
       <w:tblBorders>
-        <w:top w:val="single" w:sz="8" w:space="0" w:color="B3CC82" w:themeColor="accent3" w:themeTint="BF"/>
-        <w:left w:val="single" w:sz="8" w:space="0" w:color="B3CC82" w:themeColor="accent3" w:themeTint="BF"/>
-        <w:bottom w:val="single" w:sz="8" w:space="0" w:color="B3CC82" w:themeColor="accent3" w:themeTint="BF"/>
-        <w:right w:val="single" w:sz="8" w:space="0" w:color="B3CC82" w:themeColor="accent3" w:themeTint="BF"/>
-        <w:insideH w:val="single" w:sz="8" w:space="0" w:color="B3CC82" w:themeColor="accent3" w:themeTint="BF"/>
+        <w:top w:val="single" w:color="B3CC82" w:themeColor="accent3" w:themeTint="BF" w:sz="8" w:space="0"/>
+        <w:left w:val="single" w:color="B3CC82" w:themeColor="accent3" w:themeTint="BF" w:sz="8" w:space="0"/>
+        <w:bottom w:val="single" w:color="B3CC82" w:themeColor="accent3" w:themeTint="BF" w:sz="8" w:space="0"/>
+        <w:right w:val="single" w:color="B3CC82" w:themeColor="accent3" w:themeTint="BF" w:sz="8" w:space="0"/>
+        <w:insideH w:val="single" w:color="B3CC82" w:themeColor="accent3" w:themeTint="BF" w:sz="8" w:space="0"/>
       </w:tblBorders>
       <w:tblCellMar>
         <w:top w:w="0" w:type="dxa"/>
@@ -4012,10 +4126,10 @@
       <w:tblPr/>
       <w:tcPr>
         <w:tcBorders>
-          <w:top w:val="single" w:sz="8" w:space="0" w:color="B3CC82" w:themeColor="accent3" w:themeTint="BF"/>
-          <w:left w:val="single" w:sz="8" w:space="0" w:color="B3CC82" w:themeColor="accent3" w:themeTint="BF"/>
-          <w:bottom w:val="single" w:sz="8" w:space="0" w:color="B3CC82" w:themeColor="accent3" w:themeTint="BF"/>
-          <w:right w:val="single" w:sz="8" w:space="0" w:color="B3CC82" w:themeColor="accent3" w:themeTint="BF"/>
+          <w:top w:val="single" w:color="B3CC82" w:themeColor="accent3" w:themeTint="BF" w:sz="8" w:space="0"/>
+          <w:left w:val="single" w:color="B3CC82" w:themeColor="accent3" w:themeTint="BF" w:sz="8" w:space="0"/>
+          <w:bottom w:val="single" w:color="B3CC82" w:themeColor="accent3" w:themeTint="BF" w:sz="8" w:space="0"/>
+          <w:right w:val="single" w:color="B3CC82" w:themeColor="accent3" w:themeTint="BF" w:sz="8" w:space="0"/>
           <w:insideH w:val="nil"/>
           <w:insideV w:val="nil"/>
         </w:tcBorders>
@@ -4033,10 +4147,10 @@
       <w:tblPr/>
       <w:tcPr>
         <w:tcBorders>
-          <w:top w:val="double" w:sz="6" w:space="0" w:color="B3CC82" w:themeColor="accent3" w:themeTint="BF"/>
-          <w:left w:val="single" w:sz="8" w:space="0" w:color="B3CC82" w:themeColor="accent3" w:themeTint="BF"/>
-          <w:bottom w:val="single" w:sz="8" w:space="0" w:color="B3CC82" w:themeColor="accent3" w:themeTint="BF"/>
-          <w:right w:val="single" w:sz="8" w:space="0" w:color="B3CC82" w:themeColor="accent3" w:themeTint="BF"/>
+          <w:top w:val="double" w:color="B3CC82" w:themeColor="accent3" w:themeTint="BF" w:sz="6" w:space="0"/>
+          <w:left w:val="single" w:color="B3CC82" w:themeColor="accent3" w:themeTint="BF" w:sz="8" w:space="0"/>
+          <w:bottom w:val="single" w:color="B3CC82" w:themeColor="accent3" w:themeTint="BF" w:sz="8" w:space="0"/>
+          <w:right w:val="single" w:color="B3CC82" w:themeColor="accent3" w:themeTint="BF" w:sz="8" w:space="0"/>
           <w:insideH w:val="nil"/>
           <w:insideV w:val="nil"/>
         </w:tcBorders>
@@ -4093,11 +4207,11 @@
       <w:tblStyleColBandSize w:val="1"/>
       <w:tblInd w:w="0" w:type="dxa"/>
       <w:tblBorders>
-        <w:top w:val="single" w:sz="8" w:space="0" w:color="9F8AB9" w:themeColor="accent4" w:themeTint="BF"/>
-        <w:left w:val="single" w:sz="8" w:space="0" w:color="9F8AB9" w:themeColor="accent4" w:themeTint="BF"/>
-        <w:bottom w:val="single" w:sz="8" w:space="0" w:color="9F8AB9" w:themeColor="accent4" w:themeTint="BF"/>
-        <w:right w:val="single" w:sz="8" w:space="0" w:color="9F8AB9" w:themeColor="accent4" w:themeTint="BF"/>
-        <w:insideH w:val="single" w:sz="8" w:space="0" w:color="9F8AB9" w:themeColor="accent4" w:themeTint="BF"/>
+        <w:top w:val="single" w:color="9F8AB9" w:themeColor="accent4" w:themeTint="BF" w:sz="8" w:space="0"/>
+        <w:left w:val="single" w:color="9F8AB9" w:themeColor="accent4" w:themeTint="BF" w:sz="8" w:space="0"/>
+        <w:bottom w:val="single" w:color="9F8AB9" w:themeColor="accent4" w:themeTint="BF" w:sz="8" w:space="0"/>
+        <w:right w:val="single" w:color="9F8AB9" w:themeColor="accent4" w:themeTint="BF" w:sz="8" w:space="0"/>
+        <w:insideH w:val="single" w:color="9F8AB9" w:themeColor="accent4" w:themeTint="BF" w:sz="8" w:space="0"/>
       </w:tblBorders>
       <w:tblCellMar>
         <w:top w:w="0" w:type="dxa"/>
@@ -4118,10 +4232,10 @@
       <w:tblPr/>
       <w:tcPr>
         <w:tcBorders>
-          <w:top w:val="single" w:sz="8" w:space="0" w:color="9F8AB9" w:themeColor="accent4" w:themeTint="BF"/>
-          <w:left w:val="single" w:sz="8" w:space="0" w:color="9F8AB9" w:themeColor="accent4" w:themeTint="BF"/>
-          <w:bottom w:val="single" w:sz="8" w:space="0" w:color="9F8AB9" w:themeColor="accent4" w:themeTint="BF"/>
-          <w:right w:val="single" w:sz="8" w:space="0" w:color="9F8AB9" w:themeColor="accent4" w:themeTint="BF"/>
+          <w:top w:val="single" w:color="9F8AB9" w:themeColor="accent4" w:themeTint="BF" w:sz="8" w:space="0"/>
+          <w:left w:val="single" w:color="9F8AB9" w:themeColor="accent4" w:themeTint="BF" w:sz="8" w:space="0"/>
+          <w:bottom w:val="single" w:color="9F8AB9" w:themeColor="accent4" w:themeTint="BF" w:sz="8" w:space="0"/>
+          <w:right w:val="single" w:color="9F8AB9" w:themeColor="accent4" w:themeTint="BF" w:sz="8" w:space="0"/>
           <w:insideH w:val="nil"/>
           <w:insideV w:val="nil"/>
         </w:tcBorders>
@@ -4139,10 +4253,10 @@
       <w:tblPr/>
       <w:tcPr>
         <w:tcBorders>
-          <w:top w:val="double" w:sz="6" w:space="0" w:color="9F8AB9" w:themeColor="accent4" w:themeTint="BF"/>
-          <w:left w:val="single" w:sz="8" w:space="0" w:color="9F8AB9" w:themeColor="accent4" w:themeTint="BF"/>
-          <w:bottom w:val="single" w:sz="8" w:space="0" w:color="9F8AB9" w:themeColor="accent4" w:themeTint="BF"/>
-          <w:right w:val="single" w:sz="8" w:space="0" w:color="9F8AB9" w:themeColor="accent4" w:themeTint="BF"/>
+          <w:top w:val="double" w:color="9F8AB9" w:themeColor="accent4" w:themeTint="BF" w:sz="6" w:space="0"/>
+          <w:left w:val="single" w:color="9F8AB9" w:themeColor="accent4" w:themeTint="BF" w:sz="8" w:space="0"/>
+          <w:bottom w:val="single" w:color="9F8AB9" w:themeColor="accent4" w:themeTint="BF" w:sz="8" w:space="0"/>
+          <w:right w:val="single" w:color="9F8AB9" w:themeColor="accent4" w:themeTint="BF" w:sz="8" w:space="0"/>
           <w:insideH w:val="nil"/>
           <w:insideV w:val="nil"/>
         </w:tcBorders>
@@ -4199,11 +4313,11 @@
       <w:tblStyleColBandSize w:val="1"/>
       <w:tblInd w:w="0" w:type="dxa"/>
       <w:tblBorders>
-        <w:top w:val="single" w:sz="8" w:space="0" w:color="78C0D4" w:themeColor="accent5" w:themeTint="BF"/>
-        <w:left w:val="single" w:sz="8" w:space="0" w:color="78C0D4" w:themeColor="accent5" w:themeTint="BF"/>
-        <w:bottom w:val="single" w:sz="8" w:space="0" w:color="78C0D4" w:themeColor="accent5" w:themeTint="BF"/>
-        <w:right w:val="single" w:sz="8" w:space="0" w:color="78C0D4" w:themeColor="accent5" w:themeTint="BF"/>
-        <w:insideH w:val="single" w:sz="8" w:space="0" w:color="78C0D4" w:themeColor="accent5" w:themeTint="BF"/>
+        <w:top w:val="single" w:color="78C0D4" w:themeColor="accent5" w:themeTint="BF" w:sz="8" w:space="0"/>
+        <w:left w:val="single" w:color="78C0D4" w:themeColor="accent5" w:themeTint="BF" w:sz="8" w:space="0"/>
+        <w:bottom w:val="single" w:color="78C0D4" w:themeColor="accent5" w:themeTint="BF" w:sz="8" w:space="0"/>
+        <w:right w:val="single" w:color="78C0D4" w:themeColor="accent5" w:themeTint="BF" w:sz="8" w:space="0"/>
+        <w:insideH w:val="single" w:color="78C0D4" w:themeColor="accent5" w:themeTint="BF" w:sz="8" w:space="0"/>
       </w:tblBorders>
       <w:tblCellMar>
         <w:top w:w="0" w:type="dxa"/>
@@ -4224,10 +4338,10 @@
       <w:tblPr/>
       <w:tcPr>
         <w:tcBorders>
-          <w:top w:val="single" w:sz="8" w:space="0" w:color="78C0D4" w:themeColor="accent5" w:themeTint="BF"/>
-          <w:left w:val="single" w:sz="8" w:space="0" w:color="78C0D4" w:themeColor="accent5" w:themeTint="BF"/>
-          <w:bottom w:val="single" w:sz="8" w:space="0" w:color="78C0D4" w:themeColor="accent5" w:themeTint="BF"/>
-          <w:right w:val="single" w:sz="8" w:space="0" w:color="78C0D4" w:themeColor="accent5" w:themeTint="BF"/>
+          <w:top w:val="single" w:color="78C0D4" w:themeColor="accent5" w:themeTint="BF" w:sz="8" w:space="0"/>
+          <w:left w:val="single" w:color="78C0D4" w:themeColor="accent5" w:themeTint="BF" w:sz="8" w:space="0"/>
+          <w:bottom w:val="single" w:color="78C0D4" w:themeColor="accent5" w:themeTint="BF" w:sz="8" w:space="0"/>
+          <w:right w:val="single" w:color="78C0D4" w:themeColor="accent5" w:themeTint="BF" w:sz="8" w:space="0"/>
           <w:insideH w:val="nil"/>
           <w:insideV w:val="nil"/>
         </w:tcBorders>
@@ -4245,10 +4359,10 @@
       <w:tblPr/>
       <w:tcPr>
         <w:tcBorders>
-          <w:top w:val="double" w:sz="6" w:space="0" w:color="78C0D4" w:themeColor="accent5" w:themeTint="BF"/>
-          <w:left w:val="single" w:sz="8" w:space="0" w:color="78C0D4" w:themeColor="accent5" w:themeTint="BF"/>
-          <w:bottom w:val="single" w:sz="8" w:space="0" w:color="78C0D4" w:themeColor="accent5" w:themeTint="BF"/>
-          <w:right w:val="single" w:sz="8" w:space="0" w:color="78C0D4" w:themeColor="accent5" w:themeTint="BF"/>
+          <w:top w:val="double" w:color="78C0D4" w:themeColor="accent5" w:themeTint="BF" w:sz="6" w:space="0"/>
+          <w:left w:val="single" w:color="78C0D4" w:themeColor="accent5" w:themeTint="BF" w:sz="8" w:space="0"/>
+          <w:bottom w:val="single" w:color="78C0D4" w:themeColor="accent5" w:themeTint="BF" w:sz="8" w:space="0"/>
+          <w:right w:val="single" w:color="78C0D4" w:themeColor="accent5" w:themeTint="BF" w:sz="8" w:space="0"/>
           <w:insideH w:val="nil"/>
           <w:insideV w:val="nil"/>
         </w:tcBorders>
@@ -4305,11 +4419,11 @@
       <w:tblStyleColBandSize w:val="1"/>
       <w:tblInd w:w="0" w:type="dxa"/>
       <w:tblBorders>
-        <w:top w:val="single" w:sz="8" w:space="0" w:color="F9B074" w:themeColor="accent6" w:themeTint="BF"/>
-        <w:left w:val="single" w:sz="8" w:space="0" w:color="F9B074" w:themeColor="accent6" w:themeTint="BF"/>
-        <w:bottom w:val="single" w:sz="8" w:space="0" w:color="F9B074" w:themeColor="accent6" w:themeTint="BF"/>
-        <w:right w:val="single" w:sz="8" w:space="0" w:color="F9B074" w:themeColor="accent6" w:themeTint="BF"/>
-        <w:insideH w:val="single" w:sz="8" w:space="0" w:color="F9B074" w:themeColor="accent6" w:themeTint="BF"/>
+        <w:top w:val="single" w:color="F9B074" w:themeColor="accent6" w:themeTint="BF" w:sz="8" w:space="0"/>
+        <w:left w:val="single" w:color="F9B074" w:themeColor="accent6" w:themeTint="BF" w:sz="8" w:space="0"/>
+        <w:bottom w:val="single" w:color="F9B074" w:themeColor="accent6" w:themeTint="BF" w:sz="8" w:space="0"/>
+        <w:right w:val="single" w:color="F9B074" w:themeColor="accent6" w:themeTint="BF" w:sz="8" w:space="0"/>
+        <w:insideH w:val="single" w:color="F9B074" w:themeColor="accent6" w:themeTint="BF" w:sz="8" w:space="0"/>
       </w:tblBorders>
       <w:tblCellMar>
         <w:top w:w="0" w:type="dxa"/>
@@ -4330,10 +4444,10 @@
       <w:tblPr/>
       <w:tcPr>
         <w:tcBorders>
-          <w:top w:val="single" w:sz="8" w:space="0" w:color="F9B074" w:themeColor="accent6" w:themeTint="BF"/>
-          <w:left w:val="single" w:sz="8" w:space="0" w:color="F9B074" w:themeColor="accent6" w:themeTint="BF"/>
-          <w:bottom w:val="single" w:sz="8" w:space="0" w:color="F9B074" w:themeColor="accent6" w:themeTint="BF"/>
-          <w:right w:val="single" w:sz="8" w:space="0" w:color="F9B074" w:themeColor="accent6" w:themeTint="BF"/>
+          <w:top w:val="single" w:color="F9B074" w:themeColor="accent6" w:themeTint="BF" w:sz="8" w:space="0"/>
+          <w:left w:val="single" w:color="F9B074" w:themeColor="accent6" w:themeTint="BF" w:sz="8" w:space="0"/>
+          <w:bottom w:val="single" w:color="F9B074" w:themeColor="accent6" w:themeTint="BF" w:sz="8" w:space="0"/>
+          <w:right w:val="single" w:color="F9B074" w:themeColor="accent6" w:themeTint="BF" w:sz="8" w:space="0"/>
           <w:insideH w:val="nil"/>
           <w:insideV w:val="nil"/>
         </w:tcBorders>
@@ -4351,10 +4465,10 @@
       <w:tblPr/>
       <w:tcPr>
         <w:tcBorders>
-          <w:top w:val="double" w:sz="6" w:space="0" w:color="F9B074" w:themeColor="accent6" w:themeTint="BF"/>
-          <w:left w:val="single" w:sz="8" w:space="0" w:color="F9B074" w:themeColor="accent6" w:themeTint="BF"/>
-          <w:bottom w:val="single" w:sz="8" w:space="0" w:color="F9B074" w:themeColor="accent6" w:themeTint="BF"/>
-          <w:right w:val="single" w:sz="8" w:space="0" w:color="F9B074" w:themeColor="accent6" w:themeTint="BF"/>
+          <w:top w:val="double" w:color="F9B074" w:themeColor="accent6" w:themeTint="BF" w:sz="6" w:space="0"/>
+          <w:left w:val="single" w:color="F9B074" w:themeColor="accent6" w:themeTint="BF" w:sz="8" w:space="0"/>
+          <w:bottom w:val="single" w:color="F9B074" w:themeColor="accent6" w:themeTint="BF" w:sz="8" w:space="0"/>
+          <w:right w:val="single" w:color="F9B074" w:themeColor="accent6" w:themeTint="BF" w:sz="8" w:space="0"/>
           <w:insideH w:val="nil"/>
           <w:insideV w:val="nil"/>
         </w:tcBorders>
@@ -4411,8 +4525,8 @@
       <w:tblStyleColBandSize w:val="1"/>
       <w:tblInd w:w="0" w:type="dxa"/>
       <w:tblBorders>
-        <w:top w:val="single" w:sz="18" w:space="0" w:color="auto"/>
-        <w:bottom w:val="single" w:sz="18" w:space="0" w:color="auto"/>
+        <w:top w:val="single" w:color="auto" w:sz="18" w:space="0"/>
+        <w:bottom w:val="single" w:color="auto" w:sz="18" w:space="0"/>
       </w:tblBorders>
       <w:tblCellMar>
         <w:top w:w="0" w:type="dxa"/>
@@ -4433,9 +4547,9 @@
       <w:tblPr/>
       <w:tcPr>
         <w:tcBorders>
-          <w:top w:val="single" w:sz="18" w:space="0" w:color="auto"/>
-          <w:left w:val="nil"/>
-          <w:bottom w:val="single" w:sz="18" w:space="0" w:color="auto"/>
+          <w:top w:val="single" w:color="auto" w:sz="18" w:space="0"/>
+          <w:left w:val="nil"/>
+          <w:bottom w:val="single" w:color="auto" w:sz="18" w:space="0"/>
           <w:right w:val="nil"/>
           <w:insideH w:val="nil"/>
           <w:insideV w:val="nil"/>
@@ -4453,9 +4567,9 @@
       <w:tblPr/>
       <w:tcPr>
         <w:tcBorders>
-          <w:top w:val="double" w:sz="6" w:space="0" w:color="auto"/>
-          <w:left w:val="nil"/>
-          <w:bottom w:val="single" w:sz="18" w:space="0" w:color="auto"/>
+          <w:top w:val="double" w:color="auto" w:sz="6" w:space="0"/>
+          <w:left w:val="nil"/>
+          <w:bottom w:val="single" w:color="auto" w:sz="18" w:space="0"/>
           <w:right w:val="nil"/>
           <w:insideH w:val="nil"/>
           <w:insideV w:val="nil"/>
@@ -4474,7 +4588,7 @@
         <w:tcBorders>
           <w:top w:val="nil"/>
           <w:left w:val="nil"/>
-          <w:bottom w:val="single" w:sz="18" w:space="0" w:color="auto"/>
+          <w:bottom w:val="single" w:color="auto" w:sz="18" w:space="0"/>
           <w:right w:val="nil"/>
           <w:insideH w:val="nil"/>
           <w:insideV w:val="nil"/>
@@ -4521,9 +4635,9 @@
       <w:tblPr/>
       <w:tcPr>
         <w:tcBorders>
-          <w:top w:val="single" w:sz="18" w:space="0" w:color="auto"/>
-          <w:left w:val="nil"/>
-          <w:bottom w:val="single" w:sz="18" w:space="0" w:color="auto"/>
+          <w:top w:val="single" w:color="auto" w:sz="18" w:space="0"/>
+          <w:left w:val="nil"/>
+          <w:bottom w:val="single" w:color="auto" w:sz="18" w:space="0"/>
           <w:right w:val="nil"/>
           <w:insideH w:val="nil"/>
           <w:insideV w:val="nil"/>
@@ -4537,9 +4651,9 @@
       <w:tblPr/>
       <w:tcPr>
         <w:tcBorders>
-          <w:top w:val="single" w:sz="18" w:space="0" w:color="auto"/>
-          <w:left w:val="nil"/>
-          <w:bottom w:val="single" w:sz="18" w:space="0" w:color="auto"/>
+          <w:top w:val="single" w:color="auto" w:sz="18" w:space="0"/>
+          <w:left w:val="nil"/>
+          <w:bottom w:val="single" w:color="auto" w:sz="18" w:space="0"/>
           <w:right w:val="nil"/>
           <w:insideH w:val="nil"/>
           <w:insideV w:val="nil"/>
@@ -4560,8 +4674,8 @@
       <w:tblStyleColBandSize w:val="1"/>
       <w:tblInd w:w="0" w:type="dxa"/>
       <w:tblBorders>
-        <w:top w:val="single" w:sz="18" w:space="0" w:color="auto"/>
-        <w:bottom w:val="single" w:sz="18" w:space="0" w:color="auto"/>
+        <w:top w:val="single" w:color="auto" w:sz="18" w:space="0"/>
+        <w:bottom w:val="single" w:color="auto" w:sz="18" w:space="0"/>
       </w:tblBorders>
       <w:tblCellMar>
         <w:top w:w="0" w:type="dxa"/>
@@ -4582,9 +4696,9 @@
       <w:tblPr/>
       <w:tcPr>
         <w:tcBorders>
-          <w:top w:val="single" w:sz="18" w:space="0" w:color="auto"/>
-          <w:left w:val="nil"/>
-          <w:bottom w:val="single" w:sz="18" w:space="0" w:color="auto"/>
+          <w:top w:val="single" w:color="auto" w:sz="18" w:space="0"/>
+          <w:left w:val="nil"/>
+          <w:bottom w:val="single" w:color="auto" w:sz="18" w:space="0"/>
           <w:right w:val="nil"/>
           <w:insideH w:val="nil"/>
           <w:insideV w:val="nil"/>
@@ -4602,9 +4716,9 @@
       <w:tblPr/>
       <w:tcPr>
         <w:tcBorders>
-          <w:top w:val="double" w:sz="6" w:space="0" w:color="auto"/>
-          <w:left w:val="nil"/>
-          <w:bottom w:val="single" w:sz="18" w:space="0" w:color="auto"/>
+          <w:top w:val="double" w:color="auto" w:sz="6" w:space="0"/>
+          <w:left w:val="nil"/>
+          <w:bottom w:val="single" w:color="auto" w:sz="18" w:space="0"/>
           <w:right w:val="nil"/>
           <w:insideH w:val="nil"/>
           <w:insideV w:val="nil"/>
@@ -4623,7 +4737,7 @@
         <w:tcBorders>
           <w:top w:val="nil"/>
           <w:left w:val="nil"/>
-          <w:bottom w:val="single" w:sz="18" w:space="0" w:color="auto"/>
+          <w:bottom w:val="single" w:color="auto" w:sz="18" w:space="0"/>
           <w:right w:val="nil"/>
           <w:insideH w:val="nil"/>
           <w:insideV w:val="nil"/>
@@ -4670,9 +4784,9 @@
       <w:tblPr/>
       <w:tcPr>
         <w:tcBorders>
-          <w:top w:val="single" w:sz="18" w:space="0" w:color="auto"/>
-          <w:left w:val="nil"/>
-          <w:bottom w:val="single" w:sz="18" w:space="0" w:color="auto"/>
+          <w:top w:val="single" w:color="auto" w:sz="18" w:space="0"/>
+          <w:left w:val="nil"/>
+          <w:bottom w:val="single" w:color="auto" w:sz="18" w:space="0"/>
           <w:right w:val="nil"/>
           <w:insideH w:val="nil"/>
           <w:insideV w:val="nil"/>
@@ -4686,9 +4800,9 @@
       <w:tblPr/>
       <w:tcPr>
         <w:tcBorders>
-          <w:top w:val="single" w:sz="18" w:space="0" w:color="auto"/>
-          <w:left w:val="nil"/>
-          <w:bottom w:val="single" w:sz="18" w:space="0" w:color="auto"/>
+          <w:top w:val="single" w:color="auto" w:sz="18" w:space="0"/>
+          <w:left w:val="nil"/>
+          <w:bottom w:val="single" w:color="auto" w:sz="18" w:space="0"/>
           <w:right w:val="nil"/>
           <w:insideH w:val="nil"/>
           <w:insideV w:val="nil"/>
@@ -4709,8 +4823,8 @@
       <w:tblStyleColBandSize w:val="1"/>
       <w:tblInd w:w="0" w:type="dxa"/>
       <w:tblBorders>
-        <w:top w:val="single" w:sz="18" w:space="0" w:color="auto"/>
-        <w:bottom w:val="single" w:sz="18" w:space="0" w:color="auto"/>
+        <w:top w:val="single" w:color="auto" w:sz="18" w:space="0"/>
+        <w:bottom w:val="single" w:color="auto" w:sz="18" w:space="0"/>
       </w:tblBorders>
       <w:tblCellMar>
         <w:top w:w="0" w:type="dxa"/>
@@ -4731,9 +4845,9 @@
       <w:tblPr/>
       <w:tcPr>
         <w:tcBorders>
-          <w:top w:val="single" w:sz="18" w:space="0" w:color="auto"/>
-          <w:left w:val="nil"/>
-          <w:bottom w:val="single" w:sz="18" w:space="0" w:color="auto"/>
+          <w:top w:val="single" w:color="auto" w:sz="18" w:space="0"/>
+          <w:left w:val="nil"/>
+          <w:bottom w:val="single" w:color="auto" w:sz="18" w:space="0"/>
           <w:right w:val="nil"/>
           <w:insideH w:val="nil"/>
           <w:insideV w:val="nil"/>
@@ -4751,9 +4865,9 @@
       <w:tblPr/>
       <w:tcPr>
         <w:tcBorders>
-          <w:top w:val="double" w:sz="6" w:space="0" w:color="auto"/>
-          <w:left w:val="nil"/>
-          <w:bottom w:val="single" w:sz="18" w:space="0" w:color="auto"/>
+          <w:top w:val="double" w:color="auto" w:sz="6" w:space="0"/>
+          <w:left w:val="nil"/>
+          <w:bottom w:val="single" w:color="auto" w:sz="18" w:space="0"/>
           <w:right w:val="nil"/>
           <w:insideH w:val="nil"/>
           <w:insideV w:val="nil"/>
@@ -4772,7 +4886,7 @@
         <w:tcBorders>
           <w:top w:val="nil"/>
           <w:left w:val="nil"/>
-          <w:bottom w:val="single" w:sz="18" w:space="0" w:color="auto"/>
+          <w:bottom w:val="single" w:color="auto" w:sz="18" w:space="0"/>
           <w:right w:val="nil"/>
           <w:insideH w:val="nil"/>
           <w:insideV w:val="nil"/>
@@ -4819,9 +4933,9 @@
       <w:tblPr/>
       <w:tcPr>
         <w:tcBorders>
-          <w:top w:val="single" w:sz="18" w:space="0" w:color="auto"/>
-          <w:left w:val="nil"/>
-          <w:bottom w:val="single" w:sz="18" w:space="0" w:color="auto"/>
+          <w:top w:val="single" w:color="auto" w:sz="18" w:space="0"/>
+          <w:left w:val="nil"/>
+          <w:bottom w:val="single" w:color="auto" w:sz="18" w:space="0"/>
           <w:right w:val="nil"/>
           <w:insideH w:val="nil"/>
           <w:insideV w:val="nil"/>
@@ -4835,9 +4949,9 @@
       <w:tblPr/>
       <w:tcPr>
         <w:tcBorders>
-          <w:top w:val="single" w:sz="18" w:space="0" w:color="auto"/>
-          <w:left w:val="nil"/>
-          <w:bottom w:val="single" w:sz="18" w:space="0" w:color="auto"/>
+          <w:top w:val="single" w:color="auto" w:sz="18" w:space="0"/>
+          <w:left w:val="nil"/>
+          <w:bottom w:val="single" w:color="auto" w:sz="18" w:space="0"/>
           <w:right w:val="nil"/>
           <w:insideH w:val="nil"/>
           <w:insideV w:val="nil"/>
@@ -4858,8 +4972,8 @@
       <w:tblStyleColBandSize w:val="1"/>
       <w:tblInd w:w="0" w:type="dxa"/>
       <w:tblBorders>
-        <w:top w:val="single" w:sz="18" w:space="0" w:color="auto"/>
-        <w:bottom w:val="single" w:sz="18" w:space="0" w:color="auto"/>
+        <w:top w:val="single" w:color="auto" w:sz="18" w:space="0"/>
+        <w:bottom w:val="single" w:color="auto" w:sz="18" w:space="0"/>
       </w:tblBorders>
       <w:tblCellMar>
         <w:top w:w="0" w:type="dxa"/>
@@ -4880,9 +4994,9 @@
       <w:tblPr/>
       <w:tcPr>
         <w:tcBorders>
-          <w:top w:val="single" w:sz="18" w:space="0" w:color="auto"/>
-          <w:left w:val="nil"/>
-          <w:bottom w:val="single" w:sz="18" w:space="0" w:color="auto"/>
+          <w:top w:val="single" w:color="auto" w:sz="18" w:space="0"/>
+          <w:left w:val="nil"/>
+          <w:bottom w:val="single" w:color="auto" w:sz="18" w:space="0"/>
           <w:right w:val="nil"/>
           <w:insideH w:val="nil"/>
           <w:insideV w:val="nil"/>
@@ -4900,9 +5014,9 @@
       <w:tblPr/>
       <w:tcPr>
         <w:tcBorders>
-          <w:top w:val="double" w:sz="6" w:space="0" w:color="auto"/>
-          <w:left w:val="nil"/>
-          <w:bottom w:val="single" w:sz="18" w:space="0" w:color="auto"/>
+          <w:top w:val="double" w:color="auto" w:sz="6" w:space="0"/>
+          <w:left w:val="nil"/>
+          <w:bottom w:val="single" w:color="auto" w:sz="18" w:space="0"/>
           <w:right w:val="nil"/>
           <w:insideH w:val="nil"/>
           <w:insideV w:val="nil"/>
@@ -4921,7 +5035,7 @@
         <w:tcBorders>
           <w:top w:val="nil"/>
           <w:left w:val="nil"/>
-          <w:bottom w:val="single" w:sz="18" w:space="0" w:color="auto"/>
+          <w:bottom w:val="single" w:color="auto" w:sz="18" w:space="0"/>
           <w:right w:val="nil"/>
           <w:insideH w:val="nil"/>
           <w:insideV w:val="nil"/>
@@ -4968,9 +5082,9 @@
       <w:tblPr/>
       <w:tcPr>
         <w:tcBorders>
-          <w:top w:val="single" w:sz="18" w:space="0" w:color="auto"/>
-          <w:left w:val="nil"/>
-          <w:bottom w:val="single" w:sz="18" w:space="0" w:color="auto"/>
+          <w:top w:val="single" w:color="auto" w:sz="18" w:space="0"/>
+          <w:left w:val="nil"/>
+          <w:bottom w:val="single" w:color="auto" w:sz="18" w:space="0"/>
           <w:right w:val="nil"/>
           <w:insideH w:val="nil"/>
           <w:insideV w:val="nil"/>
@@ -4984,9 +5098,9 @@
       <w:tblPr/>
       <w:tcPr>
         <w:tcBorders>
-          <w:top w:val="single" w:sz="18" w:space="0" w:color="auto"/>
-          <w:left w:val="nil"/>
-          <w:bottom w:val="single" w:sz="18" w:space="0" w:color="auto"/>
+          <w:top w:val="single" w:color="auto" w:sz="18" w:space="0"/>
+          <w:left w:val="nil"/>
+          <w:bottom w:val="single" w:color="auto" w:sz="18" w:space="0"/>
           <w:right w:val="nil"/>
           <w:insideH w:val="nil"/>
           <w:insideV w:val="nil"/>
@@ -5007,8 +5121,8 @@
       <w:tblStyleColBandSize w:val="1"/>
       <w:tblInd w:w="0" w:type="dxa"/>
       <w:tblBorders>
-        <w:top w:val="single" w:sz="18" w:space="0" w:color="auto"/>
-        <w:bottom w:val="single" w:sz="18" w:space="0" w:color="auto"/>
+        <w:top w:val="single" w:color="auto" w:sz="18" w:space="0"/>
+        <w:bottom w:val="single" w:color="auto" w:sz="18" w:space="0"/>
       </w:tblBorders>
       <w:tblCellMar>
         <w:top w:w="0" w:type="dxa"/>
@@ -5029,9 +5143,9 @@
       <w:tblPr/>
       <w:tcPr>
         <w:tcBorders>
-          <w:top w:val="single" w:sz="18" w:space="0" w:color="auto"/>
-          <w:left w:val="nil"/>
-          <w:bottom w:val="single" w:sz="18" w:space="0" w:color="auto"/>
+          <w:top w:val="single" w:color="auto" w:sz="18" w:space="0"/>
+          <w:left w:val="nil"/>
+          <w:bottom w:val="single" w:color="auto" w:sz="18" w:space="0"/>
           <w:right w:val="nil"/>
           <w:insideH w:val="nil"/>
           <w:insideV w:val="nil"/>
@@ -5049,9 +5163,9 @@
       <w:tblPr/>
       <w:tcPr>
         <w:tcBorders>
-          <w:top w:val="double" w:sz="6" w:space="0" w:color="auto"/>
-          <w:left w:val="nil"/>
-          <w:bottom w:val="single" w:sz="18" w:space="0" w:color="auto"/>
+          <w:top w:val="double" w:color="auto" w:sz="6" w:space="0"/>
+          <w:left w:val="nil"/>
+          <w:bottom w:val="single" w:color="auto" w:sz="18" w:space="0"/>
           <w:right w:val="nil"/>
           <w:insideH w:val="nil"/>
           <w:insideV w:val="nil"/>
@@ -5070,7 +5184,7 @@
         <w:tcBorders>
           <w:top w:val="nil"/>
           <w:left w:val="nil"/>
-          <w:bottom w:val="single" w:sz="18" w:space="0" w:color="auto"/>
+          <w:bottom w:val="single" w:color="auto" w:sz="18" w:space="0"/>
           <w:right w:val="nil"/>
           <w:insideH w:val="nil"/>
           <w:insideV w:val="nil"/>
@@ -5117,9 +5231,9 @@
       <w:tblPr/>
       <w:tcPr>
         <w:tcBorders>
-          <w:top w:val="single" w:sz="18" w:space="0" w:color="auto"/>
-          <w:left w:val="nil"/>
-          <w:bottom w:val="single" w:sz="18" w:space="0" w:color="auto"/>
+          <w:top w:val="single" w:color="auto" w:sz="18" w:space="0"/>
+          <w:left w:val="nil"/>
+          <w:bottom w:val="single" w:color="auto" w:sz="18" w:space="0"/>
           <w:right w:val="nil"/>
           <w:insideH w:val="nil"/>
           <w:insideV w:val="nil"/>
@@ -5133,9 +5247,9 @@
       <w:tblPr/>
       <w:tcPr>
         <w:tcBorders>
-          <w:top w:val="single" w:sz="18" w:space="0" w:color="auto"/>
-          <w:left w:val="nil"/>
-          <w:bottom w:val="single" w:sz="18" w:space="0" w:color="auto"/>
+          <w:top w:val="single" w:color="auto" w:sz="18" w:space="0"/>
+          <w:left w:val="nil"/>
+          <w:bottom w:val="single" w:color="auto" w:sz="18" w:space="0"/>
           <w:right w:val="nil"/>
           <w:insideH w:val="nil"/>
           <w:insideV w:val="nil"/>
@@ -5156,8 +5270,8 @@
       <w:tblStyleColBandSize w:val="1"/>
       <w:tblInd w:w="0" w:type="dxa"/>
       <w:tblBorders>
-        <w:top w:val="single" w:sz="18" w:space="0" w:color="auto"/>
-        <w:bottom w:val="single" w:sz="18" w:space="0" w:color="auto"/>
+        <w:top w:val="single" w:color="auto" w:sz="18" w:space="0"/>
+        <w:bottom w:val="single" w:color="auto" w:sz="18" w:space="0"/>
       </w:tblBorders>
       <w:tblCellMar>
         <w:top w:w="0" w:type="dxa"/>
@@ -5178,9 +5292,9 @@
       <w:tblPr/>
       <w:tcPr>
         <w:tcBorders>
-          <w:top w:val="single" w:sz="18" w:space="0" w:color="auto"/>
-          <w:left w:val="nil"/>
-          <w:bottom w:val="single" w:sz="18" w:space="0" w:color="auto"/>
+          <w:top w:val="single" w:color="auto" w:sz="18" w:space="0"/>
+          <w:left w:val="nil"/>
+          <w:bottom w:val="single" w:color="auto" w:sz="18" w:space="0"/>
           <w:right w:val="nil"/>
           <w:insideH w:val="nil"/>
           <w:insideV w:val="nil"/>
@@ -5198,9 +5312,9 @@
       <w:tblPr/>
       <w:tcPr>
         <w:tcBorders>
-          <w:top w:val="double" w:sz="6" w:space="0" w:color="auto"/>
-          <w:left w:val="nil"/>
-          <w:bottom w:val="single" w:sz="18" w:space="0" w:color="auto"/>
+          <w:top w:val="double" w:color="auto" w:sz="6" w:space="0"/>
+          <w:left w:val="nil"/>
+          <w:bottom w:val="single" w:color="auto" w:sz="18" w:space="0"/>
           <w:right w:val="nil"/>
           <w:insideH w:val="nil"/>
           <w:insideV w:val="nil"/>
@@ -5219,7 +5333,7 @@
         <w:tcBorders>
           <w:top w:val="nil"/>
           <w:left w:val="nil"/>
-          <w:bottom w:val="single" w:sz="18" w:space="0" w:color="auto"/>
+          <w:bottom w:val="single" w:color="auto" w:sz="18" w:space="0"/>
           <w:right w:val="nil"/>
           <w:insideH w:val="nil"/>
           <w:insideV w:val="nil"/>
@@ -5266,9 +5380,9 @@
       <w:tblPr/>
       <w:tcPr>
         <w:tcBorders>
-          <w:top w:val="single" w:sz="18" w:space="0" w:color="auto"/>
-          <w:left w:val="nil"/>
-          <w:bottom w:val="single" w:sz="18" w:space="0" w:color="auto"/>
+          <w:top w:val="single" w:color="auto" w:sz="18" w:space="0"/>
+          <w:left w:val="nil"/>
+          <w:bottom w:val="single" w:color="auto" w:sz="18" w:space="0"/>
           <w:right w:val="nil"/>
           <w:insideH w:val="nil"/>
           <w:insideV w:val="nil"/>
@@ -5282,9 +5396,9 @@
       <w:tblPr/>
       <w:tcPr>
         <w:tcBorders>
-          <w:top w:val="single" w:sz="18" w:space="0" w:color="auto"/>
-          <w:left w:val="nil"/>
-          <w:bottom w:val="single" w:sz="18" w:space="0" w:color="auto"/>
+          <w:top w:val="single" w:color="auto" w:sz="18" w:space="0"/>
+          <w:left w:val="nil"/>
+          <w:bottom w:val="single" w:color="auto" w:sz="18" w:space="0"/>
           <w:right w:val="nil"/>
           <w:insideH w:val="nil"/>
           <w:insideV w:val="nil"/>
@@ -5305,8 +5419,8 @@
       <w:tblStyleColBandSize w:val="1"/>
       <w:tblInd w:w="0" w:type="dxa"/>
       <w:tblBorders>
-        <w:top w:val="single" w:sz="18" w:space="0" w:color="auto"/>
-        <w:bottom w:val="single" w:sz="18" w:space="0" w:color="auto"/>
+        <w:top w:val="single" w:color="auto" w:sz="18" w:space="0"/>
+        <w:bottom w:val="single" w:color="auto" w:sz="18" w:space="0"/>
       </w:tblBorders>
       <w:tblCellMar>
         <w:top w:w="0" w:type="dxa"/>
@@ -5327,9 +5441,9 @@
       <w:tblPr/>
       <w:tcPr>
         <w:tcBorders>
-          <w:top w:val="single" w:sz="18" w:space="0" w:color="auto"/>
-          <w:left w:val="nil"/>
-          <w:bottom w:val="single" w:sz="18" w:space="0" w:color="auto"/>
+          <w:top w:val="single" w:color="auto" w:sz="18" w:space="0"/>
+          <w:left w:val="nil"/>
+          <w:bottom w:val="single" w:color="auto" w:sz="18" w:space="0"/>
           <w:right w:val="nil"/>
           <w:insideH w:val="nil"/>
           <w:insideV w:val="nil"/>
@@ -5347,9 +5461,9 @@
       <w:tblPr/>
       <w:tcPr>
         <w:tcBorders>
-          <w:top w:val="double" w:sz="6" w:space="0" w:color="auto"/>
-          <w:left w:val="nil"/>
-          <w:bottom w:val="single" w:sz="18" w:space="0" w:color="auto"/>
+          <w:top w:val="double" w:color="auto" w:sz="6" w:space="0"/>
+          <w:left w:val="nil"/>
+          <w:bottom w:val="single" w:color="auto" w:sz="18" w:space="0"/>
           <w:right w:val="nil"/>
           <w:insideH w:val="nil"/>
           <w:insideV w:val="nil"/>
@@ -5368,7 +5482,7 @@
         <w:tcBorders>
           <w:top w:val="nil"/>
           <w:left w:val="nil"/>
-          <w:bottom w:val="single" w:sz="18" w:space="0" w:color="auto"/>
+          <w:bottom w:val="single" w:color="auto" w:sz="18" w:space="0"/>
           <w:right w:val="nil"/>
           <w:insideH w:val="nil"/>
           <w:insideV w:val="nil"/>
@@ -5415,9 +5529,9 @@
       <w:tblPr/>
       <w:tcPr>
         <w:tcBorders>
-          <w:top w:val="single" w:sz="18" w:space="0" w:color="auto"/>
-          <w:left w:val="nil"/>
-          <w:bottom w:val="single" w:sz="18" w:space="0" w:color="auto"/>
+          <w:top w:val="single" w:color="auto" w:sz="18" w:space="0"/>
+          <w:left w:val="nil"/>
+          <w:bottom w:val="single" w:color="auto" w:sz="18" w:space="0"/>
           <w:right w:val="nil"/>
           <w:insideH w:val="nil"/>
           <w:insideV w:val="nil"/>
@@ -5431,9 +5545,9 @@
       <w:tblPr/>
       <w:tcPr>
         <w:tcBorders>
-          <w:top w:val="single" w:sz="18" w:space="0" w:color="auto"/>
-          <w:left w:val="nil"/>
-          <w:bottom w:val="single" w:sz="18" w:space="0" w:color="auto"/>
+          <w:top w:val="single" w:color="auto" w:sz="18" w:space="0"/>
+          <w:left w:val="nil"/>
+          <w:bottom w:val="single" w:color="auto" w:sz="18" w:space="0"/>
           <w:right w:val="nil"/>
           <w:insideH w:val="nil"/>
           <w:insideV w:val="nil"/>
@@ -5457,8 +5571,8 @@
       <w:tblStyleColBandSize w:val="1"/>
       <w:tblInd w:w="0" w:type="dxa"/>
       <w:tblBorders>
-        <w:top w:val="single" w:sz="8" w:space="0" w:color="000000" w:themeColor="text1"/>
-        <w:bottom w:val="single" w:sz="8" w:space="0" w:color="000000" w:themeColor="text1"/>
+        <w:top w:val="single" w:color="000000" w:themeColor="text1" w:sz="8" w:space="0"/>
+        <w:bottom w:val="single" w:color="000000" w:themeColor="text1" w:sz="8" w:space="0"/>
       </w:tblBorders>
       <w:tblCellMar>
         <w:top w:w="0" w:type="dxa"/>
@@ -5469,13 +5583,13 @@
     </w:tblPr>
     <w:tblStylePr w:type="firstRow">
       <w:rPr>
-        <w:rFonts w:asciiTheme="majorHAnsi" w:eastAsiaTheme="majorEastAsia" w:hAnsiTheme="majorHAnsi" w:cstheme="majorBidi"/>
-      </w:rPr>
-      <w:tblPr/>
-      <w:tcPr>
-        <w:tcBorders>
-          <w:top w:val="nil"/>
-          <w:bottom w:val="single" w:sz="8" w:space="0" w:color="000000" w:themeColor="text1"/>
+        <w:rFonts w:asciiTheme="majorHAnsi" w:hAnsiTheme="majorHAnsi" w:eastAsiaTheme="majorEastAsia" w:cstheme="majorBidi"/>
+      </w:rPr>
+      <w:tblPr/>
+      <w:tcPr>
+        <w:tcBorders>
+          <w:top w:val="nil"/>
+          <w:bottom w:val="single" w:color="000000" w:themeColor="text1" w:sz="8" w:space="0"/>
         </w:tcBorders>
       </w:tcPr>
     </w:tblStylePr>
@@ -5488,8 +5602,8 @@
       <w:tblPr/>
       <w:tcPr>
         <w:tcBorders>
-          <w:top w:val="single" w:sz="8" w:space="0" w:color="000000" w:themeColor="text1"/>
-          <w:bottom w:val="single" w:sz="8" w:space="0" w:color="000000" w:themeColor="text1"/>
+          <w:top w:val="single" w:color="000000" w:themeColor="text1" w:sz="8" w:space="0"/>
+          <w:bottom w:val="single" w:color="000000" w:themeColor="text1" w:sz="8" w:space="0"/>
         </w:tcBorders>
       </w:tcPr>
     </w:tblStylePr>
@@ -5507,8 +5621,8 @@
       <w:tblPr/>
       <w:tcPr>
         <w:tcBorders>
-          <w:top w:val="single" w:sz="8" w:space="0" w:color="000000" w:themeColor="text1"/>
-          <w:bottom w:val="single" w:sz="8" w:space="0" w:color="000000" w:themeColor="text1"/>
+          <w:top w:val="single" w:color="000000" w:themeColor="text1" w:sz="8" w:space="0"/>
+          <w:bottom w:val="single" w:color="000000" w:themeColor="text1" w:sz="8" w:space="0"/>
         </w:tcBorders>
       </w:tcPr>
     </w:tblStylePr>
@@ -5541,8 +5655,8 @@
       <w:tblStyleColBandSize w:val="1"/>
       <w:tblInd w:w="0" w:type="dxa"/>
       <w:tblBorders>
-        <w:top w:val="single" w:sz="8" w:space="0" w:color="4F81BD" w:themeColor="accent1"/>
-        <w:bottom w:val="single" w:sz="8" w:space="0" w:color="4F81BD" w:themeColor="accent1"/>
+        <w:top w:val="single" w:color="4F81BD" w:themeColor="accent1" w:sz="8" w:space="0"/>
+        <w:bottom w:val="single" w:color="4F81BD" w:themeColor="accent1" w:sz="8" w:space="0"/>
       </w:tblBorders>
       <w:tblCellMar>
         <w:top w:w="0" w:type="dxa"/>
@@ -5553,13 +5667,13 @@
     </w:tblPr>
     <w:tblStylePr w:type="firstRow">
       <w:rPr>
-        <w:rFonts w:asciiTheme="majorHAnsi" w:eastAsiaTheme="majorEastAsia" w:hAnsiTheme="majorHAnsi" w:cstheme="majorBidi"/>
-      </w:rPr>
-      <w:tblPr/>
-      <w:tcPr>
-        <w:tcBorders>
-          <w:top w:val="nil"/>
-          <w:bottom w:val="single" w:sz="8" w:space="0" w:color="4F81BD" w:themeColor="accent1"/>
+        <w:rFonts w:asciiTheme="majorHAnsi" w:hAnsiTheme="majorHAnsi" w:eastAsiaTheme="majorEastAsia" w:cstheme="majorBidi"/>
+      </w:rPr>
+      <w:tblPr/>
+      <w:tcPr>
+        <w:tcBorders>
+          <w:top w:val="nil"/>
+          <w:bottom w:val="single" w:color="4F81BD" w:themeColor="accent1" w:sz="8" w:space="0"/>
         </w:tcBorders>
       </w:tcPr>
     </w:tblStylePr>
@@ -5572,8 +5686,8 @@
       <w:tblPr/>
       <w:tcPr>
         <w:tcBorders>
-          <w:top w:val="single" w:sz="8" w:space="0" w:color="4F81BD" w:themeColor="accent1"/>
-          <w:bottom w:val="single" w:sz="8" w:space="0" w:color="4F81BD" w:themeColor="accent1"/>
+          <w:top w:val="single" w:color="4F81BD" w:themeColor="accent1" w:sz="8" w:space="0"/>
+          <w:bottom w:val="single" w:color="4F81BD" w:themeColor="accent1" w:sz="8" w:space="0"/>
         </w:tcBorders>
       </w:tcPr>
     </w:tblStylePr>
@@ -5591,8 +5705,8 @@
       <w:tblPr/>
       <w:tcPr>
         <w:tcBorders>
-          <w:top w:val="single" w:sz="8" w:space="0" w:color="4F81BD" w:themeColor="accent1"/>
-          <w:bottom w:val="single" w:sz="8" w:space="0" w:color="4F81BD" w:themeColor="accent1"/>
+          <w:top w:val="single" w:color="4F81BD" w:themeColor="accent1" w:sz="8" w:space="0"/>
+          <w:bottom w:val="single" w:color="4F81BD" w:themeColor="accent1" w:sz="8" w:space="0"/>
         </w:tcBorders>
       </w:tcPr>
     </w:tblStylePr>
@@ -5625,8 +5739,8 @@
       <w:tblStyleColBandSize w:val="1"/>
       <w:tblInd w:w="0" w:type="dxa"/>
       <w:tblBorders>
-        <w:top w:val="single" w:sz="8" w:space="0" w:color="C0504D" w:themeColor="accent2"/>
-        <w:bottom w:val="single" w:sz="8" w:space="0" w:color="C0504D" w:themeColor="accent2"/>
+        <w:top w:val="single" w:color="C0504D" w:themeColor="accent2" w:sz="8" w:space="0"/>
+        <w:bottom w:val="single" w:color="C0504D" w:themeColor="accent2" w:sz="8" w:space="0"/>
       </w:tblBorders>
       <w:tblCellMar>
         <w:top w:w="0" w:type="dxa"/>
@@ -5637,13 +5751,13 @@
     </w:tblPr>
     <w:tblStylePr w:type="firstRow">
       <w:rPr>
-        <w:rFonts w:asciiTheme="majorHAnsi" w:eastAsiaTheme="majorEastAsia" w:hAnsiTheme="majorHAnsi" w:cstheme="majorBidi"/>
-      </w:rPr>
-      <w:tblPr/>
-      <w:tcPr>
-        <w:tcBorders>
-          <w:top w:val="nil"/>
-          <w:bottom w:val="single" w:sz="8" w:space="0" w:color="C0504D" w:themeColor="accent2"/>
+        <w:rFonts w:asciiTheme="majorHAnsi" w:hAnsiTheme="majorHAnsi" w:eastAsiaTheme="majorEastAsia" w:cstheme="majorBidi"/>
+      </w:rPr>
+      <w:tblPr/>
+      <w:tcPr>
+        <w:tcBorders>
+          <w:top w:val="nil"/>
+          <w:bottom w:val="single" w:color="C0504D" w:themeColor="accent2" w:sz="8" w:space="0"/>
         </w:tcBorders>
       </w:tcPr>
     </w:tblStylePr>
@@ -5656,8 +5770,8 @@
       <w:tblPr/>
       <w:tcPr>
         <w:tcBorders>
-          <w:top w:val="single" w:sz="8" w:space="0" w:color="C0504D" w:themeColor="accent2"/>
-          <w:bottom w:val="single" w:sz="8" w:space="0" w:color="C0504D" w:themeColor="accent2"/>
+          <w:top w:val="single" w:color="C0504D" w:themeColor="accent2" w:sz="8" w:space="0"/>
+          <w:bottom w:val="single" w:color="C0504D" w:themeColor="accent2" w:sz="8" w:space="0"/>
         </w:tcBorders>
       </w:tcPr>
     </w:tblStylePr>
@@ -5675,8 +5789,8 @@
       <w:tblPr/>
       <w:tcPr>
         <w:tcBorders>
-          <w:top w:val="single" w:sz="8" w:space="0" w:color="C0504D" w:themeColor="accent2"/>
-          <w:bottom w:val="single" w:sz="8" w:space="0" w:color="C0504D" w:themeColor="accent2"/>
+          <w:top w:val="single" w:color="C0504D" w:themeColor="accent2" w:sz="8" w:space="0"/>
+          <w:bottom w:val="single" w:color="C0504D" w:themeColor="accent2" w:sz="8" w:space="0"/>
         </w:tcBorders>
       </w:tcPr>
     </w:tblStylePr>
@@ -5709,8 +5823,8 @@
       <w:tblStyleColBandSize w:val="1"/>
       <w:tblInd w:w="0" w:type="dxa"/>
       <w:tblBorders>
-        <w:top w:val="single" w:sz="8" w:space="0" w:color="9BBB59" w:themeColor="accent3"/>
-        <w:bottom w:val="single" w:sz="8" w:space="0" w:color="9BBB59" w:themeColor="accent3"/>
+        <w:top w:val="single" w:color="9BBB59" w:themeColor="accent3" w:sz="8" w:space="0"/>
+        <w:bottom w:val="single" w:color="9BBB59" w:themeColor="accent3" w:sz="8" w:space="0"/>
       </w:tblBorders>
       <w:tblCellMar>
         <w:top w:w="0" w:type="dxa"/>
@@ -5721,13 +5835,13 @@
     </w:tblPr>
     <w:tblStylePr w:type="firstRow">
       <w:rPr>
-        <w:rFonts w:asciiTheme="majorHAnsi" w:eastAsiaTheme="majorEastAsia" w:hAnsiTheme="majorHAnsi" w:cstheme="majorBidi"/>
-      </w:rPr>
-      <w:tblPr/>
-      <w:tcPr>
-        <w:tcBorders>
-          <w:top w:val="nil"/>
-          <w:bottom w:val="single" w:sz="8" w:space="0" w:color="9BBB59" w:themeColor="accent3"/>
+        <w:rFonts w:asciiTheme="majorHAnsi" w:hAnsiTheme="majorHAnsi" w:eastAsiaTheme="majorEastAsia" w:cstheme="majorBidi"/>
+      </w:rPr>
+      <w:tblPr/>
+      <w:tcPr>
+        <w:tcBorders>
+          <w:top w:val="nil"/>
+          <w:bottom w:val="single" w:color="9BBB59" w:themeColor="accent3" w:sz="8" w:space="0"/>
         </w:tcBorders>
       </w:tcPr>
     </w:tblStylePr>
@@ -5740,8 +5854,8 @@
       <w:tblPr/>
       <w:tcPr>
         <w:tcBorders>
-          <w:top w:val="single" w:sz="8" w:space="0" w:color="9BBB59" w:themeColor="accent3"/>
-          <w:bottom w:val="single" w:sz="8" w:space="0" w:color="9BBB59" w:themeColor="accent3"/>
+          <w:top w:val="single" w:color="9BBB59" w:themeColor="accent3" w:sz="8" w:space="0"/>
+          <w:bottom w:val="single" w:color="9BBB59" w:themeColor="accent3" w:sz="8" w:space="0"/>
         </w:tcBorders>
       </w:tcPr>
     </w:tblStylePr>
@@ -5759,8 +5873,8 @@
       <w:tblPr/>
       <w:tcPr>
         <w:tcBorders>
-          <w:top w:val="single" w:sz="8" w:space="0" w:color="9BBB59" w:themeColor="accent3"/>
-          <w:bottom w:val="single" w:sz="8" w:space="0" w:color="9BBB59" w:themeColor="accent3"/>
+          <w:top w:val="single" w:color="9BBB59" w:themeColor="accent3" w:sz="8" w:space="0"/>
+          <w:bottom w:val="single" w:color="9BBB59" w:themeColor="accent3" w:sz="8" w:space="0"/>
         </w:tcBorders>
       </w:tcPr>
     </w:tblStylePr>
@@ -5793,8 +5907,8 @@
       <w:tblStyleColBandSize w:val="1"/>
       <w:tblInd w:w="0" w:type="dxa"/>
       <w:tblBorders>
-        <w:top w:val="single" w:sz="8" w:space="0" w:color="8064A2" w:themeColor="accent4"/>
-        <w:bottom w:val="single" w:sz="8" w:space="0" w:color="8064A2" w:themeColor="accent4"/>
+        <w:top w:val="single" w:color="8064A2" w:themeColor="accent4" w:sz="8" w:space="0"/>
+        <w:bottom w:val="single" w:color="8064A2" w:themeColor="accent4" w:sz="8" w:space="0"/>
       </w:tblBorders>
       <w:tblCellMar>
         <w:top w:w="0" w:type="dxa"/>
@@ -5805,13 +5919,13 @@
     </w:tblPr>
     <w:tblStylePr w:type="firstRow">
       <w:rPr>
-        <w:rFonts w:asciiTheme="majorHAnsi" w:eastAsiaTheme="majorEastAsia" w:hAnsiTheme="majorHAnsi" w:cstheme="majorBidi"/>
-      </w:rPr>
-      <w:tblPr/>
-      <w:tcPr>
-        <w:tcBorders>
-          <w:top w:val="nil"/>
-          <w:bottom w:val="single" w:sz="8" w:space="0" w:color="8064A2" w:themeColor="accent4"/>
+        <w:rFonts w:asciiTheme="majorHAnsi" w:hAnsiTheme="majorHAnsi" w:eastAsiaTheme="majorEastAsia" w:cstheme="majorBidi"/>
+      </w:rPr>
+      <w:tblPr/>
+      <w:tcPr>
+        <w:tcBorders>
+          <w:top w:val="nil"/>
+          <w:bottom w:val="single" w:color="8064A2" w:themeColor="accent4" w:sz="8" w:space="0"/>
         </w:tcBorders>
       </w:tcPr>
     </w:tblStylePr>
@@ -5824,8 +5938,8 @@
       <w:tblPr/>
       <w:tcPr>
         <w:tcBorders>
-          <w:top w:val="single" w:sz="8" w:space="0" w:color="8064A2" w:themeColor="accent4"/>
-          <w:bottom w:val="single" w:sz="8" w:space="0" w:color="8064A2" w:themeColor="accent4"/>
+          <w:top w:val="single" w:color="8064A2" w:themeColor="accent4" w:sz="8" w:space="0"/>
+          <w:bottom w:val="single" w:color="8064A2" w:themeColor="accent4" w:sz="8" w:space="0"/>
         </w:tcBorders>
       </w:tcPr>
     </w:tblStylePr>
@@ -5843,8 +5957,8 @@
       <w:tblPr/>
       <w:tcPr>
         <w:tcBorders>
-          <w:top w:val="single" w:sz="8" w:space="0" w:color="8064A2" w:themeColor="accent4"/>
-          <w:bottom w:val="single" w:sz="8" w:space="0" w:color="8064A2" w:themeColor="accent4"/>
+          <w:top w:val="single" w:color="8064A2" w:themeColor="accent4" w:sz="8" w:space="0"/>
+          <w:bottom w:val="single" w:color="8064A2" w:themeColor="accent4" w:sz="8" w:space="0"/>
         </w:tcBorders>
       </w:tcPr>
     </w:tblStylePr>
@@ -5877,8 +5991,8 @@
       <w:tblStyleColBandSize w:val="1"/>
       <w:tblInd w:w="0" w:type="dxa"/>
       <w:tblBorders>
-        <w:top w:val="single" w:sz="8" w:space="0" w:color="4BACC6" w:themeColor="accent5"/>
-        <w:bottom w:val="single" w:sz="8" w:space="0" w:color="4BACC6" w:themeColor="accent5"/>
+        <w:top w:val="single" w:color="4BACC6" w:themeColor="accent5" w:sz="8" w:space="0"/>
+        <w:bottom w:val="single" w:color="4BACC6" w:themeColor="accent5" w:sz="8" w:space="0"/>
       </w:tblBorders>
       <w:tblCellMar>
         <w:top w:w="0" w:type="dxa"/>
@@ -5889,13 +6003,13 @@
     </w:tblPr>
     <w:tblStylePr w:type="firstRow">
       <w:rPr>
-        <w:rFonts w:asciiTheme="majorHAnsi" w:eastAsiaTheme="majorEastAsia" w:hAnsiTheme="majorHAnsi" w:cstheme="majorBidi"/>
-      </w:rPr>
-      <w:tblPr/>
-      <w:tcPr>
-        <w:tcBorders>
-          <w:top w:val="nil"/>
-          <w:bottom w:val="single" w:sz="8" w:space="0" w:color="4BACC6" w:themeColor="accent5"/>
+        <w:rFonts w:asciiTheme="majorHAnsi" w:hAnsiTheme="majorHAnsi" w:eastAsiaTheme="majorEastAsia" w:cstheme="majorBidi"/>
+      </w:rPr>
+      <w:tblPr/>
+      <w:tcPr>
+        <w:tcBorders>
+          <w:top w:val="nil"/>
+          <w:bottom w:val="single" w:color="4BACC6" w:themeColor="accent5" w:sz="8" w:space="0"/>
         </w:tcBorders>
       </w:tcPr>
     </w:tblStylePr>
@@ -5908,8 +6022,8 @@
       <w:tblPr/>
       <w:tcPr>
         <w:tcBorders>
-          <w:top w:val="single" w:sz="8" w:space="0" w:color="4BACC6" w:themeColor="accent5"/>
-          <w:bottom w:val="single" w:sz="8" w:space="0" w:color="4BACC6" w:themeColor="accent5"/>
+          <w:top w:val="single" w:color="4BACC6" w:themeColor="accent5" w:sz="8" w:space="0"/>
+          <w:bottom w:val="single" w:color="4BACC6" w:themeColor="accent5" w:sz="8" w:space="0"/>
         </w:tcBorders>
       </w:tcPr>
     </w:tblStylePr>
@@ -5927,8 +6041,8 @@
       <w:tblPr/>
       <w:tcPr>
         <w:tcBorders>
-          <w:top w:val="single" w:sz="8" w:space="0" w:color="4BACC6" w:themeColor="accent5"/>
-          <w:bottom w:val="single" w:sz="8" w:space="0" w:color="4BACC6" w:themeColor="accent5"/>
+          <w:top w:val="single" w:color="4BACC6" w:themeColor="accent5" w:sz="8" w:space="0"/>
+          <w:bottom w:val="single" w:color="4BACC6" w:themeColor="accent5" w:sz="8" w:space="0"/>
         </w:tcBorders>
       </w:tcPr>
     </w:tblStylePr>
@@ -5961,8 +6075,8 @@
       <w:tblStyleColBandSize w:val="1"/>
       <w:tblInd w:w="0" w:type="dxa"/>
       <w:tblBorders>
-        <w:top w:val="single" w:sz="8" w:space="0" w:color="F79646" w:themeColor="accent6"/>
-        <w:bottom w:val="single" w:sz="8" w:space="0" w:color="F79646" w:themeColor="accent6"/>
+        <w:top w:val="single" w:color="F79646" w:themeColor="accent6" w:sz="8" w:space="0"/>
+        <w:bottom w:val="single" w:color="F79646" w:themeColor="accent6" w:sz="8" w:space="0"/>
       </w:tblBorders>
       <w:tblCellMar>
         <w:top w:w="0" w:type="dxa"/>
@@ -5973,13 +6087,13 @@
     </w:tblPr>
     <w:tblStylePr w:type="firstRow">
       <w:rPr>
-        <w:rFonts w:asciiTheme="majorHAnsi" w:eastAsiaTheme="majorEastAsia" w:hAnsiTheme="majorHAnsi" w:cstheme="majorBidi"/>
-      </w:rPr>
-      <w:tblPr/>
-      <w:tcPr>
-        <w:tcBorders>
-          <w:top w:val="nil"/>
-          <w:bottom w:val="single" w:sz="8" w:space="0" w:color="F79646" w:themeColor="accent6"/>
+        <w:rFonts w:asciiTheme="majorHAnsi" w:hAnsiTheme="majorHAnsi" w:eastAsiaTheme="majorEastAsia" w:cstheme="majorBidi"/>
+      </w:rPr>
+      <w:tblPr/>
+      <w:tcPr>
+        <w:tcBorders>
+          <w:top w:val="nil"/>
+          <w:bottom w:val="single" w:color="F79646" w:themeColor="accent6" w:sz="8" w:space="0"/>
         </w:tcBorders>
       </w:tcPr>
     </w:tblStylePr>
@@ -5992,8 +6106,8 @@
       <w:tblPr/>
       <w:tcPr>
         <w:tcBorders>
-          <w:top w:val="single" w:sz="8" w:space="0" w:color="F79646" w:themeColor="accent6"/>
-          <w:bottom w:val="single" w:sz="8" w:space="0" w:color="F79646" w:themeColor="accent6"/>
+          <w:top w:val="single" w:color="F79646" w:themeColor="accent6" w:sz="8" w:space="0"/>
+          <w:bottom w:val="single" w:color="F79646" w:themeColor="accent6" w:sz="8" w:space="0"/>
         </w:tcBorders>
       </w:tcPr>
     </w:tblStylePr>
@@ -6011,8 +6125,8 @@
       <w:tblPr/>
       <w:tcPr>
         <w:tcBorders>
-          <w:top w:val="single" w:sz="8" w:space="0" w:color="F79646" w:themeColor="accent6"/>
-          <w:bottom w:val="single" w:sz="8" w:space="0" w:color="F79646" w:themeColor="accent6"/>
+          <w:top w:val="single" w:color="F79646" w:themeColor="accent6" w:sz="8" w:space="0"/>
+          <w:bottom w:val="single" w:color="F79646" w:themeColor="accent6" w:sz="8" w:space="0"/>
         </w:tcBorders>
       </w:tcPr>
     </w:tblStylePr>
@@ -6038,7 +6152,7 @@
       <w:spacing w:after="0" w:line="240" w:lineRule="auto"/>
     </w:pPr>
     <w:rPr>
-      <w:rFonts w:asciiTheme="majorHAnsi" w:eastAsiaTheme="majorEastAsia" w:hAnsiTheme="majorHAnsi" w:cstheme="majorBidi"/>
+      <w:rFonts w:asciiTheme="majorHAnsi" w:hAnsiTheme="majorHAnsi" w:eastAsiaTheme="majorEastAsia" w:cstheme="majorBidi"/>
       <w:color w:val="000000" w:themeColor="text1"/>
     </w:rPr>
     <w:tblPr>
@@ -6046,10 +6160,10 @@
       <w:tblStyleColBandSize w:val="1"/>
       <w:tblInd w:w="0" w:type="dxa"/>
       <w:tblBorders>
-        <w:top w:val="single" w:sz="8" w:space="0" w:color="000000" w:themeColor="text1"/>
-        <w:left w:val="single" w:sz="8" w:space="0" w:color="000000" w:themeColor="text1"/>
-        <w:bottom w:val="single" w:sz="8" w:space="0" w:color="000000" w:themeColor="text1"/>
-        <w:right w:val="single" w:sz="8" w:space="0" w:color="000000" w:themeColor="text1"/>
+        <w:top w:val="single" w:color="000000" w:themeColor="text1" w:sz="8" w:space="0"/>
+        <w:left w:val="single" w:color="000000" w:themeColor="text1" w:sz="8" w:space="0"/>
+        <w:bottom w:val="single" w:color="000000" w:themeColor="text1" w:sz="8" w:space="0"/>
+        <w:right w:val="single" w:color="000000" w:themeColor="text1" w:sz="8" w:space="0"/>
       </w:tblBorders>
       <w:tblCellMar>
         <w:top w:w="0" w:type="dxa"/>
@@ -6068,7 +6182,7 @@
         <w:tcBorders>
           <w:top w:val="nil"/>
           <w:left w:val="nil"/>
-          <w:bottom w:val="single" w:sz="24" w:space="0" w:color="000000" w:themeColor="text1"/>
+          <w:bottom w:val="single" w:color="000000" w:themeColor="text1" w:sz="24" w:space="0"/>
           <w:right w:val="nil"/>
           <w:insideH w:val="nil"/>
           <w:insideV w:val="nil"/>
@@ -6080,7 +6194,7 @@
       <w:tblPr/>
       <w:tcPr>
         <w:tcBorders>
-          <w:top w:val="single" w:sz="8" w:space="0" w:color="000000" w:themeColor="text1"/>
+          <w:top w:val="single" w:color="000000" w:themeColor="text1" w:sz="8" w:space="0"/>
           <w:left w:val="nil"/>
           <w:bottom w:val="nil"/>
           <w:right w:val="nil"/>
@@ -6097,7 +6211,7 @@
           <w:top w:val="nil"/>
           <w:left w:val="nil"/>
           <w:bottom w:val="nil"/>
-          <w:right w:val="single" w:sz="8" w:space="0" w:color="000000" w:themeColor="text1"/>
+          <w:right w:val="single" w:color="000000" w:themeColor="text1" w:sz="8" w:space="0"/>
           <w:insideH w:val="nil"/>
           <w:insideV w:val="nil"/>
         </w:tcBorders>
@@ -6109,7 +6223,7 @@
       <w:tcPr>
         <w:tcBorders>
           <w:top w:val="nil"/>
-          <w:left w:val="single" w:sz="8" w:space="0" w:color="000000" w:themeColor="text1"/>
+          <w:left w:val="single" w:color="000000" w:themeColor="text1" w:sz="8" w:space="0"/>
           <w:bottom w:val="nil"/>
           <w:right w:val="nil"/>
           <w:insideH w:val="nil"/>
@@ -6166,7 +6280,7 @@
       <w:spacing w:after="0" w:line="240" w:lineRule="auto"/>
     </w:pPr>
     <w:rPr>
-      <w:rFonts w:asciiTheme="majorHAnsi" w:eastAsiaTheme="majorEastAsia" w:hAnsiTheme="majorHAnsi" w:cstheme="majorBidi"/>
+      <w:rFonts w:asciiTheme="majorHAnsi" w:hAnsiTheme="majorHAnsi" w:eastAsiaTheme="majorEastAsia" w:cstheme="majorBidi"/>
       <w:color w:val="000000" w:themeColor="text1"/>
     </w:rPr>
     <w:tblPr>
@@ -6174,10 +6288,10 @@
       <w:tblStyleColBandSize w:val="1"/>
       <w:tblInd w:w="0" w:type="dxa"/>
       <w:tblBorders>
-        <w:top w:val="single" w:sz="8" w:space="0" w:color="4F81BD" w:themeColor="accent1"/>
-        <w:left w:val="single" w:sz="8" w:space="0" w:color="4F81BD" w:themeColor="accent1"/>
-        <w:bottom w:val="single" w:sz="8" w:space="0" w:color="4F81BD" w:themeColor="accent1"/>
-        <w:right w:val="single" w:sz="8" w:space="0" w:color="4F81BD" w:themeColor="accent1"/>
+        <w:top w:val="single" w:color="4F81BD" w:themeColor="accent1" w:sz="8" w:space="0"/>
+        <w:left w:val="single" w:color="4F81BD" w:themeColor="accent1" w:sz="8" w:space="0"/>
+        <w:bottom w:val="single" w:color="4F81BD" w:themeColor="accent1" w:sz="8" w:space="0"/>
+        <w:right w:val="single" w:color="4F81BD" w:themeColor="accent1" w:sz="8" w:space="0"/>
       </w:tblBorders>
       <w:tblCellMar>
         <w:top w:w="0" w:type="dxa"/>
@@ -6196,7 +6310,7 @@
         <w:tcBorders>
           <w:top w:val="nil"/>
           <w:left w:val="nil"/>
-          <w:bottom w:val="single" w:sz="24" w:space="0" w:color="4F81BD" w:themeColor="accent1"/>
+          <w:bottom w:val="single" w:color="4F81BD" w:themeColor="accent1" w:sz="24" w:space="0"/>
           <w:right w:val="nil"/>
           <w:insideH w:val="nil"/>
           <w:insideV w:val="nil"/>
@@ -6208,7 +6322,7 @@
       <w:tblPr/>
       <w:tcPr>
         <w:tcBorders>
-          <w:top w:val="single" w:sz="8" w:space="0" w:color="4F81BD" w:themeColor="accent1"/>
+          <w:top w:val="single" w:color="4F81BD" w:themeColor="accent1" w:sz="8" w:space="0"/>
           <w:left w:val="nil"/>
           <w:bottom w:val="nil"/>
           <w:right w:val="nil"/>
@@ -6225,7 +6339,7 @@
           <w:top w:val="nil"/>
           <w:left w:val="nil"/>
           <w:bottom w:val="nil"/>
-          <w:right w:val="single" w:sz="8" w:space="0" w:color="4F81BD" w:themeColor="accent1"/>
+          <w:right w:val="single" w:color="4F81BD" w:themeColor="accent1" w:sz="8" w:space="0"/>
           <w:insideH w:val="nil"/>
           <w:insideV w:val="nil"/>
         </w:tcBorders>
@@ -6237,7 +6351,7 @@
       <w:tcPr>
         <w:tcBorders>
           <w:top w:val="nil"/>
-          <w:left w:val="single" w:sz="8" w:space="0" w:color="4F81BD" w:themeColor="accent1"/>
+          <w:left w:val="single" w:color="4F81BD" w:themeColor="accent1" w:sz="8" w:space="0"/>
           <w:bottom w:val="nil"/>
           <w:right w:val="nil"/>
           <w:insideH w:val="nil"/>
@@ -6294,7 +6408,7 @@
       <w:spacing w:after="0" w:line="240" w:lineRule="auto"/>
     </w:pPr>
     <w:rPr>
-      <w:rFonts w:asciiTheme="majorHAnsi" w:eastAsiaTheme="majorEastAsia" w:hAnsiTheme="majorHAnsi" w:cstheme="majorBidi"/>
+      <w:rFonts w:asciiTheme="majorHAnsi" w:hAnsiTheme="majorHAnsi" w:eastAsiaTheme="majorEastAsia" w:cstheme="majorBidi"/>
       <w:color w:val="000000" w:themeColor="text1"/>
     </w:rPr>
     <w:tblPr>
@@ -6302,10 +6416,10 @@
       <w:tblStyleColBandSize w:val="1"/>
       <w:tblInd w:w="0" w:type="dxa"/>
       <w:tblBorders>
-        <w:top w:val="single" w:sz="8" w:space="0" w:color="C0504D" w:themeColor="accent2"/>
-        <w:left w:val="single" w:sz="8" w:space="0" w:color="C0504D" w:themeColor="accent2"/>
-        <w:bottom w:val="single" w:sz="8" w:space="0" w:color="C0504D" w:themeColor="accent2"/>
-        <w:right w:val="single" w:sz="8" w:space="0" w:color="C0504D" w:themeColor="accent2"/>
+        <w:top w:val="single" w:color="C0504D" w:themeColor="accent2" w:sz="8" w:space="0"/>
+        <w:left w:val="single" w:color="C0504D" w:themeColor="accent2" w:sz="8" w:space="0"/>
+        <w:bottom w:val="single" w:color="C0504D" w:themeColor="accent2" w:sz="8" w:space="0"/>
+        <w:right w:val="single" w:color="C0504D" w:themeColor="accent2" w:sz="8" w:space="0"/>
       </w:tblBorders>
       <w:tblCellMar>
         <w:top w:w="0" w:type="dxa"/>
@@ -6324,7 +6438,7 @@
         <w:tcBorders>
           <w:top w:val="nil"/>
           <w:left w:val="nil"/>
-          <w:bottom w:val="single" w:sz="24" w:space="0" w:color="C0504D" w:themeColor="accent2"/>
+          <w:bottom w:val="single" w:color="C0504D" w:themeColor="accent2" w:sz="24" w:space="0"/>
           <w:right w:val="nil"/>
           <w:insideH w:val="nil"/>
           <w:insideV w:val="nil"/>
@@ -6336,7 +6450,7 @@
       <w:tblPr/>
       <w:tcPr>
         <w:tcBorders>
-          <w:top w:val="single" w:sz="8" w:space="0" w:color="C0504D" w:themeColor="accent2"/>
+          <w:top w:val="single" w:color="C0504D" w:themeColor="accent2" w:sz="8" w:space="0"/>
           <w:left w:val="nil"/>
           <w:bottom w:val="nil"/>
           <w:right w:val="nil"/>
@@ -6353,7 +6467,7 @@
           <w:top w:val="nil"/>
           <w:left w:val="nil"/>
           <w:bottom w:val="nil"/>
-          <w:right w:val="single" w:sz="8" w:space="0" w:color="C0504D" w:themeColor="accent2"/>
+          <w:right w:val="single" w:color="C0504D" w:themeColor="accent2" w:sz="8" w:space="0"/>
           <w:insideH w:val="nil"/>
           <w:insideV w:val="nil"/>
         </w:tcBorders>
@@ -6365,7 +6479,7 @@
       <w:tcPr>
         <w:tcBorders>
           <w:top w:val="nil"/>
-          <w:left w:val="single" w:sz="8" w:space="0" w:color="C0504D" w:themeColor="accent2"/>
+          <w:left w:val="single" w:color="C0504D" w:themeColor="accent2" w:sz="8" w:space="0"/>
           <w:bottom w:val="nil"/>
           <w:right w:val="nil"/>
           <w:insideH w:val="nil"/>
@@ -6422,7 +6536,7 @@
       <w:spacing w:after="0" w:line="240" w:lineRule="auto"/>
     </w:pPr>
     <w:rPr>
-      <w:rFonts w:asciiTheme="majorHAnsi" w:eastAsiaTheme="majorEastAsia" w:hAnsiTheme="majorHAnsi" w:cstheme="majorBidi"/>
+      <w:rFonts w:asciiTheme="majorHAnsi" w:hAnsiTheme="majorHAnsi" w:eastAsiaTheme="majorEastAsia" w:cstheme="majorBidi"/>
       <w:color w:val="000000" w:themeColor="text1"/>
     </w:rPr>
     <w:tblPr>
@@ -6430,10 +6544,10 @@
       <w:tblStyleColBandSize w:val="1"/>
       <w:tblInd w:w="0" w:type="dxa"/>
       <w:tblBorders>
-        <w:top w:val="single" w:sz="8" w:space="0" w:color="9BBB59" w:themeColor="accent3"/>
-        <w:left w:val="single" w:sz="8" w:space="0" w:color="9BBB59" w:themeColor="accent3"/>
-        <w:bottom w:val="single" w:sz="8" w:space="0" w:color="9BBB59" w:themeColor="accent3"/>
-        <w:right w:val="single" w:sz="8" w:space="0" w:color="9BBB59" w:themeColor="accent3"/>
+        <w:top w:val="single" w:color="9BBB59" w:themeColor="accent3" w:sz="8" w:space="0"/>
+        <w:left w:val="single" w:color="9BBB59" w:themeColor="accent3" w:sz="8" w:space="0"/>
+        <w:bottom w:val="single" w:color="9BBB59" w:themeColor="accent3" w:sz="8" w:space="0"/>
+        <w:right w:val="single" w:color="9BBB59" w:themeColor="accent3" w:sz="8" w:space="0"/>
       </w:tblBorders>
       <w:tblCellMar>
         <w:top w:w="0" w:type="dxa"/>
@@ -6452,7 +6566,7 @@
         <w:tcBorders>
           <w:top w:val="nil"/>
           <w:left w:val="nil"/>
-          <w:bottom w:val="single" w:sz="24" w:space="0" w:color="9BBB59" w:themeColor="accent3"/>
+          <w:bottom w:val="single" w:color="9BBB59" w:themeColor="accent3" w:sz="24" w:space="0"/>
           <w:right w:val="nil"/>
           <w:insideH w:val="nil"/>
           <w:insideV w:val="nil"/>
@@ -6464,7 +6578,7 @@
       <w:tblPr/>
       <w:tcPr>
         <w:tcBorders>
-          <w:top w:val="single" w:sz="8" w:space="0" w:color="9BBB59" w:themeColor="accent3"/>
+          <w:top w:val="single" w:color="9BBB59" w:themeColor="accent3" w:sz="8" w:space="0"/>
           <w:left w:val="nil"/>
           <w:bottom w:val="nil"/>
           <w:right w:val="nil"/>
@@ -6481,7 +6595,7 @@
           <w:top w:val="nil"/>
           <w:left w:val="nil"/>
           <w:bottom w:val="nil"/>
-          <w:right w:val="single" w:sz="8" w:space="0" w:color="9BBB59" w:themeColor="accent3"/>
+          <w:right w:val="single" w:color="9BBB59" w:themeColor="accent3" w:sz="8" w:space="0"/>
           <w:insideH w:val="nil"/>
           <w:insideV w:val="nil"/>
         </w:tcBorders>
@@ -6493,7 +6607,7 @@
       <w:tcPr>
         <w:tcBorders>
           <w:top w:val="nil"/>
-          <w:left w:val="single" w:sz="8" w:space="0" w:color="9BBB59" w:themeColor="accent3"/>
+          <w:left w:val="single" w:color="9BBB59" w:themeColor="accent3" w:sz="8" w:space="0"/>
           <w:bottom w:val="nil"/>
           <w:right w:val="nil"/>
           <w:insideH w:val="nil"/>
@@ -6550,7 +6664,7 @@
       <w:spacing w:after="0" w:line="240" w:lineRule="auto"/>
     </w:pPr>
     <w:rPr>
-      <w:rFonts w:asciiTheme="majorHAnsi" w:eastAsiaTheme="majorEastAsia" w:hAnsiTheme="majorHAnsi" w:cstheme="majorBidi"/>
+      <w:rFonts w:asciiTheme="majorHAnsi" w:hAnsiTheme="majorHAnsi" w:eastAsiaTheme="majorEastAsia" w:cstheme="majorBidi"/>
       <w:color w:val="000000" w:themeColor="text1"/>
     </w:rPr>
     <w:tblPr>
@@ -6558,10 +6672,10 @@
       <w:tblStyleColBandSize w:val="1"/>
       <w:tblInd w:w="0" w:type="dxa"/>
       <w:tblBorders>
-        <w:top w:val="single" w:sz="8" w:space="0" w:color="8064A2" w:themeColor="accent4"/>
-        <w:left w:val="single" w:sz="8" w:space="0" w:color="8064A2" w:themeColor="accent4"/>
-        <w:bottom w:val="single" w:sz="8" w:space="0" w:color="8064A2" w:themeColor="accent4"/>
-        <w:right w:val="single" w:sz="8" w:space="0" w:color="8064A2" w:themeColor="accent4"/>
+        <w:top w:val="single" w:color="8064A2" w:themeColor="accent4" w:sz="8" w:space="0"/>
+        <w:left w:val="single" w:color="8064A2" w:themeColor="accent4" w:sz="8" w:space="0"/>
+        <w:bottom w:val="single" w:color="8064A2" w:themeColor="accent4" w:sz="8" w:space="0"/>
+        <w:right w:val="single" w:color="8064A2" w:themeColor="accent4" w:sz="8" w:space="0"/>
       </w:tblBorders>
       <w:tblCellMar>
         <w:top w:w="0" w:type="dxa"/>
@@ -6580,7 +6694,7 @@
         <w:tcBorders>
           <w:top w:val="nil"/>
           <w:left w:val="nil"/>
-          <w:bottom w:val="single" w:sz="24" w:space="0" w:color="8064A2" w:themeColor="accent4"/>
+          <w:bottom w:val="single" w:color="8064A2" w:themeColor="accent4" w:sz="24" w:space="0"/>
           <w:right w:val="nil"/>
           <w:insideH w:val="nil"/>
           <w:insideV w:val="nil"/>
@@ -6592,7 +6706,7 @@
       <w:tblPr/>
       <w:tcPr>
         <w:tcBorders>
-          <w:top w:val="single" w:sz="8" w:space="0" w:color="8064A2" w:themeColor="accent4"/>
+          <w:top w:val="single" w:color="8064A2" w:themeColor="accent4" w:sz="8" w:space="0"/>
           <w:left w:val="nil"/>
           <w:bottom w:val="nil"/>
           <w:right w:val="nil"/>
@@ -6609,7 +6723,7 @@
           <w:top w:val="nil"/>
           <w:left w:val="nil"/>
           <w:bottom w:val="nil"/>
-          <w:right w:val="single" w:sz="8" w:space="0" w:color="8064A2" w:themeColor="accent4"/>
+          <w:right w:val="single" w:color="8064A2" w:themeColor="accent4" w:sz="8" w:space="0"/>
           <w:insideH w:val="nil"/>
           <w:insideV w:val="nil"/>
         </w:tcBorders>
@@ -6621,7 +6735,7 @@
       <w:tcPr>
         <w:tcBorders>
           <w:top w:val="nil"/>
-          <w:left w:val="single" w:sz="8" w:space="0" w:color="8064A2" w:themeColor="accent4"/>
+          <w:left w:val="single" w:color="8064A2" w:themeColor="accent4" w:sz="8" w:space="0"/>
           <w:bottom w:val="nil"/>
           <w:right w:val="nil"/>
           <w:insideH w:val="nil"/>
@@ -6678,7 +6792,7 @@
       <w:spacing w:after="0" w:line="240" w:lineRule="auto"/>
     </w:pPr>
     <w:rPr>
-      <w:rFonts w:asciiTheme="majorHAnsi" w:eastAsiaTheme="majorEastAsia" w:hAnsiTheme="majorHAnsi" w:cstheme="majorBidi"/>
+      <w:rFonts w:asciiTheme="majorHAnsi" w:hAnsiTheme="majorHAnsi" w:eastAsiaTheme="majorEastAsia" w:cstheme="majorBidi"/>
       <w:color w:val="000000" w:themeColor="text1"/>
     </w:rPr>
     <w:tblPr>
@@ -6686,10 +6800,10 @@
       <w:tblStyleColBandSize w:val="1"/>
       <w:tblInd w:w="0" w:type="dxa"/>
       <w:tblBorders>
-        <w:top w:val="single" w:sz="8" w:space="0" w:color="4BACC6" w:themeColor="accent5"/>
-        <w:left w:val="single" w:sz="8" w:space="0" w:color="4BACC6" w:themeColor="accent5"/>
-        <w:bottom w:val="single" w:sz="8" w:space="0" w:color="4BACC6" w:themeColor="accent5"/>
-        <w:right w:val="single" w:sz="8" w:space="0" w:color="4BACC6" w:themeColor="accent5"/>
+        <w:top w:val="single" w:color="4BACC6" w:themeColor="accent5" w:sz="8" w:space="0"/>
+        <w:left w:val="single" w:color="4BACC6" w:themeColor="accent5" w:sz="8" w:space="0"/>
+        <w:bottom w:val="single" w:color="4BACC6" w:themeColor="accent5" w:sz="8" w:space="0"/>
+        <w:right w:val="single" w:color="4BACC6" w:themeColor="accent5" w:sz="8" w:space="0"/>
       </w:tblBorders>
       <w:tblCellMar>
         <w:top w:w="0" w:type="dxa"/>
@@ -6708,7 +6822,7 @@
         <w:tcBorders>
           <w:top w:val="nil"/>
           <w:left w:val="nil"/>
-          <w:bottom w:val="single" w:sz="24" w:space="0" w:color="4BACC6" w:themeColor="accent5"/>
+          <w:bottom w:val="single" w:color="4BACC6" w:themeColor="accent5" w:sz="24" w:space="0"/>
           <w:right w:val="nil"/>
           <w:insideH w:val="nil"/>
           <w:insideV w:val="nil"/>
@@ -6720,7 +6834,7 @@
       <w:tblPr/>
       <w:tcPr>
         <w:tcBorders>
-          <w:top w:val="single" w:sz="8" w:space="0" w:color="4BACC6" w:themeColor="accent5"/>
+          <w:top w:val="single" w:color="4BACC6" w:themeColor="accent5" w:sz="8" w:space="0"/>
           <w:left w:val="nil"/>
           <w:bottom w:val="nil"/>
           <w:right w:val="nil"/>
@@ -6737,7 +6851,7 @@
           <w:top w:val="nil"/>
           <w:left w:val="nil"/>
           <w:bottom w:val="nil"/>
-          <w:right w:val="single" w:sz="8" w:space="0" w:color="4BACC6" w:themeColor="accent5"/>
+          <w:right w:val="single" w:color="4BACC6" w:themeColor="accent5" w:sz="8" w:space="0"/>
           <w:insideH w:val="nil"/>
           <w:insideV w:val="nil"/>
         </w:tcBorders>
@@ -6749,7 +6863,7 @@
       <w:tcPr>
         <w:tcBorders>
           <w:top w:val="nil"/>
-          <w:left w:val="single" w:sz="8" w:space="0" w:color="4BACC6" w:themeColor="accent5"/>
+          <w:left w:val="single" w:color="4BACC6" w:themeColor="accent5" w:sz="8" w:space="0"/>
           <w:bottom w:val="nil"/>
           <w:right w:val="nil"/>
           <w:insideH w:val="nil"/>
@@ -6806,7 +6920,7 @@
       <w:spacing w:after="0" w:line="240" w:lineRule="auto"/>
     </w:pPr>
     <w:rPr>
-      <w:rFonts w:asciiTheme="majorHAnsi" w:eastAsiaTheme="majorEastAsia" w:hAnsiTheme="majorHAnsi" w:cstheme="majorBidi"/>
+      <w:rFonts w:asciiTheme="majorHAnsi" w:hAnsiTheme="majorHAnsi" w:eastAsiaTheme="majorEastAsia" w:cstheme="majorBidi"/>
       <w:color w:val="000000" w:themeColor="text1"/>
     </w:rPr>
     <w:tblPr>
@@ -6814,10 +6928,10 @@
       <w:tblStyleColBandSize w:val="1"/>
       <w:tblInd w:w="0" w:type="dxa"/>
       <w:tblBorders>
-        <w:top w:val="single" w:sz="8" w:space="0" w:color="F79646" w:themeColor="accent6"/>
-        <w:left w:val="single" w:sz="8" w:space="0" w:color="F79646" w:themeColor="accent6"/>
-        <w:bottom w:val="single" w:sz="8" w:space="0" w:color="F79646" w:themeColor="accent6"/>
-        <w:right w:val="single" w:sz="8" w:space="0" w:color="F79646" w:themeColor="accent6"/>
+        <w:top w:val="single" w:color="F79646" w:themeColor="accent6" w:sz="8" w:space="0"/>
+        <w:left w:val="single" w:color="F79646" w:themeColor="accent6" w:sz="8" w:space="0"/>
+        <w:bottom w:val="single" w:color="F79646" w:themeColor="accent6" w:sz="8" w:space="0"/>
+        <w:right w:val="single" w:color="F79646" w:themeColor="accent6" w:sz="8" w:space="0"/>
       </w:tblBorders>
       <w:tblCellMar>
         <w:top w:w="0" w:type="dxa"/>
@@ -6836,7 +6950,7 @@
         <w:tcBorders>
           <w:top w:val="nil"/>
           <w:left w:val="nil"/>
-          <w:bottom w:val="single" w:sz="24" w:space="0" w:color="F79646" w:themeColor="accent6"/>
+          <w:bottom w:val="single" w:color="F79646" w:themeColor="accent6" w:sz="24" w:space="0"/>
           <w:right w:val="nil"/>
           <w:insideH w:val="nil"/>
           <w:insideV w:val="nil"/>
@@ -6848,7 +6962,7 @@
       <w:tblPr/>
       <w:tcPr>
         <w:tcBorders>
-          <w:top w:val="single" w:sz="8" w:space="0" w:color="F79646" w:themeColor="accent6"/>
+          <w:top w:val="single" w:color="F79646" w:themeColor="accent6" w:sz="8" w:space="0"/>
           <w:left w:val="nil"/>
           <w:bottom w:val="nil"/>
           <w:right w:val="nil"/>
@@ -6865,7 +6979,7 @@
           <w:top w:val="nil"/>
           <w:left w:val="nil"/>
           <w:bottom w:val="nil"/>
-          <w:right w:val="single" w:sz="8" w:space="0" w:color="F79646" w:themeColor="accent6"/>
+          <w:right w:val="single" w:color="F79646" w:themeColor="accent6" w:sz="8" w:space="0"/>
           <w:insideH w:val="nil"/>
           <w:insideV w:val="nil"/>
         </w:tcBorders>
@@ -6877,7 +6991,7 @@
       <w:tcPr>
         <w:tcBorders>
           <w:top w:val="nil"/>
-          <w:left w:val="single" w:sz="8" w:space="0" w:color="F79646" w:themeColor="accent6"/>
+          <w:left w:val="single" w:color="F79646" w:themeColor="accent6" w:sz="8" w:space="0"/>
           <w:bottom w:val="nil"/>
           <w:right w:val="nil"/>
           <w:insideH w:val="nil"/>
@@ -6938,12 +7052,12 @@
       <w:tblStyleColBandSize w:val="1"/>
       <w:tblInd w:w="0" w:type="dxa"/>
       <w:tblBorders>
-        <w:top w:val="single" w:sz="8" w:space="0" w:color="404040" w:themeColor="text1" w:themeTint="BF"/>
-        <w:left w:val="single" w:sz="8" w:space="0" w:color="404040" w:themeColor="text1" w:themeTint="BF"/>
-        <w:bottom w:val="single" w:sz="8" w:space="0" w:color="404040" w:themeColor="text1" w:themeTint="BF"/>
-        <w:right w:val="single" w:sz="8" w:space="0" w:color="404040" w:themeColor="text1" w:themeTint="BF"/>
-        <w:insideH w:val="single" w:sz="8" w:space="0" w:color="404040" w:themeColor="text1" w:themeTint="BF"/>
-        <w:insideV w:val="single" w:sz="8" w:space="0" w:color="404040" w:themeColor="text1" w:themeTint="BF"/>
+        <w:top w:val="single" w:color="404040" w:themeColor="text1" w:themeTint="BF" w:sz="8" w:space="0"/>
+        <w:left w:val="single" w:color="404040" w:themeColor="text1" w:themeTint="BF" w:sz="8" w:space="0"/>
+        <w:bottom w:val="single" w:color="404040" w:themeColor="text1" w:themeTint="BF" w:sz="8" w:space="0"/>
+        <w:right w:val="single" w:color="404040" w:themeColor="text1" w:themeTint="BF" w:sz="8" w:space="0"/>
+        <w:insideH w:val="single" w:color="404040" w:themeColor="text1" w:themeTint="BF" w:sz="8" w:space="0"/>
+        <w:insideV w:val="single" w:color="404040" w:themeColor="text1" w:themeTint="BF" w:sz="8" w:space="0"/>
       </w:tblBorders>
       <w:tblCellMar>
         <w:top w:w="0" w:type="dxa"/>
@@ -6969,7 +7083,7 @@
       <w:tblPr/>
       <w:tcPr>
         <w:tcBorders>
-          <w:top w:val="single" w:sz="18" w:space="0" w:color="404040" w:themeColor="text1" w:themeTint="BF"/>
+          <w:top w:val="single" w:color="404040" w:themeColor="text1" w:themeTint="BF" w:sz="18" w:space="0"/>
         </w:tcBorders>
       </w:tcPr>
     </w:tblStylePr>
@@ -7011,12 +7125,12 @@
       <w:tblStyleColBandSize w:val="1"/>
       <w:tblInd w:w="0" w:type="dxa"/>
       <w:tblBorders>
-        <w:top w:val="single" w:sz="8" w:space="0" w:color="7BA0CD" w:themeColor="accent1" w:themeTint="BF"/>
-        <w:left w:val="single" w:sz="8" w:space="0" w:color="7BA0CD" w:themeColor="accent1" w:themeTint="BF"/>
-        <w:bottom w:val="single" w:sz="8" w:space="0" w:color="7BA0CD" w:themeColor="accent1" w:themeTint="BF"/>
-        <w:right w:val="single" w:sz="8" w:space="0" w:color="7BA0CD" w:themeColor="accent1" w:themeTint="BF"/>
-        <w:insideH w:val="single" w:sz="8" w:space="0" w:color="7BA0CD" w:themeColor="accent1" w:themeTint="BF"/>
-        <w:insideV w:val="single" w:sz="8" w:space="0" w:color="7BA0CD" w:themeColor="accent1" w:themeTint="BF"/>
+        <w:top w:val="single" w:color="7BA0CD" w:themeColor="accent1" w:themeTint="BF" w:sz="8" w:space="0"/>
+        <w:left w:val="single" w:color="7BA0CD" w:themeColor="accent1" w:themeTint="BF" w:sz="8" w:space="0"/>
+        <w:bottom w:val="single" w:color="7BA0CD" w:themeColor="accent1" w:themeTint="BF" w:sz="8" w:space="0"/>
+        <w:right w:val="single" w:color="7BA0CD" w:themeColor="accent1" w:themeTint="BF" w:sz="8" w:space="0"/>
+        <w:insideH w:val="single" w:color="7BA0CD" w:themeColor="accent1" w:themeTint="BF" w:sz="8" w:space="0"/>
+        <w:insideV w:val="single" w:color="7BA0CD" w:themeColor="accent1" w:themeTint="BF" w:sz="8" w:space="0"/>
       </w:tblBorders>
       <w:tblCellMar>
         <w:top w:w="0" w:type="dxa"/>
@@ -7042,7 +7156,7 @@
       <w:tblPr/>
       <w:tcPr>
         <w:tcBorders>
-          <w:top w:val="single" w:sz="18" w:space="0" w:color="7BA0CD" w:themeColor="accent1" w:themeTint="BF"/>
+          <w:top w:val="single" w:color="7BA0CD" w:themeColor="accent1" w:themeTint="BF" w:sz="18" w:space="0"/>
         </w:tcBorders>
       </w:tcPr>
     </w:tblStylePr>
@@ -7084,12 +7198,12 @@
       <w:tblStyleColBandSize w:val="1"/>
       <w:tblInd w:w="0" w:type="dxa"/>
       <w:tblBorders>
-        <w:top w:val="single" w:sz="8" w:space="0" w:color="CF7B79" w:themeColor="accent2" w:themeTint="BF"/>
-        <w:left w:val="single" w:sz="8" w:space="0" w:color="CF7B79" w:themeColor="accent2" w:themeTint="BF"/>
-        <w:bottom w:val="single" w:sz="8" w:space="0" w:color="CF7B79" w:themeColor="accent2" w:themeTint="BF"/>
-        <w:right w:val="single" w:sz="8" w:space="0" w:color="CF7B79" w:themeColor="accent2" w:themeTint="BF"/>
-        <w:insideH w:val="single" w:sz="8" w:space="0" w:color="CF7B79" w:themeColor="accent2" w:themeTint="BF"/>
-        <w:insideV w:val="single" w:sz="8" w:space="0" w:color="CF7B79" w:themeColor="accent2" w:themeTint="BF"/>
+        <w:top w:val="single" w:color="CF7B79" w:themeColor="accent2" w:themeTint="BF" w:sz="8" w:space="0"/>
+        <w:left w:val="single" w:color="CF7B79" w:themeColor="accent2" w:themeTint="BF" w:sz="8" w:space="0"/>
+        <w:bottom w:val="single" w:color="CF7B79" w:themeColor="accent2" w:themeTint="BF" w:sz="8" w:space="0"/>
+        <w:right w:val="single" w:color="CF7B79" w:themeColor="accent2" w:themeTint="BF" w:sz="8" w:space="0"/>
+        <w:insideH w:val="single" w:color="CF7B79" w:themeColor="accent2" w:themeTint="BF" w:sz="8" w:space="0"/>
+        <w:insideV w:val="single" w:color="CF7B79" w:themeColor="accent2" w:themeTint="BF" w:sz="8" w:space="0"/>
       </w:tblBorders>
       <w:tblCellMar>
         <w:top w:w="0" w:type="dxa"/>
@@ -7115,7 +7229,7 @@
       <w:tblPr/>
       <w:tcPr>
         <w:tcBorders>
-          <w:top w:val="single" w:sz="18" w:space="0" w:color="CF7B79" w:themeColor="accent2" w:themeTint="BF"/>
+          <w:top w:val="single" w:color="CF7B79" w:themeColor="accent2" w:themeTint="BF" w:sz="18" w:space="0"/>
         </w:tcBorders>
       </w:tcPr>
     </w:tblStylePr>
@@ -7157,12 +7271,12 @@
       <w:tblStyleColBandSize w:val="1"/>
       <w:tblInd w:w="0" w:type="dxa"/>
       <w:tblBorders>
-        <w:top w:val="single" w:sz="8" w:space="0" w:color="B3CC82" w:themeColor="accent3" w:themeTint="BF"/>
-        <w:left w:val="single" w:sz="8" w:space="0" w:color="B3CC82" w:themeColor="accent3" w:themeTint="BF"/>
-        <w:bottom w:val="single" w:sz="8" w:space="0" w:color="B3CC82" w:themeColor="accent3" w:themeTint="BF"/>
-        <w:right w:val="single" w:sz="8" w:space="0" w:color="B3CC82" w:themeColor="accent3" w:themeTint="BF"/>
-        <w:insideH w:val="single" w:sz="8" w:space="0" w:color="B3CC82" w:themeColor="accent3" w:themeTint="BF"/>
-        <w:insideV w:val="single" w:sz="8" w:space="0" w:color="B3CC82" w:themeColor="accent3" w:themeTint="BF"/>
+        <w:top w:val="single" w:color="B3CC82" w:themeColor="accent3" w:themeTint="BF" w:sz="8" w:space="0"/>
+        <w:left w:val="single" w:color="B3CC82" w:themeColor="accent3" w:themeTint="BF" w:sz="8" w:space="0"/>
+        <w:bottom w:val="single" w:color="B3CC82" w:themeColor="accent3" w:themeTint="BF" w:sz="8" w:space="0"/>
+        <w:right w:val="single" w:color="B3CC82" w:themeColor="accent3" w:themeTint="BF" w:sz="8" w:space="0"/>
+        <w:insideH w:val="single" w:color="B3CC82" w:themeColor="accent3" w:themeTint="BF" w:sz="8" w:space="0"/>
+        <w:insideV w:val="single" w:color="B3CC82" w:themeColor="accent3" w:themeTint="BF" w:sz="8" w:space="0"/>
       </w:tblBorders>
       <w:tblCellMar>
         <w:top w:w="0" w:type="dxa"/>
@@ -7188,7 +7302,7 @@
       <w:tblPr/>
       <w:tcPr>
         <w:tcBorders>
-          <w:top w:val="single" w:sz="18" w:space="0" w:color="B3CC82" w:themeColor="accent3" w:themeTint="BF"/>
+          <w:top w:val="single" w:color="B3CC82" w:themeColor="accent3" w:themeTint="BF" w:sz="18" w:space="0"/>
         </w:tcBorders>
       </w:tcPr>
     </w:tblStylePr>
@@ -7230,12 +7344,12 @@
       <w:tblStyleColBandSize w:val="1"/>
       <w:tblInd w:w="0" w:type="dxa"/>
       <w:tblBorders>
-        <w:top w:val="single" w:sz="8" w:space="0" w:color="9F8AB9" w:themeColor="accent4" w:themeTint="BF"/>
-        <w:left w:val="single" w:sz="8" w:space="0" w:color="9F8AB9" w:themeColor="accent4" w:themeTint="BF"/>
-        <w:bottom w:val="single" w:sz="8" w:space="0" w:color="9F8AB9" w:themeColor="accent4" w:themeTint="BF"/>
-        <w:right w:val="single" w:sz="8" w:space="0" w:color="9F8AB9" w:themeColor="accent4" w:themeTint="BF"/>
-        <w:insideH w:val="single" w:sz="8" w:space="0" w:color="9F8AB9" w:themeColor="accent4" w:themeTint="BF"/>
-        <w:insideV w:val="single" w:sz="8" w:space="0" w:color="9F8AB9" w:themeColor="accent4" w:themeTint="BF"/>
+        <w:top w:val="single" w:color="9F8AB9" w:themeColor="accent4" w:themeTint="BF" w:sz="8" w:space="0"/>
+        <w:left w:val="single" w:color="9F8AB9" w:themeColor="accent4" w:themeTint="BF" w:sz="8" w:space="0"/>
+        <w:bottom w:val="single" w:color="9F8AB9" w:themeColor="accent4" w:themeTint="BF" w:sz="8" w:space="0"/>
+        <w:right w:val="single" w:color="9F8AB9" w:themeColor="accent4" w:themeTint="BF" w:sz="8" w:space="0"/>
+        <w:insideH w:val="single" w:color="9F8AB9" w:themeColor="accent4" w:themeTint="BF" w:sz="8" w:space="0"/>
+        <w:insideV w:val="single" w:color="9F8AB9" w:themeColor="accent4" w:themeTint="BF" w:sz="8" w:space="0"/>
       </w:tblBorders>
       <w:tblCellMar>
         <w:top w:w="0" w:type="dxa"/>
@@ -7261,7 +7375,7 @@
       <w:tblPr/>
       <w:tcPr>
         <w:tcBorders>
-          <w:top w:val="single" w:sz="18" w:space="0" w:color="9F8AB9" w:themeColor="accent4" w:themeTint="BF"/>
+          <w:top w:val="single" w:color="9F8AB9" w:themeColor="accent4" w:themeTint="BF" w:sz="18" w:space="0"/>
         </w:tcBorders>
       </w:tcPr>
     </w:tblStylePr>
@@ -7303,12 +7417,12 @@
       <w:tblStyleColBandSize w:val="1"/>
       <w:tblInd w:w="0" w:type="dxa"/>
       <w:tblBorders>
-        <w:top w:val="single" w:sz="8" w:space="0" w:color="78C0D4" w:themeColor="accent5" w:themeTint="BF"/>
-        <w:left w:val="single" w:sz="8" w:space="0" w:color="78C0D4" w:themeColor="accent5" w:themeTint="BF"/>
-        <w:bottom w:val="single" w:sz="8" w:space="0" w:color="78C0D4" w:themeColor="accent5" w:themeTint="BF"/>
-        <w:right w:val="single" w:sz="8" w:space="0" w:color="78C0D4" w:themeColor="accent5" w:themeTint="BF"/>
-        <w:insideH w:val="single" w:sz="8" w:space="0" w:color="78C0D4" w:themeColor="accent5" w:themeTint="BF"/>
-        <w:insideV w:val="single" w:sz="8" w:space="0" w:color="78C0D4" w:themeColor="accent5" w:themeTint="BF"/>
+        <w:top w:val="single" w:color="78C0D4" w:themeColor="accent5" w:themeTint="BF" w:sz="8" w:space="0"/>
+        <w:left w:val="single" w:color="78C0D4" w:themeColor="accent5" w:themeTint="BF" w:sz="8" w:space="0"/>
+        <w:bottom w:val="single" w:color="78C0D4" w:themeColor="accent5" w:themeTint="BF" w:sz="8" w:space="0"/>
+        <w:right w:val="single" w:color="78C0D4" w:themeColor="accent5" w:themeTint="BF" w:sz="8" w:space="0"/>
+        <w:insideH w:val="single" w:color="78C0D4" w:themeColor="accent5" w:themeTint="BF" w:sz="8" w:space="0"/>
+        <w:insideV w:val="single" w:color="78C0D4" w:themeColor="accent5" w:themeTint="BF" w:sz="8" w:space="0"/>
       </w:tblBorders>
       <w:tblCellMar>
         <w:top w:w="0" w:type="dxa"/>
@@ -7334,7 +7448,7 @@
       <w:tblPr/>
       <w:tcPr>
         <w:tcBorders>
-          <w:top w:val="single" w:sz="18" w:space="0" w:color="78C0D4" w:themeColor="accent5" w:themeTint="BF"/>
+          <w:top w:val="single" w:color="78C0D4" w:themeColor="accent5" w:themeTint="BF" w:sz="18" w:space="0"/>
         </w:tcBorders>
       </w:tcPr>
     </w:tblStylePr>
@@ -7376,12 +7490,12 @@
       <w:tblStyleColBandSize w:val="1"/>
       <w:tblInd w:w="0" w:type="dxa"/>
       <w:tblBorders>
-        <w:top w:val="single" w:sz="8" w:space="0" w:color="F9B074" w:themeColor="accent6" w:themeTint="BF"/>
-        <w:left w:val="single" w:sz="8" w:space="0" w:color="F9B074" w:themeColor="accent6" w:themeTint="BF"/>
-        <w:bottom w:val="single" w:sz="8" w:space="0" w:color="F9B074" w:themeColor="accent6" w:themeTint="BF"/>
-        <w:right w:val="single" w:sz="8" w:space="0" w:color="F9B074" w:themeColor="accent6" w:themeTint="BF"/>
-        <w:insideH w:val="single" w:sz="8" w:space="0" w:color="F9B074" w:themeColor="accent6" w:themeTint="BF"/>
-        <w:insideV w:val="single" w:sz="8" w:space="0" w:color="F9B074" w:themeColor="accent6" w:themeTint="BF"/>
+        <w:top w:val="single" w:color="F9B074" w:themeColor="accent6" w:themeTint="BF" w:sz="8" w:space="0"/>
+        <w:left w:val="single" w:color="F9B074" w:themeColor="accent6" w:themeTint="BF" w:sz="8" w:space="0"/>
+        <w:bottom w:val="single" w:color="F9B074" w:themeColor="accent6" w:themeTint="BF" w:sz="8" w:space="0"/>
+        <w:right w:val="single" w:color="F9B074" w:themeColor="accent6" w:themeTint="BF" w:sz="8" w:space="0"/>
+        <w:insideH w:val="single" w:color="F9B074" w:themeColor="accent6" w:themeTint="BF" w:sz="8" w:space="0"/>
+        <w:insideV w:val="single" w:color="F9B074" w:themeColor="accent6" w:themeTint="BF" w:sz="8" w:space="0"/>
       </w:tblBorders>
       <w:tblCellMar>
         <w:top w:w="0" w:type="dxa"/>
@@ -7407,7 +7521,7 @@
       <w:tblPr/>
       <w:tcPr>
         <w:tcBorders>
-          <w:top w:val="single" w:sz="18" w:space="0" w:color="F9B074" w:themeColor="accent6" w:themeTint="BF"/>
+          <w:top w:val="single" w:color="F9B074" w:themeColor="accent6" w:themeTint="BF" w:sz="18" w:space="0"/>
         </w:tcBorders>
       </w:tcPr>
     </w:tblStylePr>
@@ -7445,7 +7559,7 @@
       <w:spacing w:after="0" w:line="240" w:lineRule="auto"/>
     </w:pPr>
     <w:rPr>
-      <w:rFonts w:asciiTheme="majorHAnsi" w:eastAsiaTheme="majorEastAsia" w:hAnsiTheme="majorHAnsi" w:cstheme="majorBidi"/>
+      <w:rFonts w:asciiTheme="majorHAnsi" w:hAnsiTheme="majorHAnsi" w:eastAsiaTheme="majorEastAsia" w:cstheme="majorBidi"/>
       <w:color w:val="000000" w:themeColor="text1"/>
     </w:rPr>
     <w:tblPr>
@@ -7453,12 +7567,12 @@
       <w:tblStyleColBandSize w:val="1"/>
       <w:tblInd w:w="0" w:type="dxa"/>
       <w:tblBorders>
-        <w:top w:val="single" w:sz="8" w:space="0" w:color="000000" w:themeColor="text1"/>
-        <w:left w:val="single" w:sz="8" w:space="0" w:color="000000" w:themeColor="text1"/>
-        <w:bottom w:val="single" w:sz="8" w:space="0" w:color="000000" w:themeColor="text1"/>
-        <w:right w:val="single" w:sz="8" w:space="0" w:color="000000" w:themeColor="text1"/>
-        <w:insideH w:val="single" w:sz="8" w:space="0" w:color="000000" w:themeColor="text1"/>
-        <w:insideV w:val="single" w:sz="8" w:space="0" w:color="000000" w:themeColor="text1"/>
+        <w:top w:val="single" w:color="000000" w:themeColor="text1" w:sz="8" w:space="0"/>
+        <w:left w:val="single" w:color="000000" w:themeColor="text1" w:sz="8" w:space="0"/>
+        <w:bottom w:val="single" w:color="000000" w:themeColor="text1" w:sz="8" w:space="0"/>
+        <w:right w:val="single" w:color="000000" w:themeColor="text1" w:sz="8" w:space="0"/>
+        <w:insideH w:val="single" w:color="000000" w:themeColor="text1" w:sz="8" w:space="0"/>
+        <w:insideV w:val="single" w:color="000000" w:themeColor="text1" w:sz="8" w:space="0"/>
       </w:tblBorders>
       <w:tblCellMar>
         <w:top w:w="0" w:type="dxa"/>
@@ -7490,7 +7604,7 @@
       <w:tblPr/>
       <w:tcPr>
         <w:tcBorders>
-          <w:top w:val="single" w:sz="12" w:space="0" w:color="000000" w:themeColor="text1"/>
+          <w:top w:val="single" w:color="000000" w:themeColor="text1" w:sz="12" w:space="0"/>
           <w:left w:val="nil"/>
           <w:bottom w:val="nil"/>
           <w:right w:val="nil"/>
@@ -7548,8 +7662,8 @@
       <w:tblPr/>
       <w:tcPr>
         <w:tcBorders>
-          <w:insideH w:val="single" w:sz="6" w:space="0" w:color="000000" w:themeColor="text1"/>
-          <w:insideV w:val="single" w:sz="6" w:space="0" w:color="000000" w:themeColor="text1"/>
+          <w:insideH w:val="single" w:color="000000" w:themeColor="text1" w:sz="6" w:space="0"/>
+          <w:insideV w:val="single" w:color="000000" w:themeColor="text1" w:sz="6" w:space="0"/>
         </w:tcBorders>
         <w:shd w:val="clear" w:color="auto" w:fill="808080" w:themeFill="text1" w:themeFillTint="7F"/>
       </w:tcPr>
@@ -7570,7 +7684,7 @@
       <w:spacing w:after="0" w:line="240" w:lineRule="auto"/>
     </w:pPr>
     <w:rPr>
-      <w:rFonts w:asciiTheme="majorHAnsi" w:eastAsiaTheme="majorEastAsia" w:hAnsiTheme="majorHAnsi" w:cstheme="majorBidi"/>
+      <w:rFonts w:asciiTheme="majorHAnsi" w:hAnsiTheme="majorHAnsi" w:eastAsiaTheme="majorEastAsia" w:cstheme="majorBidi"/>
       <w:color w:val="000000" w:themeColor="text1"/>
     </w:rPr>
     <w:tblPr>
@@ -7578,12 +7692,12 @@
       <w:tblStyleColBandSize w:val="1"/>
       <w:tblInd w:w="0" w:type="dxa"/>
       <w:tblBorders>
-        <w:top w:val="single" w:sz="8" w:space="0" w:color="4F81BD" w:themeColor="accent1"/>
-        <w:left w:val="single" w:sz="8" w:space="0" w:color="4F81BD" w:themeColor="accent1"/>
-        <w:bottom w:val="single" w:sz="8" w:space="0" w:color="4F81BD" w:themeColor="accent1"/>
-        <w:right w:val="single" w:sz="8" w:space="0" w:color="4F81BD" w:themeColor="accent1"/>
-        <w:insideH w:val="single" w:sz="8" w:space="0" w:color="4F81BD" w:themeColor="accent1"/>
-        <w:insideV w:val="single" w:sz="8" w:space="0" w:color="4F81BD" w:themeColor="accent1"/>
+        <w:top w:val="single" w:color="4F81BD" w:themeColor="accent1" w:sz="8" w:space="0"/>
+        <w:left w:val="single" w:color="4F81BD" w:themeColor="accent1" w:sz="8" w:space="0"/>
+        <w:bottom w:val="single" w:color="4F81BD" w:themeColor="accent1" w:sz="8" w:space="0"/>
+        <w:right w:val="single" w:color="4F81BD" w:themeColor="accent1" w:sz="8" w:space="0"/>
+        <w:insideH w:val="single" w:color="4F81BD" w:themeColor="accent1" w:sz="8" w:space="0"/>
+        <w:insideV w:val="single" w:color="4F81BD" w:themeColor="accent1" w:sz="8" w:space="0"/>
       </w:tblBorders>
       <w:tblCellMar>
         <w:top w:w="0" w:type="dxa"/>
@@ -7615,7 +7729,7 @@
       <w:tblPr/>
       <w:tcPr>
         <w:tcBorders>
-          <w:top w:val="single" w:sz="12" w:space="0" w:color="000000" w:themeColor="text1"/>
+          <w:top w:val="single" w:color="000000" w:themeColor="text1" w:sz="12" w:space="0"/>
           <w:left w:val="nil"/>
           <w:bottom w:val="nil"/>
           <w:right w:val="nil"/>
@@ -7673,8 +7787,8 @@
       <w:tblPr/>
       <w:tcPr>
         <w:tcBorders>
-          <w:insideH w:val="single" w:sz="6" w:space="0" w:color="4F81BD" w:themeColor="accent1"/>
-          <w:insideV w:val="single" w:sz="6" w:space="0" w:color="4F81BD" w:themeColor="accent1"/>
+          <w:insideH w:val="single" w:color="4F81BD" w:themeColor="accent1" w:sz="6" w:space="0"/>
+          <w:insideV w:val="single" w:color="4F81BD" w:themeColor="accent1" w:sz="6" w:space="0"/>
         </w:tcBorders>
         <w:shd w:val="clear" w:color="auto" w:fill="A7BFDE" w:themeFill="accent1" w:themeFillTint="7F"/>
       </w:tcPr>
@@ -7695,7 +7809,7 @@
       <w:spacing w:after="0" w:line="240" w:lineRule="auto"/>
     </w:pPr>
     <w:rPr>
-      <w:rFonts w:asciiTheme="majorHAnsi" w:eastAsiaTheme="majorEastAsia" w:hAnsiTheme="majorHAnsi" w:cstheme="majorBidi"/>
+      <w:rFonts w:asciiTheme="majorHAnsi" w:hAnsiTheme="majorHAnsi" w:eastAsiaTheme="majorEastAsia" w:cstheme="majorBidi"/>
       <w:color w:val="000000" w:themeColor="text1"/>
     </w:rPr>
     <w:tblPr>
@@ -7703,12 +7817,12 @@
       <w:tblStyleColBandSize w:val="1"/>
       <w:tblInd w:w="0" w:type="dxa"/>
       <w:tblBorders>
-        <w:top w:val="single" w:sz="8" w:space="0" w:color="C0504D" w:themeColor="accent2"/>
-        <w:left w:val="single" w:sz="8" w:space="0" w:color="C0504D" w:themeColor="accent2"/>
-        <w:bottom w:val="single" w:sz="8" w:space="0" w:color="C0504D" w:themeColor="accent2"/>
-        <w:right w:val="single" w:sz="8" w:space="0" w:color="C0504D" w:themeColor="accent2"/>
-        <w:insideH w:val="single" w:sz="8" w:space="0" w:color="C0504D" w:themeColor="accent2"/>
-        <w:insideV w:val="single" w:sz="8" w:space="0" w:color="C0504D" w:themeColor="accent2"/>
+        <w:top w:val="single" w:color="C0504D" w:themeColor="accent2" w:sz="8" w:space="0"/>
+        <w:left w:val="single" w:color="C0504D" w:themeColor="accent2" w:sz="8" w:space="0"/>
+        <w:bottom w:val="single" w:color="C0504D" w:themeColor="accent2" w:sz="8" w:space="0"/>
+        <w:right w:val="single" w:color="C0504D" w:themeColor="accent2" w:sz="8" w:space="0"/>
+        <w:insideH w:val="single" w:color="C0504D" w:themeColor="accent2" w:sz="8" w:space="0"/>
+        <w:insideV w:val="single" w:color="C0504D" w:themeColor="accent2" w:sz="8" w:space="0"/>
       </w:tblBorders>
       <w:tblCellMar>
         <w:top w:w="0" w:type="dxa"/>
@@ -7740,7 +7854,7 @@
       <w:tblPr/>
       <w:tcPr>
         <w:tcBorders>
-          <w:top w:val="single" w:sz="12" w:space="0" w:color="000000" w:themeColor="text1"/>
+          <w:top w:val="single" w:color="000000" w:themeColor="text1" w:sz="12" w:space="0"/>
           <w:left w:val="nil"/>
           <w:bottom w:val="nil"/>
           <w:right w:val="nil"/>
@@ -7798,8 +7912,8 @@
       <w:tblPr/>
       <w:tcPr>
         <w:tcBorders>
-          <w:insideH w:val="single" w:sz="6" w:space="0" w:color="C0504D" w:themeColor="accent2"/>
-          <w:insideV w:val="single" w:sz="6" w:space="0" w:color="C0504D" w:themeColor="accent2"/>
+          <w:insideH w:val="single" w:color="C0504D" w:themeColor="accent2" w:sz="6" w:space="0"/>
+          <w:insideV w:val="single" w:color="C0504D" w:themeColor="accent2" w:sz="6" w:space="0"/>
         </w:tcBorders>
         <w:shd w:val="clear" w:color="auto" w:fill="DFA7A6" w:themeFill="accent2" w:themeFillTint="7F"/>
       </w:tcPr>
@@ -7820,7 +7934,7 @@
       <w:spacing w:after="0" w:line="240" w:lineRule="auto"/>
     </w:pPr>
     <w:rPr>
-      <w:rFonts w:asciiTheme="majorHAnsi" w:eastAsiaTheme="majorEastAsia" w:hAnsiTheme="majorHAnsi" w:cstheme="majorBidi"/>
+      <w:rFonts w:asciiTheme="majorHAnsi" w:hAnsiTheme="majorHAnsi" w:eastAsiaTheme="majorEastAsia" w:cstheme="majorBidi"/>
       <w:color w:val="000000" w:themeColor="text1"/>
     </w:rPr>
     <w:tblPr>
@@ -7828,12 +7942,12 @@
       <w:tblStyleColBandSize w:val="1"/>
       <w:tblInd w:w="0" w:type="dxa"/>
       <w:tblBorders>
-        <w:top w:val="single" w:sz="8" w:space="0" w:color="9BBB59" w:themeColor="accent3"/>
-        <w:left w:val="single" w:sz="8" w:space="0" w:color="9BBB59" w:themeColor="accent3"/>
-        <w:bottom w:val="single" w:sz="8" w:space="0" w:color="9BBB59" w:themeColor="accent3"/>
-        <w:right w:val="single" w:sz="8" w:space="0" w:color="9BBB59" w:themeColor="accent3"/>
-        <w:insideH w:val="single" w:sz="8" w:space="0" w:color="9BBB59" w:themeColor="accent3"/>
-        <w:insideV w:val="single" w:sz="8" w:space="0" w:color="9BBB59" w:themeColor="accent3"/>
+        <w:top w:val="single" w:color="9BBB59" w:themeColor="accent3" w:sz="8" w:space="0"/>
+        <w:left w:val="single" w:color="9BBB59" w:themeColor="accent3" w:sz="8" w:space="0"/>
+        <w:bottom w:val="single" w:color="9BBB59" w:themeColor="accent3" w:sz="8" w:space="0"/>
+        <w:right w:val="single" w:color="9BBB59" w:themeColor="accent3" w:sz="8" w:space="0"/>
+        <w:insideH w:val="single" w:color="9BBB59" w:themeColor="accent3" w:sz="8" w:space="0"/>
+        <w:insideV w:val="single" w:color="9BBB59" w:themeColor="accent3" w:sz="8" w:space="0"/>
       </w:tblBorders>
       <w:tblCellMar>
         <w:top w:w="0" w:type="dxa"/>
@@ -7865,7 +7979,7 @@
       <w:tblPr/>
       <w:tcPr>
         <w:tcBorders>
-          <w:top w:val="single" w:sz="12" w:space="0" w:color="000000" w:themeColor="text1"/>
+          <w:top w:val="single" w:color="000000" w:themeColor="text1" w:sz="12" w:space="0"/>
           <w:left w:val="nil"/>
           <w:bottom w:val="nil"/>
           <w:right w:val="nil"/>
@@ -7923,8 +8037,8 @@
       <w:tblPr/>
       <w:tcPr>
         <w:tcBorders>
-          <w:insideH w:val="single" w:sz="6" w:space="0" w:color="9BBB59" w:themeColor="accent3"/>
-          <w:insideV w:val="single" w:sz="6" w:space="0" w:color="9BBB59" w:themeColor="accent3"/>
+          <w:insideH w:val="single" w:color="9BBB59" w:themeColor="accent3" w:sz="6" w:space="0"/>
+          <w:insideV w:val="single" w:color="9BBB59" w:themeColor="accent3" w:sz="6" w:space="0"/>
         </w:tcBorders>
         <w:shd w:val="clear" w:color="auto" w:fill="CDDDAC" w:themeFill="accent3" w:themeFillTint="7F"/>
       </w:tcPr>
@@ -7945,7 +8059,7 @@
       <w:spacing w:after="0" w:line="240" w:lineRule="auto"/>
     </w:pPr>
     <w:rPr>
-      <w:rFonts w:asciiTheme="majorHAnsi" w:eastAsiaTheme="majorEastAsia" w:hAnsiTheme="majorHAnsi" w:cstheme="majorBidi"/>
+      <w:rFonts w:asciiTheme="majorHAnsi" w:hAnsiTheme="majorHAnsi" w:eastAsiaTheme="majorEastAsia" w:cstheme="majorBidi"/>
       <w:color w:val="000000" w:themeColor="text1"/>
     </w:rPr>
     <w:tblPr>
@@ -7953,12 +8067,12 @@
       <w:tblStyleColBandSize w:val="1"/>
       <w:tblInd w:w="0" w:type="dxa"/>
       <w:tblBorders>
-        <w:top w:val="single" w:sz="8" w:space="0" w:color="8064A2" w:themeColor="accent4"/>
-        <w:left w:val="single" w:sz="8" w:space="0" w:color="8064A2" w:themeColor="accent4"/>
-        <w:bottom w:val="single" w:sz="8" w:space="0" w:color="8064A2" w:themeColor="accent4"/>
-        <w:right w:val="single" w:sz="8" w:space="0" w:color="8064A2" w:themeColor="accent4"/>
-        <w:insideH w:val="single" w:sz="8" w:space="0" w:color="8064A2" w:themeColor="accent4"/>
-        <w:insideV w:val="single" w:sz="8" w:space="0" w:color="8064A2" w:themeColor="accent4"/>
+        <w:top w:val="single" w:color="8064A2" w:themeColor="accent4" w:sz="8" w:space="0"/>
+        <w:left w:val="single" w:color="8064A2" w:themeColor="accent4" w:sz="8" w:space="0"/>
+        <w:bottom w:val="single" w:color="8064A2" w:themeColor="accent4" w:sz="8" w:space="0"/>
+        <w:right w:val="single" w:color="8064A2" w:themeColor="accent4" w:sz="8" w:space="0"/>
+        <w:insideH w:val="single" w:color="8064A2" w:themeColor="accent4" w:sz="8" w:space="0"/>
+        <w:insideV w:val="single" w:color="8064A2" w:themeColor="accent4" w:sz="8" w:space="0"/>
       </w:tblBorders>
       <w:tblCellMar>
         <w:top w:w="0" w:type="dxa"/>
@@ -7990,7 +8104,7 @@
       <w:tblPr/>
       <w:tcPr>
         <w:tcBorders>
-          <w:top w:val="single" w:sz="12" w:space="0" w:color="000000" w:themeColor="text1"/>
+          <w:top w:val="single" w:color="000000" w:themeColor="text1" w:sz="12" w:space="0"/>
           <w:left w:val="nil"/>
           <w:bottom w:val="nil"/>
           <w:right w:val="nil"/>
@@ -8048,8 +8162,8 @@
       <w:tblPr/>
       <w:tcPr>
         <w:tcBorders>
-          <w:insideH w:val="single" w:sz="6" w:space="0" w:color="8064A2" w:themeColor="accent4"/>
-          <w:insideV w:val="single" w:sz="6" w:space="0" w:color="8064A2" w:themeColor="accent4"/>
+          <w:insideH w:val="single" w:color="8064A2" w:themeColor="accent4" w:sz="6" w:space="0"/>
+          <w:insideV w:val="single" w:color="8064A2" w:themeColor="accent4" w:sz="6" w:space="0"/>
         </w:tcBorders>
         <w:shd w:val="clear" w:color="auto" w:fill="BFB1D0" w:themeFill="accent4" w:themeFillTint="7F"/>
       </w:tcPr>
@@ -8070,7 +8184,7 @@
       <w:spacing w:after="0" w:line="240" w:lineRule="auto"/>
     </w:pPr>
     <w:rPr>
-      <w:rFonts w:asciiTheme="majorHAnsi" w:eastAsiaTheme="majorEastAsia" w:hAnsiTheme="majorHAnsi" w:cstheme="majorBidi"/>
+      <w:rFonts w:asciiTheme="majorHAnsi" w:hAnsiTheme="majorHAnsi" w:eastAsiaTheme="majorEastAsia" w:cstheme="majorBidi"/>
       <w:color w:val="000000" w:themeColor="text1"/>
     </w:rPr>
     <w:tblPr>
@@ -8078,12 +8192,12 @@
       <w:tblStyleColBandSize w:val="1"/>
       <w:tblInd w:w="0" w:type="dxa"/>
       <w:tblBorders>
-        <w:top w:val="single" w:sz="8" w:space="0" w:color="4BACC6" w:themeColor="accent5"/>
-        <w:left w:val="single" w:sz="8" w:space="0" w:color="4BACC6" w:themeColor="accent5"/>
-        <w:bottom w:val="single" w:sz="8" w:space="0" w:color="4BACC6" w:themeColor="accent5"/>
-        <w:right w:val="single" w:sz="8" w:space="0" w:color="4BACC6" w:themeColor="accent5"/>
-        <w:insideH w:val="single" w:sz="8" w:space="0" w:color="4BACC6" w:themeColor="accent5"/>
-        <w:insideV w:val="single" w:sz="8" w:space="0" w:color="4BACC6" w:themeColor="accent5"/>
+        <w:top w:val="single" w:color="4BACC6" w:themeColor="accent5" w:sz="8" w:space="0"/>
+        <w:left w:val="single" w:color="4BACC6" w:themeColor="accent5" w:sz="8" w:space="0"/>
+        <w:bottom w:val="single" w:color="4BACC6" w:themeColor="accent5" w:sz="8" w:space="0"/>
+        <w:right w:val="single" w:color="4BACC6" w:themeColor="accent5" w:sz="8" w:space="0"/>
+        <w:insideH w:val="single" w:color="4BACC6" w:themeColor="accent5" w:sz="8" w:space="0"/>
+        <w:insideV w:val="single" w:color="4BACC6" w:themeColor="accent5" w:sz="8" w:space="0"/>
       </w:tblBorders>
       <w:tblCellMar>
         <w:top w:w="0" w:type="dxa"/>
@@ -8115,7 +8229,7 @@
       <w:tblPr/>
       <w:tcPr>
         <w:tcBorders>
-          <w:top w:val="single" w:sz="12" w:space="0" w:color="000000" w:themeColor="text1"/>
+          <w:top w:val="single" w:color="000000" w:themeColor="text1" w:sz="12" w:space="0"/>
           <w:left w:val="nil"/>
           <w:bottom w:val="nil"/>
           <w:right w:val="nil"/>
@@ -8173,8 +8287,8 @@
       <w:tblPr/>
       <w:tcPr>
         <w:tcBorders>
-          <w:insideH w:val="single" w:sz="6" w:space="0" w:color="4BACC6" w:themeColor="accent5"/>
-          <w:insideV w:val="single" w:sz="6" w:space="0" w:color="4BACC6" w:themeColor="accent5"/>
+          <w:insideH w:val="single" w:color="4BACC6" w:themeColor="accent5" w:sz="6" w:space="0"/>
+          <w:insideV w:val="single" w:color="4BACC6" w:themeColor="accent5" w:sz="6" w:space="0"/>
         </w:tcBorders>
         <w:shd w:val="clear" w:color="auto" w:fill="A5D5E2" w:themeFill="accent5" w:themeFillTint="7F"/>
       </w:tcPr>
@@ -8195,7 +8309,7 @@
       <w:spacing w:after="0" w:line="240" w:lineRule="auto"/>
     </w:pPr>
     <w:rPr>
-      <w:rFonts w:asciiTheme="majorHAnsi" w:eastAsiaTheme="majorEastAsia" w:hAnsiTheme="majorHAnsi" w:cstheme="majorBidi"/>
+      <w:rFonts w:asciiTheme="majorHAnsi" w:hAnsiTheme="majorHAnsi" w:eastAsiaTheme="majorEastAsia" w:cstheme="majorBidi"/>
       <w:color w:val="000000" w:themeColor="text1"/>
     </w:rPr>
     <w:tblPr>
@@ -8203,12 +8317,12 @@
       <w:tblStyleColBandSize w:val="1"/>
       <w:tblInd w:w="0" w:type="dxa"/>
       <w:tblBorders>
-        <w:top w:val="single" w:sz="8" w:space="0" w:color="F79646" w:themeColor="accent6"/>
-        <w:left w:val="single" w:sz="8" w:space="0" w:color="F79646" w:themeColor="accent6"/>
-        <w:bottom w:val="single" w:sz="8" w:space="0" w:color="F79646" w:themeColor="accent6"/>
-        <w:right w:val="single" w:sz="8" w:space="0" w:color="F79646" w:themeColor="accent6"/>
-        <w:insideH w:val="single" w:sz="8" w:space="0" w:color="F79646" w:themeColor="accent6"/>
-        <w:insideV w:val="single" w:sz="8" w:space="0" w:color="F79646" w:themeColor="accent6"/>
+        <w:top w:val="single" w:color="F79646" w:themeColor="accent6" w:sz="8" w:space="0"/>
+        <w:left w:val="single" w:color="F79646" w:themeColor="accent6" w:sz="8" w:space="0"/>
+        <w:bottom w:val="single" w:color="F79646" w:themeColor="accent6" w:sz="8" w:space="0"/>
+        <w:right w:val="single" w:color="F79646" w:themeColor="accent6" w:sz="8" w:space="0"/>
+        <w:insideH w:val="single" w:color="F79646" w:themeColor="accent6" w:sz="8" w:space="0"/>
+        <w:insideV w:val="single" w:color="F79646" w:themeColor="accent6" w:sz="8" w:space="0"/>
       </w:tblBorders>
       <w:tblCellMar>
         <w:top w:w="0" w:type="dxa"/>
@@ -8240,7 +8354,7 @@
       <w:tblPr/>
       <w:tcPr>
         <w:tcBorders>
-          <w:top w:val="single" w:sz="12" w:space="0" w:color="000000" w:themeColor="text1"/>
+          <w:top w:val="single" w:color="000000" w:themeColor="text1" w:sz="12" w:space="0"/>
           <w:left w:val="nil"/>
           <w:bottom w:val="nil"/>
           <w:right w:val="nil"/>
@@ -8298,8 +8412,8 @@
       <w:tblPr/>
       <w:tcPr>
         <w:tcBorders>
-          <w:insideH w:val="single" w:sz="6" w:space="0" w:color="F79646" w:themeColor="accent6"/>
-          <w:insideV w:val="single" w:sz="6" w:space="0" w:color="F79646" w:themeColor="accent6"/>
+          <w:insideH w:val="single" w:color="F79646" w:themeColor="accent6" w:sz="6" w:space="0"/>
+          <w:insideV w:val="single" w:color="F79646" w:themeColor="accent6" w:sz="6" w:space="0"/>
         </w:tcBorders>
         <w:shd w:val="clear" w:color="auto" w:fill="FBCAA2" w:themeFill="accent6" w:themeFillTint="7F"/>
       </w:tcPr>
@@ -8324,12 +8438,12 @@
       <w:tblStyleColBandSize w:val="1"/>
       <w:tblInd w:w="0" w:type="dxa"/>
       <w:tblBorders>
-        <w:top w:val="single" w:sz="8" w:space="0" w:color="FFFFFF" w:themeColor="background1"/>
-        <w:left w:val="single" w:sz="8" w:space="0" w:color="FFFFFF" w:themeColor="background1"/>
-        <w:bottom w:val="single" w:sz="8" w:space="0" w:color="FFFFFF" w:themeColor="background1"/>
-        <w:right w:val="single" w:sz="8" w:space="0" w:color="FFFFFF" w:themeColor="background1"/>
-        <w:insideH w:val="single" w:sz="6" w:space="0" w:color="FFFFFF" w:themeColor="background1"/>
-        <w:insideV w:val="single" w:sz="6" w:space="0" w:color="FFFFFF" w:themeColor="background1"/>
+        <w:top w:val="single" w:color="FFFFFF" w:themeColor="background1" w:sz="8" w:space="0"/>
+        <w:left w:val="single" w:color="FFFFFF" w:themeColor="background1" w:sz="8" w:space="0"/>
+        <w:bottom w:val="single" w:color="FFFFFF" w:themeColor="background1" w:sz="8" w:space="0"/>
+        <w:right w:val="single" w:color="FFFFFF" w:themeColor="background1" w:sz="8" w:space="0"/>
+        <w:insideH w:val="single" w:color="FFFFFF" w:themeColor="background1" w:sz="6" w:space="0"/>
+        <w:insideV w:val="single" w:color="FFFFFF" w:themeColor="background1" w:sz="6" w:space="0"/>
       </w:tblBorders>
       <w:tblCellMar>
         <w:top w:w="0" w:type="dxa"/>
@@ -8352,12 +8466,12 @@
       <w:tblPr/>
       <w:tcPr>
         <w:tcBorders>
-          <w:top w:val="single" w:sz="8" w:space="0" w:color="FFFFFF" w:themeColor="background1"/>
-          <w:left w:val="single" w:sz="8" w:space="0" w:color="FFFFFF" w:themeColor="background1"/>
-          <w:bottom w:val="single" w:sz="24" w:space="0" w:color="FFFFFF" w:themeColor="background1"/>
-          <w:right w:val="single" w:sz="8" w:space="0" w:color="FFFFFF" w:themeColor="background1"/>
-          <w:insideH w:val="nil"/>
-          <w:insideV w:val="single" w:sz="8" w:space="0" w:color="FFFFFF" w:themeColor="background1"/>
+          <w:top w:val="single" w:color="FFFFFF" w:themeColor="background1" w:sz="8" w:space="0"/>
+          <w:left w:val="single" w:color="FFFFFF" w:themeColor="background1" w:sz="8" w:space="0"/>
+          <w:bottom w:val="single" w:color="FFFFFF" w:themeColor="background1" w:sz="24" w:space="0"/>
+          <w:right w:val="single" w:color="FFFFFF" w:themeColor="background1" w:sz="8" w:space="0"/>
+          <w:insideH w:val="nil"/>
+          <w:insideV w:val="single" w:color="FFFFFF" w:themeColor="background1" w:sz="8" w:space="0"/>
         </w:tcBorders>
         <w:shd w:val="clear" w:color="auto" w:fill="000000" w:themeFill="text1"/>
       </w:tcPr>
@@ -8373,12 +8487,12 @@
       <w:tblPr/>
       <w:tcPr>
         <w:tcBorders>
-          <w:top w:val="single" w:sz="24" w:space="0" w:color="FFFFFF" w:themeColor="background1"/>
-          <w:left w:val="single" w:sz="8" w:space="0" w:color="FFFFFF" w:themeColor="background1"/>
-          <w:bottom w:val="single" w:sz="8" w:space="0" w:color="FFFFFF" w:themeColor="background1"/>
-          <w:right w:val="single" w:sz="8" w:space="0" w:color="FFFFFF" w:themeColor="background1"/>
-          <w:insideH w:val="nil"/>
-          <w:insideV w:val="single" w:sz="8" w:space="0" w:color="FFFFFF" w:themeColor="background1"/>
+          <w:top w:val="single" w:color="FFFFFF" w:themeColor="background1" w:sz="24" w:space="0"/>
+          <w:left w:val="single" w:color="FFFFFF" w:themeColor="background1" w:sz="8" w:space="0"/>
+          <w:bottom w:val="single" w:color="FFFFFF" w:themeColor="background1" w:sz="8" w:space="0"/>
+          <w:right w:val="single" w:color="FFFFFF" w:themeColor="background1" w:sz="8" w:space="0"/>
+          <w:insideH w:val="nil"/>
+          <w:insideV w:val="single" w:color="FFFFFF" w:themeColor="background1" w:sz="8" w:space="0"/>
         </w:tcBorders>
         <w:shd w:val="clear" w:color="auto" w:fill="000000" w:themeFill="text1"/>
       </w:tcPr>
@@ -8394,8 +8508,8 @@
       <w:tblPr/>
       <w:tcPr>
         <w:tcBorders>
-          <w:left w:val="single" w:sz="8" w:space="0" w:color="FFFFFF" w:themeColor="background1"/>
-          <w:right w:val="single" w:sz="24" w:space="0" w:color="FFFFFF" w:themeColor="background1"/>
+          <w:left w:val="single" w:color="FFFFFF" w:themeColor="background1" w:sz="8" w:space="0"/>
+          <w:right w:val="single" w:color="FFFFFF" w:themeColor="background1" w:sz="24" w:space="0"/>
           <w:insideH w:val="nil"/>
           <w:insideV w:val="nil"/>
         </w:tcBorders>
@@ -8414,7 +8528,7 @@
       <w:tcPr>
         <w:tcBorders>
           <w:top w:val="nil"/>
-          <w:left w:val="single" w:sz="24" w:space="0" w:color="FFFFFF" w:themeColor="background1"/>
+          <w:left w:val="single" w:color="FFFFFF" w:themeColor="background1" w:sz="24" w:space="0"/>
           <w:bottom w:val="nil"/>
           <w:right w:val="nil"/>
           <w:insideH w:val="nil"/>
@@ -8427,10 +8541,10 @@
       <w:tblPr/>
       <w:tcPr>
         <w:tcBorders>
-          <w:top w:val="single" w:sz="8" w:space="0" w:color="FFFFFF" w:themeColor="background1"/>
-          <w:left w:val="single" w:sz="8" w:space="0" w:color="FFFFFF" w:themeColor="background1"/>
-          <w:bottom w:val="single" w:sz="8" w:space="0" w:color="FFFFFF" w:themeColor="background1"/>
-          <w:right w:val="single" w:sz="8" w:space="0" w:color="FFFFFF" w:themeColor="background1"/>
+          <w:top w:val="single" w:color="FFFFFF" w:themeColor="background1" w:sz="8" w:space="0"/>
+          <w:left w:val="single" w:color="FFFFFF" w:themeColor="background1" w:sz="8" w:space="0"/>
+          <w:bottom w:val="single" w:color="FFFFFF" w:themeColor="background1" w:sz="8" w:space="0"/>
+          <w:right w:val="single" w:color="FFFFFF" w:themeColor="background1" w:sz="8" w:space="0"/>
           <w:insideH w:val="nil"/>
           <w:insideV w:val="nil"/>
         </w:tcBorders>
@@ -8441,12 +8555,12 @@
       <w:tblPr/>
       <w:tcPr>
         <w:tcBorders>
-          <w:top w:val="single" w:sz="8" w:space="0" w:color="FFFFFF" w:themeColor="background1"/>
-          <w:left w:val="single" w:sz="8" w:space="0" w:color="FFFFFF" w:themeColor="background1"/>
-          <w:bottom w:val="single" w:sz="8" w:space="0" w:color="FFFFFF" w:themeColor="background1"/>
-          <w:right w:val="single" w:sz="8" w:space="0" w:color="FFFFFF" w:themeColor="background1"/>
-          <w:insideH w:val="single" w:sz="8" w:space="0" w:color="FFFFFF" w:themeColor="background1"/>
-          <w:insideV w:val="single" w:sz="8" w:space="0" w:color="FFFFFF" w:themeColor="background1"/>
+          <w:top w:val="single" w:color="FFFFFF" w:themeColor="background1" w:sz="8" w:space="0"/>
+          <w:left w:val="single" w:color="FFFFFF" w:themeColor="background1" w:sz="8" w:space="0"/>
+          <w:bottom w:val="single" w:color="FFFFFF" w:themeColor="background1" w:sz="8" w:space="0"/>
+          <w:right w:val="single" w:color="FFFFFF" w:themeColor="background1" w:sz="8" w:space="0"/>
+          <w:insideH w:val="single" w:color="FFFFFF" w:themeColor="background1" w:sz="8" w:space="0"/>
+          <w:insideV w:val="single" w:color="FFFFFF" w:themeColor="background1" w:sz="8" w:space="0"/>
         </w:tcBorders>
         <w:shd w:val="clear" w:color="auto" w:fill="808080" w:themeFill="text1" w:themeFillTint="7F"/>
       </w:tcPr>
@@ -8465,12 +8579,12 @@
       <w:tblStyleColBandSize w:val="1"/>
       <w:tblInd w:w="0" w:type="dxa"/>
       <w:tblBorders>
-        <w:top w:val="single" w:sz="8" w:space="0" w:color="FFFFFF" w:themeColor="background1"/>
-        <w:left w:val="single" w:sz="8" w:space="0" w:color="FFFFFF" w:themeColor="background1"/>
-        <w:bottom w:val="single" w:sz="8" w:space="0" w:color="FFFFFF" w:themeColor="background1"/>
-        <w:right w:val="single" w:sz="8" w:space="0" w:color="FFFFFF" w:themeColor="background1"/>
-        <w:insideH w:val="single" w:sz="6" w:space="0" w:color="FFFFFF" w:themeColor="background1"/>
-        <w:insideV w:val="single" w:sz="6" w:space="0" w:color="FFFFFF" w:themeColor="background1"/>
+        <w:top w:val="single" w:color="FFFFFF" w:themeColor="background1" w:sz="8" w:space="0"/>
+        <w:left w:val="single" w:color="FFFFFF" w:themeColor="background1" w:sz="8" w:space="0"/>
+        <w:bottom w:val="single" w:color="FFFFFF" w:themeColor="background1" w:sz="8" w:space="0"/>
+        <w:right w:val="single" w:color="FFFFFF" w:themeColor="background1" w:sz="8" w:space="0"/>
+        <w:insideH w:val="single" w:color="FFFFFF" w:themeColor="background1" w:sz="6" w:space="0"/>
+        <w:insideV w:val="single" w:color="FFFFFF" w:themeColor="background1" w:sz="6" w:space="0"/>
       </w:tblBorders>
       <w:tblCellMar>
         <w:top w:w="0" w:type="dxa"/>
@@ -8493,12 +8607,12 @@
       <w:tblPr/>
       <w:tcPr>
         <w:tcBorders>
-          <w:top w:val="single" w:sz="8" w:space="0" w:color="FFFFFF" w:themeColor="background1"/>
-          <w:left w:val="single" w:sz="8" w:space="0" w:color="FFFFFF" w:themeColor="background1"/>
-          <w:bottom w:val="single" w:sz="24" w:space="0" w:color="FFFFFF" w:themeColor="background1"/>
-          <w:right w:val="single" w:sz="8" w:space="0" w:color="FFFFFF" w:themeColor="background1"/>
-          <w:insideH w:val="nil"/>
-          <w:insideV w:val="single" w:sz="8" w:space="0" w:color="FFFFFF" w:themeColor="background1"/>
+          <w:top w:val="single" w:color="FFFFFF" w:themeColor="background1" w:sz="8" w:space="0"/>
+          <w:left w:val="single" w:color="FFFFFF" w:themeColor="background1" w:sz="8" w:space="0"/>
+          <w:bottom w:val="single" w:color="FFFFFF" w:themeColor="background1" w:sz="24" w:space="0"/>
+          <w:right w:val="single" w:color="FFFFFF" w:themeColor="background1" w:sz="8" w:space="0"/>
+          <w:insideH w:val="nil"/>
+          <w:insideV w:val="single" w:color="FFFFFF" w:themeColor="background1" w:sz="8" w:space="0"/>
         </w:tcBorders>
         <w:shd w:val="clear" w:color="auto" w:fill="4F81BD" w:themeFill="accent1"/>
       </w:tcPr>
@@ -8514,12 +8628,12 @@
       <w:tblPr/>
       <w:tcPr>
         <w:tcBorders>
-          <w:top w:val="single" w:sz="24" w:space="0" w:color="FFFFFF" w:themeColor="background1"/>
-          <w:left w:val="single" w:sz="8" w:space="0" w:color="FFFFFF" w:themeColor="background1"/>
-          <w:bottom w:val="single" w:sz="8" w:space="0" w:color="FFFFFF" w:themeColor="background1"/>
-          <w:right w:val="single" w:sz="8" w:space="0" w:color="FFFFFF" w:themeColor="background1"/>
-          <w:insideH w:val="nil"/>
-          <w:insideV w:val="single" w:sz="8" w:space="0" w:color="FFFFFF" w:themeColor="background1"/>
+          <w:top w:val="single" w:color="FFFFFF" w:themeColor="background1" w:sz="24" w:space="0"/>
+          <w:left w:val="single" w:color="FFFFFF" w:themeColor="background1" w:sz="8" w:space="0"/>
+          <w:bottom w:val="single" w:color="FFFFFF" w:themeColor="background1" w:sz="8" w:space="0"/>
+          <w:right w:val="single" w:color="FFFFFF" w:themeColor="background1" w:sz="8" w:space="0"/>
+          <w:insideH w:val="nil"/>
+          <w:insideV w:val="single" w:color="FFFFFF" w:themeColor="background1" w:sz="8" w:space="0"/>
         </w:tcBorders>
         <w:shd w:val="clear" w:color="auto" w:fill="4F81BD" w:themeFill="accent1"/>
       </w:tcPr>
@@ -8535,8 +8649,8 @@
       <w:tblPr/>
       <w:tcPr>
         <w:tcBorders>
-          <w:left w:val="single" w:sz="8" w:space="0" w:color="FFFFFF" w:themeColor="background1"/>
-          <w:right w:val="single" w:sz="24" w:space="0" w:color="FFFFFF" w:themeColor="background1"/>
+          <w:left w:val="single" w:color="FFFFFF" w:themeColor="background1" w:sz="8" w:space="0"/>
+          <w:right w:val="single" w:color="FFFFFF" w:themeColor="background1" w:sz="24" w:space="0"/>
           <w:insideH w:val="nil"/>
           <w:insideV w:val="nil"/>
         </w:tcBorders>
@@ -8555,7 +8669,7 @@
       <w:tcPr>
         <w:tcBorders>
           <w:top w:val="nil"/>
-          <w:left w:val="single" w:sz="24" w:space="0" w:color="FFFFFF" w:themeColor="background1"/>
+          <w:left w:val="single" w:color="FFFFFF" w:themeColor="background1" w:sz="24" w:space="0"/>
           <w:bottom w:val="nil"/>
           <w:right w:val="nil"/>
           <w:insideH w:val="nil"/>
@@ -8568,10 +8682,10 @@
       <w:tblPr/>
       <w:tcPr>
         <w:tcBorders>
-          <w:top w:val="single" w:sz="8" w:space="0" w:color="FFFFFF" w:themeColor="background1"/>
-          <w:left w:val="single" w:sz="8" w:space="0" w:color="FFFFFF" w:themeColor="background1"/>
-          <w:bottom w:val="single" w:sz="8" w:space="0" w:color="FFFFFF" w:themeColor="background1"/>
-          <w:right w:val="single" w:sz="8" w:space="0" w:color="FFFFFF" w:themeColor="background1"/>
+          <w:top w:val="single" w:color="FFFFFF" w:themeColor="background1" w:sz="8" w:space="0"/>
+          <w:left w:val="single" w:color="FFFFFF" w:themeColor="background1" w:sz="8" w:space="0"/>
+          <w:bottom w:val="single" w:color="FFFFFF" w:themeColor="background1" w:sz="8" w:space="0"/>
+          <w:right w:val="single" w:color="FFFFFF" w:themeColor="background1" w:sz="8" w:space="0"/>
           <w:insideH w:val="nil"/>
           <w:insideV w:val="nil"/>
         </w:tcBorders>
@@ -8582,12 +8696,12 @@
       <w:tblPr/>
       <w:tcPr>
         <w:tcBorders>
-          <w:top w:val="single" w:sz="8" w:space="0" w:color="FFFFFF" w:themeColor="background1"/>
-          <w:left w:val="single" w:sz="8" w:space="0" w:color="FFFFFF" w:themeColor="background1"/>
-          <w:bottom w:val="single" w:sz="8" w:space="0" w:color="FFFFFF" w:themeColor="background1"/>
-          <w:right w:val="single" w:sz="8" w:space="0" w:color="FFFFFF" w:themeColor="background1"/>
-          <w:insideH w:val="single" w:sz="8" w:space="0" w:color="FFFFFF" w:themeColor="background1"/>
-          <w:insideV w:val="single" w:sz="8" w:space="0" w:color="FFFFFF" w:themeColor="background1"/>
+          <w:top w:val="single" w:color="FFFFFF" w:themeColor="background1" w:sz="8" w:space="0"/>
+          <w:left w:val="single" w:color="FFFFFF" w:themeColor="background1" w:sz="8" w:space="0"/>
+          <w:bottom w:val="single" w:color="FFFFFF" w:themeColor="background1" w:sz="8" w:space="0"/>
+          <w:right w:val="single" w:color="FFFFFF" w:themeColor="background1" w:sz="8" w:space="0"/>
+          <w:insideH w:val="single" w:color="FFFFFF" w:themeColor="background1" w:sz="8" w:space="0"/>
+          <w:insideV w:val="single" w:color="FFFFFF" w:themeColor="background1" w:sz="8" w:space="0"/>
         </w:tcBorders>
         <w:shd w:val="clear" w:color="auto" w:fill="A7BFDE" w:themeFill="accent1" w:themeFillTint="7F"/>
       </w:tcPr>
@@ -8606,12 +8720,12 @@
       <w:tblStyleColBandSize w:val="1"/>
       <w:tblInd w:w="0" w:type="dxa"/>
       <w:tblBorders>
-        <w:top w:val="single" w:sz="8" w:space="0" w:color="FFFFFF" w:themeColor="background1"/>
-        <w:left w:val="single" w:sz="8" w:space="0" w:color="FFFFFF" w:themeColor="background1"/>
-        <w:bottom w:val="single" w:sz="8" w:space="0" w:color="FFFFFF" w:themeColor="background1"/>
-        <w:right w:val="single" w:sz="8" w:space="0" w:color="FFFFFF" w:themeColor="background1"/>
-        <w:insideH w:val="single" w:sz="6" w:space="0" w:color="FFFFFF" w:themeColor="background1"/>
-        <w:insideV w:val="single" w:sz="6" w:space="0" w:color="FFFFFF" w:themeColor="background1"/>
+        <w:top w:val="single" w:color="FFFFFF" w:themeColor="background1" w:sz="8" w:space="0"/>
+        <w:left w:val="single" w:color="FFFFFF" w:themeColor="background1" w:sz="8" w:space="0"/>
+        <w:bottom w:val="single" w:color="FFFFFF" w:themeColor="background1" w:sz="8" w:space="0"/>
+        <w:right w:val="single" w:color="FFFFFF" w:themeColor="background1" w:sz="8" w:space="0"/>
+        <w:insideH w:val="single" w:color="FFFFFF" w:themeColor="background1" w:sz="6" w:space="0"/>
+        <w:insideV w:val="single" w:color="FFFFFF" w:themeColor="background1" w:sz="6" w:space="0"/>
       </w:tblBorders>
       <w:tblCellMar>
         <w:top w:w="0" w:type="dxa"/>
@@ -8634,12 +8748,12 @@
       <w:tblPr/>
       <w:tcPr>
         <w:tcBorders>
-          <w:top w:val="single" w:sz="8" w:space="0" w:color="FFFFFF" w:themeColor="background1"/>
-          <w:left w:val="single" w:sz="8" w:space="0" w:color="FFFFFF" w:themeColor="background1"/>
-          <w:bottom w:val="single" w:sz="24" w:space="0" w:color="FFFFFF" w:themeColor="background1"/>
-          <w:right w:val="single" w:sz="8" w:space="0" w:color="FFFFFF" w:themeColor="background1"/>
-          <w:insideH w:val="nil"/>
-          <w:insideV w:val="single" w:sz="8" w:space="0" w:color="FFFFFF" w:themeColor="background1"/>
+          <w:top w:val="single" w:color="FFFFFF" w:themeColor="background1" w:sz="8" w:space="0"/>
+          <w:left w:val="single" w:color="FFFFFF" w:themeColor="background1" w:sz="8" w:space="0"/>
+          <w:bottom w:val="single" w:color="FFFFFF" w:themeColor="background1" w:sz="24" w:space="0"/>
+          <w:right w:val="single" w:color="FFFFFF" w:themeColor="background1" w:sz="8" w:space="0"/>
+          <w:insideH w:val="nil"/>
+          <w:insideV w:val="single" w:color="FFFFFF" w:themeColor="background1" w:sz="8" w:space="0"/>
         </w:tcBorders>
         <w:shd w:val="clear" w:color="auto" w:fill="C0504D" w:themeFill="accent2"/>
       </w:tcPr>
@@ -8655,12 +8769,12 @@
       <w:tblPr/>
       <w:tcPr>
         <w:tcBorders>
-          <w:top w:val="single" w:sz="24" w:space="0" w:color="FFFFFF" w:themeColor="background1"/>
-          <w:left w:val="single" w:sz="8" w:space="0" w:color="FFFFFF" w:themeColor="background1"/>
-          <w:bottom w:val="single" w:sz="8" w:space="0" w:color="FFFFFF" w:themeColor="background1"/>
-          <w:right w:val="single" w:sz="8" w:space="0" w:color="FFFFFF" w:themeColor="background1"/>
-          <w:insideH w:val="nil"/>
-          <w:insideV w:val="single" w:sz="8" w:space="0" w:color="FFFFFF" w:themeColor="background1"/>
+          <w:top w:val="single" w:color="FFFFFF" w:themeColor="background1" w:sz="24" w:space="0"/>
+          <w:left w:val="single" w:color="FFFFFF" w:themeColor="background1" w:sz="8" w:space="0"/>
+          <w:bottom w:val="single" w:color="FFFFFF" w:themeColor="background1" w:sz="8" w:space="0"/>
+          <w:right w:val="single" w:color="FFFFFF" w:themeColor="background1" w:sz="8" w:space="0"/>
+          <w:insideH w:val="nil"/>
+          <w:insideV w:val="single" w:color="FFFFFF" w:themeColor="background1" w:sz="8" w:space="0"/>
         </w:tcBorders>
         <w:shd w:val="clear" w:color="auto" w:fill="C0504D" w:themeFill="accent2"/>
       </w:tcPr>
@@ -8676,8 +8790,8 @@
       <w:tblPr/>
       <w:tcPr>
         <w:tcBorders>
-          <w:left w:val="single" w:sz="8" w:space="0" w:color="FFFFFF" w:themeColor="background1"/>
-          <w:right w:val="single" w:sz="24" w:space="0" w:color="FFFFFF" w:themeColor="background1"/>
+          <w:left w:val="single" w:color="FFFFFF" w:themeColor="background1" w:sz="8" w:space="0"/>
+          <w:right w:val="single" w:color="FFFFFF" w:themeColor="background1" w:sz="24" w:space="0"/>
           <w:insideH w:val="nil"/>
           <w:insideV w:val="nil"/>
         </w:tcBorders>
@@ -8696,7 +8810,7 @@
       <w:tcPr>
         <w:tcBorders>
           <w:top w:val="nil"/>
-          <w:left w:val="single" w:sz="24" w:space="0" w:color="FFFFFF" w:themeColor="background1"/>
+          <w:left w:val="single" w:color="FFFFFF" w:themeColor="background1" w:sz="24" w:space="0"/>
           <w:bottom w:val="nil"/>
           <w:right w:val="nil"/>
           <w:insideH w:val="nil"/>
@@ -8709,10 +8823,10 @@
       <w:tblPr/>
       <w:tcPr>
         <w:tcBorders>
-          <w:top w:val="single" w:sz="8" w:space="0" w:color="FFFFFF" w:themeColor="background1"/>
-          <w:left w:val="single" w:sz="8" w:space="0" w:color="FFFFFF" w:themeColor="background1"/>
-          <w:bottom w:val="single" w:sz="8" w:space="0" w:color="FFFFFF" w:themeColor="background1"/>
-          <w:right w:val="single" w:sz="8" w:space="0" w:color="FFFFFF" w:themeColor="background1"/>
+          <w:top w:val="single" w:color="FFFFFF" w:themeColor="background1" w:sz="8" w:space="0"/>
+          <w:left w:val="single" w:color="FFFFFF" w:themeColor="background1" w:sz="8" w:space="0"/>
+          <w:bottom w:val="single" w:color="FFFFFF" w:themeColor="background1" w:sz="8" w:space="0"/>
+          <w:right w:val="single" w:color="FFFFFF" w:themeColor="background1" w:sz="8" w:space="0"/>
           <w:insideH w:val="nil"/>
           <w:insideV w:val="nil"/>
         </w:tcBorders>
@@ -8723,12 +8837,12 @@
       <w:tblPr/>
       <w:tcPr>
         <w:tcBorders>
-          <w:top w:val="single" w:sz="8" w:space="0" w:color="FFFFFF" w:themeColor="background1"/>
-          <w:left w:val="single" w:sz="8" w:space="0" w:color="FFFFFF" w:themeColor="background1"/>
-          <w:bottom w:val="single" w:sz="8" w:space="0" w:color="FFFFFF" w:themeColor="background1"/>
-          <w:right w:val="single" w:sz="8" w:space="0" w:color="FFFFFF" w:themeColor="background1"/>
-          <w:insideH w:val="single" w:sz="8" w:space="0" w:color="FFFFFF" w:themeColor="background1"/>
-          <w:insideV w:val="single" w:sz="8" w:space="0" w:color="FFFFFF" w:themeColor="background1"/>
+          <w:top w:val="single" w:color="FFFFFF" w:themeColor="background1" w:sz="8" w:space="0"/>
+          <w:left w:val="single" w:color="FFFFFF" w:themeColor="background1" w:sz="8" w:space="0"/>
+          <w:bottom w:val="single" w:color="FFFFFF" w:themeColor="background1" w:sz="8" w:space="0"/>
+          <w:right w:val="single" w:color="FFFFFF" w:themeColor="background1" w:sz="8" w:space="0"/>
+          <w:insideH w:val="single" w:color="FFFFFF" w:themeColor="background1" w:sz="8" w:space="0"/>
+          <w:insideV w:val="single" w:color="FFFFFF" w:themeColor="background1" w:sz="8" w:space="0"/>
         </w:tcBorders>
         <w:shd w:val="clear" w:color="auto" w:fill="DFA7A6" w:themeFill="accent2" w:themeFillTint="7F"/>
       </w:tcPr>
@@ -8747,12 +8861,12 @@
       <w:tblStyleColBandSize w:val="1"/>
       <w:tblInd w:w="0" w:type="dxa"/>
       <w:tblBorders>
-        <w:top w:val="single" w:sz="8" w:space="0" w:color="FFFFFF" w:themeColor="background1"/>
-        <w:left w:val="single" w:sz="8" w:space="0" w:color="FFFFFF" w:themeColor="background1"/>
-        <w:bottom w:val="single" w:sz="8" w:space="0" w:color="FFFFFF" w:themeColor="background1"/>
-        <w:right w:val="single" w:sz="8" w:space="0" w:color="FFFFFF" w:themeColor="background1"/>
-        <w:insideH w:val="single" w:sz="6" w:space="0" w:color="FFFFFF" w:themeColor="background1"/>
-        <w:insideV w:val="single" w:sz="6" w:space="0" w:color="FFFFFF" w:themeColor="background1"/>
+        <w:top w:val="single" w:color="FFFFFF" w:themeColor="background1" w:sz="8" w:space="0"/>
+        <w:left w:val="single" w:color="FFFFFF" w:themeColor="background1" w:sz="8" w:space="0"/>
+        <w:bottom w:val="single" w:color="FFFFFF" w:themeColor="background1" w:sz="8" w:space="0"/>
+        <w:right w:val="single" w:color="FFFFFF" w:themeColor="background1" w:sz="8" w:space="0"/>
+        <w:insideH w:val="single" w:color="FFFFFF" w:themeColor="background1" w:sz="6" w:space="0"/>
+        <w:insideV w:val="single" w:color="FFFFFF" w:themeColor="background1" w:sz="6" w:space="0"/>
       </w:tblBorders>
       <w:tblCellMar>
         <w:top w:w="0" w:type="dxa"/>
@@ -8775,12 +8889,12 @@
       <w:tblPr/>
       <w:tcPr>
         <w:tcBorders>
-          <w:top w:val="single" w:sz="8" w:space="0" w:color="FFFFFF" w:themeColor="background1"/>
-          <w:left w:val="single" w:sz="8" w:space="0" w:color="FFFFFF" w:themeColor="background1"/>
-          <w:bottom w:val="single" w:sz="24" w:space="0" w:color="FFFFFF" w:themeColor="background1"/>
-          <w:right w:val="single" w:sz="8" w:space="0" w:color="FFFFFF" w:themeColor="background1"/>
-          <w:insideH w:val="nil"/>
-          <w:insideV w:val="single" w:sz="8" w:space="0" w:color="FFFFFF" w:themeColor="background1"/>
+          <w:top w:val="single" w:color="FFFFFF" w:themeColor="background1" w:sz="8" w:space="0"/>
+          <w:left w:val="single" w:color="FFFFFF" w:themeColor="background1" w:sz="8" w:space="0"/>
+          <w:bottom w:val="single" w:color="FFFFFF" w:themeColor="background1" w:sz="24" w:space="0"/>
+          <w:right w:val="single" w:color="FFFFFF" w:themeColor="background1" w:sz="8" w:space="0"/>
+          <w:insideH w:val="nil"/>
+          <w:insideV w:val="single" w:color="FFFFFF" w:themeColor="background1" w:sz="8" w:space="0"/>
         </w:tcBorders>
         <w:shd w:val="clear" w:color="auto" w:fill="9BBB59" w:themeFill="accent3"/>
       </w:tcPr>
@@ -8796,12 +8910,12 @@
       <w:tblPr/>
       <w:tcPr>
         <w:tcBorders>
-          <w:top w:val="single" w:sz="24" w:space="0" w:color="FFFFFF" w:themeColor="background1"/>
-          <w:left w:val="single" w:sz="8" w:space="0" w:color="FFFFFF" w:themeColor="background1"/>
-          <w:bottom w:val="single" w:sz="8" w:space="0" w:color="FFFFFF" w:themeColor="background1"/>
-          <w:right w:val="single" w:sz="8" w:space="0" w:color="FFFFFF" w:themeColor="background1"/>
-          <w:insideH w:val="nil"/>
-          <w:insideV w:val="single" w:sz="8" w:space="0" w:color="FFFFFF" w:themeColor="background1"/>
+          <w:top w:val="single" w:color="FFFFFF" w:themeColor="background1" w:sz="24" w:space="0"/>
+          <w:left w:val="single" w:color="FFFFFF" w:themeColor="background1" w:sz="8" w:space="0"/>
+          <w:bottom w:val="single" w:color="FFFFFF" w:themeColor="background1" w:sz="8" w:space="0"/>
+          <w:right w:val="single" w:color="FFFFFF" w:themeColor="background1" w:sz="8" w:space="0"/>
+          <w:insideH w:val="nil"/>
+          <w:insideV w:val="single" w:color="FFFFFF" w:themeColor="background1" w:sz="8" w:space="0"/>
         </w:tcBorders>
         <w:shd w:val="clear" w:color="auto" w:fill="9BBB59" w:themeFill="accent3"/>
       </w:tcPr>
@@ -8817,8 +8931,8 @@
       <w:tblPr/>
       <w:tcPr>
         <w:tcBorders>
-          <w:left w:val="single" w:sz="8" w:space="0" w:color="FFFFFF" w:themeColor="background1"/>
-          <w:right w:val="single" w:sz="24" w:space="0" w:color="FFFFFF" w:themeColor="background1"/>
+          <w:left w:val="single" w:color="FFFFFF" w:themeColor="background1" w:sz="8" w:space="0"/>
+          <w:right w:val="single" w:color="FFFFFF" w:themeColor="background1" w:sz="24" w:space="0"/>
           <w:insideH w:val="nil"/>
           <w:insideV w:val="nil"/>
         </w:tcBorders>
@@ -8837,7 +8951,7 @@
       <w:tcPr>
         <w:tcBorders>
           <w:top w:val="nil"/>
-          <w:left w:val="single" w:sz="24" w:space="0" w:color="FFFFFF" w:themeColor="background1"/>
+          <w:left w:val="single" w:color="FFFFFF" w:themeColor="background1" w:sz="24" w:space="0"/>
           <w:bottom w:val="nil"/>
           <w:right w:val="nil"/>
           <w:insideH w:val="nil"/>
@@ -8850,10 +8964,10 @@
       <w:tblPr/>
       <w:tcPr>
         <w:tcBorders>
-          <w:top w:val="single" w:sz="8" w:space="0" w:color="FFFFFF" w:themeColor="background1"/>
-          <w:left w:val="single" w:sz="8" w:space="0" w:color="FFFFFF" w:themeColor="background1"/>
-          <w:bottom w:val="single" w:sz="8" w:space="0" w:color="FFFFFF" w:themeColor="background1"/>
-          <w:right w:val="single" w:sz="8" w:space="0" w:color="FFFFFF" w:themeColor="background1"/>
+          <w:top w:val="single" w:color="FFFFFF" w:themeColor="background1" w:sz="8" w:space="0"/>
+          <w:left w:val="single" w:color="FFFFFF" w:themeColor="background1" w:sz="8" w:space="0"/>
+          <w:bottom w:val="single" w:color="FFFFFF" w:themeColor="background1" w:sz="8" w:space="0"/>
+          <w:right w:val="single" w:color="FFFFFF" w:themeColor="background1" w:sz="8" w:space="0"/>
           <w:insideH w:val="nil"/>
           <w:insideV w:val="nil"/>
         </w:tcBorders>
@@ -8864,12 +8978,12 @@
       <w:tblPr/>
       <w:tcPr>
         <w:tcBorders>
-          <w:top w:val="single" w:sz="8" w:space="0" w:color="FFFFFF" w:themeColor="background1"/>
-          <w:left w:val="single" w:sz="8" w:space="0" w:color="FFFFFF" w:themeColor="background1"/>
-          <w:bottom w:val="single" w:sz="8" w:space="0" w:color="FFFFFF" w:themeColor="background1"/>
-          <w:right w:val="single" w:sz="8" w:space="0" w:color="FFFFFF" w:themeColor="background1"/>
-          <w:insideH w:val="single" w:sz="8" w:space="0" w:color="FFFFFF" w:themeColor="background1"/>
-          <w:insideV w:val="single" w:sz="8" w:space="0" w:color="FFFFFF" w:themeColor="background1"/>
+          <w:top w:val="single" w:color="FFFFFF" w:themeColor="background1" w:sz="8" w:space="0"/>
+          <w:left w:val="single" w:color="FFFFFF" w:themeColor="background1" w:sz="8" w:space="0"/>
+          <w:bottom w:val="single" w:color="FFFFFF" w:themeColor="background1" w:sz="8" w:space="0"/>
+          <w:right w:val="single" w:color="FFFFFF" w:themeColor="background1" w:sz="8" w:space="0"/>
+          <w:insideH w:val="single" w:color="FFFFFF" w:themeColor="background1" w:sz="8" w:space="0"/>
+          <w:insideV w:val="single" w:color="FFFFFF" w:themeColor="background1" w:sz="8" w:space="0"/>
         </w:tcBorders>
         <w:shd w:val="clear" w:color="auto" w:fill="CDDDAC" w:themeFill="accent3" w:themeFillTint="7F"/>
       </w:tcPr>
@@ -8888,12 +9002,12 @@
       <w:tblStyleColBandSize w:val="1"/>
       <w:tblInd w:w="0" w:type="dxa"/>
       <w:tblBorders>
-        <w:top w:val="single" w:sz="8" w:space="0" w:color="FFFFFF" w:themeColor="background1"/>
-        <w:left w:val="single" w:sz="8" w:space="0" w:color="FFFFFF" w:themeColor="background1"/>
-        <w:bottom w:val="single" w:sz="8" w:space="0" w:color="FFFFFF" w:themeColor="background1"/>
-        <w:right w:val="single" w:sz="8" w:space="0" w:color="FFFFFF" w:themeColor="background1"/>
-        <w:insideH w:val="single" w:sz="6" w:space="0" w:color="FFFFFF" w:themeColor="background1"/>
-        <w:insideV w:val="single" w:sz="6" w:space="0" w:color="FFFFFF" w:themeColor="background1"/>
+        <w:top w:val="single" w:color="FFFFFF" w:themeColor="background1" w:sz="8" w:space="0"/>
+        <w:left w:val="single" w:color="FFFFFF" w:themeColor="background1" w:sz="8" w:space="0"/>
+        <w:bottom w:val="single" w:color="FFFFFF" w:themeColor="background1" w:sz="8" w:space="0"/>
+        <w:right w:val="single" w:color="FFFFFF" w:themeColor="background1" w:sz="8" w:space="0"/>
+        <w:insideH w:val="single" w:color="FFFFFF" w:themeColor="background1" w:sz="6" w:space="0"/>
+        <w:insideV w:val="single" w:color="FFFFFF" w:themeColor="background1" w:sz="6" w:space="0"/>
       </w:tblBorders>
       <w:tblCellMar>
         <w:top w:w="0" w:type="dxa"/>
@@ -8916,12 +9030,12 @@
       <w:tblPr/>
       <w:tcPr>
         <w:tcBorders>
-          <w:top w:val="single" w:sz="8" w:space="0" w:color="FFFFFF" w:themeColor="background1"/>
-          <w:left w:val="single" w:sz="8" w:space="0" w:color="FFFFFF" w:themeColor="background1"/>
-          <w:bottom w:val="single" w:sz="24" w:space="0" w:color="FFFFFF" w:themeColor="background1"/>
-          <w:right w:val="single" w:sz="8" w:space="0" w:color="FFFFFF" w:themeColor="background1"/>
-          <w:insideH w:val="nil"/>
-          <w:insideV w:val="single" w:sz="8" w:space="0" w:color="FFFFFF" w:themeColor="background1"/>
+          <w:top w:val="single" w:color="FFFFFF" w:themeColor="background1" w:sz="8" w:space="0"/>
+          <w:left w:val="single" w:color="FFFFFF" w:themeColor="background1" w:sz="8" w:space="0"/>
+          <w:bottom w:val="single" w:color="FFFFFF" w:themeColor="background1" w:sz="24" w:space="0"/>
+          <w:right w:val="single" w:color="FFFFFF" w:themeColor="background1" w:sz="8" w:space="0"/>
+          <w:insideH w:val="nil"/>
+          <w:insideV w:val="single" w:color="FFFFFF" w:themeColor="background1" w:sz="8" w:space="0"/>
         </w:tcBorders>
         <w:shd w:val="clear" w:color="auto" w:fill="8064A2" w:themeFill="accent4"/>
       </w:tcPr>
@@ -8937,12 +9051,12 @@
       <w:tblPr/>
       <w:tcPr>
         <w:tcBorders>
-          <w:top w:val="single" w:sz="24" w:space="0" w:color="FFFFFF" w:themeColor="background1"/>
-          <w:left w:val="single" w:sz="8" w:space="0" w:color="FFFFFF" w:themeColor="background1"/>
-          <w:bottom w:val="single" w:sz="8" w:space="0" w:color="FFFFFF" w:themeColor="background1"/>
-          <w:right w:val="single" w:sz="8" w:space="0" w:color="FFFFFF" w:themeColor="background1"/>
-          <w:insideH w:val="nil"/>
-          <w:insideV w:val="single" w:sz="8" w:space="0" w:color="FFFFFF" w:themeColor="background1"/>
+          <w:top w:val="single" w:color="FFFFFF" w:themeColor="background1" w:sz="24" w:space="0"/>
+          <w:left w:val="single" w:color="FFFFFF" w:themeColor="background1" w:sz="8" w:space="0"/>
+          <w:bottom w:val="single" w:color="FFFFFF" w:themeColor="background1" w:sz="8" w:space="0"/>
+          <w:right w:val="single" w:color="FFFFFF" w:themeColor="background1" w:sz="8" w:space="0"/>
+          <w:insideH w:val="nil"/>
+          <w:insideV w:val="single" w:color="FFFFFF" w:themeColor="background1" w:sz="8" w:space="0"/>
         </w:tcBorders>
         <w:shd w:val="clear" w:color="auto" w:fill="8064A2" w:themeFill="accent4"/>
       </w:tcPr>
@@ -8958,8 +9072,8 @@
       <w:tblPr/>
       <w:tcPr>
         <w:tcBorders>
-          <w:left w:val="single" w:sz="8" w:space="0" w:color="FFFFFF" w:themeColor="background1"/>
-          <w:right w:val="single" w:sz="24" w:space="0" w:color="FFFFFF" w:themeColor="background1"/>
+          <w:left w:val="single" w:color="FFFFFF" w:themeColor="background1" w:sz="8" w:space="0"/>
+          <w:right w:val="single" w:color="FFFFFF" w:themeColor="background1" w:sz="24" w:space="0"/>
           <w:insideH w:val="nil"/>
           <w:insideV w:val="nil"/>
         </w:tcBorders>
@@ -8978,7 +9092,7 @@
       <w:tcPr>
         <w:tcBorders>
           <w:top w:val="nil"/>
-          <w:left w:val="single" w:sz="24" w:space="0" w:color="FFFFFF" w:themeColor="background1"/>
+          <w:left w:val="single" w:color="FFFFFF" w:themeColor="background1" w:sz="24" w:space="0"/>
           <w:bottom w:val="nil"/>
           <w:right w:val="nil"/>
           <w:insideH w:val="nil"/>
@@ -8991,10 +9105,10 @@
       <w:tblPr/>
       <w:tcPr>
         <w:tcBorders>
-          <w:top w:val="single" w:sz="8" w:space="0" w:color="FFFFFF" w:themeColor="background1"/>
-          <w:left w:val="single" w:sz="8" w:space="0" w:color="FFFFFF" w:themeColor="background1"/>
-          <w:bottom w:val="single" w:sz="8" w:space="0" w:color="FFFFFF" w:themeColor="background1"/>
-          <w:right w:val="single" w:sz="8" w:space="0" w:color="FFFFFF" w:themeColor="background1"/>
+          <w:top w:val="single" w:color="FFFFFF" w:themeColor="background1" w:sz="8" w:space="0"/>
+          <w:left w:val="single" w:color="FFFFFF" w:themeColor="background1" w:sz="8" w:space="0"/>
+          <w:bottom w:val="single" w:color="FFFFFF" w:themeColor="background1" w:sz="8" w:space="0"/>
+          <w:right w:val="single" w:color="FFFFFF" w:themeColor="background1" w:sz="8" w:space="0"/>
           <w:insideH w:val="nil"/>
           <w:insideV w:val="nil"/>
         </w:tcBorders>
@@ -9005,12 +9119,12 @@
       <w:tblPr/>
       <w:tcPr>
         <w:tcBorders>
-          <w:top w:val="single" w:sz="8" w:space="0" w:color="FFFFFF" w:themeColor="background1"/>
-          <w:left w:val="single" w:sz="8" w:space="0" w:color="FFFFFF" w:themeColor="background1"/>
-          <w:bottom w:val="single" w:sz="8" w:space="0" w:color="FFFFFF" w:themeColor="background1"/>
-          <w:right w:val="single" w:sz="8" w:space="0" w:color="FFFFFF" w:themeColor="background1"/>
-          <w:insideH w:val="single" w:sz="8" w:space="0" w:color="FFFFFF" w:themeColor="background1"/>
-          <w:insideV w:val="single" w:sz="8" w:space="0" w:color="FFFFFF" w:themeColor="background1"/>
+          <w:top w:val="single" w:color="FFFFFF" w:themeColor="background1" w:sz="8" w:space="0"/>
+          <w:left w:val="single" w:color="FFFFFF" w:themeColor="background1" w:sz="8" w:space="0"/>
+          <w:bottom w:val="single" w:color="FFFFFF" w:themeColor="background1" w:sz="8" w:space="0"/>
+          <w:right w:val="single" w:color="FFFFFF" w:themeColor="background1" w:sz="8" w:space="0"/>
+          <w:insideH w:val="single" w:color="FFFFFF" w:themeColor="background1" w:sz="8" w:space="0"/>
+          <w:insideV w:val="single" w:color="FFFFFF" w:themeColor="background1" w:sz="8" w:space="0"/>
         </w:tcBorders>
         <w:shd w:val="clear" w:color="auto" w:fill="BFB1D0" w:themeFill="accent4" w:themeFillTint="7F"/>
       </w:tcPr>
@@ -9029,12 +9143,12 @@
       <w:tblStyleColBandSize w:val="1"/>
       <w:tblInd w:w="0" w:type="dxa"/>
       <w:tblBorders>
-        <w:top w:val="single" w:sz="8" w:space="0" w:color="FFFFFF" w:themeColor="background1"/>
-        <w:left w:val="single" w:sz="8" w:space="0" w:color="FFFFFF" w:themeColor="background1"/>
-        <w:bottom w:val="single" w:sz="8" w:space="0" w:color="FFFFFF" w:themeColor="background1"/>
-        <w:right w:val="single" w:sz="8" w:space="0" w:color="FFFFFF" w:themeColor="background1"/>
-        <w:insideH w:val="single" w:sz="6" w:space="0" w:color="FFFFFF" w:themeColor="background1"/>
-        <w:insideV w:val="single" w:sz="6" w:space="0" w:color="FFFFFF" w:themeColor="background1"/>
+        <w:top w:val="single" w:color="FFFFFF" w:themeColor="background1" w:sz="8" w:space="0"/>
+        <w:left w:val="single" w:color="FFFFFF" w:themeColor="background1" w:sz="8" w:space="0"/>
+        <w:bottom w:val="single" w:color="FFFFFF" w:themeColor="background1" w:sz="8" w:space="0"/>
+        <w:right w:val="single" w:color="FFFFFF" w:themeColor="background1" w:sz="8" w:space="0"/>
+        <w:insideH w:val="single" w:color="FFFFFF" w:themeColor="background1" w:sz="6" w:space="0"/>
+        <w:insideV w:val="single" w:color="FFFFFF" w:themeColor="background1" w:sz="6" w:space="0"/>
       </w:tblBorders>
       <w:tblCellMar>
         <w:top w:w="0" w:type="dxa"/>
@@ -9057,12 +9171,12 @@
       <w:tblPr/>
       <w:tcPr>
         <w:tcBorders>
-          <w:top w:val="single" w:sz="8" w:space="0" w:color="FFFFFF" w:themeColor="background1"/>
-          <w:left w:val="single" w:sz="8" w:space="0" w:color="FFFFFF" w:themeColor="background1"/>
-          <w:bottom w:val="single" w:sz="24" w:space="0" w:color="FFFFFF" w:themeColor="background1"/>
-          <w:right w:val="single" w:sz="8" w:space="0" w:color="FFFFFF" w:themeColor="background1"/>
-          <w:insideH w:val="nil"/>
-          <w:insideV w:val="single" w:sz="8" w:space="0" w:color="FFFFFF" w:themeColor="background1"/>
+          <w:top w:val="single" w:color="FFFFFF" w:themeColor="background1" w:sz="8" w:space="0"/>
+          <w:left w:val="single" w:color="FFFFFF" w:themeColor="background1" w:sz="8" w:space="0"/>
+          <w:bottom w:val="single" w:color="FFFFFF" w:themeColor="background1" w:sz="24" w:space="0"/>
+          <w:right w:val="single" w:color="FFFFFF" w:themeColor="background1" w:sz="8" w:space="0"/>
+          <w:insideH w:val="nil"/>
+          <w:insideV w:val="single" w:color="FFFFFF" w:themeColor="background1" w:sz="8" w:space="0"/>
         </w:tcBorders>
         <w:shd w:val="clear" w:color="auto" w:fill="4BACC6" w:themeFill="accent5"/>
       </w:tcPr>
@@ -9078,12 +9192,12 @@
       <w:tblPr/>
       <w:tcPr>
         <w:tcBorders>
-          <w:top w:val="single" w:sz="24" w:space="0" w:color="FFFFFF" w:themeColor="background1"/>
-          <w:left w:val="single" w:sz="8" w:space="0" w:color="FFFFFF" w:themeColor="background1"/>
-          <w:bottom w:val="single" w:sz="8" w:space="0" w:color="FFFFFF" w:themeColor="background1"/>
-          <w:right w:val="single" w:sz="8" w:space="0" w:color="FFFFFF" w:themeColor="background1"/>
-          <w:insideH w:val="nil"/>
-          <w:insideV w:val="single" w:sz="8" w:space="0" w:color="FFFFFF" w:themeColor="background1"/>
+          <w:top w:val="single" w:color="FFFFFF" w:themeColor="background1" w:sz="24" w:space="0"/>
+          <w:left w:val="single" w:color="FFFFFF" w:themeColor="background1" w:sz="8" w:space="0"/>
+          <w:bottom w:val="single" w:color="FFFFFF" w:themeColor="background1" w:sz="8" w:space="0"/>
+          <w:right w:val="single" w:color="FFFFFF" w:themeColor="background1" w:sz="8" w:space="0"/>
+          <w:insideH w:val="nil"/>
+          <w:insideV w:val="single" w:color="FFFFFF" w:themeColor="background1" w:sz="8" w:space="0"/>
         </w:tcBorders>
         <w:shd w:val="clear" w:color="auto" w:fill="4BACC6" w:themeFill="accent5"/>
       </w:tcPr>
@@ -9099,8 +9213,8 @@
       <w:tblPr/>
       <w:tcPr>
         <w:tcBorders>
-          <w:left w:val="single" w:sz="8" w:space="0" w:color="FFFFFF" w:themeColor="background1"/>
-          <w:right w:val="single" w:sz="24" w:space="0" w:color="FFFFFF" w:themeColor="background1"/>
+          <w:left w:val="single" w:color="FFFFFF" w:themeColor="background1" w:sz="8" w:space="0"/>
+          <w:right w:val="single" w:color="FFFFFF" w:themeColor="background1" w:sz="24" w:space="0"/>
           <w:insideH w:val="nil"/>
           <w:insideV w:val="nil"/>
         </w:tcBorders>
@@ -9119,7 +9233,7 @@
       <w:tcPr>
         <w:tcBorders>
           <w:top w:val="nil"/>
-          <w:left w:val="single" w:sz="24" w:space="0" w:color="FFFFFF" w:themeColor="background1"/>
+          <w:left w:val="single" w:color="FFFFFF" w:themeColor="background1" w:sz="24" w:space="0"/>
           <w:bottom w:val="nil"/>
           <w:right w:val="nil"/>
           <w:insideH w:val="nil"/>
@@ -9132,10 +9246,10 @@
       <w:tblPr/>
       <w:tcPr>
         <w:tcBorders>
-          <w:top w:val="single" w:sz="8" w:space="0" w:color="FFFFFF" w:themeColor="background1"/>
-          <w:left w:val="single" w:sz="8" w:space="0" w:color="FFFFFF" w:themeColor="background1"/>
-          <w:bottom w:val="single" w:sz="8" w:space="0" w:color="FFFFFF" w:themeColor="background1"/>
-          <w:right w:val="single" w:sz="8" w:space="0" w:color="FFFFFF" w:themeColor="background1"/>
+          <w:top w:val="single" w:color="FFFFFF" w:themeColor="background1" w:sz="8" w:space="0"/>
+          <w:left w:val="single" w:color="FFFFFF" w:themeColor="background1" w:sz="8" w:space="0"/>
+          <w:bottom w:val="single" w:color="FFFFFF" w:themeColor="background1" w:sz="8" w:space="0"/>
+          <w:right w:val="single" w:color="FFFFFF" w:themeColor="background1" w:sz="8" w:space="0"/>
           <w:insideH w:val="nil"/>
           <w:insideV w:val="nil"/>
         </w:tcBorders>
@@ -9146,12 +9260,12 @@
       <w:tblPr/>
       <w:tcPr>
         <w:tcBorders>
-          <w:top w:val="single" w:sz="8" w:space="0" w:color="FFFFFF" w:themeColor="background1"/>
-          <w:left w:val="single" w:sz="8" w:space="0" w:color="FFFFFF" w:themeColor="background1"/>
-          <w:bottom w:val="single" w:sz="8" w:space="0" w:color="FFFFFF" w:themeColor="background1"/>
-          <w:right w:val="single" w:sz="8" w:space="0" w:color="FFFFFF" w:themeColor="background1"/>
-          <w:insideH w:val="single" w:sz="8" w:space="0" w:color="FFFFFF" w:themeColor="background1"/>
-          <w:insideV w:val="single" w:sz="8" w:space="0" w:color="FFFFFF" w:themeColor="background1"/>
+          <w:top w:val="single" w:color="FFFFFF" w:themeColor="background1" w:sz="8" w:space="0"/>
+          <w:left w:val="single" w:color="FFFFFF" w:themeColor="background1" w:sz="8" w:space="0"/>
+          <w:bottom w:val="single" w:color="FFFFFF" w:themeColor="background1" w:sz="8" w:space="0"/>
+          <w:right w:val="single" w:color="FFFFFF" w:themeColor="background1" w:sz="8" w:space="0"/>
+          <w:insideH w:val="single" w:color="FFFFFF" w:themeColor="background1" w:sz="8" w:space="0"/>
+          <w:insideV w:val="single" w:color="FFFFFF" w:themeColor="background1" w:sz="8" w:space="0"/>
         </w:tcBorders>
         <w:shd w:val="clear" w:color="auto" w:fill="A5D5E2" w:themeFill="accent5" w:themeFillTint="7F"/>
       </w:tcPr>
@@ -9170,12 +9284,12 @@
       <w:tblStyleColBandSize w:val="1"/>
       <w:tblInd w:w="0" w:type="dxa"/>
       <w:tblBorders>
-        <w:top w:val="single" w:sz="8" w:space="0" w:color="FFFFFF" w:themeColor="background1"/>
-        <w:left w:val="single" w:sz="8" w:space="0" w:color="FFFFFF" w:themeColor="background1"/>
-        <w:bottom w:val="single" w:sz="8" w:space="0" w:color="FFFFFF" w:themeColor="background1"/>
-        <w:right w:val="single" w:sz="8" w:space="0" w:color="FFFFFF" w:themeColor="background1"/>
-        <w:insideH w:val="single" w:sz="6" w:space="0" w:color="FFFFFF" w:themeColor="background1"/>
-        <w:insideV w:val="single" w:sz="6" w:space="0" w:color="FFFFFF" w:themeColor="background1"/>
+        <w:top w:val="single" w:color="FFFFFF" w:themeColor="background1" w:sz="8" w:space="0"/>
+        <w:left w:val="single" w:color="FFFFFF" w:themeColor="background1" w:sz="8" w:space="0"/>
+        <w:bottom w:val="single" w:color="FFFFFF" w:themeColor="background1" w:sz="8" w:space="0"/>
+        <w:right w:val="single" w:color="FFFFFF" w:themeColor="background1" w:sz="8" w:space="0"/>
+        <w:insideH w:val="single" w:color="FFFFFF" w:themeColor="background1" w:sz="6" w:space="0"/>
+        <w:insideV w:val="single" w:color="FFFFFF" w:themeColor="background1" w:sz="6" w:space="0"/>
       </w:tblBorders>
       <w:tblCellMar>
         <w:top w:w="0" w:type="dxa"/>
@@ -9198,12 +9312,12 @@
       <w:tblPr/>
       <w:tcPr>
         <w:tcBorders>
-          <w:top w:val="single" w:sz="8" w:space="0" w:color="FFFFFF" w:themeColor="background1"/>
-          <w:left w:val="single" w:sz="8" w:space="0" w:color="FFFFFF" w:themeColor="background1"/>
-          <w:bottom w:val="single" w:sz="24" w:space="0" w:color="FFFFFF" w:themeColor="background1"/>
-          <w:right w:val="single" w:sz="8" w:space="0" w:color="FFFFFF" w:themeColor="background1"/>
-          <w:insideH w:val="nil"/>
-          <w:insideV w:val="single" w:sz="8" w:space="0" w:color="FFFFFF" w:themeColor="background1"/>
+          <w:top w:val="single" w:color="FFFFFF" w:themeColor="background1" w:sz="8" w:space="0"/>
+          <w:left w:val="single" w:color="FFFFFF" w:themeColor="background1" w:sz="8" w:space="0"/>
+          <w:bottom w:val="single" w:color="FFFFFF" w:themeColor="background1" w:sz="24" w:space="0"/>
+          <w:right w:val="single" w:color="FFFFFF" w:themeColor="background1" w:sz="8" w:space="0"/>
+          <w:insideH w:val="nil"/>
+          <w:insideV w:val="single" w:color="FFFFFF" w:themeColor="background1" w:sz="8" w:space="0"/>
         </w:tcBorders>
         <w:shd w:val="clear" w:color="auto" w:fill="F79646" w:themeFill="accent6"/>
       </w:tcPr>
@@ -9219,12 +9333,12 @@
       <w:tblPr/>
       <w:tcPr>
         <w:tcBorders>
-          <w:top w:val="single" w:sz="24" w:space="0" w:color="FFFFFF" w:themeColor="background1"/>
-          <w:left w:val="single" w:sz="8" w:space="0" w:color="FFFFFF" w:themeColor="background1"/>
-          <w:bottom w:val="single" w:sz="8" w:space="0" w:color="FFFFFF" w:themeColor="background1"/>
-          <w:right w:val="single" w:sz="8" w:space="0" w:color="FFFFFF" w:themeColor="background1"/>
-          <w:insideH w:val="nil"/>
-          <w:insideV w:val="single" w:sz="8" w:space="0" w:color="FFFFFF" w:themeColor="background1"/>
+          <w:top w:val="single" w:color="FFFFFF" w:themeColor="background1" w:sz="24" w:space="0"/>
+          <w:left w:val="single" w:color="FFFFFF" w:themeColor="background1" w:sz="8" w:space="0"/>
+          <w:bottom w:val="single" w:color="FFFFFF" w:themeColor="background1" w:sz="8" w:space="0"/>
+          <w:right w:val="single" w:color="FFFFFF" w:themeColor="background1" w:sz="8" w:space="0"/>
+          <w:insideH w:val="nil"/>
+          <w:insideV w:val="single" w:color="FFFFFF" w:themeColor="background1" w:sz="8" w:space="0"/>
         </w:tcBorders>
         <w:shd w:val="clear" w:color="auto" w:fill="F79646" w:themeFill="accent6"/>
       </w:tcPr>
@@ -9240,8 +9354,8 @@
       <w:tblPr/>
       <w:tcPr>
         <w:tcBorders>
-          <w:left w:val="single" w:sz="8" w:space="0" w:color="FFFFFF" w:themeColor="background1"/>
-          <w:right w:val="single" w:sz="24" w:space="0" w:color="FFFFFF" w:themeColor="background1"/>
+          <w:left w:val="single" w:color="FFFFFF" w:themeColor="background1" w:sz="8" w:space="0"/>
+          <w:right w:val="single" w:color="FFFFFF" w:themeColor="background1" w:sz="24" w:space="0"/>
           <w:insideH w:val="nil"/>
           <w:insideV w:val="nil"/>
         </w:tcBorders>
@@ -9260,7 +9374,7 @@
       <w:tcPr>
         <w:tcBorders>
           <w:top w:val="nil"/>
-          <w:left w:val="single" w:sz="24" w:space="0" w:color="FFFFFF" w:themeColor="background1"/>
+          <w:left w:val="single" w:color="FFFFFF" w:themeColor="background1" w:sz="24" w:space="0"/>
           <w:bottom w:val="nil"/>
           <w:right w:val="nil"/>
           <w:insideH w:val="nil"/>
@@ -9273,10 +9387,10 @@
       <w:tblPr/>
       <w:tcPr>
         <w:tcBorders>
-          <w:top w:val="single" w:sz="8" w:space="0" w:color="FFFFFF" w:themeColor="background1"/>
-          <w:left w:val="single" w:sz="8" w:space="0" w:color="FFFFFF" w:themeColor="background1"/>
-          <w:bottom w:val="single" w:sz="8" w:space="0" w:color="FFFFFF" w:themeColor="background1"/>
-          <w:right w:val="single" w:sz="8" w:space="0" w:color="FFFFFF" w:themeColor="background1"/>
+          <w:top w:val="single" w:color="FFFFFF" w:themeColor="background1" w:sz="8" w:space="0"/>
+          <w:left w:val="single" w:color="FFFFFF" w:themeColor="background1" w:sz="8" w:space="0"/>
+          <w:bottom w:val="single" w:color="FFFFFF" w:themeColor="background1" w:sz="8" w:space="0"/>
+          <w:right w:val="single" w:color="FFFFFF" w:themeColor="background1" w:sz="8" w:space="0"/>
           <w:insideH w:val="nil"/>
           <w:insideV w:val="nil"/>
         </w:tcBorders>
@@ -9287,12 +9401,12 @@
       <w:tblPr/>
       <w:tcPr>
         <w:tcBorders>
-          <w:top w:val="single" w:sz="8" w:space="0" w:color="FFFFFF" w:themeColor="background1"/>
-          <w:left w:val="single" w:sz="8" w:space="0" w:color="FFFFFF" w:themeColor="background1"/>
-          <w:bottom w:val="single" w:sz="8" w:space="0" w:color="FFFFFF" w:themeColor="background1"/>
-          <w:right w:val="single" w:sz="8" w:space="0" w:color="FFFFFF" w:themeColor="background1"/>
-          <w:insideH w:val="single" w:sz="8" w:space="0" w:color="FFFFFF" w:themeColor="background1"/>
-          <w:insideV w:val="single" w:sz="8" w:space="0" w:color="FFFFFF" w:themeColor="background1"/>
+          <w:top w:val="single" w:color="FFFFFF" w:themeColor="background1" w:sz="8" w:space="0"/>
+          <w:left w:val="single" w:color="FFFFFF" w:themeColor="background1" w:sz="8" w:space="0"/>
+          <w:bottom w:val="single" w:color="FFFFFF" w:themeColor="background1" w:sz="8" w:space="0"/>
+          <w:right w:val="single" w:color="FFFFFF" w:themeColor="background1" w:sz="8" w:space="0"/>
+          <w:insideH w:val="single" w:color="FFFFFF" w:themeColor="background1" w:sz="8" w:space="0"/>
+          <w:insideV w:val="single" w:color="FFFFFF" w:themeColor="background1" w:sz="8" w:space="0"/>
         </w:tcBorders>
         <w:shd w:val="clear" w:color="auto" w:fill="FBCAA2" w:themeFill="accent6" w:themeFillTint="7F"/>
       </w:tcPr>
@@ -9333,7 +9447,7 @@
         <w:tcBorders>
           <w:top w:val="nil"/>
           <w:left w:val="nil"/>
-          <w:bottom w:val="single" w:sz="18" w:space="0" w:color="FFFFFF" w:themeColor="background1"/>
+          <w:bottom w:val="single" w:color="FFFFFF" w:themeColor="background1" w:sz="18" w:space="0"/>
           <w:right w:val="nil"/>
           <w:insideH w:val="nil"/>
           <w:insideV w:val="nil"/>
@@ -9345,7 +9459,7 @@
       <w:tblPr/>
       <w:tcPr>
         <w:tcBorders>
-          <w:top w:val="single" w:sz="18" w:space="0" w:color="FFFFFF" w:themeColor="background1"/>
+          <w:top w:val="single" w:color="FFFFFF" w:themeColor="background1" w:sz="18" w:space="0"/>
           <w:left w:val="nil"/>
           <w:bottom w:val="nil"/>
           <w:right w:val="nil"/>
@@ -9362,7 +9476,7 @@
           <w:top w:val="nil"/>
           <w:left w:val="nil"/>
           <w:bottom w:val="nil"/>
-          <w:right w:val="single" w:sz="18" w:space="0" w:color="FFFFFF" w:themeColor="background1"/>
+          <w:right w:val="single" w:color="FFFFFF" w:themeColor="background1" w:sz="18" w:space="0"/>
           <w:insideH w:val="nil"/>
           <w:insideV w:val="nil"/>
         </w:tcBorders>
@@ -9374,7 +9488,7 @@
       <w:tcPr>
         <w:tcBorders>
           <w:top w:val="nil"/>
-          <w:left w:val="single" w:sz="18" w:space="0" w:color="FFFFFF" w:themeColor="background1"/>
+          <w:left w:val="single" w:color="FFFFFF" w:themeColor="background1" w:sz="18" w:space="0"/>
           <w:bottom w:val="nil"/>
           <w:right w:val="nil"/>
           <w:insideH w:val="nil"/>
@@ -9447,7 +9561,7 @@
         <w:tcBorders>
           <w:top w:val="nil"/>
           <w:left w:val="nil"/>
-          <w:bottom w:val="single" w:sz="18" w:space="0" w:color="FFFFFF" w:themeColor="background1"/>
+          <w:bottom w:val="single" w:color="FFFFFF" w:themeColor="background1" w:sz="18" w:space="0"/>
           <w:right w:val="nil"/>
           <w:insideH w:val="nil"/>
           <w:insideV w:val="nil"/>
@@ -9459,7 +9573,7 @@
       <w:tblPr/>
       <w:tcPr>
         <w:tcBorders>
-          <w:top w:val="single" w:sz="18" w:space="0" w:color="FFFFFF" w:themeColor="background1"/>
+          <w:top w:val="single" w:color="FFFFFF" w:themeColor="background1" w:sz="18" w:space="0"/>
           <w:left w:val="nil"/>
           <w:bottom w:val="nil"/>
           <w:right w:val="nil"/>
@@ -9476,7 +9590,7 @@
           <w:top w:val="nil"/>
           <w:left w:val="nil"/>
           <w:bottom w:val="nil"/>
-          <w:right w:val="single" w:sz="18" w:space="0" w:color="FFFFFF" w:themeColor="background1"/>
+          <w:right w:val="single" w:color="FFFFFF" w:themeColor="background1" w:sz="18" w:space="0"/>
           <w:insideH w:val="nil"/>
           <w:insideV w:val="nil"/>
         </w:tcBorders>
@@ -9488,7 +9602,7 @@
       <w:tcPr>
         <w:tcBorders>
           <w:top w:val="nil"/>
-          <w:left w:val="single" w:sz="18" w:space="0" w:color="FFFFFF" w:themeColor="background1"/>
+          <w:left w:val="single" w:color="FFFFFF" w:themeColor="background1" w:sz="18" w:space="0"/>
           <w:bottom w:val="nil"/>
           <w:right w:val="nil"/>
           <w:insideH w:val="nil"/>
@@ -9561,7 +9675,7 @@
         <w:tcBorders>
           <w:top w:val="nil"/>
           <w:left w:val="nil"/>
-          <w:bottom w:val="single" w:sz="18" w:space="0" w:color="FFFFFF" w:themeColor="background1"/>
+          <w:bottom w:val="single" w:color="FFFFFF" w:themeColor="background1" w:sz="18" w:space="0"/>
           <w:right w:val="nil"/>
           <w:insideH w:val="nil"/>
           <w:insideV w:val="nil"/>
@@ -9573,7 +9687,7 @@
       <w:tblPr/>
       <w:tcPr>
         <w:tcBorders>
-          <w:top w:val="single" w:sz="18" w:space="0" w:color="FFFFFF" w:themeColor="background1"/>
+          <w:top w:val="single" w:color="FFFFFF" w:themeColor="background1" w:sz="18" w:space="0"/>
           <w:left w:val="nil"/>
           <w:bottom w:val="nil"/>
           <w:right w:val="nil"/>
@@ -9590,7 +9704,7 @@
           <w:top w:val="nil"/>
           <w:left w:val="nil"/>
           <w:bottom w:val="nil"/>
-          <w:right w:val="single" w:sz="18" w:space="0" w:color="FFFFFF" w:themeColor="background1"/>
+          <w:right w:val="single" w:color="FFFFFF" w:themeColor="background1" w:sz="18" w:space="0"/>
           <w:insideH w:val="nil"/>
           <w:insideV w:val="nil"/>
         </w:tcBorders>
@@ -9602,7 +9716,7 @@
       <w:tcPr>
         <w:tcBorders>
           <w:top w:val="nil"/>
-          <w:left w:val="single" w:sz="18" w:space="0" w:color="FFFFFF" w:themeColor="background1"/>
+          <w:left w:val="single" w:color="FFFFFF" w:themeColor="background1" w:sz="18" w:space="0"/>
           <w:bottom w:val="nil"/>
           <w:right w:val="nil"/>
           <w:insideH w:val="nil"/>
@@ -9675,7 +9789,7 @@
         <w:tcBorders>
           <w:top w:val="nil"/>
           <w:left w:val="nil"/>
-          <w:bottom w:val="single" w:sz="18" w:space="0" w:color="FFFFFF" w:themeColor="background1"/>
+          <w:bottom w:val="single" w:color="FFFFFF" w:themeColor="background1" w:sz="18" w:space="0"/>
           <w:right w:val="nil"/>
           <w:insideH w:val="nil"/>
           <w:insideV w:val="nil"/>
@@ -9687,7 +9801,7 @@
       <w:tblPr/>
       <w:tcPr>
         <w:tcBorders>
-          <w:top w:val="single" w:sz="18" w:space="0" w:color="FFFFFF" w:themeColor="background1"/>
+          <w:top w:val="single" w:color="FFFFFF" w:themeColor="background1" w:sz="18" w:space="0"/>
           <w:left w:val="nil"/>
           <w:bottom w:val="nil"/>
           <w:right w:val="nil"/>
@@ -9704,7 +9818,7 @@
           <w:top w:val="nil"/>
           <w:left w:val="nil"/>
           <w:bottom w:val="nil"/>
-          <w:right w:val="single" w:sz="18" w:space="0" w:color="FFFFFF" w:themeColor="background1"/>
+          <w:right w:val="single" w:color="FFFFFF" w:themeColor="background1" w:sz="18" w:space="0"/>
           <w:insideH w:val="nil"/>
           <w:insideV w:val="nil"/>
         </w:tcBorders>
@@ -9716,7 +9830,7 @@
       <w:tcPr>
         <w:tcBorders>
           <w:top w:val="nil"/>
-          <w:left w:val="single" w:sz="18" w:space="0" w:color="FFFFFF" w:themeColor="background1"/>
+          <w:left w:val="single" w:color="FFFFFF" w:themeColor="background1" w:sz="18" w:space="0"/>
           <w:bottom w:val="nil"/>
           <w:right w:val="nil"/>
           <w:insideH w:val="nil"/>
@@ -9789,7 +9903,7 @@
         <w:tcBorders>
           <w:top w:val="nil"/>
           <w:left w:val="nil"/>
-          <w:bottom w:val="single" w:sz="18" w:space="0" w:color="FFFFFF" w:themeColor="background1"/>
+          <w:bottom w:val="single" w:color="FFFFFF" w:themeColor="background1" w:sz="18" w:space="0"/>
           <w:right w:val="nil"/>
           <w:insideH w:val="nil"/>
           <w:insideV w:val="nil"/>
@@ -9801,7 +9915,7 @@
       <w:tblPr/>
       <w:tcPr>
         <w:tcBorders>
-          <w:top w:val="single" w:sz="18" w:space="0" w:color="FFFFFF" w:themeColor="background1"/>
+          <w:top w:val="single" w:color="FFFFFF" w:themeColor="background1" w:sz="18" w:space="0"/>
           <w:left w:val="nil"/>
           <w:bottom w:val="nil"/>
           <w:right w:val="nil"/>
@@ -9818,7 +9932,7 @@
           <w:top w:val="nil"/>
           <w:left w:val="nil"/>
           <w:bottom w:val="nil"/>
-          <w:right w:val="single" w:sz="18" w:space="0" w:color="FFFFFF" w:themeColor="background1"/>
+          <w:right w:val="single" w:color="FFFFFF" w:themeColor="background1" w:sz="18" w:space="0"/>
           <w:insideH w:val="nil"/>
           <w:insideV w:val="nil"/>
         </w:tcBorders>
@@ -9830,7 +9944,7 @@
       <w:tcPr>
         <w:tcBorders>
           <w:top w:val="nil"/>
-          <w:left w:val="single" w:sz="18" w:space="0" w:color="FFFFFF" w:themeColor="background1"/>
+          <w:left w:val="single" w:color="FFFFFF" w:themeColor="background1" w:sz="18" w:space="0"/>
           <w:bottom w:val="nil"/>
           <w:right w:val="nil"/>
           <w:insideH w:val="nil"/>
@@ -9903,7 +10017,7 @@
         <w:tcBorders>
           <w:top w:val="nil"/>
           <w:left w:val="nil"/>
-          <w:bottom w:val="single" w:sz="18" w:space="0" w:color="FFFFFF" w:themeColor="background1"/>
+          <w:bottom w:val="single" w:color="FFFFFF" w:themeColor="background1" w:sz="18" w:space="0"/>
           <w:right w:val="nil"/>
           <w:insideH w:val="nil"/>
           <w:insideV w:val="nil"/>
@@ -9915,7 +10029,7 @@
       <w:tblPr/>
       <w:tcPr>
         <w:tcBorders>
-          <w:top w:val="single" w:sz="18" w:space="0" w:color="FFFFFF" w:themeColor="background1"/>
+          <w:top w:val="single" w:color="FFFFFF" w:themeColor="background1" w:sz="18" w:space="0"/>
           <w:left w:val="nil"/>
           <w:bottom w:val="nil"/>
           <w:right w:val="nil"/>
@@ -9932,7 +10046,7 @@
           <w:top w:val="nil"/>
           <w:left w:val="nil"/>
           <w:bottom w:val="nil"/>
-          <w:right w:val="single" w:sz="18" w:space="0" w:color="FFFFFF" w:themeColor="background1"/>
+          <w:right w:val="single" w:color="FFFFFF" w:themeColor="background1" w:sz="18" w:space="0"/>
           <w:insideH w:val="nil"/>
           <w:insideV w:val="nil"/>
         </w:tcBorders>
@@ -9944,7 +10058,7 @@
       <w:tcPr>
         <w:tcBorders>
           <w:top w:val="nil"/>
-          <w:left w:val="single" w:sz="18" w:space="0" w:color="FFFFFF" w:themeColor="background1"/>
+          <w:left w:val="single" w:color="FFFFFF" w:themeColor="background1" w:sz="18" w:space="0"/>
           <w:bottom w:val="nil"/>
           <w:right w:val="nil"/>
           <w:insideH w:val="nil"/>
@@ -10017,7 +10131,7 @@
         <w:tcBorders>
           <w:top w:val="nil"/>
           <w:left w:val="nil"/>
-          <w:bottom w:val="single" w:sz="18" w:space="0" w:color="FFFFFF" w:themeColor="background1"/>
+          <w:bottom w:val="single" w:color="FFFFFF" w:themeColor="background1" w:sz="18" w:space="0"/>
           <w:right w:val="nil"/>
           <w:insideH w:val="nil"/>
           <w:insideV w:val="nil"/>
@@ -10029,7 +10143,7 @@
       <w:tblPr/>
       <w:tcPr>
         <w:tcBorders>
-          <w:top w:val="single" w:sz="18" w:space="0" w:color="FFFFFF" w:themeColor="background1"/>
+          <w:top w:val="single" w:color="FFFFFF" w:themeColor="background1" w:sz="18" w:space="0"/>
           <w:left w:val="nil"/>
           <w:bottom w:val="nil"/>
           <w:right w:val="nil"/>
@@ -10046,7 +10160,7 @@
           <w:top w:val="nil"/>
           <w:left w:val="nil"/>
           <w:bottom w:val="nil"/>
-          <w:right w:val="single" w:sz="18" w:space="0" w:color="FFFFFF" w:themeColor="background1"/>
+          <w:right w:val="single" w:color="FFFFFF" w:themeColor="background1" w:sz="18" w:space="0"/>
           <w:insideH w:val="nil"/>
           <w:insideV w:val="nil"/>
         </w:tcBorders>
@@ -10058,7 +10172,7 @@
       <w:tcPr>
         <w:tcBorders>
           <w:top w:val="nil"/>
-          <w:left w:val="single" w:sz="18" w:space="0" w:color="FFFFFF" w:themeColor="background1"/>
+          <w:left w:val="single" w:color="FFFFFF" w:themeColor="background1" w:sz="18" w:space="0"/>
           <w:bottom w:val="nil"/>
           <w:right w:val="nil"/>
           <w:insideH w:val="nil"/>
@@ -10112,12 +10226,12 @@
       <w:tblStyleColBandSize w:val="1"/>
       <w:tblInd w:w="0" w:type="dxa"/>
       <w:tblBorders>
-        <w:top w:val="single" w:sz="24" w:space="0" w:color="C0504D" w:themeColor="accent2"/>
-        <w:left w:val="single" w:sz="4" w:space="0" w:color="000000" w:themeColor="text1"/>
-        <w:bottom w:val="single" w:sz="4" w:space="0" w:color="000000" w:themeColor="text1"/>
-        <w:right w:val="single" w:sz="4" w:space="0" w:color="000000" w:themeColor="text1"/>
-        <w:insideH w:val="single" w:sz="4" w:space="0" w:color="FFFFFF" w:themeColor="background1"/>
-        <w:insideV w:val="single" w:sz="4" w:space="0" w:color="FFFFFF" w:themeColor="background1"/>
+        <w:top w:val="single" w:color="C0504D" w:themeColor="accent2" w:sz="24" w:space="0"/>
+        <w:left w:val="single" w:color="000000" w:themeColor="text1" w:sz="4" w:space="0"/>
+        <w:bottom w:val="single" w:color="000000" w:themeColor="text1" w:sz="4" w:space="0"/>
+        <w:right w:val="single" w:color="000000" w:themeColor="text1" w:sz="4" w:space="0"/>
+        <w:insideH w:val="single" w:color="FFFFFF" w:themeColor="background1" w:sz="4" w:space="0"/>
+        <w:insideV w:val="single" w:color="FFFFFF" w:themeColor="background1" w:sz="4" w:space="0"/>
       </w:tblBorders>
       <w:tblCellMar>
         <w:top w:w="0" w:type="dxa"/>
@@ -10139,7 +10253,7 @@
         <w:tcBorders>
           <w:top w:val="nil"/>
           <w:left w:val="nil"/>
-          <w:bottom w:val="single" w:sz="24" w:space="0" w:color="C0504D" w:themeColor="accent2"/>
+          <w:bottom w:val="single" w:color="C0504D" w:themeColor="accent2" w:sz="24" w:space="0"/>
           <w:right w:val="nil"/>
           <w:insideH w:val="nil"/>
           <w:insideV w:val="nil"/>
@@ -10156,7 +10270,7 @@
       <w:tblPr/>
       <w:tcPr>
         <w:tcBorders>
-          <w:top w:val="single" w:sz="6" w:space="0" w:color="FFFFFF" w:themeColor="background1"/>
+          <w:top w:val="single" w:color="FFFFFF" w:themeColor="background1" w:sz="6" w:space="0"/>
         </w:tcBorders>
         <w:shd w:val="clear" w:color="auto" w:fill="000000" w:themeFill="text1" w:themeFillShade="99"/>
       </w:tcPr>
@@ -10172,7 +10286,7 @@
           <w:left w:val="nil"/>
           <w:bottom w:val="nil"/>
           <w:right w:val="nil"/>
-          <w:insideH w:val="single" w:sz="4" w:space="0" w:color="000000" w:themeColor="text1" w:themeShade="99"/>
+          <w:insideH w:val="single" w:color="000000" w:themeColor="text1" w:themeShade="99" w:sz="4" w:space="0"/>
           <w:insideV w:val="nil"/>
         </w:tcBorders>
         <w:shd w:val="clear" w:color="auto" w:fill="000000" w:themeFill="text1" w:themeFillShade="99"/>
@@ -10234,12 +10348,12 @@
       <w:tblStyleColBandSize w:val="1"/>
       <w:tblInd w:w="0" w:type="dxa"/>
       <w:tblBorders>
-        <w:top w:val="single" w:sz="24" w:space="0" w:color="C0504D" w:themeColor="accent2"/>
-        <w:left w:val="single" w:sz="4" w:space="0" w:color="4F81BD" w:themeColor="accent1"/>
-        <w:bottom w:val="single" w:sz="4" w:space="0" w:color="4F81BD" w:themeColor="accent1"/>
-        <w:right w:val="single" w:sz="4" w:space="0" w:color="4F81BD" w:themeColor="accent1"/>
-        <w:insideH w:val="single" w:sz="4" w:space="0" w:color="FFFFFF" w:themeColor="background1"/>
-        <w:insideV w:val="single" w:sz="4" w:space="0" w:color="FFFFFF" w:themeColor="background1"/>
+        <w:top w:val="single" w:color="C0504D" w:themeColor="accent2" w:sz="24" w:space="0"/>
+        <w:left w:val="single" w:color="4F81BD" w:themeColor="accent1" w:sz="4" w:space="0"/>
+        <w:bottom w:val="single" w:color="4F81BD" w:themeColor="accent1" w:sz="4" w:space="0"/>
+        <w:right w:val="single" w:color="4F81BD" w:themeColor="accent1" w:sz="4" w:space="0"/>
+        <w:insideH w:val="single" w:color="FFFFFF" w:themeColor="background1" w:sz="4" w:space="0"/>
+        <w:insideV w:val="single" w:color="FFFFFF" w:themeColor="background1" w:sz="4" w:space="0"/>
       </w:tblBorders>
       <w:tblCellMar>
         <w:top w:w="0" w:type="dxa"/>
@@ -10261,7 +10375,7 @@
         <w:tcBorders>
           <w:top w:val="nil"/>
           <w:left w:val="nil"/>
-          <w:bottom w:val="single" w:sz="24" w:space="0" w:color="C0504D" w:themeColor="accent2"/>
+          <w:bottom w:val="single" w:color="C0504D" w:themeColor="accent2" w:sz="24" w:space="0"/>
           <w:right w:val="nil"/>
           <w:insideH w:val="nil"/>
           <w:insideV w:val="nil"/>
@@ -10278,7 +10392,7 @@
       <w:tblPr/>
       <w:tcPr>
         <w:tcBorders>
-          <w:top w:val="single" w:sz="6" w:space="0" w:color="FFFFFF" w:themeColor="background1"/>
+          <w:top w:val="single" w:color="FFFFFF" w:themeColor="background1" w:sz="6" w:space="0"/>
         </w:tcBorders>
         <w:shd w:val="clear" w:color="auto" w:fill="2C4C74" w:themeFill="accent1" w:themeFillShade="99"/>
       </w:tcPr>
@@ -10294,7 +10408,7 @@
           <w:left w:val="nil"/>
           <w:bottom w:val="nil"/>
           <w:right w:val="nil"/>
-          <w:insideH w:val="single" w:sz="4" w:space="0" w:color="2C4C74" w:themeColor="accent1" w:themeShade="99"/>
+          <w:insideH w:val="single" w:color="2C4C74" w:themeColor="accent1" w:themeShade="99" w:sz="4" w:space="0"/>
           <w:insideV w:val="nil"/>
         </w:tcBorders>
         <w:shd w:val="clear" w:color="auto" w:fill="2C4C74" w:themeFill="accent1" w:themeFillShade="99"/>
@@ -10356,12 +10470,12 @@
       <w:tblStyleColBandSize w:val="1"/>
       <w:tblInd w:w="0" w:type="dxa"/>
       <w:tblBorders>
-        <w:top w:val="single" w:sz="24" w:space="0" w:color="C0504D" w:themeColor="accent2"/>
-        <w:left w:val="single" w:sz="4" w:space="0" w:color="C0504D" w:themeColor="accent2"/>
-        <w:bottom w:val="single" w:sz="4" w:space="0" w:color="C0504D" w:themeColor="accent2"/>
-        <w:right w:val="single" w:sz="4" w:space="0" w:color="C0504D" w:themeColor="accent2"/>
-        <w:insideH w:val="single" w:sz="4" w:space="0" w:color="FFFFFF" w:themeColor="background1"/>
-        <w:insideV w:val="single" w:sz="4" w:space="0" w:color="FFFFFF" w:themeColor="background1"/>
+        <w:top w:val="single" w:color="C0504D" w:themeColor="accent2" w:sz="24" w:space="0"/>
+        <w:left w:val="single" w:color="C0504D" w:themeColor="accent2" w:sz="4" w:space="0"/>
+        <w:bottom w:val="single" w:color="C0504D" w:themeColor="accent2" w:sz="4" w:space="0"/>
+        <w:right w:val="single" w:color="C0504D" w:themeColor="accent2" w:sz="4" w:space="0"/>
+        <w:insideH w:val="single" w:color="FFFFFF" w:themeColor="background1" w:sz="4" w:space="0"/>
+        <w:insideV w:val="single" w:color="FFFFFF" w:themeColor="background1" w:sz="4" w:space="0"/>
       </w:tblBorders>
       <w:tblCellMar>
         <w:top w:w="0" w:type="dxa"/>
@@ -10383,7 +10497,7 @@
         <w:tcBorders>
           <w:top w:val="nil"/>
           <w:left w:val="nil"/>
-          <w:bottom w:val="single" w:sz="24" w:space="0" w:color="C0504D" w:themeColor="accent2"/>
+          <w:bottom w:val="single" w:color="C0504D" w:themeColor="accent2" w:sz="24" w:space="0"/>
           <w:right w:val="nil"/>
           <w:insideH w:val="nil"/>
           <w:insideV w:val="nil"/>
@@ -10400,7 +10514,7 @@
       <w:tblPr/>
       <w:tcPr>
         <w:tcBorders>
-          <w:top w:val="single" w:sz="6" w:space="0" w:color="FFFFFF" w:themeColor="background1"/>
+          <w:top w:val="single" w:color="FFFFFF" w:themeColor="background1" w:sz="6" w:space="0"/>
         </w:tcBorders>
         <w:shd w:val="clear" w:color="auto" w:fill="772C2A" w:themeFill="accent2" w:themeFillShade="99"/>
       </w:tcPr>
@@ -10416,7 +10530,7 @@
           <w:left w:val="nil"/>
           <w:bottom w:val="nil"/>
           <w:right w:val="nil"/>
-          <w:insideH w:val="single" w:sz="4" w:space="0" w:color="772C2A" w:themeColor="accent2" w:themeShade="99"/>
+          <w:insideH w:val="single" w:color="772C2A" w:themeColor="accent2" w:themeShade="99" w:sz="4" w:space="0"/>
           <w:insideV w:val="nil"/>
         </w:tcBorders>
         <w:shd w:val="clear" w:color="auto" w:fill="772C2A" w:themeFill="accent2" w:themeFillShade="99"/>
@@ -10478,12 +10592,12 @@
       <w:tblStyleColBandSize w:val="1"/>
       <w:tblInd w:w="0" w:type="dxa"/>
       <w:tblBorders>
-        <w:top w:val="single" w:sz="24" w:space="0" w:color="8064A2" w:themeColor="accent4"/>
-        <w:left w:val="single" w:sz="4" w:space="0" w:color="9BBB59" w:themeColor="accent3"/>
-        <w:bottom w:val="single" w:sz="4" w:space="0" w:color="9BBB59" w:themeColor="accent3"/>
-        <w:right w:val="single" w:sz="4" w:space="0" w:color="9BBB59" w:themeColor="accent3"/>
-        <w:insideH w:val="single" w:sz="4" w:space="0" w:color="FFFFFF" w:themeColor="background1"/>
-        <w:insideV w:val="single" w:sz="4" w:space="0" w:color="FFFFFF" w:themeColor="background1"/>
+        <w:top w:val="single" w:color="8064A2" w:themeColor="accent4" w:sz="24" w:space="0"/>
+        <w:left w:val="single" w:color="9BBB59" w:themeColor="accent3" w:sz="4" w:space="0"/>
+        <w:bottom w:val="single" w:color="9BBB59" w:themeColor="accent3" w:sz="4" w:space="0"/>
+        <w:right w:val="single" w:color="9BBB59" w:themeColor="accent3" w:sz="4" w:space="0"/>
+        <w:insideH w:val="single" w:color="FFFFFF" w:themeColor="background1" w:sz="4" w:space="0"/>
+        <w:insideV w:val="single" w:color="FFFFFF" w:themeColor="background1" w:sz="4" w:space="0"/>
       </w:tblBorders>
       <w:tblCellMar>
         <w:top w:w="0" w:type="dxa"/>
@@ -10505,7 +10619,7 @@
         <w:tcBorders>
           <w:top w:val="nil"/>
           <w:left w:val="nil"/>
-          <w:bottom w:val="single" w:sz="24" w:space="0" w:color="8064A2" w:themeColor="accent4"/>
+          <w:bottom w:val="single" w:color="8064A2" w:themeColor="accent4" w:sz="24" w:space="0"/>
           <w:right w:val="nil"/>
           <w:insideH w:val="nil"/>
           <w:insideV w:val="nil"/>
@@ -10522,7 +10636,7 @@
       <w:tblPr/>
       <w:tcPr>
         <w:tcBorders>
-          <w:top w:val="single" w:sz="6" w:space="0" w:color="FFFFFF" w:themeColor="background1"/>
+          <w:top w:val="single" w:color="FFFFFF" w:themeColor="background1" w:sz="6" w:space="0"/>
         </w:tcBorders>
         <w:shd w:val="clear" w:color="auto" w:fill="5E7530" w:themeFill="accent3" w:themeFillShade="99"/>
       </w:tcPr>
@@ -10538,7 +10652,7 @@
           <w:left w:val="nil"/>
           <w:bottom w:val="nil"/>
           <w:right w:val="nil"/>
-          <w:insideH w:val="single" w:sz="4" w:space="0" w:color="5E7530" w:themeColor="accent3" w:themeShade="99"/>
+          <w:insideH w:val="single" w:color="5E7530" w:themeColor="accent3" w:themeShade="99" w:sz="4" w:space="0"/>
           <w:insideV w:val="nil"/>
         </w:tcBorders>
         <w:shd w:val="clear" w:color="auto" w:fill="5E7530" w:themeFill="accent3" w:themeFillShade="99"/>
@@ -10590,12 +10704,12 @@
       <w:tblStyleColBandSize w:val="1"/>
       <w:tblInd w:w="0" w:type="dxa"/>
       <w:tblBorders>
-        <w:top w:val="single" w:sz="24" w:space="0" w:color="9BBB59" w:themeColor="accent3"/>
-        <w:left w:val="single" w:sz="4" w:space="0" w:color="8064A2" w:themeColor="accent4"/>
-        <w:bottom w:val="single" w:sz="4" w:space="0" w:color="8064A2" w:themeColor="accent4"/>
-        <w:right w:val="single" w:sz="4" w:space="0" w:color="8064A2" w:themeColor="accent4"/>
-        <w:insideH w:val="single" w:sz="4" w:space="0" w:color="FFFFFF" w:themeColor="background1"/>
-        <w:insideV w:val="single" w:sz="4" w:space="0" w:color="FFFFFF" w:themeColor="background1"/>
+        <w:top w:val="single" w:color="9BBB59" w:themeColor="accent3" w:sz="24" w:space="0"/>
+        <w:left w:val="single" w:color="8064A2" w:themeColor="accent4" w:sz="4" w:space="0"/>
+        <w:bottom w:val="single" w:color="8064A2" w:themeColor="accent4" w:sz="4" w:space="0"/>
+        <w:right w:val="single" w:color="8064A2" w:themeColor="accent4" w:sz="4" w:space="0"/>
+        <w:insideH w:val="single" w:color="FFFFFF" w:themeColor="background1" w:sz="4" w:space="0"/>
+        <w:insideV w:val="single" w:color="FFFFFF" w:themeColor="background1" w:sz="4" w:space="0"/>
       </w:tblBorders>
       <w:tblCellMar>
         <w:top w:w="0" w:type="dxa"/>
@@ -10617,7 +10731,7 @@
         <w:tcBorders>
           <w:top w:val="nil"/>
           <w:left w:val="nil"/>
-          <w:bottom w:val="single" w:sz="24" w:space="0" w:color="9BBB59" w:themeColor="accent3"/>
+          <w:bottom w:val="single" w:color="9BBB59" w:themeColor="accent3" w:sz="24" w:space="0"/>
           <w:right w:val="nil"/>
           <w:insideH w:val="nil"/>
           <w:insideV w:val="nil"/>
@@ -10634,7 +10748,7 @@
       <w:tblPr/>
       <w:tcPr>
         <w:tcBorders>
-          <w:top w:val="single" w:sz="6" w:space="0" w:color="FFFFFF" w:themeColor="background1"/>
+          <w:top w:val="single" w:color="FFFFFF" w:themeColor="background1" w:sz="6" w:space="0"/>
         </w:tcBorders>
         <w:shd w:val="clear" w:color="auto" w:fill="4C3B62" w:themeFill="accent4" w:themeFillShade="99"/>
       </w:tcPr>
@@ -10650,7 +10764,7 @@
           <w:left w:val="nil"/>
           <w:bottom w:val="nil"/>
           <w:right w:val="nil"/>
-          <w:insideH w:val="single" w:sz="4" w:space="0" w:color="4C3B62" w:themeColor="accent4" w:themeShade="99"/>
+          <w:insideH w:val="single" w:color="4C3B62" w:themeColor="accent4" w:themeShade="99" w:sz="4" w:space="0"/>
           <w:insideV w:val="nil"/>
         </w:tcBorders>
         <w:shd w:val="clear" w:color="auto" w:fill="4C3B62" w:themeFill="accent4" w:themeFillShade="99"/>
@@ -10712,12 +10826,12 @@
       <w:tblStyleColBandSize w:val="1"/>
       <w:tblInd w:w="0" w:type="dxa"/>
       <w:tblBorders>
-        <w:top w:val="single" w:sz="24" w:space="0" w:color="F79646" w:themeColor="accent6"/>
-        <w:left w:val="single" w:sz="4" w:space="0" w:color="4BACC6" w:themeColor="accent5"/>
-        <w:bottom w:val="single" w:sz="4" w:space="0" w:color="4BACC6" w:themeColor="accent5"/>
-        <w:right w:val="single" w:sz="4" w:space="0" w:color="4BACC6" w:themeColor="accent5"/>
-        <w:insideH w:val="single" w:sz="4" w:space="0" w:color="FFFFFF" w:themeColor="background1"/>
-        <w:insideV w:val="single" w:sz="4" w:space="0" w:color="FFFFFF" w:themeColor="background1"/>
+        <w:top w:val="single" w:color="F79646" w:themeColor="accent6" w:sz="24" w:space="0"/>
+        <w:left w:val="single" w:color="4BACC6" w:themeColor="accent5" w:sz="4" w:space="0"/>
+        <w:bottom w:val="single" w:color="4BACC6" w:themeColor="accent5" w:sz="4" w:space="0"/>
+        <w:right w:val="single" w:color="4BACC6" w:themeColor="accent5" w:sz="4" w:space="0"/>
+        <w:insideH w:val="single" w:color="FFFFFF" w:themeColor="background1" w:sz="4" w:space="0"/>
+        <w:insideV w:val="single" w:color="FFFFFF" w:themeColor="background1" w:sz="4" w:space="0"/>
       </w:tblBorders>
       <w:tblCellMar>
         <w:top w:w="0" w:type="dxa"/>
@@ -10739,7 +10853,7 @@
         <w:tcBorders>
           <w:top w:val="nil"/>
           <w:left w:val="nil"/>
-          <w:bottom w:val="single" w:sz="24" w:space="0" w:color="F79646" w:themeColor="accent6"/>
+          <w:bottom w:val="single" w:color="F79646" w:themeColor="accent6" w:sz="24" w:space="0"/>
           <w:right w:val="nil"/>
           <w:insideH w:val="nil"/>
           <w:insideV w:val="nil"/>
@@ -10756,7 +10870,7 @@
       <w:tblPr/>
       <w:tcPr>
         <w:tcBorders>
-          <w:top w:val="single" w:sz="6" w:space="0" w:color="FFFFFF" w:themeColor="background1"/>
+          <w:top w:val="single" w:color="FFFFFF" w:themeColor="background1" w:sz="6" w:space="0"/>
         </w:tcBorders>
         <w:shd w:val="clear" w:color="auto" w:fill="276A7C" w:themeFill="accent5" w:themeFillShade="99"/>
       </w:tcPr>
@@ -10772,7 +10886,7 @@
           <w:left w:val="nil"/>
           <w:bottom w:val="nil"/>
           <w:right w:val="nil"/>
-          <w:insideH w:val="single" w:sz="4" w:space="0" w:color="276A7C" w:themeColor="accent5" w:themeShade="99"/>
+          <w:insideH w:val="single" w:color="276A7C" w:themeColor="accent5" w:themeShade="99" w:sz="4" w:space="0"/>
           <w:insideV w:val="nil"/>
         </w:tcBorders>
         <w:shd w:val="clear" w:color="auto" w:fill="276A7C" w:themeFill="accent5" w:themeFillShade="99"/>
@@ -10834,12 +10948,12 @@
       <w:tblStyleColBandSize w:val="1"/>
       <w:tblInd w:w="0" w:type="dxa"/>
       <w:tblBorders>
-        <w:top w:val="single" w:sz="24" w:space="0" w:color="4BACC6" w:themeColor="accent5"/>
-        <w:left w:val="single" w:sz="4" w:space="0" w:color="F79646" w:themeColor="accent6"/>
-        <w:bottom w:val="single" w:sz="4" w:space="0" w:color="F79646" w:themeColor="accent6"/>
-        <w:right w:val="single" w:sz="4" w:space="0" w:color="F79646" w:themeColor="accent6"/>
-        <w:insideH w:val="single" w:sz="4" w:space="0" w:color="FFFFFF" w:themeColor="background1"/>
-        <w:insideV w:val="single" w:sz="4" w:space="0" w:color="FFFFFF" w:themeColor="background1"/>
+        <w:top w:val="single" w:color="4BACC6" w:themeColor="accent5" w:sz="24" w:space="0"/>
+        <w:left w:val="single" w:color="F79646" w:themeColor="accent6" w:sz="4" w:space="0"/>
+        <w:bottom w:val="single" w:color="F79646" w:themeColor="accent6" w:sz="4" w:space="0"/>
+        <w:right w:val="single" w:color="F79646" w:themeColor="accent6" w:sz="4" w:space="0"/>
+        <w:insideH w:val="single" w:color="FFFFFF" w:themeColor="background1" w:sz="4" w:space="0"/>
+        <w:insideV w:val="single" w:color="FFFFFF" w:themeColor="background1" w:sz="4" w:space="0"/>
       </w:tblBorders>
       <w:tblCellMar>
         <w:top w:w="0" w:type="dxa"/>
@@ -10861,7 +10975,7 @@
         <w:tcBorders>
           <w:top w:val="nil"/>
           <w:left w:val="nil"/>
-          <w:bottom w:val="single" w:sz="24" w:space="0" w:color="4BACC6" w:themeColor="accent5"/>
+          <w:bottom w:val="single" w:color="4BACC6" w:themeColor="accent5" w:sz="24" w:space="0"/>
           <w:right w:val="nil"/>
           <w:insideH w:val="nil"/>
           <w:insideV w:val="nil"/>
@@ -10878,7 +10992,7 @@
       <w:tblPr/>
       <w:tcPr>
         <w:tcBorders>
-          <w:top w:val="single" w:sz="6" w:space="0" w:color="FFFFFF" w:themeColor="background1"/>
+          <w:top w:val="single" w:color="FFFFFF" w:themeColor="background1" w:sz="6" w:space="0"/>
         </w:tcBorders>
         <w:shd w:val="clear" w:color="auto" w:fill="B65608" w:themeFill="accent6" w:themeFillShade="99"/>
       </w:tcPr>
@@ -10894,7 +11008,7 @@
           <w:left w:val="nil"/>
           <w:bottom w:val="nil"/>
           <w:right w:val="nil"/>
-          <w:insideH w:val="single" w:sz="4" w:space="0" w:color="B65608" w:themeColor="accent6" w:themeShade="99"/>
+          <w:insideH w:val="single" w:color="B65608" w:themeColor="accent6" w:themeShade="99" w:sz="4" w:space="0"/>
           <w:insideV w:val="nil"/>
         </w:tcBorders>
         <w:shd w:val="clear" w:color="auto" w:fill="B65608" w:themeFill="accent6" w:themeFillShade="99"/>
@@ -10974,7 +11088,7 @@
       <w:tblPr/>
       <w:tcPr>
         <w:tcBorders>
-          <w:bottom w:val="single" w:sz="12" w:space="0" w:color="FFFFFF" w:themeColor="background1"/>
+          <w:bottom w:val="single" w:color="FFFFFF" w:themeColor="background1" w:sz="12" w:space="0"/>
         </w:tcBorders>
         <w:shd w:val="clear" w:color="auto" w:fill="9E3A38" w:themeFill="accent2" w:themeFillShade="CC"/>
       </w:tcPr>
@@ -10988,7 +11102,7 @@
       <w:tblPr/>
       <w:tcPr>
         <w:tcBorders>
-          <w:top w:val="single" w:sz="12" w:space="0" w:color="000000" w:themeColor="text1"/>
+          <w:top w:val="single" w:color="000000" w:themeColor="text1" w:sz="12" w:space="0"/>
         </w:tcBorders>
         <w:shd w:val="clear" w:color="auto" w:fill="FFFFFF" w:themeFill="background1"/>
       </w:tcPr>
@@ -11060,7 +11174,7 @@
       <w:tblPr/>
       <w:tcPr>
         <w:tcBorders>
-          <w:bottom w:val="single" w:sz="12" w:space="0" w:color="FFFFFF" w:themeColor="background1"/>
+          <w:bottom w:val="single" w:color="FFFFFF" w:themeColor="background1" w:sz="12" w:space="0"/>
         </w:tcBorders>
         <w:shd w:val="clear" w:color="auto" w:fill="9E3A38" w:themeFill="accent2" w:themeFillShade="CC"/>
       </w:tcPr>
@@ -11074,7 +11188,7 @@
       <w:tblPr/>
       <w:tcPr>
         <w:tcBorders>
-          <w:top w:val="single" w:sz="12" w:space="0" w:color="000000" w:themeColor="text1"/>
+          <w:top w:val="single" w:color="000000" w:themeColor="text1" w:sz="12" w:space="0"/>
         </w:tcBorders>
         <w:shd w:val="clear" w:color="auto" w:fill="FFFFFF" w:themeFill="background1"/>
       </w:tcPr>
@@ -11146,7 +11260,7 @@
       <w:tblPr/>
       <w:tcPr>
         <w:tcBorders>
-          <w:bottom w:val="single" w:sz="12" w:space="0" w:color="FFFFFF" w:themeColor="background1"/>
+          <w:bottom w:val="single" w:color="FFFFFF" w:themeColor="background1" w:sz="12" w:space="0"/>
         </w:tcBorders>
         <w:shd w:val="clear" w:color="auto" w:fill="9E3A38" w:themeFill="accent2" w:themeFillShade="CC"/>
       </w:tcPr>
@@ -11160,7 +11274,7 @@
       <w:tblPr/>
       <w:tcPr>
         <w:tcBorders>
-          <w:top w:val="single" w:sz="12" w:space="0" w:color="000000" w:themeColor="text1"/>
+          <w:top w:val="single" w:color="000000" w:themeColor="text1" w:sz="12" w:space="0"/>
         </w:tcBorders>
         <w:shd w:val="clear" w:color="auto" w:fill="FFFFFF" w:themeFill="background1"/>
       </w:tcPr>
@@ -11232,7 +11346,7 @@
       <w:tblPr/>
       <w:tcPr>
         <w:tcBorders>
-          <w:bottom w:val="single" w:sz="12" w:space="0" w:color="FFFFFF" w:themeColor="background1"/>
+          <w:bottom w:val="single" w:color="FFFFFF" w:themeColor="background1" w:sz="12" w:space="0"/>
         </w:tcBorders>
         <w:shd w:val="clear" w:color="auto" w:fill="664E82" w:themeFill="accent4" w:themeFillShade="CC"/>
       </w:tcPr>
@@ -11246,7 +11360,7 @@
       <w:tblPr/>
       <w:tcPr>
         <w:tcBorders>
-          <w:top w:val="single" w:sz="12" w:space="0" w:color="000000" w:themeColor="text1"/>
+          <w:top w:val="single" w:color="000000" w:themeColor="text1" w:sz="12" w:space="0"/>
         </w:tcBorders>
         <w:shd w:val="clear" w:color="auto" w:fill="FFFFFF" w:themeFill="background1"/>
       </w:tcPr>
@@ -11318,7 +11432,7 @@
       <w:tblPr/>
       <w:tcPr>
         <w:tcBorders>
-          <w:bottom w:val="single" w:sz="12" w:space="0" w:color="FFFFFF" w:themeColor="background1"/>
+          <w:bottom w:val="single" w:color="FFFFFF" w:themeColor="background1" w:sz="12" w:space="0"/>
         </w:tcBorders>
         <w:shd w:val="clear" w:color="auto" w:fill="7E9C40" w:themeFill="accent3" w:themeFillShade="CC"/>
       </w:tcPr>
@@ -11332,7 +11446,7 @@
       <w:tblPr/>
       <w:tcPr>
         <w:tcBorders>
-          <w:top w:val="single" w:sz="12" w:space="0" w:color="000000" w:themeColor="text1"/>
+          <w:top w:val="single" w:color="000000" w:themeColor="text1" w:sz="12" w:space="0"/>
         </w:tcBorders>
         <w:shd w:val="clear" w:color="auto" w:fill="FFFFFF" w:themeFill="background1"/>
       </w:tcPr>
@@ -11404,7 +11518,7 @@
       <w:tblPr/>
       <w:tcPr>
         <w:tcBorders>
-          <w:bottom w:val="single" w:sz="12" w:space="0" w:color="FFFFFF" w:themeColor="background1"/>
+          <w:bottom w:val="single" w:color="FFFFFF" w:themeColor="background1" w:sz="12" w:space="0"/>
         </w:tcBorders>
         <w:shd w:val="clear" w:color="auto" w:fill="F2730A" w:themeFill="accent6" w:themeFillShade="CC"/>
       </w:tcPr>
@@ -11418,7 +11532,7 @@
       <w:tblPr/>
       <w:tcPr>
         <w:tcBorders>
-          <w:top w:val="single" w:sz="12" w:space="0" w:color="000000" w:themeColor="text1"/>
+          <w:top w:val="single" w:color="000000" w:themeColor="text1" w:sz="12" w:space="0"/>
         </w:tcBorders>
         <w:shd w:val="clear" w:color="auto" w:fill="FFFFFF" w:themeFill="background1"/>
       </w:tcPr>
@@ -11490,7 +11604,7 @@
       <w:tblPr/>
       <w:tcPr>
         <w:tcBorders>
-          <w:bottom w:val="single" w:sz="12" w:space="0" w:color="FFFFFF" w:themeColor="background1"/>
+          <w:bottom w:val="single" w:color="FFFFFF" w:themeColor="background1" w:sz="12" w:space="0"/>
         </w:tcBorders>
         <w:shd w:val="clear" w:color="auto" w:fill="348DA5" w:themeFill="accent5" w:themeFillShade="CC"/>
       </w:tcPr>
@@ -11504,7 +11618,7 @@
       <w:tblPr/>
       <w:tcPr>
         <w:tcBorders>
-          <w:top w:val="single" w:sz="12" w:space="0" w:color="000000" w:themeColor="text1"/>
+          <w:top w:val="single" w:color="000000" w:themeColor="text1" w:sz="12" w:space="0"/>
         </w:tcBorders>
         <w:shd w:val="clear" w:color="auto" w:fill="FFFFFF" w:themeFill="background1"/>
       </w:tcPr>
@@ -11558,7 +11672,7 @@
       <w:tblStyleColBandSize w:val="1"/>
       <w:tblInd w:w="0" w:type="dxa"/>
       <w:tblBorders>
-        <w:insideH w:val="single" w:sz="4" w:space="0" w:color="FFFFFF" w:themeColor="background1"/>
+        <w:insideH w:val="single" w:color="FFFFFF" w:themeColor="background1" w:sz="4" w:space="0"/>
       </w:tblBorders>
       <w:tblCellMar>
         <w:top w:w="0" w:type="dxa"/>
@@ -11638,7 +11752,7 @@
       <w:tblStyleColBandSize w:val="1"/>
       <w:tblInd w:w="0" w:type="dxa"/>
       <w:tblBorders>
-        <w:insideH w:val="single" w:sz="4" w:space="0" w:color="FFFFFF" w:themeColor="background1"/>
+        <w:insideH w:val="single" w:color="FFFFFF" w:themeColor="background1" w:sz="4" w:space="0"/>
       </w:tblBorders>
       <w:tblCellMar>
         <w:top w:w="0" w:type="dxa"/>
@@ -11718,7 +11832,7 @@
       <w:tblStyleColBandSize w:val="1"/>
       <w:tblInd w:w="0" w:type="dxa"/>
       <w:tblBorders>
-        <w:insideH w:val="single" w:sz="4" w:space="0" w:color="FFFFFF" w:themeColor="background1"/>
+        <w:insideH w:val="single" w:color="FFFFFF" w:themeColor="background1" w:sz="4" w:space="0"/>
       </w:tblBorders>
       <w:tblCellMar>
         <w:top w:w="0" w:type="dxa"/>
@@ -11798,7 +11912,7 @@
       <w:tblStyleColBandSize w:val="1"/>
       <w:tblInd w:w="0" w:type="dxa"/>
       <w:tblBorders>
-        <w:insideH w:val="single" w:sz="4" w:space="0" w:color="FFFFFF" w:themeColor="background1"/>
+        <w:insideH w:val="single" w:color="FFFFFF" w:themeColor="background1" w:sz="4" w:space="0"/>
       </w:tblBorders>
       <w:tblCellMar>
         <w:top w:w="0" w:type="dxa"/>
@@ -11878,7 +11992,7 @@
       <w:tblStyleColBandSize w:val="1"/>
       <w:tblInd w:w="0" w:type="dxa"/>
       <w:tblBorders>
-        <w:insideH w:val="single" w:sz="4" w:space="0" w:color="FFFFFF" w:themeColor="background1"/>
+        <w:insideH w:val="single" w:color="FFFFFF" w:themeColor="background1" w:sz="4" w:space="0"/>
       </w:tblBorders>
       <w:tblCellMar>
         <w:top w:w="0" w:type="dxa"/>
@@ -11958,7 +12072,7 @@
       <w:tblStyleColBandSize w:val="1"/>
       <w:tblInd w:w="0" w:type="dxa"/>
       <w:tblBorders>
-        <w:insideH w:val="single" w:sz="4" w:space="0" w:color="FFFFFF" w:themeColor="background1"/>
+        <w:insideH w:val="single" w:color="FFFFFF" w:themeColor="background1" w:sz="4" w:space="0"/>
       </w:tblBorders>
       <w:tblCellMar>
         <w:top w:w="0" w:type="dxa"/>
@@ -12038,7 +12152,7 @@
       <w:tblStyleColBandSize w:val="1"/>
       <w:tblInd w:w="0" w:type="dxa"/>
       <w:tblBorders>
-        <w:insideH w:val="single" w:sz="4" w:space="0" w:color="FFFFFF" w:themeColor="background1"/>
+        <w:insideH w:val="single" w:color="FFFFFF" w:themeColor="background1" w:sz="4" w:space="0"/>
       </w:tblBorders>
       <w:tblCellMar>
         <w:top w:w="0" w:type="dxa"/>
